--- a/제출_20260901/MSP_가상화폐거래소_운영체계_프로젝트기획안_최종.docx
+++ b/제출_20260901/MSP_가상화폐거래소_운영체계_프로젝트기획안_최종.docx
@@ -451,11 +451,7 @@
       </w:pPr>
       <w:r>
         <w:fldChar w:fldCharType="begin"/>
-      </w:r>
-      <w:r>
         <w:instrText>TOC \o "1-2" \h \z \u</w:instrText>
-      </w:r>
-      <w:r>
         <w:fldChar w:fldCharType="separate"/>
       </w:r>
     </w:p>
@@ -1437,8 +1433,6 @@
       </w:pPr>
       <w:r>
         <w:t>서비스 운영 -&gt; 관측 -&gt; 계층 판별 -&gt; Runbook -&gt; 복구</w:t>
-      </w:r>
-      <w:r>
         <w:br/>
         <w:t xml:space="preserve">            -&gt; Transaction 검증 -&gt; Ledger 정합성 검증 -&gt; Incident 종료</w:t>
       </w:r>
@@ -1456,15 +1450,7 @@
         <w:pStyle w:val="a0"/>
       </w:pPr>
       <w:r>
-        <w:t xml:space="preserve">현재 가장 큰 Gap은 클라우드 배포 0건과 계층 </w:t>
-      </w:r>
-      <w:proofErr w:type="spellStart"/>
-      <w:r>
-        <w:t>프로브</w:t>
-      </w:r>
-      <w:proofErr w:type="spellEnd"/>
-      <w:r>
-        <w:t xml:space="preserve"> 0건입니다. 이 둘이 풀리면 대표 Runbook의 </w:t>
+        <w:t xml:space="preserve">현재 가장 큰 Gap은 클라우드 배포 0건과 계층 프로브 0건입니다. 이 둘이 풀리면 대표 Runbook의 </w:t>
       </w:r>
       <w:r>
         <w:rPr>
@@ -1484,23 +1470,7 @@
         <w:t>PASS</w:t>
       </w:r>
       <w:r>
-        <w:t xml:space="preserve"> 6건과 리더 </w:t>
-      </w:r>
-      <w:proofErr w:type="spellStart"/>
-      <w:r>
-        <w:t>페일오버</w:t>
-      </w:r>
-      <w:proofErr w:type="spellEnd"/>
-      <w:r>
-        <w:t xml:space="preserve"> RTO 6.688초를 실측했으나, 측정 환경이 다르므로 클라우드 </w:t>
-      </w:r>
-      <w:proofErr w:type="spellStart"/>
-      <w:r>
-        <w:t>결과란에</w:t>
-      </w:r>
-      <w:proofErr w:type="spellEnd"/>
-      <w:r>
-        <w:t xml:space="preserve"> 옮겨 적지 않습니다.</w:t>
+        <w:t xml:space="preserve"> 6건과 리더 페일오버 RTO 6.688초를 실측했고, 실험 평면은 앞으로도 로컬 카오스 스택과 검증면입니다. 클라우드 상시면은 서비스가 24시간 서는 것을 증명합니다.</w:t>
       </w:r>
     </w:p>
     <w:p>
@@ -1692,13 +1662,8 @@
               <w:pStyle w:val="TableCell"/>
               <w:spacing w:line="270" w:lineRule="auto"/>
             </w:pPr>
-            <w:proofErr w:type="spellStart"/>
-            <w:r>
-              <w:t>미성립</w:t>
-            </w:r>
-            <w:proofErr w:type="spellEnd"/>
-            <w:r>
-              <w:t>. 클라우드 배포 0건</w:t>
+            <w:r>
+              <w:t>미성립. 클라우드 배포 0건</w:t>
             </w:r>
           </w:p>
         </w:tc>
@@ -1748,13 +1713,8 @@
               <w:spacing w:line="270" w:lineRule="auto"/>
             </w:pPr>
             <w:r>
-              <w:t xml:space="preserve">설계 완료. 클라우드 </w:t>
-            </w:r>
-            <w:proofErr w:type="spellStart"/>
-            <w:r>
-              <w:t>미실측</w:t>
-            </w:r>
-            <w:proofErr w:type="spellEnd"/>
+              <w:t xml:space="preserve">설계 완료. 클라우드 미실측</w:t>
+            </w:r>
           </w:p>
         </w:tc>
         <w:tc>
@@ -1799,21 +1759,8 @@
               <w:pStyle w:val="TableCell"/>
               <w:spacing w:line="270" w:lineRule="auto"/>
             </w:pPr>
-            <w:proofErr w:type="spellStart"/>
-            <w:r>
-              <w:t>미성립</w:t>
-            </w:r>
-            <w:proofErr w:type="spellEnd"/>
-            <w:r>
-              <w:t xml:space="preserve">. 계층 </w:t>
-            </w:r>
-            <w:proofErr w:type="spellStart"/>
-            <w:r>
-              <w:t>프로브</w:t>
-            </w:r>
-            <w:proofErr w:type="spellEnd"/>
-            <w:r>
-              <w:t xml:space="preserve"> 0건</w:t>
+            <w:r>
+              <w:t xml:space="preserve">미성립. 계층 프로브 0건</w:t>
             </w:r>
           </w:p>
         </w:tc>
@@ -1827,23 +1774,7 @@
               <w:spacing w:line="270" w:lineRule="auto"/>
             </w:pPr>
             <w:r>
-              <w:t>L</w:t>
-            </w:r>
-            <w:proofErr w:type="gramStart"/>
-            <w:r>
-              <w:t>3 /</w:t>
-            </w:r>
-            <w:proofErr w:type="gramEnd"/>
-            <w:r>
-              <w:t xml:space="preserve"> L</w:t>
-            </w:r>
-            <w:proofErr w:type="gramStart"/>
-            <w:r>
-              <w:t>4 /</w:t>
-            </w:r>
-            <w:proofErr w:type="gramEnd"/>
-            <w:r>
-              <w:t xml:space="preserve"> L7 구분</w:t>
+              <w:t xml:space="preserve">L3 / L4 / L7 구분</w:t>
             </w:r>
           </w:p>
         </w:tc>
@@ -1875,13 +1806,8 @@
               <w:pStyle w:val="TableCell"/>
               <w:spacing w:line="270" w:lineRule="auto"/>
             </w:pPr>
-            <w:proofErr w:type="spellStart"/>
-            <w:r>
-              <w:t>미성립</w:t>
-            </w:r>
-            <w:proofErr w:type="spellEnd"/>
-            <w:r>
-              <w:t>. 하한 알람 0건</w:t>
+            <w:r>
+              <w:t>미성립. 하한 알람 0건</w:t>
             </w:r>
           </w:p>
         </w:tc>
@@ -1974,13 +1900,8 @@
               <w:pStyle w:val="TableCell"/>
               <w:spacing w:line="270" w:lineRule="auto"/>
             </w:pPr>
-            <w:proofErr w:type="spellStart"/>
-            <w:r>
-              <w:t>불변식</w:t>
-            </w:r>
-            <w:proofErr w:type="spellEnd"/>
-            <w:r>
-              <w:t xml:space="preserve"> 26종, 위반 0행</w:t>
+            <w:r>
+              <w:t xml:space="preserve">불변식 26종, 위반 0행</w:t>
             </w:r>
           </w:p>
         </w:tc>
@@ -2013,7 +1934,7 @@
               <w:spacing w:line="270" w:lineRule="auto"/>
             </w:pPr>
             <w:r>
-              <w:t>Cloud Chaos</w:t>
+              <w:t>카오스 검증(탐지 축)</w:t>
             </w:r>
           </w:p>
         </w:tc>
@@ -2080,7 +2001,7 @@
               <w:spacing w:line="270" w:lineRule="auto"/>
             </w:pPr>
             <w:r>
-              <w:t>상시면 월 170,156원 (자체 상한 190,000원)</w:t>
+              <w:t>달력 월 97,318원 (자체 상한 100,000원)</w:t>
             </w:r>
           </w:p>
         </w:tc>
@@ -2329,23 +2250,7 @@
               <w:spacing w:line="270" w:lineRule="auto"/>
             </w:pPr>
             <w:r>
-              <w:t xml:space="preserve">호스트 </w:t>
-            </w:r>
-            <w:proofErr w:type="gramStart"/>
-            <w:r>
-              <w:t>도달 /</w:t>
-            </w:r>
-            <w:proofErr w:type="gramEnd"/>
-            <w:r>
-              <w:t xml:space="preserve"> 포트 </w:t>
-            </w:r>
-            <w:proofErr w:type="gramStart"/>
-            <w:r>
-              <w:t>연결 /</w:t>
-            </w:r>
-            <w:proofErr w:type="gramEnd"/>
-            <w:r>
-              <w:t xml:space="preserve"> HTTP 응답을 각각 확인하는 관측 지점</w:t>
+              <w:t xml:space="preserve">호스트 도달 / 포트 연결 / HTTP 응답을 각각 확인하는 관측 지점</w:t>
             </w:r>
           </w:p>
         </w:tc>
@@ -2510,15 +2415,7 @@
               <w:spacing w:line="270" w:lineRule="auto"/>
             </w:pPr>
             <w:r>
-              <w:t xml:space="preserve">장애 발생부터 탐지까지의 </w:t>
-            </w:r>
-            <w:proofErr w:type="gramStart"/>
-            <w:r>
-              <w:t>시간 /</w:t>
-            </w:r>
-            <w:proofErr w:type="gramEnd"/>
-            <w:r>
-              <w:t xml:space="preserve"> 탐지 후 복구 완료까지의 시간</w:t>
+              <w:t xml:space="preserve">장애 발생부터 탐지까지의 시간 / 탐지 후 복구 완료까지의 시간</w:t>
             </w:r>
           </w:p>
         </w:tc>
@@ -2551,15 +2448,7 @@
               <w:spacing w:line="270" w:lineRule="auto"/>
             </w:pPr>
             <w:r>
-              <w:t xml:space="preserve">장애 발생 후 서비스 복구까지 걸린 </w:t>
-            </w:r>
-            <w:proofErr w:type="gramStart"/>
-            <w:r>
-              <w:t>시간 /</w:t>
-            </w:r>
-            <w:proofErr w:type="gramEnd"/>
-            <w:r>
-              <w:t xml:space="preserve"> 장애 상황에서 손실 가능한 데이터 범위</w:t>
+              <w:t xml:space="preserve">장애 발생 후 서비스 복구까지 걸린 시간 / 장애 상황에서 손실 가능한 데이터 범위</w:t>
             </w:r>
           </w:p>
         </w:tc>
@@ -2579,13 +2468,8 @@
             </w:pPr>
             <w:r>
               <w:lastRenderedPageBreak/>
-              <w:t xml:space="preserve">Ledger </w:t>
-            </w:r>
-            <w:proofErr w:type="spellStart"/>
-            <w:r>
-              <w:t>불변식</w:t>
-            </w:r>
-            <w:proofErr w:type="spellEnd"/>
+              <w:t xml:space="preserve">Ledger 불변식</w:t>
+            </w:r>
           </w:p>
         </w:tc>
         <w:tc>
@@ -2631,13 +2515,8 @@
               <w:spacing w:line="270" w:lineRule="auto"/>
             </w:pPr>
             <w:r>
-              <w:t xml:space="preserve">정상 구간을 관측해 확정한 </w:t>
-            </w:r>
-            <w:proofErr w:type="spellStart"/>
-            <w:r>
-              <w:t>기준값</w:t>
-            </w:r>
-            <w:proofErr w:type="spellEnd"/>
+              <w:t xml:space="preserve">정상 구간을 관측해 확정한 기준값</w:t>
+            </w:r>
           </w:p>
         </w:tc>
       </w:tr>
@@ -2672,13 +2551,8 @@
         <w:t>[표 4]</w:t>
       </w:r>
       <w:r>
-        <w:t xml:space="preserve"> 핵심 질문 셋과 해당 </w:t>
-      </w:r>
-      <w:proofErr w:type="spellStart"/>
-      <w:r>
-        <w:t>장절</w:t>
-      </w:r>
-      <w:proofErr w:type="spellEnd"/>
+        <w:t xml:space="preserve"> 핵심 질문 셋과 해당 장절</w:t>
+      </w:r>
     </w:p>
     <w:tbl>
       <w:tblPr>
@@ -2916,21 +2790,8 @@
               <w:pStyle w:val="TableCell"/>
               <w:spacing w:line="270" w:lineRule="auto"/>
             </w:pPr>
-            <w:proofErr w:type="gramStart"/>
-            <w:r>
-              <w:t>Network /</w:t>
-            </w:r>
-            <w:proofErr w:type="gramEnd"/>
-            <w:r>
-              <w:t xml:space="preserve"> </w:t>
-            </w:r>
-            <w:proofErr w:type="gramStart"/>
-            <w:r>
-              <w:t>Application /</w:t>
-            </w:r>
-            <w:proofErr w:type="gramEnd"/>
-            <w:r>
-              <w:t xml:space="preserve"> Database를 어떻게 구분하는가</w:t>
+            <w:r>
+              <w:t xml:space="preserve">Network / Application / Database를 어떻게 구분하는가</w:t>
             </w:r>
           </w:p>
         </w:tc>
@@ -3209,15 +3070,7 @@
         <w:pStyle w:val="a0"/>
       </w:pPr>
       <w:r>
-        <w:t xml:space="preserve">응답이 느려졌다는 현상 하나로는 네트워크인지, 애플리케이션인지, 데이터베이스인지 갈리지 않습니다. 계층별 관측 지점을 두고 그 조합으로 원인을 좁히는 것이 이 질문의 답입니다. 5.3의 계층 </w:t>
-      </w:r>
-      <w:proofErr w:type="spellStart"/>
-      <w:r>
-        <w:t>프로브</w:t>
-      </w:r>
-      <w:proofErr w:type="spellEnd"/>
-      <w:r>
-        <w:t>, 6.2와 6.3의 판단 흐름, 7.2의 Runbook이 여기에 대응합니다.</w:t>
+        <w:t xml:space="preserve">응답이 느려졌다는 현상 하나로는 네트워크인지, 애플리케이션인지, 데이터베이스인지 갈리지 않습니다. 계층별 관측 지점을 두고 그 조합으로 원인을 좁히는 것이 이 질문의 답입니다. 5.3의 계층 프로브, 6.2와 6.3의 판단 흐름, 7.2의 Runbook이 여기에 대응합니다.</w:t>
       </w:r>
     </w:p>
     <w:p>
@@ -3278,10 +3131,7 @@
         <w:t>고른</w:t>
       </w:r>
       <w:r>
-        <w:t xml:space="preserve"> 이유가 이 질문에 있습니다. 복식부기 원장에서는 모든 거래가 끝난 뒤 자산별 원장의 합이 0이어야 하고,</w:t>
-      </w:r>
-      <w:r>
-        <w:t xml:space="preserve"> 이 불변식이 데이터 정상화를 판정하는 객관적 기준이 됩니다.</w:t>
+        <w:t xml:space="preserve"> 이유가 이 질문에 있습니다. 복식부기 원장에서는 모든 거래가 끝난 뒤 자산별 원장의 합이 0이어야 하고, 이 불변식이 데이터 정상화를 판정하는 객관적 기준이 됩니다.</w:t>
       </w:r>
     </w:p>
     <w:p>
@@ -3564,18 +3414,7 @@
         <w:t>진다는</w:t>
       </w:r>
       <w:r>
-        <w:t xml:space="preserve"> 데 있습니다. 만든 사람은 코드가 왜 그렇게 생겼는지 알고 있지만, 인수한 쪽은</w:t>
-      </w:r>
-      <w:r>
-        <w:t xml:space="preserve"> 문서와 로그와 </w:t>
-      </w:r>
-      <w:proofErr w:type="spellStart"/>
-      <w:r>
-        <w:t>메트릭만으로</w:t>
-      </w:r>
-      <w:proofErr w:type="spellEnd"/>
-      <w:r>
-        <w:t xml:space="preserve"> 판단해야 합니다. 운영 문서가 필요한 이유가 거기 있고, 그 문서가 쓸 만한지는 만든 사람의 기억을 빼고 봐야 드러납니다.</w:t>
+        <w:t xml:space="preserve"> 데 있습니다. 만든 사람은 코드가 왜 그렇게 생겼는지 알고 있지만, 인수한 쪽은 문서와 로그와 메트릭만으로 판단해야 합니다. 운영 문서가 필요한 이유가 거기 있고, 그 문서가 쓸 만한지는 만든 사람의 기억을 빼고 봐야 드러납니다.</w:t>
       </w:r>
     </w:p>
     <w:p>
@@ -3583,15 +3422,7 @@
         <w:pStyle w:val="a0"/>
       </w:pPr>
       <w:r>
-        <w:t xml:space="preserve">설정이 아닌 것을 적습니다. 수치, 로그, 실험 결과, </w:t>
-      </w:r>
-      <w:proofErr w:type="spellStart"/>
-      <w:r>
-        <w:t>커밋</w:t>
-      </w:r>
-      <w:proofErr w:type="spellEnd"/>
-      <w:r>
-        <w:t xml:space="preserve"> 이력, 비용 산정은 전부 실측이며 이 문서의 어느 주장도 설정 때문에 바뀌지 않습니다.</w:t>
+        <w:t xml:space="preserve">설정이 아닌 것을 적습니다. 수치, 로그, 실험 결과, 커밋 이력, 비용 산정은 전부 실측이며 이 문서의 어느 주장도 설정 때문에 바뀌지 않습니다.</w:t>
       </w:r>
     </w:p>
     <w:p>
@@ -3616,15 +3447,7 @@
         <w:t>미성립은</w:t>
       </w:r>
       <w:r>
-        <w:t xml:space="preserve"> 미성립으로 적고, 실측하지 않은 값을 </w:t>
-      </w:r>
-      <w:proofErr w:type="spellStart"/>
-      <w:r>
-        <w:t>추정값으로</w:t>
-      </w:r>
-      <w:proofErr w:type="spellEnd"/>
-      <w:r>
-        <w:t xml:space="preserve"> 대체하거나 실행하지 않은 시험을 </w:t>
+        <w:t xml:space="preserve"> 미성립으로 적고, 실측하지 않은 값을 추정값으로 대체하거나 실행하지 않은 시험을 </w:t>
       </w:r>
       <w:r>
         <w:rPr>
@@ -3634,10 +3457,7 @@
         <w:t>PASS</w:t>
       </w:r>
       <w:r>
-        <w:t>로 기록하지 않습니다. 판정 상태로는 아래 다섯 토큰만</w:t>
-      </w:r>
-      <w:r>
-        <w:t xml:space="preserve"> 씁니다.</w:t>
+        <w:t xml:space="preserve">로 기록하지 않습니다. 판정 상태로는 아래 다섯 토큰만 씁니다.</w:t>
       </w:r>
     </w:p>
     <w:p>
@@ -3968,31 +3788,7 @@
         <w:t>PASS</w:t>
       </w:r>
       <w:r>
-        <w:t xml:space="preserve">의 의미로 쓰지 않습니다. 13장의 현재 상태 열은 판정 상태와 별개로 역량의 성립 여부를 적으며 </w:t>
-      </w:r>
-      <w:proofErr w:type="spellStart"/>
-      <w:r>
-        <w:t>미성립</w:t>
-      </w:r>
-      <w:proofErr w:type="spellEnd"/>
-      <w:r>
-        <w:t xml:space="preserve">, 부분 성립, 미착수를 씁니다. 흑백으로 출력해도 </w:t>
-      </w:r>
-      <w:proofErr w:type="spellStart"/>
-      <w:r>
-        <w:t>상태값이</w:t>
-      </w:r>
-      <w:proofErr w:type="spellEnd"/>
-      <w:r>
-        <w:t xml:space="preserve"> 그대로 읽히도록 이 다섯 토큰은 문서 전체에서 </w:t>
-      </w:r>
-      <w:proofErr w:type="spellStart"/>
-      <w:r>
-        <w:t>고정폭</w:t>
-      </w:r>
-      <w:proofErr w:type="spellEnd"/>
-      <w:r>
-        <w:t xml:space="preserve"> 글꼴로 표기합니다.</w:t>
+        <w:t xml:space="preserve">의 의미로 쓰지 않습니다. 13장의 현재 상태 열은 판정 상태와 별개로 역량의 성립 여부를 적으며 미성립, 부분 성립, 미착수를 씁니다. 흑백으로 출력해도 상태값이 그대로 읽히도록 이 다섯 토큰은 문서 전체에서 고정폭 글꼴로 표기합니다.</w:t>
       </w:r>
     </w:p>
     <w:p>
@@ -4156,13 +3952,8 @@
               <w:spacing w:line="270" w:lineRule="auto"/>
             </w:pPr>
             <w:r>
-              <w:t xml:space="preserve">REST </w:t>
-            </w:r>
-            <w:proofErr w:type="spellStart"/>
-            <w:r>
-              <w:t>엔드포인트</w:t>
-            </w:r>
-            <w:proofErr w:type="spellEnd"/>
+              <w:t xml:space="preserve">REST 엔드포인트</w:t>
+            </w:r>
           </w:p>
         </w:tc>
         <w:tc>
@@ -4178,15 +3969,7 @@
               <w:spacing w:line="270" w:lineRule="auto"/>
             </w:pPr>
             <w:r>
-              <w:t xml:space="preserve">99 (공개 44, 관리 49, </w:t>
-            </w:r>
-            <w:proofErr w:type="spellStart"/>
-            <w:r>
-              <w:t>하네스</w:t>
-            </w:r>
-            <w:proofErr w:type="spellEnd"/>
-            <w:r>
-              <w:t xml:space="preserve"> 5, 내부 1)</w:t>
+              <w:t xml:space="preserve">99 (공개 44, 관리 49, 하네스 5, 내부 1)</w:t>
             </w:r>
           </w:p>
         </w:tc>
@@ -4218,13 +4001,8 @@
               <w:pStyle w:val="TableCell"/>
               <w:spacing w:line="270" w:lineRule="auto"/>
             </w:pPr>
-            <w:proofErr w:type="spellStart"/>
-            <w:r>
-              <w:t>엔드포인트</w:t>
-            </w:r>
-            <w:proofErr w:type="spellEnd"/>
-            <w:r>
-              <w:t xml:space="preserve"> 1, 채널 6종</w:t>
+            <w:r>
+              <w:t xml:space="preserve">엔드포인트 1, 채널 6종</w:t>
             </w:r>
           </w:p>
         </w:tc>
@@ -4276,13 +4054,8 @@
               <w:spacing w:line="270" w:lineRule="auto"/>
             </w:pPr>
             <w:r>
-              <w:t xml:space="preserve">웹 page </w:t>
-            </w:r>
-            <w:proofErr w:type="spellStart"/>
-            <w:r>
-              <w:t>라우트</w:t>
-            </w:r>
-            <w:proofErr w:type="spellEnd"/>
+              <w:t xml:space="preserve">웹 page 라우트</w:t>
+            </w:r>
           </w:p>
         </w:tc>
         <w:tc>
@@ -4313,13 +4086,8 @@
               <w:pStyle w:val="TableCell"/>
               <w:spacing w:line="270" w:lineRule="auto"/>
             </w:pPr>
-            <w:proofErr w:type="spellStart"/>
-            <w:r>
-              <w:t>백엔드</w:t>
-            </w:r>
-            <w:proofErr w:type="spellEnd"/>
-            <w:r>
-              <w:t xml:space="preserve"> 테스트</w:t>
+            <w:r>
+              <w:t xml:space="preserve">백엔드 테스트</w:t>
             </w:r>
           </w:p>
         </w:tc>
@@ -4429,32 +4197,15 @@
       <w:pPr>
         <w:pStyle w:val="a0"/>
       </w:pPr>
-      <w:proofErr w:type="spellStart"/>
       <w:r>
         <w:rPr>
           <w:b/>
           <w:bCs/>
         </w:rPr>
-        <w:t>멱등성</w:t>
-      </w:r>
-      <w:proofErr w:type="spellEnd"/>
-      <w:r>
-        <w:rPr>
-          <w:b/>
-          <w:bCs/>
-        </w:rPr>
-        <w:t>.</w:t>
-      </w:r>
-      <w:r>
-        <w:t xml:space="preserve"> 같은 주문이 두 번 접수되는 것을 막기 위해 주문 생성에는 </w:t>
-      </w:r>
-      <w:proofErr w:type="spellStart"/>
-      <w:r>
-        <w:t>멱등키가</w:t>
-      </w:r>
-      <w:proofErr w:type="spellEnd"/>
-      <w:r>
-        <w:t xml:space="preserve"> 필수입니다. 같은 논리적 주문의 재시도는 하나의 주문으로 수렴합니다. 응답을 받지 못했다는 이유로 새 키를 만들지 않습니다.</w:t>
+        <w:t>멱등성.</w:t>
+      </w:r>
+      <w:r>
+        <w:t xml:space="preserve"> 같은 주문이 두 번 접수되는 것을 막기 위해 주문 생성에는 멱등키가 필수입니다. 같은 논리적 주문의 재시도는 하나의 주문으로 수렴합니다. 응답을 받지 못했다는 이유로 새 키를 만들지 않습니다.</w:t>
       </w:r>
     </w:p>
     <w:p>
@@ -4480,15 +4231,7 @@
         <w:t>NUMERIC(40,18)</w:t>
       </w:r>
       <w:r>
-        <w:t xml:space="preserve">이며 </w:t>
-      </w:r>
-      <w:proofErr w:type="spellStart"/>
-      <w:r>
-        <w:t>백엔드</w:t>
-      </w:r>
-      <w:proofErr w:type="spellEnd"/>
-      <w:r>
-        <w:t xml:space="preserve"> 계산에 부동소수점을 쓰지 않습니다.</w:t>
+        <w:t xml:space="preserve">이며 백엔드 계산에 부동소수점을 쓰지 않습니다.</w:t>
       </w:r>
     </w:p>
     <w:p>
@@ -4663,13 +4406,8 @@
               <w:spacing w:line="270" w:lineRule="auto"/>
             </w:pPr>
             <w:r>
-              <w:t xml:space="preserve">계층 </w:t>
-            </w:r>
-            <w:proofErr w:type="spellStart"/>
-            <w:r>
-              <w:t>프로브</w:t>
-            </w:r>
-            <w:proofErr w:type="spellEnd"/>
+              <w:t xml:space="preserve">계층 프로브</w:t>
+            </w:r>
           </w:p>
         </w:tc>
         <w:tc>
@@ -4847,15 +4585,7 @@
               <w:spacing w:line="270" w:lineRule="auto"/>
             </w:pPr>
             <w:r>
-              <w:t xml:space="preserve">이미지 빌드와 </w:t>
-            </w:r>
-            <w:proofErr w:type="spellStart"/>
-            <w:r>
-              <w:t>푸시까지</w:t>
-            </w:r>
-            <w:proofErr w:type="spellEnd"/>
-            <w:r>
-              <w:t>. 배포 미착수</w:t>
+              <w:t xml:space="preserve">이미지 빌드와 푸시까지. 배포 미착수</w:t>
             </w:r>
           </w:p>
         </w:tc>
@@ -4910,10 +4640,7 @@
         <w:t>이</w:t>
       </w:r>
       <w:r>
-        <w:t xml:space="preserve"> 목록은 가정이 아닙니다. 인수받을 서비스가 지금 실제로 이 상태</w:t>
-      </w:r>
-      <w:r>
-        <w:t>입니다.</w:t>
+        <w:t xml:space="preserve"> 목록은 가정이 아닙니다. 인수받을 서비스가 지금 실제로 이 상태입니다.</w:t>
       </w:r>
     </w:p>
     <w:p>
@@ -4969,12 +4696,8 @@
       </w:pPr>
       <w:r>
         <w:t>정상 상태 정의 -&gt; 기준 이탈 감지 -&gt; Alert -&gt; 계층 판별</w:t>
-      </w:r>
-      <w:r>
         <w:br/>
         <w:t>-&gt; Runbook 실행 -&gt; 서비스 복구 -&gt; Transaction 정상 확인</w:t>
-      </w:r>
-      <w:r>
         <w:br/>
         <w:t>-&gt; Ledger 정합성 확인 -&gt; 정상 상태 재확인 -&gt; Incident 종료</w:t>
       </w:r>
@@ -5002,21 +4725,8 @@
       <w:pPr>
         <w:pStyle w:val="a0"/>
       </w:pPr>
-      <w:proofErr w:type="spellStart"/>
-      <w:r>
-        <w:t>임계값이</w:t>
-      </w:r>
-      <w:proofErr w:type="spellEnd"/>
-      <w:r>
-        <w:t xml:space="preserve"> 실측으로 확정된 것과 아직 정하지 못한 것을 구분해 적습니다. 클라우드 반복 측정 전에는 </w:t>
-      </w:r>
-      <w:proofErr w:type="spellStart"/>
-      <w:r>
-        <w:t>임계값을</w:t>
-      </w:r>
-      <w:proofErr w:type="spellEnd"/>
-      <w:r>
-        <w:t xml:space="preserve"> 확정하지 않고, 실측 Baseline을 기준으로 설정합니다.</w:t>
+      <w:r>
+        <w:t xml:space="preserve">임계값이 실측으로 확정된 것과 아직 정하지 못한 것을 구분해 적습니다. 클라우드 반복 측정 전에는 임계값을 확정하지 않고, 실측 Baseline을 기준으로 설정합니다.</w:t>
       </w:r>
     </w:p>
     <w:p>
@@ -5310,28 +5020,12 @@
               <w:pStyle w:val="TableCell"/>
               <w:spacing w:line="250" w:lineRule="auto"/>
             </w:pPr>
-            <w:proofErr w:type="spellStart"/>
-            <w:r>
-              <w:rPr>
-                <w:szCs w:val="17"/>
-              </w:rPr>
-              <w:t>node_exporter</w:t>
-            </w:r>
-            <w:proofErr w:type="spellEnd"/>
-            <w:r>
-              <w:rPr>
-                <w:szCs w:val="17"/>
-              </w:rPr>
-              <w:t xml:space="preserve">. </w:t>
-            </w:r>
-            <w:proofErr w:type="spellStart"/>
-            <w:r>
-              <w:rPr>
-                <w:szCs w:val="17"/>
-              </w:rPr>
-              <w:t>미배선</w:t>
-            </w:r>
-            <w:proofErr w:type="spellEnd"/>
+            <w:r>
+              <w:rPr>
+                <w:szCs w:val="17"/>
+              </w:rPr>
+              <w:t xml:space="preserve">node_exporter. 미배선</w:t>
+            </w:r>
           </w:p>
         </w:tc>
       </w:tr>
@@ -5421,28 +5115,12 @@
               <w:pStyle w:val="TableCell"/>
               <w:spacing w:line="250" w:lineRule="auto"/>
             </w:pPr>
-            <w:proofErr w:type="spellStart"/>
-            <w:r>
-              <w:rPr>
-                <w:szCs w:val="17"/>
-              </w:rPr>
-              <w:t>node_exporter</w:t>
-            </w:r>
-            <w:proofErr w:type="spellEnd"/>
-            <w:r>
-              <w:rPr>
-                <w:szCs w:val="17"/>
-              </w:rPr>
-              <w:t xml:space="preserve">. </w:t>
-            </w:r>
-            <w:proofErr w:type="spellStart"/>
-            <w:r>
-              <w:rPr>
-                <w:szCs w:val="17"/>
-              </w:rPr>
-              <w:t>미배선</w:t>
-            </w:r>
-            <w:proofErr w:type="spellEnd"/>
+            <w:r>
+              <w:rPr>
+                <w:szCs w:val="17"/>
+              </w:rPr>
+              <w:t xml:space="preserve">node_exporter. 미배선</w:t>
+            </w:r>
           </w:p>
         </w:tc>
       </w:tr>
@@ -5527,28 +5205,12 @@
               <w:pStyle w:val="TableCell"/>
               <w:spacing w:line="250" w:lineRule="auto"/>
             </w:pPr>
-            <w:proofErr w:type="spellStart"/>
-            <w:r>
-              <w:rPr>
-                <w:szCs w:val="17"/>
-              </w:rPr>
-              <w:t>node_exporter</w:t>
-            </w:r>
-            <w:proofErr w:type="spellEnd"/>
-            <w:r>
-              <w:rPr>
-                <w:szCs w:val="17"/>
-              </w:rPr>
-              <w:t xml:space="preserve">. </w:t>
-            </w:r>
-            <w:proofErr w:type="spellStart"/>
-            <w:r>
-              <w:rPr>
-                <w:szCs w:val="17"/>
-              </w:rPr>
-              <w:t>미배선</w:t>
-            </w:r>
-            <w:proofErr w:type="spellEnd"/>
+            <w:r>
+              <w:rPr>
+                <w:szCs w:val="17"/>
+              </w:rPr>
+              <w:t xml:space="preserve">node_exporter. 미배선</w:t>
+            </w:r>
           </w:p>
         </w:tc>
       </w:tr>
@@ -5638,28 +5300,12 @@
               <w:pStyle w:val="TableCell"/>
               <w:spacing w:line="250" w:lineRule="auto"/>
             </w:pPr>
-            <w:proofErr w:type="spellStart"/>
-            <w:r>
-              <w:rPr>
-                <w:szCs w:val="17"/>
-              </w:rPr>
-              <w:t>blackbox</w:t>
-            </w:r>
-            <w:proofErr w:type="spellEnd"/>
-            <w:r>
-              <w:rPr>
-                <w:szCs w:val="17"/>
-              </w:rPr>
-              <w:t xml:space="preserve"> probe. </w:t>
-            </w:r>
-            <w:proofErr w:type="spellStart"/>
-            <w:r>
-              <w:rPr>
-                <w:szCs w:val="17"/>
-              </w:rPr>
-              <w:t>미배선</w:t>
-            </w:r>
-            <w:proofErr w:type="spellEnd"/>
+            <w:r>
+              <w:rPr>
+                <w:szCs w:val="17"/>
+              </w:rPr>
+              <w:t xml:space="preserve">blackbox probe. 미배선</w:t>
+            </w:r>
           </w:p>
         </w:tc>
       </w:tr>
@@ -5744,28 +5390,12 @@
               <w:pStyle w:val="TableCell"/>
               <w:spacing w:line="250" w:lineRule="auto"/>
             </w:pPr>
-            <w:proofErr w:type="spellStart"/>
-            <w:r>
-              <w:rPr>
-                <w:szCs w:val="17"/>
-              </w:rPr>
-              <w:t>blackbox</w:t>
-            </w:r>
-            <w:proofErr w:type="spellEnd"/>
-            <w:r>
-              <w:rPr>
-                <w:szCs w:val="17"/>
-              </w:rPr>
-              <w:t xml:space="preserve"> probe. </w:t>
-            </w:r>
-            <w:proofErr w:type="spellStart"/>
-            <w:r>
-              <w:rPr>
-                <w:szCs w:val="17"/>
-              </w:rPr>
-              <w:t>미배선</w:t>
-            </w:r>
-            <w:proofErr w:type="spellEnd"/>
+            <w:r>
+              <w:rPr>
+                <w:szCs w:val="17"/>
+              </w:rPr>
+              <w:t xml:space="preserve">blackbox probe. 미배선</w:t>
+            </w:r>
           </w:p>
         </w:tc>
       </w:tr>
@@ -5855,28 +5485,12 @@
               <w:pStyle w:val="TableCell"/>
               <w:spacing w:line="250" w:lineRule="auto"/>
             </w:pPr>
-            <w:proofErr w:type="spellStart"/>
-            <w:r>
-              <w:rPr>
-                <w:szCs w:val="17"/>
-              </w:rPr>
-              <w:t>blackbox</w:t>
-            </w:r>
-            <w:proofErr w:type="spellEnd"/>
-            <w:r>
-              <w:rPr>
-                <w:szCs w:val="17"/>
-              </w:rPr>
-              <w:t xml:space="preserve"> probe. </w:t>
-            </w:r>
-            <w:proofErr w:type="spellStart"/>
-            <w:r>
-              <w:rPr>
-                <w:szCs w:val="17"/>
-              </w:rPr>
-              <w:t>미배선</w:t>
-            </w:r>
-            <w:proofErr w:type="spellEnd"/>
+            <w:r>
+              <w:rPr>
+                <w:szCs w:val="17"/>
+              </w:rPr>
+              <w:t xml:space="preserve">blackbox probe. 미배선</w:t>
+            </w:r>
           </w:p>
         </w:tc>
       </w:tr>
@@ -6024,21 +5638,7 @@
               <w:rPr>
                 <w:szCs w:val="17"/>
               </w:rPr>
-              <w:t xml:space="preserve">부하 </w:t>
-            </w:r>
-            <w:proofErr w:type="spellStart"/>
-            <w:r>
-              <w:rPr>
-                <w:szCs w:val="17"/>
-              </w:rPr>
-              <w:t>회차</w:t>
-            </w:r>
-            <w:proofErr w:type="spellEnd"/>
-            <w:r>
-              <w:rPr>
-                <w:szCs w:val="17"/>
-              </w:rPr>
-              <w:t xml:space="preserve"> 임계 안</w:t>
+              <w:t xml:space="preserve">부하 회차 임계 안</w:t>
             </w:r>
           </w:p>
         </w:tc>
@@ -6130,21 +5730,7 @@
               <w:rPr>
                 <w:szCs w:val="17"/>
               </w:rPr>
-              <w:t xml:space="preserve">부하 </w:t>
-            </w:r>
-            <w:proofErr w:type="spellStart"/>
-            <w:r>
-              <w:rPr>
-                <w:szCs w:val="17"/>
-              </w:rPr>
-              <w:t>회차</w:t>
-            </w:r>
-            <w:proofErr w:type="spellEnd"/>
-            <w:r>
-              <w:rPr>
-                <w:szCs w:val="17"/>
-              </w:rPr>
-              <w:t xml:space="preserve"> 임계 안</w:t>
+              <w:t xml:space="preserve">부하 회차 임계 안</w:t>
             </w:r>
           </w:p>
         </w:tc>
@@ -6454,14 +6040,12 @@
               <w:pStyle w:val="TableCell"/>
               <w:spacing w:line="250" w:lineRule="auto"/>
             </w:pPr>
-            <w:proofErr w:type="spellStart"/>
             <w:r>
               <w:rPr>
                 <w:szCs w:val="17"/>
               </w:rPr>
               <w:t>미배선</w:t>
             </w:r>
-            <w:proofErr w:type="spellEnd"/>
           </w:p>
         </w:tc>
       </w:tr>
@@ -6916,7 +6500,6 @@
               <w:pStyle w:val="TableCell"/>
               <w:spacing w:line="250" w:lineRule="auto"/>
             </w:pPr>
-            <w:proofErr w:type="spellStart"/>
             <w:r>
               <w:rPr>
                 <w:rFonts w:cs="돋움체"/>
@@ -6924,7 +6507,6 @@
               </w:rPr>
               <w:t>leader_lease</w:t>
             </w:r>
-            <w:proofErr w:type="spellEnd"/>
             <w:r>
               <w:rPr>
                 <w:szCs w:val="17"/>
@@ -7020,7 +6602,6 @@
               <w:pStyle w:val="TableCell"/>
               <w:spacing w:line="250" w:lineRule="auto"/>
             </w:pPr>
-            <w:proofErr w:type="spellStart"/>
             <w:r>
               <w:rPr>
                 <w:rFonts w:cs="돋움체"/>
@@ -7028,7 +6609,6 @@
               </w:rPr>
               <w:t>leader_lease</w:t>
             </w:r>
-            <w:proofErr w:type="spellEnd"/>
             <w:r>
               <w:rPr>
                 <w:szCs w:val="17"/>
@@ -7119,7 +6699,6 @@
               <w:pStyle w:val="TableCell"/>
               <w:spacing w:line="250" w:lineRule="auto"/>
             </w:pPr>
-            <w:proofErr w:type="spellStart"/>
             <w:r>
               <w:rPr>
                 <w:rFonts w:cs="돋움체"/>
@@ -7127,7 +6706,6 @@
               </w:rPr>
               <w:t>leader_lease</w:t>
             </w:r>
-            <w:proofErr w:type="spellEnd"/>
             <w:r>
               <w:rPr>
                 <w:szCs w:val="17"/>
@@ -7223,19 +6801,11 @@
               <w:pStyle w:val="TableCell"/>
               <w:spacing w:line="250" w:lineRule="auto"/>
             </w:pPr>
-            <w:proofErr w:type="spellStart"/>
-            <w:r>
-              <w:rPr>
-                <w:szCs w:val="17"/>
-              </w:rPr>
-              <w:t>불변식</w:t>
-            </w:r>
-            <w:proofErr w:type="spellEnd"/>
-            <w:r>
-              <w:rPr>
-                <w:szCs w:val="17"/>
-              </w:rPr>
-              <w:t xml:space="preserve"> SQL</w:t>
+            <w:r>
+              <w:rPr>
+                <w:szCs w:val="17"/>
+              </w:rPr>
+              <w:t xml:space="preserve">불변식 SQL</w:t>
             </w:r>
           </w:p>
         </w:tc>
@@ -7321,19 +6891,11 @@
               <w:pStyle w:val="TableCell"/>
               <w:spacing w:line="250" w:lineRule="auto"/>
             </w:pPr>
-            <w:proofErr w:type="spellStart"/>
-            <w:r>
-              <w:rPr>
-                <w:szCs w:val="17"/>
-              </w:rPr>
-              <w:t>불변식</w:t>
-            </w:r>
-            <w:proofErr w:type="spellEnd"/>
-            <w:r>
-              <w:rPr>
-                <w:szCs w:val="17"/>
-              </w:rPr>
-              <w:t xml:space="preserve"> SQL</w:t>
+            <w:r>
+              <w:rPr>
+                <w:szCs w:val="17"/>
+              </w:rPr>
+              <w:t xml:space="preserve">불변식 SQL</w:t>
             </w:r>
           </w:p>
         </w:tc>
@@ -7424,19 +6986,11 @@
               <w:pStyle w:val="TableCell"/>
               <w:spacing w:line="250" w:lineRule="auto"/>
             </w:pPr>
-            <w:proofErr w:type="spellStart"/>
-            <w:r>
-              <w:rPr>
-                <w:szCs w:val="17"/>
-              </w:rPr>
-              <w:t>불변식</w:t>
-            </w:r>
-            <w:proofErr w:type="spellEnd"/>
-            <w:r>
-              <w:rPr>
-                <w:szCs w:val="17"/>
-              </w:rPr>
-              <w:t xml:space="preserve"> SQL</w:t>
+            <w:r>
+              <w:rPr>
+                <w:szCs w:val="17"/>
+              </w:rPr>
+              <w:t xml:space="preserve">불변식 SQL</w:t>
             </w:r>
           </w:p>
         </w:tc>
@@ -7523,19 +7077,11 @@
               <w:pStyle w:val="TableCell"/>
               <w:spacing w:line="250" w:lineRule="auto"/>
             </w:pPr>
-            <w:proofErr w:type="spellStart"/>
-            <w:r>
-              <w:rPr>
-                <w:szCs w:val="17"/>
-              </w:rPr>
-              <w:t>불변식</w:t>
-            </w:r>
-            <w:proofErr w:type="spellEnd"/>
-            <w:r>
-              <w:rPr>
-                <w:szCs w:val="17"/>
-              </w:rPr>
-              <w:t xml:space="preserve"> SQL</w:t>
+            <w:r>
+              <w:rPr>
+                <w:szCs w:val="17"/>
+              </w:rPr>
+              <w:t xml:space="preserve">불변식 SQL</w:t>
             </w:r>
           </w:p>
         </w:tc>
@@ -7582,23 +7128,7 @@
         </w:numPr>
       </w:pPr>
       <w:r>
-        <w:t xml:space="preserve">Infrastructure 4종. </w:t>
-      </w:r>
-      <w:proofErr w:type="spellStart"/>
-      <w:r>
-        <w:t>node_exporter</w:t>
-      </w:r>
-      <w:proofErr w:type="spellEnd"/>
-      <w:r>
-        <w:t xml:space="preserve">와 </w:t>
-      </w:r>
-      <w:proofErr w:type="spellStart"/>
-      <w:r>
-        <w:t>cAdvisor</w:t>
-      </w:r>
-      <w:proofErr w:type="spellEnd"/>
-      <w:r>
-        <w:t>가 미배선이라 CPU, Memory, Disk, Network의 정상 범위를 정하지 못했습니다.</w:t>
+        <w:t xml:space="preserve">Infrastructure 4종. node_exporter와 cAdvisor가 미배선이라 CPU, Memory, Disk, Network의 정상 범위를 정하지 못했습니다.</w:t>
       </w:r>
     </w:p>
     <w:p>
@@ -7610,15 +7140,7 @@
         </w:numPr>
       </w:pPr>
       <w:r>
-        <w:t xml:space="preserve">Network 3종. 계층 </w:t>
-      </w:r>
-      <w:proofErr w:type="spellStart"/>
-      <w:r>
-        <w:t>프로브가</w:t>
-      </w:r>
-      <w:proofErr w:type="spellEnd"/>
-      <w:r>
-        <w:t xml:space="preserve"> 0건입니다.</w:t>
+        <w:t xml:space="preserve">Network 3종. 계층 프로브가 0건입니다.</w:t>
       </w:r>
     </w:p>
     <w:p>
@@ -7657,23 +7179,7 @@
         <w:pStyle w:val="a0"/>
       </w:pPr>
       <w:r>
-        <w:t xml:space="preserve">정상 상태가 정의되지 않은 계층은 이상 탐지도 되지 않습니다. 현재 Network 계층이 그렇습니다. 네트워크 장애가 나면 API Latency와 Error Rate가 오르는데, </w:t>
-      </w:r>
-      <w:proofErr w:type="spellStart"/>
-      <w:r>
-        <w:t>그것만으로는</w:t>
-      </w:r>
-      <w:proofErr w:type="spellEnd"/>
-      <w:r>
-        <w:t xml:space="preserve"> 애플리케이션 장애와 구분되지 않습니다. 계층 </w:t>
-      </w:r>
-      <w:proofErr w:type="spellStart"/>
-      <w:r>
-        <w:t>프로브</w:t>
-      </w:r>
-      <w:proofErr w:type="spellEnd"/>
-      <w:r>
-        <w:t xml:space="preserve"> 0건이 Q1에 답하지 못하는 직접적인 이유입니다.</w:t>
+        <w:t xml:space="preserve">정상 상태가 정의되지 않은 계층은 이상 탐지도 되지 않습니다. 현재 Network 계층이 그렇습니다. 네트워크 장애가 나면 API Latency와 Error Rate가 오르는데, 그것만으로는 애플리케이션 장애와 구분되지 않습니다. 계층 프로브 0건이 Q1에 답하지 못하는 직접적인 이유입니다.</w:t>
       </w:r>
     </w:p>
     <w:p>
@@ -7701,18 +7207,7 @@
         <w:t>상태는</w:t>
       </w:r>
       <w:r>
-        <w:t xml:space="preserve"> 평소 수치가 어느 정도인가에 대한 답이고, 운영 목표는 그중 어느 </w:t>
-      </w:r>
-      <w:proofErr w:type="spellStart"/>
-      <w:r>
-        <w:t>수준까지를</w:t>
-      </w:r>
-      <w:proofErr w:type="spellEnd"/>
-      <w:r>
-        <w:t xml:space="preserve"> 정상 서비스로 약속할 것인가에 대한 답입니다</w:t>
-      </w:r>
-      <w:r>
-        <w:t>. 클라우드 반복 측정 전까지는 목표를 확정으로 적지 않습니다.</w:t>
+        <w:t xml:space="preserve"> 평소 수치가 어느 정도인가에 대한 답이고, 운영 목표는 그중 어느 수준까지를 정상 서비스로 약속할 것인가에 대한 답입니다. 클라우드 반복 측정 전까지는 목표를 확정으로 적지 않습니다.</w:t>
       </w:r>
     </w:p>
     <w:p>
@@ -7914,15 +7409,7 @@
               <w:spacing w:line="270" w:lineRule="auto"/>
             </w:pPr>
             <w:r>
-              <w:t xml:space="preserve">원장 </w:t>
-            </w:r>
-            <w:proofErr w:type="spellStart"/>
-            <w:r>
-              <w:t>불변식</w:t>
-            </w:r>
-            <w:proofErr w:type="spellEnd"/>
-            <w:r>
-              <w:t xml:space="preserve"> 위반</w:t>
+              <w:t xml:space="preserve">원장 불변식 위반</w:t>
             </w:r>
           </w:p>
         </w:tc>
@@ -8076,11 +7563,9 @@
               <w:pStyle w:val="TableCell"/>
               <w:spacing w:line="270" w:lineRule="auto"/>
             </w:pPr>
-            <w:proofErr w:type="spellStart"/>
             <w:r>
               <w:t>미성립</w:t>
             </w:r>
-            <w:proofErr w:type="spellEnd"/>
           </w:p>
         </w:tc>
         <w:tc>
@@ -8126,11 +7611,9 @@
               <w:pStyle w:val="TableCell"/>
               <w:spacing w:line="270" w:lineRule="auto"/>
             </w:pPr>
-            <w:proofErr w:type="spellStart"/>
             <w:r>
               <w:t>미성립</w:t>
             </w:r>
-            <w:proofErr w:type="spellEnd"/>
           </w:p>
         </w:tc>
         <w:tc>
@@ -8175,11 +7658,9 @@
               <w:pStyle w:val="TableCell"/>
               <w:spacing w:line="270" w:lineRule="auto"/>
             </w:pPr>
-            <w:proofErr w:type="spellStart"/>
             <w:r>
               <w:t>미성립</w:t>
             </w:r>
-            <w:proofErr w:type="spellEnd"/>
           </w:p>
         </w:tc>
         <w:tc>
@@ -8224,11 +7705,9 @@
               <w:pStyle w:val="TableCell"/>
               <w:spacing w:line="270" w:lineRule="auto"/>
             </w:pPr>
-            <w:proofErr w:type="spellStart"/>
             <w:r>
               <w:t>미검증</w:t>
             </w:r>
-            <w:proofErr w:type="spellEnd"/>
           </w:p>
         </w:tc>
         <w:tc>
@@ -8241,15 +7720,7 @@
               <w:spacing w:line="270" w:lineRule="auto"/>
             </w:pPr>
             <w:r>
-              <w:t xml:space="preserve">복원 후 </w:t>
-            </w:r>
-            <w:proofErr w:type="spellStart"/>
-            <w:r>
-              <w:t>불변식</w:t>
-            </w:r>
-            <w:proofErr w:type="spellEnd"/>
-            <w:r>
-              <w:t xml:space="preserve"> 0행</w:t>
+              <w:t xml:space="preserve">복원 후 불변식 0행</w:t>
             </w:r>
           </w:p>
         </w:tc>
@@ -8271,18 +7742,7 @@
         <w:t>원장</w:t>
       </w:r>
       <w:r>
-        <w:t xml:space="preserve"> </w:t>
-      </w:r>
-      <w:proofErr w:type="spellStart"/>
-      <w:r>
-        <w:t>불변식</w:t>
-      </w:r>
-      <w:proofErr w:type="spellEnd"/>
-      <w:r>
-        <w:t>, split-brain, 주문 중복과 유실은 목표가 0이며 타협 대상이 아닙니다</w:t>
-      </w:r>
-      <w:r>
-        <w:t>. 나머지는 실측이 들어온 뒤 목표치를 정합니다.</w:t>
+        <w:t xml:space="preserve"> 불변식, split-brain, 주문 중복과 유실은 목표가 0이며 타협 대상이 아닙니다. 나머지는 실측이 들어온 뒤 목표치를 정합니다.</w:t>
       </w:r>
     </w:p>
     <w:p>
@@ -8546,13 +8006,8 @@
               <w:pStyle w:val="TableCell"/>
               <w:spacing w:line="270" w:lineRule="auto"/>
             </w:pPr>
-            <w:proofErr w:type="spellStart"/>
-            <w:r>
-              <w:t>비파괴</w:t>
-            </w:r>
-            <w:proofErr w:type="spellEnd"/>
-            <w:r>
-              <w:t xml:space="preserve"> 실험. 리더 kill은 자동 복구가 30초 이내이므로 허용</w:t>
+            <w:r>
+              <w:t xml:space="preserve">비파괴 실험. 리더 kill은 자동 복구가 30초 이내이므로 허용</w:t>
             </w:r>
           </w:p>
         </w:tc>
@@ -8570,11 +8025,9 @@
               <w:pStyle w:val="TableCell"/>
               <w:spacing w:line="270" w:lineRule="auto"/>
             </w:pPr>
-            <w:proofErr w:type="spellStart"/>
             <w:r>
               <w:t>증명면</w:t>
             </w:r>
-            <w:proofErr w:type="spellEnd"/>
           </w:p>
         </w:tc>
         <w:tc>
@@ -8633,11 +8086,9 @@
               <w:pStyle w:val="TableCell"/>
               <w:spacing w:line="270" w:lineRule="auto"/>
             </w:pPr>
-            <w:proofErr w:type="spellStart"/>
             <w:r>
               <w:t>검증면</w:t>
             </w:r>
-            <w:proofErr w:type="spellEnd"/>
           </w:p>
         </w:tc>
         <w:tc>
@@ -8709,215 +8160,118 @@
         </w:pBdr>
       </w:pPr>
       <w:r>
-        <w:t xml:space="preserve">[경계]     Internet -&gt; ALB   (TLS 종단, 2 AZ </w:t>
-      </w:r>
-      <w:proofErr w:type="spellStart"/>
-      <w:r>
-        <w:t>서브넷</w:t>
-      </w:r>
-      <w:proofErr w:type="spellEnd"/>
-      <w:r>
-        <w:t xml:space="preserve">, </w:t>
-      </w:r>
-      <w:proofErr w:type="spellStart"/>
-      <w:r>
-        <w:t>타겟그룹</w:t>
-      </w:r>
-      <w:proofErr w:type="spellEnd"/>
-      <w:r>
-        <w:t xml:space="preserve"> 2종)</w:t>
-      </w:r>
-      <w:r>
-        <w:br/>
-        <w:t xml:space="preserve">           |</w:t>
-      </w:r>
-      <w:r>
-        <w:br/>
-        <w:t xml:space="preserve">           |  </w:t>
-      </w:r>
-      <w:proofErr w:type="spellStart"/>
-      <w:r>
-        <w:t>tg</w:t>
-      </w:r>
-      <w:proofErr w:type="spellEnd"/>
-      <w:r>
         <w:rPr>
           <w:rFonts w:ascii="Cambria Math" w:hAnsi="Cambria Math" w:cs="Cambria Math"/>
         </w:rPr>
-        <w:t>‑</w:t>
-      </w:r>
-      <w:r>
-        <w:t>leader</w:t>
-      </w:r>
-      <w:r>
-        <w:t xml:space="preserve">  : 쓰기, WebSocket        -&gt; 리더 노드 단독</w:t>
-      </w:r>
-      <w:r>
-        <w:br/>
-        <w:t xml:space="preserve">           |  </w:t>
-      </w:r>
-      <w:proofErr w:type="spellStart"/>
-      <w:r>
-        <w:t>tg</w:t>
-      </w:r>
-      <w:proofErr w:type="spellEnd"/>
+        <w:t xml:space="preserve">[경계]    Internet -&gt; ALB  (TLS 종단 · 퍼블릭 서브넷 2 AZ)</w:t>
+      </w:r>
       <w:r>
         <w:rPr>
           <w:rFonts w:ascii="Cambria Math" w:hAnsi="Cambria Math" w:cs="Cambria Math"/>
         </w:rPr>
-        <w:t>‑</w:t>
-      </w:r>
-      <w:r>
-        <w:t>read</w:t>
-      </w:r>
-      <w:r>
-        <w:t xml:space="preserve">    : 무서명 공개 조회 6경로 -&gt; 두 노드 분산</w:t>
-      </w:r>
-      <w:r>
         <w:br/>
-        <w:t xml:space="preserve">           v</w:t>
-      </w:r>
-      <w:r>
+      </w:r>
+      <w:r>
+        <w:rPr>
+          <w:rFonts w:ascii="Cambria Math" w:hAnsi="Cambria Math" w:cs="Cambria Math"/>
+        </w:rPr>
+        <w:t xml:space="preserve">          타겟그룹 헬스체크 /actuator/health/readiness :8081</w:t>
+      </w:r>
+      <w:r>
+        <w:rPr>
+          <w:rFonts w:ascii="Cambria Math" w:hAnsi="Cambria Math" w:cs="Cambria Math"/>
+        </w:rPr>
         <w:br/>
-        <w:t xml:space="preserve">[앱]       app-1  (AZ-a, </w:t>
-      </w:r>
-      <w:proofErr w:type="spellStart"/>
-      <w:r>
-        <w:t>프라이빗</w:t>
-      </w:r>
-      <w:proofErr w:type="spellEnd"/>
-      <w:r>
-        <w:t xml:space="preserve">)   app-2  (AZ-b, </w:t>
-      </w:r>
-      <w:proofErr w:type="spellStart"/>
-      <w:r>
-        <w:t>프라이빗</w:t>
-      </w:r>
-      <w:proofErr w:type="spellEnd"/>
-      <w:r>
-        <w:t>)</w:t>
-      </w:r>
-      <w:r>
+      </w:r>
+      <w:r>
+        <w:rPr>
+          <w:rFonts w:ascii="Cambria Math" w:hAnsi="Cambria Math" w:cs="Cambria Math"/>
+        </w:rPr>
+        <w:t xml:space="preserve">          리더만 200. 팔로워는 503이라 자동으로 빠짐</w:t>
+      </w:r>
+      <w:r>
+        <w:rPr>
+          <w:rFonts w:ascii="Cambria Math" w:hAnsi="Cambria Math" w:cs="Cambria Math"/>
+        </w:rPr>
         <w:br/>
-        <w:t xml:space="preserve">           readiness 200 = 리더      readiness 503 = </w:t>
-      </w:r>
-      <w:proofErr w:type="spellStart"/>
-      <w:r>
-        <w:t>팔로워</w:t>
-      </w:r>
-      <w:proofErr w:type="spellEnd"/>
-      <w:r>
+      </w:r>
+      <w:r>
+        <w:rPr>
+          <w:rFonts w:ascii="Cambria Math" w:hAnsi="Cambria Math" w:cs="Cambria Math"/>
+        </w:rPr>
+        <w:t xml:space="preserve">[NAT]     NAT-a (AZ-a 퍼블릭) · NAT-c (AZ-c 퍼블릭)   t4g.nano · AZ 로컬</w:t>
+      </w:r>
+      <w:r>
+        <w:rPr>
+          <w:rFonts w:ascii="Cambria Math" w:hAnsi="Cambria Math" w:cs="Cambria Math"/>
+        </w:rPr>
         <w:br/>
-        <w:t xml:space="preserve">           |</w:t>
-      </w:r>
-      <w:r>
+      </w:r>
+      <w:r>
+        <w:rPr>
+          <w:rFonts w:ascii="Cambria Math" w:hAnsi="Cambria Math" w:cs="Cambria Math"/>
+        </w:rPr>
+        <w:t xml:space="preserve">[앱]      app-1 (AZ-a 프라이빗)        app-2 (AZ-c 프라이빗)</w:t>
+      </w:r>
+      <w:r>
+        <w:rPr>
+          <w:rFonts w:ascii="Cambria Math" w:hAnsi="Cambria Math" w:cs="Cambria Math"/>
+        </w:rPr>
         <w:br/>
-        <w:t xml:space="preserve">           v</w:t>
-      </w:r>
-      <w:r>
+      </w:r>
+      <w:r>
+        <w:rPr>
+          <w:rFonts w:ascii="Cambria Math" w:hAnsi="Cambria Math" w:cs="Cambria Math"/>
+        </w:rPr>
+        <w:t xml:space="preserve">          readiness 200 = 리더         readiness 503 = 팔로워</w:t>
+      </w:r>
+      <w:r>
+        <w:rPr>
+          <w:rFonts w:ascii="Cambria Math" w:hAnsi="Cambria Math" w:cs="Cambria Math"/>
+        </w:rPr>
         <w:br/>
-        <w:t xml:space="preserve">[데이터]   data  (AZ-a, </w:t>
-      </w:r>
-      <w:proofErr w:type="spellStart"/>
-      <w:r>
-        <w:t>프라이빗</w:t>
-      </w:r>
-      <w:proofErr w:type="spellEnd"/>
-      <w:r>
-        <w:t>)</w:t>
-      </w:r>
-      <w:r>
+      </w:r>
+      <w:r>
+        <w:rPr>
+          <w:rFonts w:ascii="Cambria Math" w:hAnsi="Cambria Math" w:cs="Cambria Math"/>
+        </w:rPr>
+        <w:t xml:space="preserve">                                       관측 Prometheus · Grafana 동거</w:t>
+      </w:r>
+      <w:r>
+        <w:rPr>
+          <w:rFonts w:ascii="Cambria Math" w:hAnsi="Cambria Math" w:cs="Cambria Math"/>
+        </w:rPr>
         <w:br/>
-        <w:t xml:space="preserve">           PostgreSQL 17 primary   [단일 </w:t>
-      </w:r>
-      <w:proofErr w:type="spellStart"/>
-      <w:r>
-        <w:t>장애점</w:t>
-      </w:r>
-      <w:proofErr w:type="spellEnd"/>
-      <w:r>
-        <w:t>]</w:t>
-      </w:r>
-      <w:r>
+      </w:r>
+      <w:r>
+        <w:rPr>
+          <w:rFonts w:ascii="Cambria Math" w:hAnsi="Cambria Math" w:cs="Cambria Math"/>
+        </w:rPr>
+        <w:t xml:space="preserve">[데이터]  PostgreSQL primary (AZ-a)    PostgreSQL standby (AZ-c)</w:t>
+      </w:r>
+      <w:r>
+        <w:rPr>
+          <w:rFonts w:ascii="Cambria Math" w:hAnsi="Cambria Math" w:cs="Cambria Math"/>
+        </w:rPr>
         <w:br/>
-        <w:t xml:space="preserve">           </w:t>
-      </w:r>
-      <w:proofErr w:type="spellStart"/>
-      <w:r>
-        <w:t>leader_lease</w:t>
-      </w:r>
-      <w:proofErr w:type="spellEnd"/>
-      <w:r>
-        <w:t>, WAL 아카이빙, 백업</w:t>
-      </w:r>
-      <w:r>
+      </w:r>
+      <w:r>
+        <w:rPr>
+          <w:rFonts w:ascii="Cambria Math" w:hAnsi="Cambria Math" w:cs="Cambria Math"/>
+        </w:rPr>
+        <w:t xml:space="preserve">          leader_lease · WAL 아카이빙   스트리밍 복제 · 봇 플릿 동거</w:t>
+      </w:r>
+      <w:r>
+        <w:rPr>
+          <w:rFonts w:ascii="Cambria Math" w:hAnsi="Cambria Math" w:cs="Cambria Math"/>
+        </w:rPr>
         <w:br/>
       </w:r>
       <w:r>
-        <w:br/>
-        <w:t xml:space="preserve">[관측]     data 노드 : Prometheus, Grafana  &lt;- app-1, app-2 </w:t>
-      </w:r>
-      <w:proofErr w:type="spellStart"/>
-      <w:r>
-        <w:t>메트릭</w:t>
-      </w:r>
-      <w:proofErr w:type="spellEnd"/>
-      <w:r>
-        <w:br/>
-        <w:t xml:space="preserve">           </w:t>
-      </w:r>
-      <w:proofErr w:type="spellStart"/>
-      <w:r>
-        <w:t>node_exporter</w:t>
-      </w:r>
-      <w:proofErr w:type="spellEnd"/>
-      <w:r>
-        <w:t xml:space="preserve">, </w:t>
-      </w:r>
-      <w:proofErr w:type="spellStart"/>
-      <w:r>
-        <w:t>cAdvisor</w:t>
-      </w:r>
-      <w:proofErr w:type="spellEnd"/>
-      <w:r>
-        <w:t xml:space="preserve">, 계층 </w:t>
-      </w:r>
-      <w:proofErr w:type="spellStart"/>
-      <w:r>
-        <w:t>프로브</w:t>
-      </w:r>
-      <w:proofErr w:type="spellEnd"/>
-      <w:r>
-        <w:t xml:space="preserve"> : </w:t>
-      </w:r>
-      <w:proofErr w:type="spellStart"/>
-      <w:r>
-        <w:t>미배선</w:t>
-      </w:r>
-      <w:proofErr w:type="spellEnd"/>
-      <w:r>
-        <w:br/>
-        <w:t>[보조]     net  (AZ-a 퍼블릭) : NAT, 터널   [</w:t>
-      </w:r>
-      <w:proofErr w:type="spellStart"/>
-      <w:r>
-        <w:t>아웃바운드</w:t>
-      </w:r>
-      <w:proofErr w:type="spellEnd"/>
-      <w:r>
-        <w:t xml:space="preserve"> 단일 </w:t>
-      </w:r>
-      <w:proofErr w:type="spellStart"/>
-      <w:r>
-        <w:t>장애점</w:t>
-      </w:r>
-      <w:proofErr w:type="spellEnd"/>
-      <w:r>
-        <w:t>]</w:t>
-      </w:r>
-      <w:r>
-        <w:br/>
-        <w:t>[부하]     Bot Fleet -&gt; 공개 API : 24시간 주문 생성</w:t>
+        <w:rPr>
+          <w:rFonts w:ascii="Cambria Math" w:hAnsi="Cambria Math" w:cs="Cambria Math"/>
+        </w:rPr>
+        <w:t xml:space="preserve">[부하]    Bot Fleet -&gt; 공개 API. 24시간 기저 주문 (standby 노드 동거)</w:t>
       </w:r>
     </w:p>
     <w:p>
@@ -8931,15 +8285,7 @@
         <w:t>[그림 1]</w:t>
       </w:r>
       <w:r>
-        <w:t xml:space="preserve"> 상시면 논리 아키텍처. 괄호 안은 배치, 대괄호 안은 단일 </w:t>
-      </w:r>
-      <w:proofErr w:type="spellStart"/>
-      <w:r>
-        <w:t>장애점</w:t>
-      </w:r>
-      <w:proofErr w:type="spellEnd"/>
-      <w:r>
-        <w:t xml:space="preserve"> 표기.</w:t>
+        <w:t xml:space="preserve"> 상시면 논리 아키텍처. 괄호 안은 배치입니다.</w:t>
       </w:r>
     </w:p>
     <w:p>
@@ -8947,15 +8293,7 @@
         <w:pStyle w:val="a0"/>
       </w:pPr>
       <w:r>
-        <w:t xml:space="preserve">Application은 2AZ에 </w:t>
-      </w:r>
-      <w:proofErr w:type="spellStart"/>
-      <w:r>
-        <w:t>이중화하지만</w:t>
-      </w:r>
-      <w:proofErr w:type="spellEnd"/>
-      <w:r>
-        <w:t>, PostgreSQL과 NAT가 단일 구성이라 전체 AZ 장애 내성은 아직 없습니다.</w:t>
+        <w:t xml:space="preserve">Application과 데이터 계층을 모두 2 AZ에 배치합니다. 다만 DB 자동 승격이 미완이라 전체 AZ 장애 내성은 아직 주장하지 않습니다.</w:t>
       </w:r>
     </w:p>
     <w:p>
@@ -9121,15 +8459,7 @@
               <w:spacing w:line="270" w:lineRule="auto"/>
             </w:pPr>
             <w:r>
-              <w:t xml:space="preserve">TLS 종단, </w:t>
-            </w:r>
-            <w:proofErr w:type="spellStart"/>
-            <w:r>
-              <w:t>타겟그룹</w:t>
-            </w:r>
-            <w:proofErr w:type="spellEnd"/>
-            <w:r>
-              <w:t xml:space="preserve"> 2종 라우팅</w:t>
+              <w:t xml:space="preserve">TLS 종단. readiness 기반 타겟그룹 라우팅</w:t>
             </w:r>
           </w:p>
         </w:tc>
@@ -9166,7 +8496,7 @@
             </w:pPr>
             <w:r>
               <w:lastRenderedPageBreak/>
-              <w:t>net</w:t>
+              <w:t>NAT-a · NAT-c</w:t>
             </w:r>
           </w:p>
         </w:tc>
@@ -9180,13 +8510,8 @@
               <w:spacing w:line="270" w:lineRule="auto"/>
             </w:pPr>
             <w:r>
-              <w:t xml:space="preserve">NAT, 터널, </w:t>
-            </w:r>
-            <w:proofErr w:type="spellStart"/>
-            <w:r>
-              <w:t>프로브</w:t>
-            </w:r>
-            <w:proofErr w:type="spellEnd"/>
+              <w:t xml:space="preserve">NAT 인스턴스. nftables masquerade</w:t>
+            </w:r>
           </w:p>
         </w:tc>
         <w:tc>
@@ -9199,7 +8524,7 @@
               <w:spacing w:line="270" w:lineRule="auto"/>
             </w:pPr>
             <w:r>
-              <w:t>AZ-a 퍼블릭</w:t>
+              <w:t>각 AZ 퍼블릭 (t4g.nano)</w:t>
             </w:r>
           </w:p>
         </w:tc>
@@ -9246,13 +8571,8 @@
               <w:spacing w:line="270" w:lineRule="auto"/>
             </w:pPr>
             <w:r>
-              <w:t xml:space="preserve">AZ-a </w:t>
-            </w:r>
-            <w:proofErr w:type="spellStart"/>
-            <w:r>
-              <w:t>프라이빗</w:t>
-            </w:r>
-            <w:proofErr w:type="spellEnd"/>
+              <w:t xml:space="preserve">AZ-a 프라이빗</w:t>
+            </w:r>
           </w:p>
         </w:tc>
       </w:tr>
@@ -9284,7 +8604,7 @@
               <w:spacing w:line="270" w:lineRule="auto"/>
             </w:pPr>
             <w:r>
-              <w:t>애플리케이션</w:t>
+              <w:t>애플리케이션. 관측(Prometheus · Grafana) 동거</w:t>
             </w:r>
           </w:p>
         </w:tc>
@@ -9298,13 +8618,8 @@
               <w:spacing w:line="270" w:lineRule="auto"/>
             </w:pPr>
             <w:r>
-              <w:t xml:space="preserve">AZ-b </w:t>
-            </w:r>
-            <w:proofErr w:type="spellStart"/>
-            <w:r>
-              <w:t>프라이빗</w:t>
-            </w:r>
-            <w:proofErr w:type="spellEnd"/>
+              <w:t xml:space="preserve">AZ-c 프라이빗</w:t>
+            </w:r>
           </w:p>
         </w:tc>
       </w:tr>
@@ -9322,7 +8637,7 @@
               <w:spacing w:line="270" w:lineRule="auto"/>
             </w:pPr>
             <w:r>
-              <w:t>data</w:t>
+              <w:t>pg-primary · pg-standby</w:t>
             </w:r>
           </w:p>
         </w:tc>
@@ -9336,7 +8651,7 @@
               <w:spacing w:line="270" w:lineRule="auto"/>
             </w:pPr>
             <w:r>
-              <w:t>PostgreSQL, 관측</w:t>
+              <w:t>PostgreSQL 17 스트리밍 복제. standby에 봇 플릿 동거</w:t>
             </w:r>
           </w:p>
         </w:tc>
@@ -9350,13 +8665,8 @@
               <w:spacing w:line="270" w:lineRule="auto"/>
             </w:pPr>
             <w:r>
-              <w:t xml:space="preserve">AZ-a </w:t>
-            </w:r>
-            <w:proofErr w:type="spellStart"/>
-            <w:r>
-              <w:t>프라이빗</w:t>
-            </w:r>
-            <w:proofErr w:type="spellEnd"/>
+              <w:t xml:space="preserve">AZ-a · AZ-c 프라이빗</w:t>
+            </w:r>
           </w:p>
         </w:tc>
       </w:tr>
@@ -9370,24 +8680,8 @@
       <w:pPr>
         <w:pStyle w:val="a0"/>
       </w:pPr>
-      <w:proofErr w:type="spellStart"/>
-      <w:r>
-        <w:t>타겟그룹을</w:t>
-      </w:r>
-      <w:proofErr w:type="spellEnd"/>
-      <w:r>
-        <w:t xml:space="preserve"> 둘로 가릅니다. 쓰기와 WebSocket은 리더 단독 </w:t>
-      </w:r>
-      <w:proofErr w:type="spellStart"/>
-      <w:r>
-        <w:t>타겟그룹으로</w:t>
-      </w:r>
-      <w:proofErr w:type="spellEnd"/>
-      <w:r>
-        <w:t xml:space="preserve"> 보내고, 무서명 공개 조회 6경로만 두 노드에 분산합니다. 서명 조회를 분산하지 않는 이유는 노드 간 nonce 재사용 창이 열리기 때문입니다. 그 결함은 이번 기간에 닫지 않고 노출면만 묶습니다.</w:t>
-      </w:r>
-      <w:r>
-        <w:t xml:space="preserve"> 결함 자체는 11.3에 적었습니다.</w:t>
+      <w:r>
+        <w:t xml:space="preserve">타겟그룹은 하나이고 판정 주체는 앱입니다. 헬스체크가 8081의 readiness를 읽고, 팔로워와 승격 대기 노드는 503이라 자동으로 빠집니다. 정확한 서술은 리더에게만 보낸다가 아니라 리더가 아닌 노드를 뺀다입니다. 승격 재생 구간에는 두 노드가 모두 503이라 healthy 타겟이 0인 창이 실재하며, 그 구간의 접수는 앱이 503과 Retry-After로 흡수합니다.</w:t>
       </w:r>
     </w:p>
     <w:p>
@@ -9395,31 +8689,7 @@
         <w:pStyle w:val="a0"/>
       </w:pPr>
       <w:r>
-        <w:t xml:space="preserve">리더 라우팅에 별도 구현이 필요 없습니다. </w:t>
-      </w:r>
-      <w:proofErr w:type="spellStart"/>
-      <w:r>
-        <w:t>팔로워가</w:t>
-      </w:r>
-      <w:proofErr w:type="spellEnd"/>
-      <w:r>
-        <w:t xml:space="preserve"> readiness </w:t>
-      </w:r>
-      <w:proofErr w:type="spellStart"/>
-      <w:r>
-        <w:t>프로브에</w:t>
-      </w:r>
-      <w:proofErr w:type="spellEnd"/>
-      <w:r>
-        <w:t xml:space="preserve"> 503을 돌려주므로 </w:t>
-      </w:r>
-      <w:proofErr w:type="spellStart"/>
-      <w:r>
-        <w:t>타겟그룹</w:t>
-      </w:r>
-      <w:proofErr w:type="spellEnd"/>
-      <w:r>
-        <w:t xml:space="preserve"> 헬스체크가 그대로 리더 선택기가 됩니다.</w:t>
+        <w:t xml:space="preserve">리더 라우팅을 따로 구현하지 않습니다. 자작 헬스체크 코드가 사라지는 대신 판정 주체는 여전히 앱입니다.</w:t>
       </w:r>
     </w:p>
     <w:p>
@@ -9441,7 +8711,7 @@
         </w:pBdr>
       </w:pPr>
       <w:r>
-        <w:t>Application 계층 2AZ 이중화이며, 데이터 계층 HA는 증명 환경에서 별도 검증합니다. 전체 시스템이 AZ 장애 내성을 가진 것이 아닙니다.</w:t>
+        <w:t>Application과 데이터 계층을 모두 2 AZ에 배치하되, 전체 AZ 장애 내성이 성립했다고는 적지 않습니다.</w:t>
       </w:r>
     </w:p>
     <w:p>
@@ -9455,10 +8725,7 @@
         <w:t>아래</w:t>
       </w:r>
       <w:r>
-        <w:t xml:space="preserve"> 표에 남은 단일 장애점을 적습니다</w:t>
-      </w:r>
-      <w:r>
-        <w:t>.</w:t>
+        <w:t xml:space="preserve"> 표에 남은 단일 장애점과 한계를 적습니다.</w:t>
       </w:r>
     </w:p>
     <w:p>
@@ -9472,13 +8739,8 @@
         <w:t>[표 13]</w:t>
       </w:r>
       <w:r>
-        <w:t xml:space="preserve"> 남은 단일 </w:t>
-      </w:r>
-      <w:proofErr w:type="spellStart"/>
-      <w:r>
-        <w:t>장애점</w:t>
-      </w:r>
-      <w:proofErr w:type="spellEnd"/>
+        <w:t xml:space="preserve"> 남은 단일 장애점과 한계</w:t>
+      </w:r>
     </w:p>
     <w:tbl>
       <w:tblPr>
@@ -9531,18 +8793,8 @@
                 <w:bCs/>
                 <w:color w:val="1F3864"/>
               </w:rPr>
-              <w:t xml:space="preserve">단일 </w:t>
-            </w:r>
-            <w:proofErr w:type="spellStart"/>
-            <w:r>
-              <w:rPr>
-                <w:b/>
-                <w:bCs/>
-                <w:color w:val="1F3864"/>
-              </w:rPr>
-              <w:t>장애점</w:t>
-            </w:r>
-            <w:proofErr w:type="spellEnd"/>
+              <w:t xml:space="preserve">단일 장애점</w:t>
+            </w:r>
           </w:p>
         </w:tc>
         <w:tc>
@@ -9592,7 +8844,7 @@
               <w:spacing w:line="270" w:lineRule="auto"/>
             </w:pPr>
             <w:r>
-              <w:t>PostgreSQL primary 1대</w:t>
+              <w:t>DB 승격 경로</w:t>
             </w:r>
           </w:p>
         </w:tc>
@@ -9609,7 +8861,7 @@
               <w:spacing w:line="270" w:lineRule="auto"/>
             </w:pPr>
             <w:r>
-              <w:t>정지 시 전 노드 쓰기 불가</w:t>
+              <w:t>standby는 상시로 두지만 Patroni 설정이 0건이라 승격이 현재 수동입니다. 자동 복구 기준으로는 primary가 실질 단일 장애점입니다</w:t>
             </w:r>
           </w:p>
         </w:tc>
@@ -9628,7 +8880,7 @@
               <w:spacing w:line="270" w:lineRule="auto"/>
             </w:pPr>
             <w:r>
-              <w:t>NAT 인스턴스 1대</w:t>
+              <w:t>AZ 상실 모사의 한계</w:t>
             </w:r>
           </w:p>
         </w:tc>
@@ -9641,21 +8893,8 @@
               <w:pStyle w:val="TableCell"/>
               <w:spacing w:line="270" w:lineRule="auto"/>
             </w:pPr>
-            <w:proofErr w:type="spellStart"/>
-            <w:r>
-              <w:t>아웃바운드</w:t>
-            </w:r>
-            <w:proofErr w:type="spellEnd"/>
-            <w:r>
-              <w:t xml:space="preserve"> 경로 차단. WAL </w:t>
-            </w:r>
-            <w:proofErr w:type="spellStart"/>
-            <w:r>
-              <w:t>아카이빙이</w:t>
-            </w:r>
-            <w:proofErr w:type="spellEnd"/>
-            <w:r>
-              <w:t xml:space="preserve"> 막히면 디스크가 참</w:t>
+            <w:r>
+              <w:t xml:space="preserve">AWS 가용영역을 실제로 정지시킬 권한이 없어, AZ-a 상실은 그 AZ의 두 노드를 동시에 정지시키는 모사입니다</w:t>
             </w:r>
           </w:p>
         </w:tc>
@@ -9674,7 +8913,7 @@
               <w:spacing w:line="270" w:lineRule="auto"/>
             </w:pPr>
             <w:r>
-              <w:t>두 노드가 함께 있는 AZ-a</w:t>
+              <w:t>AZ-a 상실 시 재기동</w:t>
             </w:r>
           </w:p>
         </w:tc>
@@ -9688,7 +8927,7 @@
               <w:spacing w:line="270" w:lineRule="auto"/>
             </w:pPr>
             <w:r>
-              <w:t>AZ-a 정지 시 app-2가 살아도 리스를 읽지 못해 승격 불가</w:t>
+              <w:t>app-1과 primary가 함께 죽어 DB 승격이 선행돼야 하며 그 소요는 미측정입니다</w:t>
             </w:r>
           </w:p>
         </w:tc>
@@ -9704,23 +8943,7 @@
         <w:pStyle w:val="a0"/>
       </w:pPr>
       <w:r>
-        <w:t xml:space="preserve">2 AZ에 배치했지만 AZ 장애 내성은 없습니다. ALB가 두 AZ 서브넷을 요구해 </w:t>
-      </w:r>
-      <w:proofErr w:type="spellStart"/>
-      <w:r>
-        <w:t>퍼블릭이</w:t>
-      </w:r>
-      <w:proofErr w:type="spellEnd"/>
-      <w:r>
-        <w:t xml:space="preserve"> 둘이 됐고 앱을 갈라 두려고 </w:t>
-      </w:r>
-      <w:proofErr w:type="spellStart"/>
-      <w:r>
-        <w:t>프라이빗도</w:t>
-      </w:r>
-      <w:proofErr w:type="spellEnd"/>
-      <w:r>
-        <w:t xml:space="preserve"> 둘이 된 결과입니다.</w:t>
+        <w:t xml:space="preserve">2 AZ 배치는 결심만으로 얻은 것이 아니라 구성 요건으로도 따라옵니다. ALB가 서로 다른 두 가용영역의 서브넷을 요구하기 때문입니다.</w:t>
       </w:r>
     </w:p>
     <w:p>
@@ -9728,7 +8951,7 @@
         <w:pStyle w:val="a0"/>
       </w:pPr>
       <w:r>
-        <w:t>데이터 계층까지 상시로 올리는 안은 비용 상한을 8,030원 넘겨 채택하지 않았습니다. 데이터 계층 HA는 증명 창에서 스트리밍 복제와 수동 승격으로 실측합니다.</w:t>
+        <w:t>standby를 상시면에 두는 이유는 승격 함수가 DB 함수라, DB를 잃은 앱은 승격 자체를 하지 못하기 때문입니다. 상태 계층 이중화가 앱 이중화의 전제입니다. 자동 승격(Patroni)은 예비 시간이 남을 때만 착수하는 확장 항목이고, 기본 계획은 복제 구성과 승격 실측까지입니다.</w:t>
       </w:r>
     </w:p>
     <w:p>
@@ -9754,16 +8977,8 @@
         <w:rPr>
           <w:szCs w:val="21"/>
         </w:rPr>
-        <w:t xml:space="preserve">5.1 무엇을 보고 어떤 장애를 </w:t>
-      </w:r>
-      <w:proofErr w:type="gramStart"/>
-      <w:r>
-        <w:rPr>
-          <w:szCs w:val="21"/>
-        </w:rPr>
-        <w:t>판단하는가</w:t>
-      </w:r>
-      <w:proofErr w:type="gramEnd"/>
+        <w:t xml:space="preserve">5.1 무엇을 보고 어떤 장애를 판단하는가</w:t>
+      </w:r>
     </w:p>
     <w:p>
       <w:pPr>
@@ -10144,21 +9359,7 @@
               <w:rPr>
                 <w:szCs w:val="17"/>
               </w:rPr>
-              <w:t xml:space="preserve">프로세스 정지, 방화벽, </w:t>
-            </w:r>
-            <w:proofErr w:type="spellStart"/>
-            <w:r>
-              <w:rPr>
-                <w:szCs w:val="17"/>
-              </w:rPr>
-              <w:t>백로그</w:t>
-            </w:r>
-            <w:proofErr w:type="spellEnd"/>
-            <w:r>
-              <w:rPr>
-                <w:szCs w:val="17"/>
-              </w:rPr>
-              <w:t xml:space="preserve"> 포화</w:t>
+              <w:t xml:space="preserve">프로세스 정지, 방화벽, 백로그 포화</w:t>
             </w:r>
           </w:p>
         </w:tc>
@@ -10615,19 +9816,11 @@
               <w:pStyle w:val="TableCell"/>
               <w:spacing w:line="250" w:lineRule="auto"/>
             </w:pPr>
-            <w:proofErr w:type="spellStart"/>
-            <w:r>
-              <w:rPr>
-                <w:szCs w:val="17"/>
-              </w:rPr>
-              <w:t>팔로워이거나</w:t>
-            </w:r>
-            <w:proofErr w:type="spellEnd"/>
-            <w:r>
-              <w:rPr>
-                <w:szCs w:val="17"/>
-              </w:rPr>
-              <w:t xml:space="preserve"> 기동 중</w:t>
+            <w:r>
+              <w:rPr>
+                <w:szCs w:val="17"/>
+              </w:rPr>
+              <w:t xml:space="preserve">팔로워이거나 기동 중</w:t>
             </w:r>
           </w:p>
         </w:tc>
@@ -11033,7 +10226,6 @@
               <w:pStyle w:val="TableCell"/>
               <w:spacing w:line="250" w:lineRule="auto"/>
             </w:pPr>
-            <w:proofErr w:type="spellStart"/>
             <w:r>
               <w:rPr>
                 <w:rFonts w:cs="돋움체"/>
@@ -11041,7 +10233,6 @@
               </w:rPr>
               <w:t>leader_lease</w:t>
             </w:r>
-            <w:proofErr w:type="spellEnd"/>
             <w:r>
               <w:rPr>
                 <w:szCs w:val="17"/>
@@ -11096,19 +10287,11 @@
               <w:pStyle w:val="TableCell"/>
               <w:spacing w:line="250" w:lineRule="auto"/>
             </w:pPr>
-            <w:proofErr w:type="spellStart"/>
-            <w:r>
-              <w:rPr>
-                <w:szCs w:val="17"/>
-              </w:rPr>
-              <w:t>페일오버</w:t>
-            </w:r>
-            <w:proofErr w:type="spellEnd"/>
-            <w:r>
-              <w:rPr>
-                <w:szCs w:val="17"/>
-              </w:rPr>
-              <w:t>, split-brain</w:t>
+            <w:r>
+              <w:rPr>
+                <w:szCs w:val="17"/>
+              </w:rPr>
+              <w:t>페일오버, split-brain</w:t>
             </w:r>
           </w:p>
         </w:tc>
@@ -11144,19 +10327,11 @@
               <w:pStyle w:val="TableCell"/>
               <w:spacing w:line="250" w:lineRule="auto"/>
             </w:pPr>
-            <w:proofErr w:type="spellStart"/>
-            <w:r>
-              <w:rPr>
-                <w:szCs w:val="17"/>
-              </w:rPr>
-              <w:t>불변식</w:t>
-            </w:r>
-            <w:proofErr w:type="spellEnd"/>
-            <w:r>
-              <w:rPr>
-                <w:szCs w:val="17"/>
-              </w:rPr>
-              <w:t xml:space="preserve"> 위반 행 수</w:t>
+            <w:r>
+              <w:rPr>
+                <w:szCs w:val="17"/>
+              </w:rPr>
+              <w:t xml:space="preserve">불변식 위반 행 수</w:t>
             </w:r>
           </w:p>
         </w:tc>
@@ -11525,28 +10700,15 @@
         <w:t>거래가 적을 때.</w:t>
       </w:r>
       <w:r>
-        <w:t xml:space="preserve"> 이것이 현재 시스템의 실제 공백입니다. </w:t>
-      </w:r>
-      <w:proofErr w:type="spellStart"/>
-      <w:r>
-        <w:t>배선된</w:t>
-      </w:r>
-      <w:proofErr w:type="spellEnd"/>
-      <w:r>
-        <w:t xml:space="preserve"> 알람 11종이 전부 상한형과 실패형이라 하한을 감시하는 알람이 0건입니다.</w:t>
+        <w:t xml:space="preserve"> 이것이 현재 시스템의 실제 공백입니다. 배선된 알람 11종이 전부 상한형과 실패형이라 하한을 감시하는 알람이 0건입니다.</w:t>
       </w:r>
     </w:p>
     <w:p>
       <w:pPr>
         <w:pStyle w:val="a0"/>
       </w:pPr>
-      <w:proofErr w:type="spellStart"/>
-      <w:r>
-        <w:t>무주문</w:t>
-      </w:r>
-      <w:proofErr w:type="spellEnd"/>
-      <w:r>
-        <w:t xml:space="preserve"> 유휴 구간에서는 수요 축이 누적을 시작하지 않으므로 유휴와 정지가 관측상 구분되지 않습니다. 실제로 요청 풀이 고갈된 리더가 30분 넘게 체결 0인 채로 리스만 갱신한 사고가 있었습니다. 프로세스는 살아 있고 epoch도 변하지 않아 어느 알람도 울리지 않았습니다.</w:t>
+      <w:r>
+        <w:t xml:space="preserve">무주문 유휴 구간에서는 수요 축이 누적을 시작하지 않으므로 유휴와 정지가 관측상 구분되지 않습니다. 실제로 요청 풀이 고갈된 리더가 30분 넘게 체결 0인 채로 리스만 갱신한 사고가 있었습니다. 프로세스는 살아 있고 epoch도 변하지 않아 어느 알람도 울리지 않았습니다.</w:t>
       </w:r>
     </w:p>
     <w:p>
@@ -11554,15 +10716,7 @@
         <w:pStyle w:val="a0"/>
       </w:pPr>
       <w:r>
-        <w:t xml:space="preserve">하한 알람을 추가하되 단순히 TPS가 낮다고 울리면 새벽이나 봇 정지 구간에서 </w:t>
-      </w:r>
-      <w:proofErr w:type="spellStart"/>
-      <w:r>
-        <w:t>오탐이</w:t>
-      </w:r>
-      <w:proofErr w:type="spellEnd"/>
-      <w:r>
-        <w:t xml:space="preserve"> 발생합니다. 판정 대상이 없는데 발화가 나오는 구조를 만들지 않기 위해 양성 증거 조건을 함께 겁니다.</w:t>
+        <w:t xml:space="preserve">하한 알람을 추가하되 단순히 TPS가 낮다고 울리면 새벽이나 봇 정지 구간에서 오탐이 발생합니다. 판정 대상이 없는데 발화가 나오는 구조를 만들지 않기 위해 양성 증거 조건을 함께 겁니다.</w:t>
       </w:r>
     </w:p>
     <w:p>
@@ -11574,16 +10728,10 @@
       </w:pPr>
       <w:r>
         <w:t>Bot Fleet Active</w:t>
-      </w:r>
-      <w:r>
         <w:br/>
         <w:t>AND Request Arrival &gt; 0</w:t>
-      </w:r>
-      <w:r>
         <w:br/>
         <w:t>AND Transaction TPS &lt; baseline</w:t>
-      </w:r>
-      <w:r>
         <w:br/>
         <w:t>FOR N</w:t>
       </w:r>
@@ -11623,16 +10771,8 @@
         <w:rPr>
           <w:szCs w:val="21"/>
         </w:rPr>
-        <w:t xml:space="preserve">5.3 계층 </w:t>
-      </w:r>
-      <w:proofErr w:type="spellStart"/>
-      <w:r>
-        <w:rPr>
-          <w:szCs w:val="21"/>
-        </w:rPr>
-        <w:t>프로브</w:t>
-      </w:r>
-      <w:proofErr w:type="spellEnd"/>
+        <w:t xml:space="preserve">5.3 계층 프로브</w:t>
+      </w:r>
     </w:p>
     <w:p>
       <w:pPr>
@@ -11650,23 +10790,7 @@
         <w:pStyle w:val="a0"/>
       </w:pPr>
       <w:r>
-        <w:t xml:space="preserve">그래서 L3 도달, L4 연결, L7 응답을 각각 재는 </w:t>
-      </w:r>
-      <w:proofErr w:type="spellStart"/>
-      <w:r>
-        <w:t>프로브를</w:t>
-      </w:r>
-      <w:proofErr w:type="spellEnd"/>
-      <w:r>
-        <w:t xml:space="preserve"> 둡니다. 세 </w:t>
-      </w:r>
-      <w:proofErr w:type="spellStart"/>
-      <w:r>
-        <w:t>프로브의</w:t>
-      </w:r>
-      <w:proofErr w:type="spellEnd"/>
-      <w:r>
-        <w:t xml:space="preserve"> 전이 시점이 갈리는 지점에서 장애 계층이 결정됩니다. 운영 목표로 말하면, “서비스가 안 된다”는 현상을 Network, Application, Database 중 실제 장애 계층으로 구체화하는 것입니다. 현재 0건이며 남은 기간의 최우선 항목입니다.</w:t>
+        <w:t xml:space="preserve">그래서 L3 도달, L4 연결, L7 응답을 각각 재는 프로브를 둡니다. 세 프로브의 전이 시점이 갈리는 지점에서 장애 계층이 결정됩니다. 운영 목표로 말하면, “서비스가 안 된다”는 현상을 Network, Application, Database 중 실제 장애 계층으로 구체화하는 것입니다. 현재 0건이며 남은 기간의 최우선 항목입니다.</w:t>
       </w:r>
     </w:p>
     <w:p>
@@ -11681,15 +10805,7 @@
         <w:t>[표 16]</w:t>
       </w:r>
       <w:r>
-        <w:t xml:space="preserve"> 계층 </w:t>
-      </w:r>
-      <w:proofErr w:type="spellStart"/>
-      <w:r>
-        <w:t>프로브</w:t>
-      </w:r>
-      <w:proofErr w:type="spellEnd"/>
-      <w:r>
-        <w:t xml:space="preserve"> 조합과 추정 계층</w:t>
+        <w:t xml:space="preserve"> 계층 프로브 조합과 추정 계층</w:t>
       </w:r>
     </w:p>
     <w:tbl>
@@ -12107,16 +11223,8 @@
         <w:rPr>
           <w:szCs w:val="21"/>
         </w:rPr>
-        <w:t xml:space="preserve">5.4 판정기를 믿을 수 </w:t>
-      </w:r>
-      <w:proofErr w:type="gramStart"/>
-      <w:r>
-        <w:rPr>
-          <w:szCs w:val="21"/>
-        </w:rPr>
-        <w:t>있는가</w:t>
-      </w:r>
-      <w:proofErr w:type="gramEnd"/>
+        <w:t xml:space="preserve">5.4 판정기를 믿을 수 있는가</w:t>
+      </w:r>
     </w:p>
     <w:p>
       <w:pPr>
@@ -12255,13 +11363,8 @@
               <w:pStyle w:val="TableCell"/>
               <w:spacing w:line="270" w:lineRule="auto"/>
             </w:pPr>
-            <w:proofErr w:type="spellStart"/>
-            <w:r>
-              <w:t>반환값이</w:t>
-            </w:r>
-            <w:proofErr w:type="spellEnd"/>
-            <w:r>
-              <w:t xml:space="preserve"> 파이프라인에 섞임</w:t>
+            <w:r>
+              <w:t xml:space="preserve">반환값이 파이프라인에 섞임</w:t>
             </w:r>
           </w:p>
         </w:tc>
@@ -12435,10 +11538,7 @@
         <w:t>둘은</w:t>
       </w:r>
       <w:r>
-        <w:t xml:space="preserve"> 판정 대상이 없는데도 통과가 나오는 공허 통과입니다. 여기에는 두 가지로 대응했습니다</w:t>
-      </w:r>
-      <w:r>
-        <w:t>.</w:t>
+        <w:t xml:space="preserve"> 판정 대상이 없는데도 통과가 나오는 공허 통과입니다. 여기에는 두 가지로 대응했습니다.</w:t>
       </w:r>
     </w:p>
     <w:p>
@@ -12455,23 +11555,13 @@
       <w:r>
         <w:t xml:space="preserve"> </w:t>
       </w:r>
-      <w:proofErr w:type="gramStart"/>
       <w:r>
         <w:rPr>
           <w:rFonts w:ascii="돋움체" w:eastAsia="돋움체" w:hAnsi="돋움체" w:cs="돋움체"/>
           <w:sz w:val="20"/>
           <w:szCs w:val="20"/>
         </w:rPr>
-        <w:t>count &gt;</w:t>
-      </w:r>
-      <w:proofErr w:type="gramEnd"/>
-      <w:r>
-        <w:rPr>
-          <w:rFonts w:ascii="돋움체" w:eastAsia="돋움체" w:hAnsi="돋움체" w:cs="돋움체"/>
-          <w:sz w:val="20"/>
-          <w:szCs w:val="20"/>
-        </w:rPr>
-        <w:t xml:space="preserve"> 0</w:t>
+        <w:t xml:space="preserve">count &gt; 0</w:t>
       </w:r>
       <w:r>
         <w:t xml:space="preserve"> 형태의 하한을 함께 두어 그 주행이 실제로 돌았고 판정 대상이 존재했다는 것을 먼저 증명합니다.</w:t>
@@ -12546,12 +11636,8 @@
       </w:pPr>
       <w:r>
         <w:t>현상 감지 -&gt; Alert -&gt; Severity 결정 -&gt; 계층 판별 -&gt; Runbook 실행</w:t>
-      </w:r>
-      <w:r>
         <w:br/>
         <w:t>-&gt; 필요 시 Escalation -&gt; 서비스 복구 확인 -&gt; Transaction 정상 확인</w:t>
-      </w:r>
-      <w:r>
         <w:br/>
         <w:t>-&gt; Ledger 정합성 확인 -&gt; 정상 상태 재확인 -&gt; Incident 종료</w:t>
       </w:r>
@@ -12774,15 +11860,7 @@
               <w:spacing w:line="270" w:lineRule="auto"/>
             </w:pPr>
             <w:r>
-              <w:t xml:space="preserve">전 주문 불가, split-brain 의심, 원장 </w:t>
-            </w:r>
-            <w:proofErr w:type="spellStart"/>
-            <w:r>
-              <w:t>불변식</w:t>
-            </w:r>
-            <w:proofErr w:type="spellEnd"/>
-            <w:r>
-              <w:t xml:space="preserve"> 위반</w:t>
+              <w:t xml:space="preserve">전 주문 불가, split-brain 의심, 원장 불변식 위반</w:t>
             </w:r>
           </w:p>
         </w:tc>
@@ -12968,15 +12046,7 @@
               <w:spacing w:line="270" w:lineRule="auto"/>
             </w:pPr>
             <w:r>
-              <w:t xml:space="preserve">단일 </w:t>
-            </w:r>
-            <w:proofErr w:type="spellStart"/>
-            <w:r>
-              <w:t>프로브</w:t>
-            </w:r>
-            <w:proofErr w:type="spellEnd"/>
-            <w:r>
-              <w:t xml:space="preserve"> 간헐 실패, 임계 근접</w:t>
+              <w:t xml:space="preserve">단일 프로브 간헐 실패, 임계 근접</w:t>
             </w:r>
           </w:p>
         </w:tc>
@@ -13012,15 +12082,7 @@
         <w:t>원장</w:t>
       </w:r>
       <w:r>
-        <w:t xml:space="preserve"> </w:t>
-      </w:r>
-      <w:proofErr w:type="spellStart"/>
-      <w:r>
-        <w:t>불변식</w:t>
-      </w:r>
-      <w:proofErr w:type="spellEnd"/>
-      <w:r>
-        <w:t xml:space="preserve"> 위반은 계층과 무관하게 P1로 다룹니다.</w:t>
+        <w:t xml:space="preserve"> 불변식 위반은 계층과 무관하게 P1로 다룹니다.</w:t>
       </w:r>
     </w:p>
     <w:p>
@@ -13055,29 +12117,8 @@
         <w:pStyle w:val="a0"/>
       </w:pPr>
       <w:r>
-        <w:t xml:space="preserve">판단 순서는 다음과 같습니다. 요청 자체가 줄었는가, 아니면 요청은 들어오는데 처리가 </w:t>
-      </w:r>
-      <w:proofErr w:type="gramStart"/>
-      <w:r>
-        <w:t>안 되는가</w:t>
-      </w:r>
-      <w:proofErr w:type="gramEnd"/>
-      <w:r>
-        <w:t xml:space="preserve">. 처리가 </w:t>
-      </w:r>
-      <w:proofErr w:type="gramStart"/>
-      <w:r>
-        <w:t>안 된다면</w:t>
-      </w:r>
-      <w:proofErr w:type="gramEnd"/>
-      <w:r>
-        <w:t xml:space="preserve"> Network 연결은 정상인가, DB는 정상인가, Leader가 실제로 처리하고 </w:t>
-      </w:r>
-      <w:proofErr w:type="gramStart"/>
-      <w:r>
-        <w:t>있는가.</w:t>
-      </w:r>
-      <w:proofErr w:type="gramEnd"/>
+        <w:t xml:space="preserve">판단 순서는 다음과 같습니다. 요청 자체가 줄었는가, 아니면 요청은 들어오는데 처리가 안 되는가. 처리가 안 된다면 Network 연결은 정상인가, DB는 정상인가, Leader가 실제로 처리하고 있는가.</w:t>
+      </w:r>
     </w:p>
     <w:p>
       <w:pPr>
@@ -13281,7 +12322,6 @@
             <w:r>
               <w:t xml:space="preserve">Request Rate, 체결 처리량, </w:t>
             </w:r>
-            <w:proofErr w:type="spellStart"/>
             <w:r>
               <w:rPr>
                 <w:rFonts w:cs="돋움체"/>
@@ -13289,7 +12329,6 @@
               </w:rPr>
               <w:t>leader_lease</w:t>
             </w:r>
-            <w:proofErr w:type="spellEnd"/>
             <w:r>
               <w:t xml:space="preserve"> 갱신, DB Connection</w:t>
             </w:r>
@@ -13377,200 +12416,37 @@
         </w:pBdr>
       </w:pPr>
       <w:r>
-        <w:t xml:space="preserve">체결 처리량이 baseline 아래로 </w:t>
-      </w:r>
-      <w:proofErr w:type="spellStart"/>
-      <w:r>
-        <w:t>내려감</w:t>
-      </w:r>
-      <w:proofErr w:type="spellEnd"/>
-      <w:r>
+        <w:t xml:space="preserve">체결 처리량이 baseline 아래로 내려감</w:t>
         <w:br/>
         <w:t>├─ Request Arrival 도 함께 감소했는가</w:t>
-      </w:r>
-      <w:r>
         <w:br/>
-      </w:r>
-      <w:proofErr w:type="gramStart"/>
-      <w:r>
-        <w:t>│  ├</w:t>
-      </w:r>
-      <w:proofErr w:type="gramEnd"/>
-      <w:r>
-        <w:t>─ YES -&gt; 수요 축. Bot Fleet 상태 확인</w:t>
-      </w:r>
-      <w:r>
+        <w:t>│  ├─ YES -&gt; 수요 축. Bot Fleet 상태 확인</w:t>
         <w:br/>
-      </w:r>
-      <w:proofErr w:type="gramStart"/>
-      <w:r>
-        <w:t>│  │</w:t>
-      </w:r>
-      <w:proofErr w:type="gramEnd"/>
-      <w:r>
-        <w:t xml:space="preserve">        ├─ 봇 정지 -&gt; 봇 </w:t>
-      </w:r>
-      <w:proofErr w:type="spellStart"/>
-      <w:r>
-        <w:t>재기동</w:t>
-      </w:r>
-      <w:proofErr w:type="spellEnd"/>
-      <w:r>
-        <w:t>. 자동</w:t>
-      </w:r>
-      <w:r>
+        <w:t xml:space="preserve">│  │        ├─ 봇 정지 -&gt; 봇 재기동. 자동</w:t>
         <w:br/>
-      </w:r>
-      <w:proofErr w:type="gramStart"/>
-      <w:r>
-        <w:t>│  │</w:t>
-      </w:r>
-      <w:proofErr w:type="gramEnd"/>
-      <w:r>
-        <w:t xml:space="preserve">        └─ 봇 정상 -&gt; 실제 수요 감소. 조치 없음. Incident 종료</w:t>
-      </w:r>
-      <w:r>
+        <w:t xml:space="preserve">│  │        └─ 봇 정상 -&gt; 실제 수요 감소. 조치 없음. Incident 종료</w:t>
         <w:br/>
-      </w:r>
-      <w:proofErr w:type="gramStart"/>
-      <w:r>
-        <w:t>│  └</w:t>
-      </w:r>
-      <w:proofErr w:type="gramEnd"/>
-      <w:r>
-        <w:t xml:space="preserve">─ </w:t>
-      </w:r>
-      <w:proofErr w:type="gramStart"/>
-      <w:r>
-        <w:t>NO  -</w:t>
-      </w:r>
-      <w:proofErr w:type="gramEnd"/>
-      <w:r>
-        <w:t>&gt; 요청은 들어오는데 체결이 안 됨. 다음 단계</w:t>
-      </w:r>
-      <w:r>
+        <w:t xml:space="preserve">│  └─ NO  -&gt; 요청은 들어오는데 체결이 안 됨. 다음 단계</w:t>
         <w:br/>
         <w:t>├─ API Error Rate 가 증가했는가</w:t>
-      </w:r>
-      <w:r>
         <w:br/>
-      </w:r>
-      <w:proofErr w:type="gramStart"/>
-      <w:r>
-        <w:t>│  ├</w:t>
-      </w:r>
-      <w:proofErr w:type="gramEnd"/>
-      <w:r>
-        <w:t>─ YES -&gt; L4 연결이 실패하는가</w:t>
-      </w:r>
-      <w:r>
+        <w:t>│  ├─ YES -&gt; L4 연결이 실패하는가</w:t>
         <w:br/>
-      </w:r>
-      <w:proofErr w:type="gramStart"/>
-      <w:r>
-        <w:t>│  │</w:t>
-      </w:r>
-      <w:proofErr w:type="gramEnd"/>
-      <w:r>
-        <w:t xml:space="preserve">        ├─ YES -&gt; Network 계층. NET-01</w:t>
-      </w:r>
-      <w:r>
+        <w:t xml:space="preserve">│  │        ├─ YES -&gt; Network 계층. NET-01</w:t>
         <w:br/>
-      </w:r>
-      <w:proofErr w:type="gramStart"/>
-      <w:r>
-        <w:t>│  │</w:t>
-      </w:r>
-      <w:proofErr w:type="gramEnd"/>
-      <w:r>
-        <w:t xml:space="preserve">        └─ </w:t>
-      </w:r>
-      <w:proofErr w:type="gramStart"/>
-      <w:r>
-        <w:t>NO  -</w:t>
-      </w:r>
-      <w:proofErr w:type="gramEnd"/>
-      <w:r>
-        <w:t>&gt; DB Connection 이 이상한가</w:t>
-      </w:r>
-      <w:r>
+        <w:t xml:space="preserve">│  │        └─ NO  -&gt; DB Connection 이 이상한가</w:t>
         <w:br/>
-      </w:r>
-      <w:proofErr w:type="gramStart"/>
-      <w:r>
-        <w:t>│  │</w:t>
-      </w:r>
-      <w:proofErr w:type="gramEnd"/>
-      <w:r>
-        <w:t xml:space="preserve">                 ├─ YES -&gt; Database 계층. DB-01</w:t>
-      </w:r>
-      <w:r>
+        <w:t xml:space="preserve">│  │                 ├─ YES -&gt; Database 계층. DB-01</w:t>
         <w:br/>
-      </w:r>
-      <w:proofErr w:type="gramStart"/>
-      <w:r>
-        <w:t>│  │</w:t>
-      </w:r>
-      <w:proofErr w:type="gramEnd"/>
-      <w:r>
-        <w:t xml:space="preserve">                 └─ </w:t>
-      </w:r>
-      <w:proofErr w:type="gramStart"/>
-      <w:r>
-        <w:t>NO  -</w:t>
-      </w:r>
-      <w:proofErr w:type="gramEnd"/>
-      <w:r>
-        <w:t>&gt; Application 계층. APP-01</w:t>
-      </w:r>
-      <w:r>
+        <w:t xml:space="preserve">│  │                 └─ NO  -&gt; Application 계층. APP-01</w:t>
         <w:br/>
-      </w:r>
-      <w:proofErr w:type="gramStart"/>
-      <w:r>
-        <w:t>│  └</w:t>
-      </w:r>
-      <w:proofErr w:type="gramEnd"/>
-      <w:r>
-        <w:t xml:space="preserve">─ </w:t>
-      </w:r>
-      <w:proofErr w:type="gramStart"/>
-      <w:r>
-        <w:t>NO  -</w:t>
-      </w:r>
-      <w:proofErr w:type="gramEnd"/>
-      <w:r>
-        <w:t>&gt; 오류 없이 체결만 멈춤. 다음 단계</w:t>
-      </w:r>
-      <w:r>
+        <w:t xml:space="preserve">│  └─ NO  -&gt; 오류 없이 체결만 멈춤. 다음 단계</w:t>
         <w:br/>
-        <w:t xml:space="preserve">└─ </w:t>
-      </w:r>
-      <w:proofErr w:type="spellStart"/>
-      <w:r>
-        <w:t>leader_</w:t>
-      </w:r>
-      <w:proofErr w:type="gramStart"/>
-      <w:r>
-        <w:t>lease</w:t>
-      </w:r>
-      <w:proofErr w:type="spellEnd"/>
-      <w:r>
-        <w:t xml:space="preserve"> 는</w:t>
-      </w:r>
-      <w:proofErr w:type="gramEnd"/>
-      <w:r>
-        <w:t xml:space="preserve"> 갱신되는가</w:t>
-      </w:r>
-      <w:r>
+        <w:t xml:space="preserve">└─ leader_lease 는 갱신되는가</w:t>
         <w:br/>
         <w:t xml:space="preserve">   ├─ 갱신 정지 -&gt; 리더 소실. 승격 대기. LDR-01</w:t>
-      </w:r>
-      <w:r>
         <w:br/>
         <w:t xml:space="preserve">   └─ 갱신 중   -&gt; 좀비 리더 의심. 리스는 살아 있고 처리만 정지</w:t>
-      </w:r>
-      <w:r>
         <w:br/>
         <w:t xml:space="preserve">                  요청 풀 사용량 확인 -&gt; 고갈이면 수용 제한 확인. APP-01</w:t>
       </w:r>
@@ -13795,13 +12671,8 @@
               <w:pStyle w:val="TableCell"/>
               <w:spacing w:line="270" w:lineRule="auto"/>
             </w:pPr>
-            <w:proofErr w:type="spellStart"/>
-            <w:r>
-              <w:t>불변식</w:t>
-            </w:r>
-            <w:proofErr w:type="spellEnd"/>
-            <w:r>
-              <w:t xml:space="preserve"> 26종 위반 0행</w:t>
+            <w:r>
+              <w:t xml:space="preserve">불변식 26종 위반 0행</w:t>
             </w:r>
           </w:p>
         </w:tc>
@@ -13990,15 +12861,7 @@
               <w:spacing w:line="270" w:lineRule="auto"/>
             </w:pPr>
             <w:r>
-              <w:t xml:space="preserve">L3, L4, L7 </w:t>
-            </w:r>
-            <w:proofErr w:type="spellStart"/>
-            <w:r>
-              <w:t>프로브</w:t>
-            </w:r>
-            <w:proofErr w:type="spellEnd"/>
-            <w:r>
-              <w:t xml:space="preserve"> 중 하나 이상 실패. 또는 API Latency 급등</w:t>
+              <w:t xml:space="preserve">L3, L4, L7 프로브 중 하나 이상 실패. 또는 API Latency 급등</w:t>
             </w:r>
           </w:p>
         </w:tc>
@@ -14151,138 +13014,26 @@
       </w:pPr>
       <w:r>
         <w:t>API Latency 급등 또는 Error 증가</w:t>
-      </w:r>
-      <w:r>
         <w:br/>
-        <w:t xml:space="preserve">├─ ICMP </w:t>
-      </w:r>
-      <w:proofErr w:type="spellStart"/>
-      <w:r>
-        <w:t>프로브</w:t>
-      </w:r>
-      <w:proofErr w:type="spellEnd"/>
-      <w:r>
-        <w:t xml:space="preserve"> 응답하는가</w:t>
-      </w:r>
-      <w:r>
+        <w:t xml:space="preserve">├─ ICMP 프로브 응답하는가</w:t>
         <w:br/>
-      </w:r>
-      <w:proofErr w:type="gramStart"/>
-      <w:r>
-        <w:t>│  └</w:t>
-      </w:r>
-      <w:proofErr w:type="gramEnd"/>
-      <w:r>
-        <w:t>─ NO -&gt; L3. 라우팅, 보안그룹, 인스턴스 상태 확인</w:t>
-      </w:r>
-      <w:r>
+        <w:t>│  └─ NO -&gt; L3. 라우팅, 보안그룹, 인스턴스 상태 확인</w:t>
         <w:br/>
         <w:t>├─ TCP 연결 성립하는가</w:t>
-      </w:r>
-      <w:r>
         <w:br/>
-      </w:r>
-      <w:proofErr w:type="gramStart"/>
-      <w:r>
-        <w:t>│  └</w:t>
-      </w:r>
-      <w:proofErr w:type="gramEnd"/>
-      <w:r>
-        <w:t xml:space="preserve">─ NO -&gt; L4. 프로세스 생존, </w:t>
-      </w:r>
-      <w:proofErr w:type="spellStart"/>
-      <w:r>
-        <w:t>리스닝</w:t>
-      </w:r>
-      <w:proofErr w:type="spellEnd"/>
-      <w:r>
-        <w:t xml:space="preserve"> 포트, </w:t>
-      </w:r>
-      <w:proofErr w:type="spellStart"/>
-      <w:r>
-        <w:t>백로그</w:t>
-      </w:r>
-      <w:proofErr w:type="spellEnd"/>
-      <w:r>
-        <w:t xml:space="preserve"> 확인</w:t>
-      </w:r>
-      <w:r>
+        <w:t xml:space="preserve">│  └─ NO -&gt; L4. 프로세스 생존, 리스닝 포트, 백로그 확인</w:t>
         <w:br/>
         <w:t>├─ HTTP 응답하는가</w:t>
-      </w:r>
-      <w:r>
         <w:br/>
-      </w:r>
-      <w:proofErr w:type="gramStart"/>
-      <w:r>
-        <w:t>│  ├</w:t>
-      </w:r>
-      <w:proofErr w:type="gramEnd"/>
-      <w:r>
-        <w:t xml:space="preserve">─ 5xx -&gt; L7. ALB </w:t>
-      </w:r>
-      <w:proofErr w:type="spellStart"/>
-      <w:r>
-        <w:t>타겟그룹</w:t>
-      </w:r>
-      <w:proofErr w:type="spellEnd"/>
-      <w:r>
-        <w:t xml:space="preserve"> 상태 확인</w:t>
-      </w:r>
-      <w:r>
+        <w:t xml:space="preserve">│  ├─ 5xx -&gt; L7. ALB 타겟그룹 상태 확인</w:t>
         <w:br/>
-      </w:r>
-      <w:proofErr w:type="gramStart"/>
-      <w:r>
-        <w:t>│  │</w:t>
-      </w:r>
-      <w:proofErr w:type="gramEnd"/>
-      <w:r>
-        <w:t xml:space="preserve">        ├─ unhealthy -&gt; 대상 노드 readiness 확인. </w:t>
-      </w:r>
-      <w:proofErr w:type="spellStart"/>
-      <w:r>
-        <w:t>팔로워면</w:t>
-      </w:r>
-      <w:proofErr w:type="spellEnd"/>
-      <w:r>
-        <w:t xml:space="preserve"> 정상 동작</w:t>
-      </w:r>
-      <w:r>
+        <w:t xml:space="preserve">│  │        ├─ unhealthy -&gt; 대상 노드 readiness 확인. 팔로워면 정상 동작</w:t>
         <w:br/>
-      </w:r>
-      <w:proofErr w:type="gramStart"/>
-      <w:r>
-        <w:t>│  │</w:t>
-      </w:r>
-      <w:proofErr w:type="gramEnd"/>
-      <w:r>
-        <w:t xml:space="preserve">        └─ healthy   -&gt; 애플리케이션 내부. APP-01</w:t>
-      </w:r>
-      <w:r>
+        <w:t xml:space="preserve">│  │        └─ healthy   -&gt; 애플리케이션 내부. APP-01</w:t>
         <w:br/>
-      </w:r>
-      <w:proofErr w:type="gramStart"/>
-      <w:r>
-        <w:t>│  └</w:t>
-      </w:r>
-      <w:proofErr w:type="gramEnd"/>
-      <w:r>
-        <w:t>─ timeout -&gt; L7 행. 스레드 덤프와 요청 풀 확인</w:t>
-      </w:r>
-      <w:r>
+        <w:t>│  └─ timeout -&gt; L7 행. 스레드 덤프와 요청 풀 확인</w:t>
         <w:br/>
-        <w:t xml:space="preserve">└─ 전 </w:t>
-      </w:r>
-      <w:proofErr w:type="spellStart"/>
-      <w:r>
-        <w:t>프로브</w:t>
-      </w:r>
-      <w:proofErr w:type="spellEnd"/>
-      <w:r>
-        <w:t xml:space="preserve"> 정상인데 Latency 만 높은가</w:t>
-      </w:r>
-      <w:r>
+        <w:t xml:space="preserve">└─ 전 프로브 정상인데 Latency 만 높은가</w:t>
         <w:br/>
         <w:t xml:space="preserve">   └─ YES -&gt; RTT 와 재전송 확인. 정상이면 DB 지연 의심. DB-01</w:t>
       </w:r>
@@ -14434,15 +13185,7 @@
               <w:spacing w:line="270" w:lineRule="auto"/>
             </w:pPr>
             <w:r>
-              <w:t xml:space="preserve">세 </w:t>
-            </w:r>
-            <w:proofErr w:type="spellStart"/>
-            <w:r>
-              <w:t>프로브</w:t>
-            </w:r>
-            <w:proofErr w:type="spellEnd"/>
-            <w:r>
-              <w:t xml:space="preserve"> 전부 정상</w:t>
+              <w:t xml:space="preserve">세 프로브 전부 정상</w:t>
             </w:r>
           </w:p>
         </w:tc>
@@ -14540,13 +13283,8 @@
               <w:pStyle w:val="TableCell"/>
               <w:spacing w:line="270" w:lineRule="auto"/>
             </w:pPr>
-            <w:proofErr w:type="spellStart"/>
-            <w:r>
-              <w:t>불변식</w:t>
-            </w:r>
-            <w:proofErr w:type="spellEnd"/>
-            <w:r>
-              <w:t xml:space="preserve"> 26종 위반 0행</w:t>
+            <w:r>
+              <w:t xml:space="preserve">불변식 26종 위반 0행</w:t>
             </w:r>
           </w:p>
         </w:tc>
@@ -14989,12 +13727,8 @@
       </w:pPr>
       <w:r>
         <w:t>현상 -&gt; 확인 Dashboard -&gt; 확인 Metric -&gt; 1차 판단 -&gt; 추가 확인</w:t>
-      </w:r>
-      <w:r>
         <w:br/>
         <w:t>-&gt; 원인 후보 -&gt; 조치 -&gt; 복구 확인 -&gt; Transaction 검증</w:t>
-      </w:r>
-      <w:r>
         <w:br/>
         <w:t>-&gt; Ledger 검증 -&gt; Incident 종료</w:t>
       </w:r>
@@ -15071,15 +13805,7 @@
         <w:t>BLOCKED</w:t>
       </w:r>
       <w:r>
-        <w:t xml:space="preserve">는 계층 </w:t>
-      </w:r>
-      <w:proofErr w:type="spellStart"/>
-      <w:r>
-        <w:t>프로브</w:t>
-      </w:r>
-      <w:proofErr w:type="spellEnd"/>
-      <w:r>
-        <w:t xml:space="preserve"> 배선과 클라우드 배포에 막혀 있음을 뜻합니다.</w:t>
+        <w:t xml:space="preserve">는 계층 프로브 배선과 클라우드 배포에 막혀 있음을 뜻합니다.</w:t>
       </w:r>
     </w:p>
     <w:tbl>
@@ -15415,21 +14141,7 @@
               <w:rPr>
                 <w:szCs w:val="18"/>
               </w:rPr>
-              <w:t xml:space="preserve">어느 </w:t>
-            </w:r>
-            <w:proofErr w:type="spellStart"/>
-            <w:r>
-              <w:rPr>
-                <w:szCs w:val="18"/>
-              </w:rPr>
-              <w:t>프로브가</w:t>
-            </w:r>
-            <w:proofErr w:type="spellEnd"/>
-            <w:r>
-              <w:rPr>
-                <w:szCs w:val="18"/>
-              </w:rPr>
-              <w:t xml:space="preserve"> 실패했는가</w:t>
+              <w:t xml:space="preserve">어느 프로브가 실패했는가</w:t>
             </w:r>
           </w:p>
         </w:tc>
@@ -16007,16 +14719,8 @@
               <w:rPr>
                 <w:szCs w:val="18"/>
               </w:rPr>
-              <w:t xml:space="preserve">L3 </w:t>
-            </w:r>
-            <w:proofErr w:type="spellStart"/>
-            <w:r>
-              <w:rPr>
-                <w:szCs w:val="18"/>
-              </w:rPr>
-              <w:t>프로브</w:t>
-            </w:r>
-            <w:proofErr w:type="spellEnd"/>
+              <w:t xml:space="preserve">L3 프로브</w:t>
+            </w:r>
           </w:p>
         </w:tc>
         <w:tc>
@@ -16126,30 +14830,8 @@
               <w:rPr>
                 <w:szCs w:val="18"/>
               </w:rPr>
-              <w:t xml:space="preserve">. </w:t>
-            </w:r>
-            <w:proofErr w:type="spellStart"/>
-            <w:r>
-              <w:rPr>
-                <w:szCs w:val="18"/>
-              </w:rPr>
-              <w:t>프로브</w:t>
-            </w:r>
-            <w:proofErr w:type="spellEnd"/>
-            <w:r>
-              <w:rPr>
-                <w:szCs w:val="18"/>
-              </w:rPr>
-              <w:t xml:space="preserve"> </w:t>
-            </w:r>
-            <w:proofErr w:type="spellStart"/>
-            <w:r>
-              <w:rPr>
-                <w:szCs w:val="18"/>
-              </w:rPr>
-              <w:t>미배선</w:t>
-            </w:r>
-            <w:proofErr w:type="spellEnd"/>
+              <w:t xml:space="preserve">. 프로브 미배선</w:t>
+            </w:r>
           </w:p>
         </w:tc>
       </w:tr>
@@ -16189,16 +14871,8 @@
               <w:rPr>
                 <w:szCs w:val="18"/>
               </w:rPr>
-              <w:t xml:space="preserve">L4 </w:t>
-            </w:r>
-            <w:proofErr w:type="spellStart"/>
-            <w:r>
-              <w:rPr>
-                <w:szCs w:val="18"/>
-              </w:rPr>
-              <w:t>프로브</w:t>
-            </w:r>
-            <w:proofErr w:type="spellEnd"/>
+              <w:t xml:space="preserve">L4 프로브</w:t>
+            </w:r>
           </w:p>
         </w:tc>
         <w:tc>
@@ -16314,77 +14988,47 @@
               <w:rPr>
                 <w:szCs w:val="18"/>
               </w:rPr>
-              <w:t xml:space="preserve">. </w:t>
-            </w:r>
-            <w:proofErr w:type="spellStart"/>
+              <w:t xml:space="preserve">. 프로브 미배선</w:t>
+            </w:r>
+          </w:p>
+        </w:tc>
+      </w:tr>
+      <w:tr>
+        <w:trPr>
+          <w:cantSplit/>
+        </w:trPr>
+        <w:tc>
+          <w:tcPr>
+            <w:tcW w:w="150" w:type="pct"/>
+          </w:tcPr>
+          <w:p>
+            <w:pPr>
+              <w:pStyle w:val="TableCell"/>
+              <w:spacing w:line="250" w:lineRule="auto"/>
+            </w:pPr>
             <w:r>
               <w:rPr>
                 <w:szCs w:val="18"/>
               </w:rPr>
-              <w:t>프로브</w:t>
-            </w:r>
-            <w:proofErr w:type="spellEnd"/>
+              <w:t>7</w:t>
+            </w:r>
+          </w:p>
+        </w:tc>
+        <w:tc>
+          <w:tcPr>
+            <w:tcW w:w="500" w:type="pct"/>
+          </w:tcPr>
+          <w:p>
+            <w:pPr>
+              <w:pStyle w:val="TableCell"/>
+              <w:spacing w:line="250" w:lineRule="auto"/>
+            </w:pPr>
             <w:r>
               <w:rPr>
                 <w:szCs w:val="18"/>
               </w:rPr>
-              <w:t xml:space="preserve"> </w:t>
-            </w:r>
-            <w:proofErr w:type="spellStart"/>
-            <w:r>
-              <w:rPr>
-                <w:szCs w:val="18"/>
-              </w:rPr>
-              <w:t>미배선</w:t>
-            </w:r>
-            <w:proofErr w:type="spellEnd"/>
-          </w:p>
-        </w:tc>
-      </w:tr>
-      <w:tr>
-        <w:trPr>
-          <w:cantSplit/>
-        </w:trPr>
-        <w:tc>
-          <w:tcPr>
-            <w:tcW w:w="150" w:type="pct"/>
-          </w:tcPr>
-          <w:p>
-            <w:pPr>
-              <w:pStyle w:val="TableCell"/>
-              <w:spacing w:line="250" w:lineRule="auto"/>
-            </w:pPr>
-            <w:r>
-              <w:rPr>
-                <w:szCs w:val="18"/>
-              </w:rPr>
-              <w:t>7</w:t>
-            </w:r>
-          </w:p>
-        </w:tc>
-        <w:tc>
-          <w:tcPr>
-            <w:tcW w:w="500" w:type="pct"/>
-          </w:tcPr>
-          <w:p>
-            <w:pPr>
-              <w:pStyle w:val="TableCell"/>
-              <w:spacing w:line="250" w:lineRule="auto"/>
-            </w:pPr>
-            <w:r>
-              <w:rPr>
-                <w:szCs w:val="18"/>
-              </w:rPr>
-              <w:t xml:space="preserve">L7 </w:t>
-            </w:r>
-            <w:proofErr w:type="spellStart"/>
-            <w:r>
-              <w:rPr>
-                <w:szCs w:val="18"/>
-              </w:rPr>
-              <w:t>프로브</w:t>
-            </w:r>
-            <w:proofErr w:type="spellEnd"/>
+              <w:t xml:space="preserve">L7 프로브</w:t>
+            </w:r>
           </w:p>
         </w:tc>
         <w:tc>
@@ -16494,30 +15138,8 @@
               <w:rPr>
                 <w:szCs w:val="18"/>
               </w:rPr>
-              <w:t xml:space="preserve">. </w:t>
-            </w:r>
-            <w:proofErr w:type="spellStart"/>
-            <w:r>
-              <w:rPr>
-                <w:szCs w:val="18"/>
-              </w:rPr>
-              <w:t>프로브</w:t>
-            </w:r>
-            <w:proofErr w:type="spellEnd"/>
-            <w:r>
-              <w:rPr>
-                <w:szCs w:val="18"/>
-              </w:rPr>
-              <w:t xml:space="preserve"> </w:t>
-            </w:r>
-            <w:proofErr w:type="spellStart"/>
-            <w:r>
-              <w:rPr>
-                <w:szCs w:val="18"/>
-              </w:rPr>
-              <w:t>미배선</w:t>
-            </w:r>
-            <w:proofErr w:type="spellEnd"/>
+              <w:t xml:space="preserve">. 프로브 미배선</w:t>
+            </w:r>
           </w:p>
         </w:tc>
       </w:tr>
@@ -16557,16 +15179,8 @@
               <w:rPr>
                 <w:szCs w:val="18"/>
               </w:rPr>
-              <w:t xml:space="preserve">ALB </w:t>
-            </w:r>
-            <w:proofErr w:type="spellStart"/>
-            <w:r>
-              <w:rPr>
-                <w:szCs w:val="18"/>
-              </w:rPr>
-              <w:t>타겟그룹</w:t>
-            </w:r>
-            <w:proofErr w:type="spellEnd"/>
+              <w:t xml:space="preserve">ALB 타겟그룹</w:t>
+            </w:r>
           </w:p>
         </w:tc>
         <w:tc>
@@ -16615,59 +15229,11 @@
               <w:pStyle w:val="TableCell"/>
               <w:spacing w:line="250" w:lineRule="auto"/>
             </w:pPr>
-            <w:proofErr w:type="spellStart"/>
             <w:r>
               <w:rPr>
                 <w:szCs w:val="18"/>
               </w:rPr>
-              <w:t>tg</w:t>
-            </w:r>
-            <w:proofErr w:type="spellEnd"/>
-            <w:r>
-              <w:rPr>
-                <w:rFonts w:ascii="Cambria Math" w:hAnsi="Cambria Math" w:cs="Cambria Math"/>
-                <w:szCs w:val="18"/>
-              </w:rPr>
-              <w:t>‑</w:t>
-            </w:r>
-            <w:r>
-              <w:rPr>
-                <w:szCs w:val="18"/>
-              </w:rPr>
-              <w:t>leader</w:t>
-            </w:r>
-            <w:r>
-              <w:rPr>
-                <w:szCs w:val="18"/>
-              </w:rPr>
-              <w:t xml:space="preserve"> 1, </w:t>
-            </w:r>
-            <w:proofErr w:type="spellStart"/>
-            <w:r>
-              <w:rPr>
-                <w:szCs w:val="18"/>
-              </w:rPr>
-              <w:t>tg</w:t>
-            </w:r>
-            <w:proofErr w:type="spellEnd"/>
-            <w:r>
-              <w:rPr>
-                <w:rFonts w:ascii="Cambria Math" w:hAnsi="Cambria Math" w:cs="Cambria Math"/>
-                <w:szCs w:val="18"/>
-              </w:rPr>
-              <w:t>‑</w:t>
-            </w:r>
-            <w:r>
-              <w:rPr>
-                <w:szCs w:val="18"/>
-              </w:rPr>
-              <w:t>read</w:t>
-            </w:r>
-            <w:r>
-              <w:rPr>
-                <w:szCs w:val="18"/>
-              </w:rPr>
-              <w:t xml:space="preserve"> 2</w:t>
+              <w:t xml:space="preserve">healthy 1</w:t>
             </w:r>
           </w:p>
         </w:tc>
@@ -16685,7 +15251,7 @@
               <w:rPr>
                 <w:szCs w:val="18"/>
               </w:rPr>
-              <w:t>unhealthy면 9단계</w:t>
+              <w:t>0 또는 2면 9단계</w:t>
             </w:r>
           </w:p>
         </w:tc>
@@ -16730,16 +15296,8 @@
               <w:rPr>
                 <w:szCs w:val="18"/>
               </w:rPr>
-              <w:t xml:space="preserve">. 클라우드 </w:t>
-            </w:r>
-            <w:proofErr w:type="spellStart"/>
-            <w:r>
-              <w:rPr>
-                <w:szCs w:val="18"/>
-              </w:rPr>
-              <w:t>미배포</w:t>
-            </w:r>
-            <w:proofErr w:type="spellEnd"/>
+              <w:t xml:space="preserve">. 클라우드 미배포</w:t>
+            </w:r>
           </w:p>
         </w:tc>
       </w:tr>
@@ -16808,50 +15366,28 @@
               <w:pStyle w:val="TableCell"/>
               <w:spacing w:line="250" w:lineRule="auto"/>
             </w:pPr>
-            <w:proofErr w:type="spellStart"/>
             <w:r>
               <w:rPr>
                 <w:szCs w:val="18"/>
               </w:rPr>
-              <w:t>팔로워의</w:t>
-            </w:r>
-            <w:proofErr w:type="spellEnd"/>
+              <w:t xml:space="preserve">팔로워의 503은 정상 동작</w:t>
+            </w:r>
+          </w:p>
+        </w:tc>
+        <w:tc>
+          <w:tcPr>
+            <w:tcW w:w="550" w:type="pct"/>
+          </w:tcPr>
+          <w:p>
+            <w:pPr>
+              <w:pStyle w:val="TableCell"/>
+              <w:spacing w:line="250" w:lineRule="auto"/>
+            </w:pPr>
             <w:r>
               <w:rPr>
                 <w:szCs w:val="18"/>
               </w:rPr>
-              <w:t xml:space="preserve"> 503은 정상 동작</w:t>
-            </w:r>
-          </w:p>
-        </w:tc>
-        <w:tc>
-          <w:tcPr>
-            <w:tcW w:w="550" w:type="pct"/>
-          </w:tcPr>
-          <w:p>
-            <w:pPr>
-              <w:pStyle w:val="TableCell"/>
-              <w:spacing w:line="250" w:lineRule="auto"/>
-            </w:pPr>
-            <w:r>
-              <w:rPr>
-                <w:szCs w:val="18"/>
-              </w:rPr>
-              <w:t xml:space="preserve">리더 200, </w:t>
-            </w:r>
-            <w:proofErr w:type="spellStart"/>
-            <w:r>
-              <w:rPr>
-                <w:szCs w:val="18"/>
-              </w:rPr>
-              <w:t>팔로워</w:t>
-            </w:r>
-            <w:proofErr w:type="spellEnd"/>
-            <w:r>
-              <w:rPr>
-                <w:szCs w:val="18"/>
-              </w:rPr>
-              <w:t xml:space="preserve"> 503</w:t>
+              <w:t xml:space="preserve">리더 200, 팔로워 503</w:t>
             </w:r>
           </w:p>
         </w:tc>
@@ -17406,21 +15942,7 @@
               <w:rPr>
                 <w:szCs w:val="18"/>
               </w:rPr>
-              <w:t xml:space="preserve">세 </w:t>
-            </w:r>
-            <w:proofErr w:type="spellStart"/>
-            <w:r>
-              <w:rPr>
-                <w:szCs w:val="18"/>
-              </w:rPr>
-              <w:t>프로브와</w:t>
-            </w:r>
-            <w:proofErr w:type="spellEnd"/>
-            <w:r>
-              <w:rPr>
-                <w:szCs w:val="18"/>
-              </w:rPr>
-              <w:t xml:space="preserve"> API 2xx</w:t>
+              <w:t xml:space="preserve">세 프로브와 API 2xx</w:t>
             </w:r>
           </w:p>
         </w:tc>
@@ -17591,21 +16113,7 @@
               <w:rPr>
                 <w:szCs w:val="18"/>
               </w:rPr>
-              <w:t xml:space="preserve">요청은 되는데 처리가 </w:t>
-            </w:r>
-            <w:proofErr w:type="gramStart"/>
-            <w:r>
-              <w:rPr>
-                <w:szCs w:val="18"/>
-              </w:rPr>
-              <w:t>안 되는</w:t>
-            </w:r>
-            <w:proofErr w:type="gramEnd"/>
-            <w:r>
-              <w:rPr>
-                <w:szCs w:val="18"/>
-              </w:rPr>
-              <w:t xml:space="preserve"> 상태 배제</w:t>
+              <w:t xml:space="preserve">요청은 되는데 처리가 안 되는 상태 배제</w:t>
             </w:r>
           </w:p>
         </w:tc>
@@ -17729,19 +16237,11 @@
               <w:pStyle w:val="TableCell"/>
               <w:spacing w:line="250" w:lineRule="auto"/>
             </w:pPr>
-            <w:proofErr w:type="spellStart"/>
             <w:r>
               <w:rPr>
                 <w:szCs w:val="18"/>
               </w:rPr>
-              <w:t>불변식</w:t>
-            </w:r>
-            <w:proofErr w:type="spellEnd"/>
-            <w:r>
-              <w:rPr>
-                <w:szCs w:val="18"/>
-              </w:rPr>
-              <w:t xml:space="preserve"> 26종</w:t>
+              <w:t xml:space="preserve">불변식 26종</w:t>
             </w:r>
           </w:p>
         </w:tc>
@@ -18001,23 +16501,7 @@
         <w:t>BLOCKED</w:t>
       </w:r>
       <w:r>
-        <w:t xml:space="preserve">이며 막고 있는 것은 계층 </w:t>
-      </w:r>
-      <w:proofErr w:type="spellStart"/>
-      <w:r>
-        <w:t>프로브</w:t>
-      </w:r>
-      <w:proofErr w:type="spellEnd"/>
-      <w:r>
-        <w:t xml:space="preserve"> 배선과 클라우드 배포 </w:t>
-      </w:r>
-      <w:proofErr w:type="spellStart"/>
-      <w:r>
-        <w:t>둘뿐입니다</w:t>
-      </w:r>
-      <w:proofErr w:type="spellEnd"/>
-      <w:r>
-        <w:t xml:space="preserve">. 그 둘이 풀리면 나머지가 함께 풀립니다. 이것이 이 Runbook 전체의 상태가 </w:t>
+        <w:t xml:space="preserve">이며 막고 있는 것은 계층 프로브 배선과 클라우드 배포 둘뿐입니다. 그 둘이 풀리면 나머지가 함께 풀립니다. 이것이 이 Runbook 전체의 상태가 </w:t>
       </w:r>
       <w:r>
         <w:rPr>
@@ -18053,18 +16537,7 @@
         <w:t>으로</w:t>
       </w:r>
       <w:r>
-        <w:t xml:space="preserve"> 둡</w:t>
-      </w:r>
-      <w:r>
-        <w:t xml:space="preserve">니다. 계층 결정은 </w:t>
-      </w:r>
-      <w:proofErr w:type="spellStart"/>
-      <w:r>
-        <w:t>프로브</w:t>
-      </w:r>
-      <w:proofErr w:type="spellEnd"/>
-      <w:r>
-        <w:t xml:space="preserve"> 결과가 서로 어긋날 때 사람이 판단해야 하고, Incident 종료는 자동으로 닫으면 재발을 놓칩니다.</w:t>
+        <w:t xml:space="preserve"> 둡니다. 계층 결정은 프로브 결과가 서로 어긋날 때 사람이 판단해야 하고, Incident 종료는 자동으로 닫으면 재발을 놓칩니다.</w:t>
       </w:r>
     </w:p>
     <w:p>
@@ -18275,15 +16748,7 @@
               <w:spacing w:line="270" w:lineRule="auto"/>
             </w:pPr>
             <w:r>
-              <w:t xml:space="preserve">본문 완성형. </w:t>
-            </w:r>
-            <w:proofErr w:type="spellStart"/>
-            <w:r>
-              <w:t>프로브</w:t>
-            </w:r>
-            <w:proofErr w:type="spellEnd"/>
-            <w:r>
-              <w:t xml:space="preserve"> 배선 후 실행 가능</w:t>
+              <w:t xml:space="preserve">본문 완성형. 프로브 배선 후 실행 가능</w:t>
             </w:r>
           </w:p>
         </w:tc>
@@ -18581,23 +17046,7 @@
         <w:pStyle w:val="a0"/>
       </w:pPr>
       <w:r>
-        <w:t xml:space="preserve">NET-01은 5단계에서 7단계가 계층 </w:t>
-      </w:r>
-      <w:proofErr w:type="spellStart"/>
-      <w:r>
-        <w:t>프로브에</w:t>
-      </w:r>
-      <w:proofErr w:type="spellEnd"/>
-      <w:r>
-        <w:t xml:space="preserve"> 의존하므로 </w:t>
-      </w:r>
-      <w:proofErr w:type="spellStart"/>
-      <w:r>
-        <w:t>프로브</w:t>
-      </w:r>
-      <w:proofErr w:type="spellEnd"/>
-      <w:r>
-        <w:t xml:space="preserve"> 배선 전에는 실행할 수 없습니다. 상태는 </w:t>
+        <w:t xml:space="preserve">NET-01은 5단계에서 7단계가 계층 프로브에 의존하므로 프로브 배선 전에는 실행할 수 없습니다. 상태는 </w:t>
       </w:r>
       <w:r>
         <w:rPr>
@@ -18621,16 +17070,8 @@
         <w:rPr>
           <w:szCs w:val="21"/>
         </w:rPr>
-        <w:t xml:space="preserve">8. 어떤 작업을 자동화할 </w:t>
-      </w:r>
-      <w:proofErr w:type="gramStart"/>
-      <w:r>
-        <w:rPr>
-          <w:szCs w:val="21"/>
-        </w:rPr>
-        <w:t>것인가</w:t>
-      </w:r>
-      <w:proofErr w:type="gramEnd"/>
+        <w:t xml:space="preserve">8. 어떤 작업을 자동화할 것인가</w:t>
+      </w:r>
     </w:p>
     <w:p>
       <w:pPr>
@@ -18944,11 +17385,9 @@
               <w:pStyle w:val="TableCell"/>
               <w:spacing w:line="270" w:lineRule="auto"/>
             </w:pPr>
-            <w:proofErr w:type="spellStart"/>
             <w:r>
               <w:t>미실측</w:t>
             </w:r>
-            <w:proofErr w:type="spellEnd"/>
           </w:p>
         </w:tc>
       </w:tr>
@@ -19008,21 +17447,8 @@
               <w:spacing w:line="270" w:lineRule="auto"/>
             </w:pPr>
             <w:r>
-              <w:t xml:space="preserve">계층 </w:t>
-            </w:r>
-            <w:proofErr w:type="spellStart"/>
-            <w:r>
-              <w:t>프로브</w:t>
-            </w:r>
-            <w:proofErr w:type="spellEnd"/>
-            <w:r>
-              <w:t xml:space="preserve"> </w:t>
-            </w:r>
-            <w:proofErr w:type="spellStart"/>
-            <w:r>
-              <w:t>미배선</w:t>
-            </w:r>
-            <w:proofErr w:type="spellEnd"/>
+              <w:t xml:space="preserve">계층 프로브 미배선</w:t>
+            </w:r>
           </w:p>
         </w:tc>
       </w:tr>
@@ -19037,15 +17463,7 @@
         <w:pStyle w:val="a0"/>
       </w:pPr>
       <w:r>
-        <w:t xml:space="preserve">등급 A의 근거는 로컬 카오스 스택 1회차입니다. 클라우드 실측은 0건이고 </w:t>
-      </w:r>
-      <w:proofErr w:type="spellStart"/>
-      <w:r>
-        <w:t>회차가</w:t>
-      </w:r>
-      <w:proofErr w:type="spellEnd"/>
-      <w:r>
-        <w:t xml:space="preserve"> 1건이라 분산을 말할 수 없습니다.</w:t>
+        <w:t xml:space="preserve">등급 A의 근거는 로컬 카오스 스택 1회차입니다. 클라우드 실측은 0건이고 회차가 1건이라 분산을 말할 수 없습니다.</w:t>
       </w:r>
     </w:p>
     <w:p>
@@ -19974,21 +18392,7 @@
               <w:rPr>
                 <w:szCs w:val="17"/>
               </w:rPr>
-              <w:t xml:space="preserve">원장 </w:t>
-            </w:r>
-            <w:proofErr w:type="spellStart"/>
-            <w:r>
-              <w:rPr>
-                <w:szCs w:val="17"/>
-              </w:rPr>
-              <w:t>불변식</w:t>
-            </w:r>
-            <w:proofErr w:type="spellEnd"/>
-            <w:r>
-              <w:rPr>
-                <w:szCs w:val="17"/>
-              </w:rPr>
-              <w:t xml:space="preserve"> 위반</w:t>
+              <w:t xml:space="preserve">원장 불변식 위반</w:t>
             </w:r>
           </w:p>
         </w:tc>
@@ -20125,15 +18529,7 @@
         <w:pStyle w:val="a0"/>
       </w:pPr>
       <w:r>
-        <w:t xml:space="preserve">원장이 어긋났다는 것은 이미 잘못된 쓰기가 </w:t>
-      </w:r>
-      <w:proofErr w:type="spellStart"/>
-      <w:r>
-        <w:t>커밋됐다는</w:t>
-      </w:r>
-      <w:proofErr w:type="spellEnd"/>
-      <w:r>
-        <w:t xml:space="preserve"> 뜻입니다. 무엇이 잘못됐는지 모르는 상태에서 자동으로 맞추면 </w:t>
+        <w:t xml:space="preserve">원장이 어긋났다는 것은 이미 잘못된 쓰기가 커밋됐다는 뜻입니다. 무엇이 잘못됐는지 모르는 상태에서 자동으로 맞추면 </w:t>
       </w:r>
       <w:r>
         <w:rPr>
@@ -20142,10 +18538,7 @@
         <w:t>상황이</w:t>
       </w:r>
       <w:r>
-        <w:t xml:space="preserve"> 나빠집</w:t>
-      </w:r>
-      <w:r>
-        <w:t>니다.</w:t>
+        <w:t xml:space="preserve"> 나빠집니다.</w:t>
       </w:r>
     </w:p>
     <w:p>
@@ -20159,10 +18552,7 @@
         <w:t>증상만</w:t>
       </w:r>
       <w:r>
-        <w:t xml:space="preserve"> 지우면 원인이 남아 같은 장애가 반복됩니다. 그리고 보정 자체가 새로운 쓰기입니다. 잘못 보정하면 원장은 더 어긋나고, 그 시점에는 원래 상태로 되돌릴 근거마저</w:t>
-      </w:r>
-      <w:r>
-        <w:t xml:space="preserve"> 사라집니다.</w:t>
+        <w:t xml:space="preserve"> 지우면 원인이 남아 같은 장애가 반복됩니다. 그리고 보정 자체가 새로운 쓰기입니다. 잘못 보정하면 원장은 더 어긋나고, 그 시점에는 원래 상태로 되돌릴 근거마저 사라집니다.</w:t>
       </w:r>
     </w:p>
     <w:p>
@@ -20170,15 +18560,7 @@
         <w:pStyle w:val="a0"/>
       </w:pPr>
       <w:r>
-        <w:t xml:space="preserve">계약 위반은 조용히 보정하기보다 명확하게 </w:t>
-      </w:r>
-      <w:proofErr w:type="spellStart"/>
-      <w:r>
-        <w:t>실패시키는</w:t>
-      </w:r>
-      <w:proofErr w:type="spellEnd"/>
-      <w:r>
-        <w:t xml:space="preserve"> 것을 우선합니다. 이 원칙이 코드에도 같은 형태로 적용되어 있습니다.</w:t>
+        <w:t xml:space="preserve">계약 위반은 조용히 보정하기보다 명확하게 실패시키는 것을 우선합니다. 이 원칙이 코드에도 같은 형태로 적용되어 있습니다.</w:t>
       </w:r>
     </w:p>
     <w:p>
@@ -20206,18 +18588,7 @@
         <w:t>아래</w:t>
       </w:r>
       <w:r>
-        <w:t xml:space="preserve"> 조건</w:t>
-      </w:r>
-      <w:r>
-        <w:t xml:space="preserve">을 확인하고, 하나라도 아니면 자동화하지 않고 </w:t>
-      </w:r>
-      <w:proofErr w:type="spellStart"/>
-      <w:r>
-        <w:t>알림까지만</w:t>
-      </w:r>
-      <w:proofErr w:type="spellEnd"/>
-      <w:r>
-        <w:t xml:space="preserve"> 자동으로 둡니다.</w:t>
+        <w:t xml:space="preserve"> 조건을 확인하고, 하나라도 아니면 자동화하지 않고 알림까지만 자동으로 둡니다.</w:t>
       </w:r>
     </w:p>
     <w:p>
@@ -20229,13 +18600,8 @@
         </w:numPr>
       </w:pPr>
       <w:r>
-        <w:t xml:space="preserve">조치 대상이 상태를 갖지 않거나, 상태를 갖더라도 되돌릴 수 </w:t>
-      </w:r>
-      <w:proofErr w:type="gramStart"/>
-      <w:r>
-        <w:t>있는가</w:t>
-      </w:r>
-      <w:proofErr w:type="gramEnd"/>
+        <w:t xml:space="preserve">조치 대상이 상태를 갖지 않거나, 상태를 갖더라도 되돌릴 수 있는가</w:t>
+      </w:r>
     </w:p>
     <w:p>
       <w:pPr>
@@ -20246,13 +18612,8 @@
         </w:numPr>
       </w:pPr>
       <w:r>
-        <w:t xml:space="preserve">오작동했을 때 영향 범위가 조치 전보다 넓어지지 </w:t>
-      </w:r>
-      <w:proofErr w:type="gramStart"/>
-      <w:r>
-        <w:t>않는가</w:t>
-      </w:r>
-      <w:proofErr w:type="gramEnd"/>
+        <w:t xml:space="preserve">오작동했을 때 영향 범위가 조치 전보다 넓어지지 않는가</w:t>
+      </w:r>
     </w:p>
     <w:p>
       <w:pPr>
@@ -20263,13 +18624,8 @@
         </w:numPr>
       </w:pPr>
       <w:r>
-        <w:t xml:space="preserve">조치가 들었는지를 기계가 판정할 수 </w:t>
-      </w:r>
-      <w:proofErr w:type="gramStart"/>
-      <w:r>
-        <w:t>있는가</w:t>
-      </w:r>
-      <w:proofErr w:type="gramEnd"/>
+        <w:t xml:space="preserve">조치가 들었는지를 기계가 판정할 수 있는가</w:t>
+      </w:r>
     </w:p>
     <w:p>
       <w:pPr>
@@ -20631,16 +18987,8 @@
               <w:rPr>
                 <w:szCs w:val="17"/>
               </w:rPr>
-              <w:t xml:space="preserve">프록시 지연과 </w:t>
-            </w:r>
-            <w:proofErr w:type="spellStart"/>
-            <w:r>
-              <w:rPr>
-                <w:szCs w:val="17"/>
-              </w:rPr>
-              <w:t>지터</w:t>
-            </w:r>
-            <w:proofErr w:type="spellEnd"/>
+              <w:t xml:space="preserve">프록시 지연과 지터</w:t>
+            </w:r>
           </w:p>
         </w:tc>
         <w:tc>
@@ -20719,16 +19067,8 @@
               <w:rPr>
                 <w:szCs w:val="17"/>
               </w:rPr>
-              <w:t xml:space="preserve">수용 제한 동작, </w:t>
-            </w:r>
-            <w:proofErr w:type="spellStart"/>
-            <w:r>
-              <w:rPr>
-                <w:szCs w:val="17"/>
-              </w:rPr>
-              <w:t>불변식</w:t>
-            </w:r>
-            <w:proofErr w:type="spellEnd"/>
+              <w:t xml:space="preserve">수용 제한 동작, 불변식</w:t>
+            </w:r>
           </w:p>
         </w:tc>
         <w:tc>
@@ -20869,16 +19209,8 @@
               <w:rPr>
                 <w:szCs w:val="17"/>
               </w:rPr>
-              <w:t xml:space="preserve">epoch, RTO, </w:t>
-            </w:r>
-            <w:proofErr w:type="spellStart"/>
-            <w:r>
-              <w:rPr>
-                <w:szCs w:val="17"/>
-              </w:rPr>
-              <w:t>불변식</w:t>
-            </w:r>
-            <w:proofErr w:type="spellEnd"/>
+              <w:t xml:space="preserve">epoch, RTO, 불변식</w:t>
+            </w:r>
           </w:p>
         </w:tc>
         <w:tc>
@@ -21287,16 +19619,8 @@
               <w:rPr>
                 <w:szCs w:val="17"/>
               </w:rPr>
-              <w:t xml:space="preserve">동시 리더 0, </w:t>
-            </w:r>
-            <w:proofErr w:type="spellStart"/>
-            <w:r>
-              <w:rPr>
-                <w:szCs w:val="17"/>
-              </w:rPr>
-              <w:t>불변식</w:t>
-            </w:r>
-            <w:proofErr w:type="spellEnd"/>
+              <w:t xml:space="preserve">동시 리더 0, 불변식</w:t>
+            </w:r>
           </w:p>
         </w:tc>
         <w:tc>
@@ -21398,16 +19722,8 @@
               <w:rPr>
                 <w:szCs w:val="17"/>
               </w:rPr>
-              <w:t xml:space="preserve">포화 중 </w:t>
-            </w:r>
-            <w:proofErr w:type="spellStart"/>
-            <w:r>
-              <w:rPr>
-                <w:szCs w:val="17"/>
-              </w:rPr>
-              <w:t>페일오버</w:t>
-            </w:r>
-            <w:proofErr w:type="spellEnd"/>
+              <w:t xml:space="preserve">포화 중 페일오버</w:t>
+            </w:r>
           </w:p>
         </w:tc>
         <w:tc>
@@ -21442,30 +19758,8 @@
               <w:rPr>
                 <w:szCs w:val="17"/>
               </w:rPr>
-              <w:t xml:space="preserve">RTO, </w:t>
-            </w:r>
-            <w:proofErr w:type="spellStart"/>
-            <w:r>
-              <w:rPr>
-                <w:szCs w:val="17"/>
-              </w:rPr>
-              <w:t>오류율</w:t>
-            </w:r>
-            <w:proofErr w:type="spellEnd"/>
-            <w:r>
-              <w:rPr>
-                <w:szCs w:val="17"/>
-              </w:rPr>
-              <w:t xml:space="preserve">, </w:t>
-            </w:r>
-            <w:proofErr w:type="spellStart"/>
-            <w:r>
-              <w:rPr>
-                <w:szCs w:val="17"/>
-              </w:rPr>
-              <w:t>불변식</w:t>
-            </w:r>
-            <w:proofErr w:type="spellEnd"/>
+              <w:t xml:space="preserve">RTO, 오류율, 불변식</w:t>
+            </w:r>
           </w:p>
         </w:tc>
         <w:tc>
@@ -21697,19 +19991,11 @@
               <w:pStyle w:val="TableCell"/>
               <w:spacing w:line="250" w:lineRule="auto"/>
             </w:pPr>
-            <w:proofErr w:type="spellStart"/>
-            <w:r>
-              <w:rPr>
-                <w:szCs w:val="17"/>
-              </w:rPr>
-              <w:t>오류율</w:t>
-            </w:r>
-            <w:proofErr w:type="spellEnd"/>
-            <w:r>
-              <w:rPr>
-                <w:szCs w:val="17"/>
-              </w:rPr>
-              <w:t xml:space="preserve"> 급등</w:t>
+            <w:r>
+              <w:rPr>
+                <w:szCs w:val="17"/>
+              </w:rPr>
+              <w:t xml:space="preserve">오류율 급등</w:t>
             </w:r>
           </w:p>
         </w:tc>
@@ -21741,28 +20027,12 @@
               <w:pStyle w:val="TableCell"/>
               <w:spacing w:line="250" w:lineRule="auto"/>
             </w:pPr>
-            <w:proofErr w:type="spellStart"/>
-            <w:r>
-              <w:rPr>
-                <w:szCs w:val="17"/>
-              </w:rPr>
-              <w:t>오류율</w:t>
-            </w:r>
-            <w:proofErr w:type="spellEnd"/>
-            <w:r>
-              <w:rPr>
-                <w:szCs w:val="17"/>
-              </w:rPr>
-              <w:t xml:space="preserve">, </w:t>
-            </w:r>
-            <w:proofErr w:type="spellStart"/>
-            <w:r>
-              <w:rPr>
-                <w:szCs w:val="17"/>
-              </w:rPr>
-              <w:t>불변식</w:t>
-            </w:r>
-            <w:proofErr w:type="spellEnd"/>
+            <w:r>
+              <w:rPr>
+                <w:szCs w:val="17"/>
+              </w:rPr>
+              <w:t xml:space="preserve">오류율, 불변식</w:t>
+            </w:r>
           </w:p>
         </w:tc>
         <w:tc>
@@ -21817,19 +20087,11 @@
               <w:pStyle w:val="TableCell"/>
               <w:spacing w:line="250" w:lineRule="auto"/>
             </w:pPr>
-            <w:proofErr w:type="spellStart"/>
-            <w:r>
-              <w:rPr>
-                <w:szCs w:val="17"/>
-              </w:rPr>
-              <w:t>커밋</w:t>
-            </w:r>
-            <w:proofErr w:type="spellEnd"/>
-            <w:r>
-              <w:rPr>
-                <w:szCs w:val="17"/>
-              </w:rPr>
-              <w:t xml:space="preserve"> 응답 절단</w:t>
+            <w:r>
+              <w:rPr>
+                <w:szCs w:val="17"/>
+              </w:rPr>
+              <w:t xml:space="preserve">커밋 응답 절단</w:t>
             </w:r>
           </w:p>
         </w:tc>
@@ -21893,19 +20155,11 @@
               <w:pStyle w:val="TableCell"/>
               <w:spacing w:line="250" w:lineRule="auto"/>
             </w:pPr>
-            <w:proofErr w:type="spellStart"/>
-            <w:r>
-              <w:rPr>
-                <w:szCs w:val="17"/>
-              </w:rPr>
-              <w:t>멱등성</w:t>
-            </w:r>
-            <w:proofErr w:type="spellEnd"/>
-            <w:r>
-              <w:rPr>
-                <w:szCs w:val="17"/>
-              </w:rPr>
-              <w:t>, 주문 중복 0</w:t>
+            <w:r>
+              <w:rPr>
+                <w:szCs w:val="17"/>
+              </w:rPr>
+              <w:t>멱등성, 주문 중복 0</w:t>
             </w:r>
           </w:p>
         </w:tc>
@@ -21918,19 +20172,11 @@
               <w:pStyle w:val="TableCell"/>
               <w:spacing w:line="250" w:lineRule="auto"/>
             </w:pPr>
-            <w:proofErr w:type="spellStart"/>
-            <w:r>
-              <w:rPr>
-                <w:szCs w:val="17"/>
-              </w:rPr>
-              <w:t>판정기</w:t>
-            </w:r>
-            <w:proofErr w:type="spellEnd"/>
-            <w:r>
-              <w:rPr>
-                <w:szCs w:val="17"/>
-              </w:rPr>
-              <w:t xml:space="preserve"> 교정 이전</w:t>
+            <w:r>
+              <w:rPr>
+                <w:szCs w:val="17"/>
+              </w:rPr>
+              <w:t xml:space="preserve">판정기 교정 이전</w:t>
             </w:r>
           </w:p>
         </w:tc>
@@ -21968,33 +20214,11 @@
               <w:pStyle w:val="TableCell"/>
               <w:spacing w:line="250" w:lineRule="auto"/>
             </w:pPr>
-            <w:proofErr w:type="spellStart"/>
-            <w:r>
-              <w:rPr>
-                <w:szCs w:val="17"/>
-              </w:rPr>
-              <w:t>tc</w:t>
-            </w:r>
-            <w:proofErr w:type="spellEnd"/>
-            <w:r>
-              <w:rPr>
-                <w:szCs w:val="17"/>
-              </w:rPr>
-              <w:t xml:space="preserve"> </w:t>
-            </w:r>
-            <w:proofErr w:type="spellStart"/>
-            <w:r>
-              <w:rPr>
-                <w:szCs w:val="17"/>
-              </w:rPr>
-              <w:t>netem</w:t>
-            </w:r>
-            <w:proofErr w:type="spellEnd"/>
-            <w:r>
-              <w:rPr>
-                <w:szCs w:val="17"/>
-              </w:rPr>
-              <w:t xml:space="preserve"> 커널 지연과 손실</w:t>
+            <w:r>
+              <w:rPr>
+                <w:szCs w:val="17"/>
+              </w:rPr>
+              <w:t xml:space="preserve">tc netem 커널 지연과 손실</w:t>
             </w:r>
           </w:p>
         </w:tc>
@@ -22066,21 +20290,7 @@
               <w:rPr>
                 <w:szCs w:val="17"/>
               </w:rPr>
-              <w:t xml:space="preserve">MTTD, 계층 </w:t>
-            </w:r>
-            <w:proofErr w:type="spellStart"/>
-            <w:r>
-              <w:rPr>
-                <w:szCs w:val="17"/>
-              </w:rPr>
-              <w:t>프로브</w:t>
-            </w:r>
-            <w:proofErr w:type="spellEnd"/>
-            <w:r>
-              <w:rPr>
-                <w:szCs w:val="17"/>
-              </w:rPr>
-              <w:t xml:space="preserve"> 전이</w:t>
+              <w:t xml:space="preserve">MTTD, 계층 프로브 전이</w:t>
             </w:r>
           </w:p>
         </w:tc>
@@ -22126,7 +20336,6 @@
       <w:r>
         <w:t xml:space="preserve">입니다. 리더십 권위가 DB의 </w:t>
       </w:r>
-      <w:proofErr w:type="spellStart"/>
       <w:r>
         <w:rPr>
           <w:rFonts w:ascii="돋움체" w:eastAsia="돋움체" w:hAnsi="돋움체" w:cs="돋움체"/>
@@ -22135,7 +20344,6 @@
         </w:rPr>
         <w:t>leader_lease</w:t>
       </w:r>
-      <w:proofErr w:type="spellEnd"/>
       <w:r>
         <w:t xml:space="preserve">에 있고 런타임 경로에 Redis 의존이 없어 Redis를 정지시켜도 주입 대상이 존재하지 않습니다. 실험 스크립트는 남겨 두되 판정 대상이 없다는 사실을 근거로 적습니다. 향후 공유 nonce 저장소를 도입하면 그때 실행 조건이 생기며 그 시점에 </w:t>
       </w:r>
@@ -22191,10 +20399,7 @@
         <w:t>는</w:t>
       </w:r>
       <w:r>
-        <w:t xml:space="preserve"> 시험이 성립하지 않습니다. 아래</w:t>
-      </w:r>
-      <w:r>
-        <w:t xml:space="preserve"> 조건을 모두 만족해야 합니다.</w:t>
+        <w:t xml:space="preserve"> 시험이 성립하지 않습니다. 아래 조건을 모두 만족해야 합니다.</w:t>
       </w:r>
     </w:p>
     <w:p>
@@ -22206,13 +20411,8 @@
         </w:numPr>
       </w:pPr>
       <w:r>
-        <w:t xml:space="preserve">장애가 목표 계층에 실제 </w:t>
-      </w:r>
-      <w:proofErr w:type="gramStart"/>
-      <w:r>
-        <w:t>도달했는가</w:t>
-      </w:r>
-      <w:proofErr w:type="gramEnd"/>
+        <w:t xml:space="preserve">장애가 목표 계층에 실제 도달했는가</w:t>
+      </w:r>
     </w:p>
     <w:p>
       <w:pPr>
@@ -22223,13 +20423,8 @@
         </w:numPr>
       </w:pPr>
       <w:r>
-        <w:t xml:space="preserve">시스템이 계약된 방식으로 </w:t>
-      </w:r>
-      <w:proofErr w:type="gramStart"/>
-      <w:r>
-        <w:t>반응했는가</w:t>
-      </w:r>
-      <w:proofErr w:type="gramEnd"/>
+        <w:t xml:space="preserve">시스템이 계약된 방식으로 반응했는가</w:t>
+      </w:r>
     </w:p>
     <w:p>
       <w:pPr>
@@ -22240,13 +20435,8 @@
         </w:numPr>
       </w:pPr>
       <w:r>
-        <w:t xml:space="preserve">복구 시간이 기준을 </w:t>
-      </w:r>
-      <w:proofErr w:type="gramStart"/>
-      <w:r>
-        <w:t>만족했는가</w:t>
-      </w:r>
-      <w:proofErr w:type="gramEnd"/>
+        <w:t xml:space="preserve">복구 시간이 기준을 만족했는가</w:t>
+      </w:r>
     </w:p>
     <w:p>
       <w:pPr>
@@ -22257,13 +20447,8 @@
         </w:numPr>
       </w:pPr>
       <w:r>
-        <w:t xml:space="preserve">데이터 무결성이 </w:t>
-      </w:r>
-      <w:proofErr w:type="gramStart"/>
-      <w:r>
-        <w:t>유지됐는가</w:t>
-      </w:r>
-      <w:proofErr w:type="gramEnd"/>
+        <w:t xml:space="preserve">데이터 무결성이 유지됐는가</w:t>
+      </w:r>
     </w:p>
     <w:p>
       <w:pPr>
@@ -22274,13 +20459,8 @@
         </w:numPr>
       </w:pPr>
       <w:r>
-        <w:t xml:space="preserve">장애 제거 후 자력 </w:t>
-      </w:r>
-      <w:proofErr w:type="gramStart"/>
-      <w:r>
-        <w:t>복구했는가</w:t>
-      </w:r>
-      <w:proofErr w:type="gramEnd"/>
+        <w:t xml:space="preserve">장애 제거 후 자력 복구했는가</w:t>
+      </w:r>
     </w:p>
     <w:p>
       <w:pPr>
@@ -22631,14 +20811,12 @@
               <w:pStyle w:val="TableCell"/>
               <w:spacing w:line="270" w:lineRule="auto"/>
             </w:pPr>
-            <w:proofErr w:type="spellStart"/>
             <w:r>
               <w:rPr>
                 <w:bCs/>
               </w:rPr>
               <w:t>재실험</w:t>
             </w:r>
-            <w:proofErr w:type="spellEnd"/>
           </w:p>
         </w:tc>
         <w:tc>
@@ -22938,13 +21116,8 @@
               <w:spacing w:line="270" w:lineRule="auto"/>
             </w:pPr>
             <w:r>
-              <w:t xml:space="preserve">리스 전용 커넥션 풀 분리. 다만 강등 신호는 라이브에서 </w:t>
-            </w:r>
-            <w:proofErr w:type="spellStart"/>
-            <w:r>
-              <w:t>미발동</w:t>
-            </w:r>
-            <w:proofErr w:type="spellEnd"/>
+              <w:t xml:space="preserve">리스 전용 커넥션 풀 분리. 다만 강등 신호는 라이브에서 미발동</w:t>
+            </w:r>
           </w:p>
         </w:tc>
       </w:tr>
@@ -23007,21 +21180,7 @@
         <w:rPr>
           <w:szCs w:val="21"/>
         </w:rPr>
-        <w:t xml:space="preserve">10.3 nginx </w:t>
-      </w:r>
-      <w:proofErr w:type="spellStart"/>
-      <w:r>
-        <w:rPr>
-          <w:szCs w:val="21"/>
-        </w:rPr>
-        <w:t>업스트림</w:t>
-      </w:r>
-      <w:proofErr w:type="spellEnd"/>
-      <w:r>
-        <w:rPr>
-          <w:szCs w:val="21"/>
-        </w:rPr>
-        <w:t xml:space="preserve"> 배선</w:t>
+        <w:t xml:space="preserve">10.3 nginx 업스트림 배선</w:t>
       </w:r>
     </w:p>
     <w:p>
@@ -23044,15 +21203,7 @@
         <w:t>[표 31]</w:t>
       </w:r>
       <w:r>
-        <w:t xml:space="preserve"> nginx </w:t>
-      </w:r>
-      <w:proofErr w:type="spellStart"/>
-      <w:r>
-        <w:t>업스트림</w:t>
-      </w:r>
-      <w:proofErr w:type="spellEnd"/>
-      <w:r>
-        <w:t xml:space="preserve"> 배선 개선 전후</w:t>
+        <w:t xml:space="preserve"> nginx 업스트림 배선 개선 전후</w:t>
       </w:r>
     </w:p>
     <w:tbl>
@@ -23187,17 +21338,8 @@
               <w:spacing w:line="270" w:lineRule="auto"/>
             </w:pPr>
             <w:r>
-              <w:t xml:space="preserve">백업 </w:t>
-            </w:r>
-            <w:proofErr w:type="spellStart"/>
-            <w:r>
-              <w:t>업스트림</w:t>
-            </w:r>
-            <w:proofErr w:type="spellEnd"/>
-            <w:r>
-              <w:t xml:space="preserve"> </w:t>
-            </w:r>
-            <w:proofErr w:type="spellStart"/>
+              <w:t xml:space="preserve">백업 업스트림 </w:t>
+            </w:r>
             <w:r>
               <w:rPr>
                 <w:rFonts w:cs="돋움체"/>
@@ -23205,7 +21347,6 @@
               </w:rPr>
               <w:t>max_fails</w:t>
             </w:r>
-            <w:proofErr w:type="spellEnd"/>
             <w:r>
               <w:t xml:space="preserve"> 기본값</w:t>
             </w:r>
@@ -23224,23 +21365,7 @@
               <w:spacing w:line="270" w:lineRule="auto"/>
             </w:pPr>
             <w:r>
-              <w:t>“</w:t>
-            </w:r>
-            <w:proofErr w:type="spellStart"/>
-            <w:r>
-              <w:t>no</w:t>
-            </w:r>
-            <w:proofErr w:type="spellEnd"/>
-            <w:r>
-              <w:t xml:space="preserve"> live </w:t>
-            </w:r>
-            <w:proofErr w:type="spellStart"/>
-            <w:r>
-              <w:t>upstreams</w:t>
-            </w:r>
-            <w:proofErr w:type="spellEnd"/>
-            <w:r>
-              <w:t>” 44,050건, 실패율 9.61%</w:t>
+              <w:t xml:space="preserve">“no live upstreams” 44,050건, 실패율 9.61%</w:t>
             </w:r>
           </w:p>
         </w:tc>
@@ -23286,13 +21411,8 @@
               <w:t>resolve</w:t>
             </w:r>
             <w:r>
-              <w:t xml:space="preserve"> </w:t>
-            </w:r>
-            <w:proofErr w:type="spellStart"/>
-            <w:r>
-              <w:t>미설정</w:t>
-            </w:r>
-            <w:proofErr w:type="spellEnd"/>
+              <w:t xml:space="preserve"> 미설정</w:t>
+            </w:r>
           </w:p>
         </w:tc>
         <w:tc>
@@ -23360,21 +21480,7 @@
         <w:rPr>
           <w:szCs w:val="21"/>
         </w:rPr>
-        <w:t xml:space="preserve">10.4 리더 </w:t>
-      </w:r>
-      <w:proofErr w:type="spellStart"/>
-      <w:r>
-        <w:rPr>
-          <w:szCs w:val="21"/>
-        </w:rPr>
-        <w:t>페일오버</w:t>
-      </w:r>
-      <w:proofErr w:type="spellEnd"/>
-      <w:r>
-        <w:rPr>
-          <w:szCs w:val="21"/>
-        </w:rPr>
-        <w:t xml:space="preserve"> 실측</w:t>
+        <w:t xml:space="preserve">10.4 리더 페일오버 실측</w:t>
       </w:r>
     </w:p>
     <w:p>
@@ -23388,15 +21494,7 @@
         <w:t>[표 32]</w:t>
       </w:r>
       <w:r>
-        <w:t xml:space="preserve"> 리더 </w:t>
-      </w:r>
-      <w:proofErr w:type="spellStart"/>
-      <w:r>
-        <w:t>페일오버</w:t>
-      </w:r>
-      <w:proofErr w:type="spellEnd"/>
-      <w:r>
-        <w:t xml:space="preserve"> 실측 (로컬 스택 1회차)</w:t>
+        <w:t xml:space="preserve"> 리더 페일오버 실측 (로컬 스택 1회차)</w:t>
       </w:r>
     </w:p>
     <w:tbl>
@@ -23569,13 +21667,8 @@
               <w:pStyle w:val="TableCell"/>
               <w:spacing w:line="270" w:lineRule="auto"/>
             </w:pPr>
-            <w:proofErr w:type="spellStart"/>
-            <w:r>
-              <w:t>자산합</w:t>
-            </w:r>
-            <w:proofErr w:type="spellEnd"/>
-            <w:r>
-              <w:t xml:space="preserve"> 위반</w:t>
+            <w:r>
+              <w:t xml:space="preserve">자산합 위반</w:t>
             </w:r>
           </w:p>
         </w:tc>
@@ -23710,26 +21803,7 @@
         <w:t>한정도</w:t>
       </w:r>
       <w:r>
-        <w:t xml:space="preserve"> 함께 적습니다. 클라우드 실측 0건,</w:t>
-      </w:r>
-      <w:r>
-        <w:t xml:space="preserve"> </w:t>
-      </w:r>
-      <w:proofErr w:type="spellStart"/>
-      <w:r>
-        <w:t>회차</w:t>
-      </w:r>
-      <w:proofErr w:type="spellEnd"/>
-      <w:r>
-        <w:t xml:space="preserve"> 1건이라 분산 미상, 일부 불변식이 그 주행에서 판정 대상 0, 계측 필드 일부가 비어 있어 파일만으로 </w:t>
-      </w:r>
-      <w:proofErr w:type="spellStart"/>
-      <w:r>
-        <w:t>재산출</w:t>
-      </w:r>
-      <w:proofErr w:type="spellEnd"/>
-      <w:r>
-        <w:t xml:space="preserve"> 불가입니다.</w:t>
+        <w:t xml:space="preserve"> 함께 적습니다. 클라우드 실측 0건, 회차 1건이라 분산 미상, 일부 불변식이 그 주행에서 판정 대상 0, 계측 필드 일부가 비어 있어 파일만으로 재산출 불가입니다.</w:t>
       </w:r>
     </w:p>
     <w:p>
@@ -23762,15 +21836,7 @@
         <w:pStyle w:val="a0"/>
       </w:pPr>
       <w:r>
-        <w:t xml:space="preserve">외부에서 접속 가능한 서비스이므로 다음을 구현하고 검증합니다. TLS, 인증, 권한, 관리자 접근 제어, 데이터베이스 외부 접근 차단, 방화벽과 보안 그룹, 비밀 관리, 최소 권한, 감사 로그, Rate Limiting, </w:t>
-      </w:r>
-      <w:proofErr w:type="spellStart"/>
-      <w:r>
-        <w:t>입력값</w:t>
-      </w:r>
-      <w:proofErr w:type="spellEnd"/>
-      <w:r>
-        <w:t xml:space="preserve"> 검증.</w:t>
+        <w:t xml:space="preserve">외부에서 접속 가능한 서비스이므로 다음을 구현하고 검증합니다. TLS, 인증, 권한, 관리자 접근 제어, 데이터베이스 외부 접근 차단, 방화벽과 보안 그룹, 비밀 관리, 최소 권한, 감사 로그, Rate Limiting, 입력값 검증.</w:t>
       </w:r>
     </w:p>
     <w:p>
@@ -23778,15 +21844,7 @@
         <w:pStyle w:val="a0"/>
       </w:pPr>
       <w:r>
-        <w:t xml:space="preserve">관리 평면과 </w:t>
-      </w:r>
-      <w:proofErr w:type="spellStart"/>
-      <w:r>
-        <w:t>하네스</w:t>
-      </w:r>
-      <w:proofErr w:type="spellEnd"/>
-      <w:r>
-        <w:t xml:space="preserve"> API는 외부에 노출하지 않고 포트 포워딩으로 접근합니다.</w:t>
+        <w:t xml:space="preserve">관리 평면과 하네스 API는 외부에 노출하지 않고 포트 포워딩으로 접근합니다.</w:t>
       </w:r>
     </w:p>
     <w:p>
@@ -23844,15 +21902,7 @@
         <w:pStyle w:val="a0"/>
       </w:pPr>
       <w:r>
-        <w:t xml:space="preserve">알려진 결함 하나를 적습니다. 다중 노드에서 서명 조회를 분산하면 노드 간 nonce 재사용 창이 열립니다. 이번 기간에 닫지 않고, 4.2의 </w:t>
-      </w:r>
-      <w:proofErr w:type="spellStart"/>
-      <w:r>
-        <w:t>타겟그룹</w:t>
-      </w:r>
-      <w:proofErr w:type="spellEnd"/>
-      <w:r>
-        <w:t xml:space="preserve"> 분리로 노출면을 무서명 공개 조회로 묶습니다.</w:t>
+        <w:t xml:space="preserve">알려진 결함 하나를 적습니다. nonce 저장소가 노드별 인메모리라 다중 노드에서는 교차 노드 재전송이 이론상 가능합니다. 현재 라우팅이 리더 단독이라 이 창이 실제로 열리지는 않으며, 이번 기간에 닫지 않고 한계로 남깁니다.</w:t>
       </w:r>
     </w:p>
     <w:p>
@@ -23912,7 +21962,7 @@
         </w:numPr>
       </w:pPr>
       <w:r>
-        <w:t>ALB 최소 구성만으로 종전 상한의 45.5%를 먹으므로, 앱 2대 상시와 ALB를 유지하면 상한을 넘깁니다.</w:t>
+        <w:t>ALB와 앱 2대 상시를 채택하면, 한 달 내내 돌린다는 종전 가정(730시간 런레이트)으로는 상한을 넘깁니다.</w:t>
       </w:r>
     </w:p>
     <w:p>
@@ -23924,7 +21974,7 @@
         </w:numPr>
       </w:pPr>
       <w:r>
-        <w:t>상시면에서 낼 수 있는 증명 범위를 유지하기 위해 상한을 월 190,000원으로 재설정했습니다.</w:t>
+        <w:t>실제 계획은 앞 2주(09-01~09-14)를 정적 웹만으로 서고 전체 토폴로지가 09-15부터 서므로, 상한 판정을 실현되지 않는 런레이트가 아니라 달력 월 실청구로 바꿨습니다. 그 기준으로 9월과 10월이 각각 97,318원이라 상한 안이고, 상한 자체는 올리지 않았습니다.</w:t>
       </w:r>
     </w:p>
     <w:p>
@@ -23944,15 +21994,7 @@
         <w:pStyle w:val="a0"/>
       </w:pPr>
       <w:r>
-        <w:t xml:space="preserve">단가는 AWS 공식 </w:t>
-      </w:r>
-      <w:proofErr w:type="spellStart"/>
-      <w:r>
-        <w:t>요금표</w:t>
-      </w:r>
-      <w:proofErr w:type="spellEnd"/>
-      <w:r>
-        <w:t xml:space="preserve"> 판본을 근거로 하며 3자 요약 사이트 수치를 쓰지 않습니다. 시간 기준 월 730시간, 환율 1 USD 1,400원, 부가세 10%를 총계에 가산합니다.</w:t>
+        <w:t xml:space="preserve">단가는 AWS 공식 요금표 판본(2026-08-24)을 근거로 하며 3자 요약 사이트 수치를 쓰지 않습니다. 환율 1 USD 1,400원 기준에 민감도를 병기하고, 부가세 10%를 총계에 가산합니다.</w:t>
       </w:r>
     </w:p>
     <w:p>
@@ -23977,7 +22019,7 @@
         <w:t>[표 33]</w:t>
       </w:r>
       <w:r>
-        <w:t xml:space="preserve"> 비용 상한과 실적</w:t>
+        <w:t xml:space="preserve"> 비용 상한과 달력 월 계획</w:t>
       </w:r>
     </w:p>
     <w:tbl>
@@ -24061,7 +22103,7 @@
                 <w:bCs/>
                 <w:color w:val="1F3864"/>
               </w:rPr>
-              <w:t>종전</w:t>
+              <w:t>값</w:t>
             </w:r>
           </w:p>
         </w:tc>
@@ -24090,7 +22132,7 @@
                 <w:bCs/>
                 <w:color w:val="1F3864"/>
               </w:rPr>
-              <w:t>현재</w:t>
+              <w:t>비고</w:t>
             </w:r>
           </w:p>
         </w:tc>
@@ -24149,7 +22191,7 @@
               <w:rPr>
                 <w:bCs/>
               </w:rPr>
-              <w:t>월 190,000원</w:t>
+              <w:t>달력 월 실청구 기준. 크레딧 차감 전</w:t>
             </w:r>
           </w:p>
         </w:tc>
@@ -24168,13 +22210,8 @@
               <w:spacing w:line="270" w:lineRule="auto"/>
             </w:pPr>
             <w:r>
-              <w:t xml:space="preserve">상시면 월 </w:t>
-            </w:r>
-            <w:proofErr w:type="spellStart"/>
-            <w:r>
-              <w:t>런레이트</w:t>
-            </w:r>
-            <w:proofErr w:type="spellEnd"/>
+              <w:t xml:space="preserve">2026년 9월 계획</w:t>
+            </w:r>
           </w:p>
         </w:tc>
         <w:tc>
@@ -24187,7 +22224,7 @@
               <w:spacing w:line="270" w:lineRule="auto"/>
             </w:pPr>
             <w:r>
-              <w:t>75,614원</w:t>
+              <w:t>97,318원</w:t>
             </w:r>
           </w:p>
         </w:tc>
@@ -24204,7 +22241,7 @@
               <w:rPr>
                 <w:bCs/>
               </w:rPr>
-              <w:t>170,156원</w:t>
+              <w:t>여유 2,682원</w:t>
             </w:r>
           </w:p>
         </w:tc>
@@ -24223,7 +22260,7 @@
               <w:spacing w:line="270" w:lineRule="auto"/>
             </w:pPr>
             <w:r>
-              <w:t>상한 대비 여유</w:t>
+              <w:t>2026년 10월 계획</w:t>
             </w:r>
           </w:p>
         </w:tc>
@@ -24237,7 +22274,7 @@
               <w:spacing w:line="270" w:lineRule="auto"/>
             </w:pPr>
             <w:r>
-              <w:t>24.4%</w:t>
+              <w:t>97,318원</w:t>
             </w:r>
           </w:p>
         </w:tc>
@@ -24254,7 +22291,7 @@
               <w:rPr>
                 <w:bCs/>
               </w:rPr>
-              <w:t>10.4%</w:t>
+              <w:t>여유 2,682원</w:t>
             </w:r>
           </w:p>
         </w:tc>
@@ -24274,7 +22311,7 @@
             </w:pPr>
             <w:r>
               <w:lastRenderedPageBreak/>
-              <w:t>상한 도달 환율</w:t>
+              <w:t>손익분기 환율</w:t>
             </w:r>
           </w:p>
         </w:tc>
@@ -24288,7 +22325,7 @@
               <w:spacing w:line="270" w:lineRule="auto"/>
             </w:pPr>
             <w:r>
-              <w:t>1,851원</w:t>
+              <w:t>1,439원</w:t>
             </w:r>
           </w:p>
         </w:tc>
@@ -24305,7 +22342,7 @@
               <w:rPr>
                 <w:bCs/>
               </w:rPr>
-              <w:t>1,563원</w:t>
+              <w:t>1,450원 초과 시 부하 창 시간으로 흡수</w:t>
             </w:r>
           </w:p>
         </w:tc>
@@ -24321,15 +22358,7 @@
         <w:pStyle w:val="a0"/>
       </w:pPr>
       <w:r>
-        <w:t xml:space="preserve">상한을 올린 근거는 산술입니다. 종전 상한을 지키려면 앱 2대 상시 자체를 포기해야 합니다. </w:t>
-      </w:r>
-      <w:proofErr w:type="spellStart"/>
-      <w:r>
-        <w:t>크레딧이</w:t>
-      </w:r>
-      <w:proofErr w:type="spellEnd"/>
-      <w:r>
-        <w:t xml:space="preserve"> 남아서 올린 것이 아닙니다.</w:t>
+        <w:t xml:space="preserve">판정 기준을 바꾼 이유는 사실성입니다. 확정 구조는 어느 달력 월에도 730시간을 돌지 않으므로, 실현되지 않는 런레이트로 판정하면 판정이 사실을 말하지 못합니다.</w:t>
       </w:r>
     </w:p>
     <w:p>
@@ -24337,23 +22366,7 @@
         <w:pStyle w:val="a0"/>
       </w:pPr>
       <w:r>
-        <w:t xml:space="preserve">상한의 정의는 그대로 둡니다. 크레딧 차감 전 총액 기준입니다. 크레딧 차감 후 </w:t>
-      </w:r>
-      <w:proofErr w:type="spellStart"/>
-      <w:r>
-        <w:t>실지출</w:t>
-      </w:r>
-      <w:proofErr w:type="spellEnd"/>
-      <w:r>
-        <w:t xml:space="preserve"> 기준으로 바꾸면 </w:t>
-      </w:r>
-      <w:proofErr w:type="spellStart"/>
-      <w:r>
-        <w:t>크레딧이</w:t>
-      </w:r>
-      <w:proofErr w:type="spellEnd"/>
-      <w:r>
-        <w:t xml:space="preserve"> 남는 동안 실지출이 0이라 상한이 아무것도 제약하지 않게 됩니다.</w:t>
+        <w:t xml:space="preserve">상한의 정의는 그대로 둡니다. 크레딧 차감 전 총액 기준입니다. 크레딧 차감 후 실지출 기준으로 바꾸면 크레딧이 남는 동안 실지출이 0이라 상한이 아무것도 제약하지 않게 됩니다.</w:t>
       </w:r>
     </w:p>
     <w:p>
@@ -24500,7 +22513,7 @@
               <w:spacing w:line="270" w:lineRule="auto"/>
             </w:pPr>
             <w:r>
-              <w:t>USD 187.79 (262,906원)</w:t>
+              <w:t>USD 139.03 (194,637원)</w:t>
             </w:r>
           </w:p>
         </w:tc>
@@ -24552,7 +22565,7 @@
               <w:spacing w:line="270" w:lineRule="auto"/>
             </w:pPr>
             <w:r>
-              <w:t>부족액</w:t>
+              <w:t>발표 후 잔여</w:t>
             </w:r>
           </w:p>
         </w:tc>
@@ -24566,7 +22579,7 @@
               <w:spacing w:line="270" w:lineRule="auto"/>
             </w:pPr>
             <w:r>
-              <w:t>USD 24.08 (33,712원)</w:t>
+              <w:t>USD 24.68 (34,552원)</w:t>
             </w:r>
           </w:p>
         </w:tc>
@@ -24581,13 +22594,8 @@
       <w:pPr>
         <w:pStyle w:val="a0"/>
       </w:pPr>
-      <w:proofErr w:type="spellStart"/>
-      <w:r>
-        <w:t>크레딧으로</w:t>
-      </w:r>
-      <w:proofErr w:type="spellEnd"/>
-      <w:r>
-        <w:t xml:space="preserve"> 발표일까지 가지 못합니다. 부족분은 자비 부담으로 계획에 적습니다.</w:t>
+      <w:r>
+        <w:t xml:space="preserve">크레딧 안에서 소진하고 발표 후 USD 24.68이 남습니다. 이 잔여는 미확인 항목(AZ 간 전송, SSM, ACM)을 0으로 둔 하한이라 실제 잔여는 이보다 적습니다. 발표 후 상시면을 계속 켜면 약 7일 만에 크레딧이 마르므로, 발표가 끝나면 증명면을 파기하고 상시면 유지 여부를 바로 결정합니다.</w:t>
       </w:r>
     </w:p>
     <w:p>
@@ -24606,7 +22614,7 @@
         <w:pStyle w:val="a0"/>
       </w:pPr>
       <w:r>
-        <w:t xml:space="preserve">상한을 넘기거나 자비 부담을 줄여야 할 때 위에서부터 적용합니다. 누적이므로 위 행을 실행한 뒤의 잔여 기준으로 아래 행을 읽습니다. </w:t>
+        <w:t xml:space="preserve">상한을 넘길 위험이 생기거나 지출을 줄여야 할 때 위에서부터 적용합니다. 누적이므로 위 행을 실행한 뒤의 잔여 기준으로 아래 행을 읽습니다. </w:t>
       </w:r>
       <w:r>
         <w:rPr>
@@ -24615,10 +22623,7 @@
         <w:t>절감액과</w:t>
       </w:r>
       <w:r>
-        <w:t xml:space="preserve"> 함께 그때 잃는 증명 범위를 같은 행에서 봅</w:t>
-      </w:r>
-      <w:r>
-        <w:t>니다.</w:t>
+        <w:t xml:space="preserve"> 함께 그때 잃는 증명 범위를 같은 행에서 봅니다.</w:t>
       </w:r>
     </w:p>
     <w:p>
@@ -24813,13 +22818,8 @@
               <w:pStyle w:val="TableCell"/>
               <w:spacing w:line="270" w:lineRule="auto"/>
             </w:pPr>
-            <w:proofErr w:type="spellStart"/>
-            <w:r>
-              <w:t>증명면</w:t>
-            </w:r>
-            <w:proofErr w:type="spellEnd"/>
-            <w:r>
-              <w:t xml:space="preserve"> 가동시간 110시간에서 65시간으로</w:t>
+            <w:r>
+              <w:t xml:space="preserve">증명면 부하 창을 달력 월 45시간에서 환율표 가용치로</w:t>
             </w:r>
           </w:p>
         </w:tc>
@@ -24836,7 +22836,7 @@
               <w:spacing w:line="270" w:lineRule="auto"/>
             </w:pPr>
             <w:r>
-              <w:t>9,072원 (창 총액)</w:t>
+              <w:t>최대 USD 5.19</w:t>
             </w:r>
           </w:p>
         </w:tc>
@@ -24853,15 +22853,7 @@
               <w:spacing w:line="270" w:lineRule="auto"/>
             </w:pPr>
             <w:r>
-              <w:t xml:space="preserve">실험 </w:t>
-            </w:r>
-            <w:proofErr w:type="spellStart"/>
-            <w:r>
-              <w:t>회차</w:t>
-            </w:r>
-            <w:proofErr w:type="spellEnd"/>
-            <w:r>
-              <w:t xml:space="preserve"> 수</w:t>
+              <w:t xml:space="preserve">부하 회차 수. 상한 초과 시 자동 발동</w:t>
             </w:r>
           </w:p>
         </w:tc>
@@ -24894,7 +22886,7 @@
               <w:spacing w:line="270" w:lineRule="auto"/>
             </w:pPr>
             <w:r>
-              <w:t>봇 OPS 하향과 유휴 시 정지</w:t>
+              <w:t>봇 OPS 하향으로 아웃바운드 20GB에서 12GB로</w:t>
             </w:r>
           </w:p>
         </w:tc>
@@ -24908,7 +22900,7 @@
               <w:spacing w:line="270" w:lineRule="auto"/>
             </w:pPr>
             <w:r>
-              <w:t>2,117원 (월)</w:t>
+              <w:t>USD 1.06</w:t>
             </w:r>
           </w:p>
         </w:tc>
@@ -24922,7 +22914,7 @@
               <w:spacing w:line="270" w:lineRule="auto"/>
             </w:pPr>
             <w:r>
-              <w:t>방문자가 보는 체결 빈도</w:t>
+              <w:t>배경 부하 강도</w:t>
             </w:r>
           </w:p>
         </w:tc>
@@ -24955,7 +22947,7 @@
               <w:spacing w:line="270" w:lineRule="auto"/>
             </w:pPr>
             <w:r>
-              <w:t>data EBS 32에서 24 GiB로</w:t>
+              <w:t>EBS 노드당 20GiB에서 16GiB로</w:t>
             </w:r>
           </w:p>
         </w:tc>
@@ -24969,7 +22961,7 @@
               <w:spacing w:line="270" w:lineRule="auto"/>
             </w:pPr>
             <w:r>
-              <w:t>1,021원 (월)</w:t>
+              <w:t>USD 2.30</w:t>
             </w:r>
           </w:p>
         </w:tc>
@@ -24983,7 +22975,7 @@
               <w:spacing w:line="270" w:lineRule="auto"/>
             </w:pPr>
             <w:r>
-              <w:t>soak 데이터 보존 기간</w:t>
+              <w:t>로그 보존 기간</w:t>
             </w:r>
           </w:p>
         </w:tc>
@@ -25016,7 +23008,7 @@
               <w:spacing w:line="270" w:lineRule="auto"/>
             </w:pPr>
             <w:r>
-              <w:t>앱 2대 상시를 증명 창 한정으로</w:t>
+              <w:t>pg-standby를 창 구동으로 내림</w:t>
             </w:r>
           </w:p>
         </w:tc>
@@ -25030,7 +23022,7 @@
               <w:spacing w:line="270" w:lineRule="auto"/>
             </w:pPr>
             <w:r>
-              <w:t>22,279원 (월)</w:t>
+              <w:t>USD 17.89</w:t>
             </w:r>
           </w:p>
         </w:tc>
@@ -25044,15 +23036,7 @@
               <w:spacing w:line="270" w:lineRule="auto"/>
             </w:pPr>
             <w:r>
-              <w:t xml:space="preserve">상시면 리더 kill, </w:t>
-            </w:r>
-            <w:proofErr w:type="spellStart"/>
-            <w:r>
-              <w:t>무중단</w:t>
-            </w:r>
-            <w:proofErr w:type="spellEnd"/>
-            <w:r>
-              <w:t xml:space="preserve"> 롤링, 조회 분산</w:t>
+              <w:t xml:space="preserve">AZ 상실 내성. 증명 2의 핵심이라 최후 수단</w:t>
             </w:r>
           </w:p>
         </w:tc>
@@ -25085,7 +23069,7 @@
               <w:spacing w:line="270" w:lineRule="auto"/>
             </w:pPr>
             <w:r>
-              <w:t>ALB 해지, nginx로 복귀</w:t>
+              <w:t>app-2를 창 구동으로 내림</w:t>
             </w:r>
           </w:p>
         </w:tc>
@@ -25099,7 +23083,7 @@
               <w:spacing w:line="270" w:lineRule="auto"/>
             </w:pPr>
             <w:r>
-              <w:t>41,391원 (월)</w:t>
+              <w:t>USD 17.89</w:t>
             </w:r>
           </w:p>
         </w:tc>
@@ -25112,74 +23096,8 @@
               <w:pStyle w:val="TableCell"/>
               <w:spacing w:line="270" w:lineRule="auto"/>
             </w:pPr>
-            <w:proofErr w:type="spellStart"/>
-            <w:r>
-              <w:t>타겟그룹</w:t>
-            </w:r>
-            <w:proofErr w:type="spellEnd"/>
-            <w:r>
-              <w:t xml:space="preserve"> 기반 리더 라우팅, 2 AZ 배치</w:t>
-            </w:r>
-          </w:p>
-        </w:tc>
-      </w:tr>
-      <w:tr>
-        <w:trPr>
-          <w:cantSplit/>
-        </w:trPr>
-        <w:tc>
-          <w:tcPr>
-            <w:tcW w:w="350" w:type="pct"/>
-          </w:tcPr>
-          <w:p>
-            <w:pPr>
-              <w:pStyle w:val="TableCell"/>
-              <w:spacing w:line="270" w:lineRule="auto"/>
-            </w:pPr>
-            <w:r>
-              <w:t>6</w:t>
-            </w:r>
-          </w:p>
-        </w:tc>
-        <w:tc>
-          <w:tcPr>
-            <w:tcW w:w="1650" w:type="pct"/>
-          </w:tcPr>
-          <w:p>
-            <w:pPr>
-              <w:pStyle w:val="TableCell"/>
-              <w:spacing w:line="270" w:lineRule="auto"/>
-            </w:pPr>
-            <w:r>
-              <w:t>정적 웹만 남기고 API 정지</w:t>
-            </w:r>
-          </w:p>
-        </w:tc>
-        <w:tc>
-          <w:tcPr>
-            <w:tcW w:w="1000" w:type="pct"/>
-          </w:tcPr>
-          <w:p>
-            <w:pPr>
-              <w:pStyle w:val="TableCell"/>
-              <w:spacing w:line="270" w:lineRule="auto"/>
-            </w:pPr>
-            <w:r>
-              <w:t>63,773원 (월)</w:t>
-            </w:r>
-          </w:p>
-        </w:tc>
-        <w:tc>
-          <w:tcPr>
-            <w:tcW w:w="2000" w:type="pct"/>
-          </w:tcPr>
-          <w:p>
-            <w:pPr>
-              <w:pStyle w:val="TableCell"/>
-              <w:spacing w:line="270" w:lineRule="auto"/>
-            </w:pPr>
-            <w:r>
-              <w:t>최후 수단. 학교 요건을 깨므로 실행하지 않음</w:t>
+            <w:r>
+              <w:t xml:space="preserve">앱 이중화. 실질적으로 계획 포기</w:t>
             </w:r>
           </w:p>
         </w:tc>
@@ -25194,30 +23112,11 @@
       <w:pPr>
         <w:pStyle w:val="a0"/>
       </w:pPr>
-      <w:r>
-        <w:lastRenderedPageBreak/>
-        <w:t>순위 4와 5</w:t>
-      </w:r>
       <w:r>
         <w:rPr>
           <w:rFonts w:hint="eastAsia"/>
         </w:rPr>
-        <w:t>는</w:t>
-      </w:r>
-      <w:r>
-        <w:t xml:space="preserve"> 이번에 내린 결정을 되돌리는 조치</w:t>
-      </w:r>
-      <w:r>
-        <w:rPr>
-          <w:rFonts w:hint="eastAsia"/>
-        </w:rPr>
-        <w:t>입니다</w:t>
-      </w:r>
-      <w:r>
-        <w:t>.</w:t>
-      </w:r>
-      <w:r>
-        <w:t xml:space="preserve"> 되돌리면 상시면에서 낼 수 있던 증명이 증명 창으로 다시 들어갑니다. 비용은 크게 주는데 증명 범위도 같이 줍니다.</w:t>
+        <w:t xml:space="preserve">순위 1부터 3까지 전부 발동해도 회수액이 USD 8.55라, 미확인 항목이 월 USD 4를 넘게 붙으면 순위 3까지로는 막지 못합니다. 순위 4와 5는 이중화를 되돌리는 조치이고, 여기까지 가면 계획의 전제가 깨집니다. 그 전에 부하 창을 0으로 만들고 발표를 상시면 시연만으로 구성하는 편이 나으며, 그 경우 달력 월이 91,317원이 되어 1,450원 환율에서도 상한 안입니다.</w:t>
       </w:r>
     </w:p>
     <w:p>
@@ -25236,15 +23135,7 @@
         <w:pStyle w:val="a0"/>
       </w:pPr>
       <w:r>
-        <w:t xml:space="preserve">관리형 DB를 쓰지 않는 이유는 비용 절감이 아니라 과제 자체입니다. 관리형은 </w:t>
-      </w:r>
-      <w:proofErr w:type="spellStart"/>
-      <w:r>
-        <w:t>페일오버</w:t>
-      </w:r>
-      <w:proofErr w:type="spellEnd"/>
-      <w:r>
-        <w:t xml:space="preserve"> 내부가 닫혀 있어 복제 링크에 커널 지연을 걸 수 없고 승격 로그도 볼 수 없습니다. 사람 개입 없는 승격을 판정하려면 승격 주체가 손 안에 있어야 합니다.</w:t>
+        <w:t xml:space="preserve">관리형 DB를 쓰지 않는 이유는 비용 절감이 아니라 과제 자체입니다. 관리형은 페일오버 내부가 닫혀 있어 복제 링크에 커널 지연을 걸 수 없고 승격 로그도 볼 수 없습니다. 사람 개입 없는 승격을 판정하려면 승격 주체가 손 안에 있어야 합니다.</w:t>
       </w:r>
     </w:p>
     <w:p>
@@ -25263,21 +23154,7 @@
         <w:rPr>
           <w:szCs w:val="21"/>
         </w:rPr>
-        <w:t xml:space="preserve">12.5 </w:t>
-      </w:r>
-      <w:proofErr w:type="spellStart"/>
-      <w:r>
-        <w:rPr>
-          <w:szCs w:val="21"/>
-        </w:rPr>
-        <w:t>미확정</w:t>
-      </w:r>
-      <w:proofErr w:type="spellEnd"/>
-      <w:r>
-        <w:rPr>
-          <w:szCs w:val="21"/>
-        </w:rPr>
-        <w:t xml:space="preserve"> 항목</w:t>
+        <w:t xml:space="preserve">12.5 미확정 항목</w:t>
       </w:r>
     </w:p>
     <w:p>
@@ -25291,15 +23168,7 @@
         <w:t>[표 36]</w:t>
       </w:r>
       <w:r>
-        <w:t xml:space="preserve"> 비용 </w:t>
-      </w:r>
-      <w:proofErr w:type="spellStart"/>
-      <w:r>
-        <w:t>미확정</w:t>
-      </w:r>
-      <w:proofErr w:type="spellEnd"/>
-      <w:r>
-        <w:t xml:space="preserve"> 항목</w:t>
+        <w:t xml:space="preserve"> 비용 미확정 항목</w:t>
       </w:r>
     </w:p>
     <w:tbl>
@@ -25515,13 +23384,8 @@
               <w:spacing w:line="270" w:lineRule="auto"/>
             </w:pPr>
             <w:r>
-              <w:t xml:space="preserve">부하 첫 </w:t>
-            </w:r>
-            <w:proofErr w:type="spellStart"/>
-            <w:r>
-              <w:t>회차</w:t>
-            </w:r>
-            <w:proofErr w:type="spellEnd"/>
+              <w:t xml:space="preserve">부하 첫 회차</w:t>
+            </w:r>
           </w:p>
         </w:tc>
       </w:tr>
@@ -25586,15 +23450,7 @@
               <w:spacing w:line="270" w:lineRule="auto"/>
             </w:pPr>
             <w:r>
-              <w:t xml:space="preserve">인터넷 </w:t>
-            </w:r>
-            <w:proofErr w:type="spellStart"/>
-            <w:r>
-              <w:t>아웃바운드</w:t>
-            </w:r>
-            <w:proofErr w:type="spellEnd"/>
-            <w:r>
-              <w:t xml:space="preserve"> 20GB/월</w:t>
+              <w:t xml:space="preserve">인터넷 아웃바운드 20GB/월</w:t>
             </w:r>
           </w:p>
         </w:tc>
@@ -25640,13 +23496,8 @@
               <w:pStyle w:val="TableCell"/>
               <w:spacing w:line="270" w:lineRule="auto"/>
             </w:pPr>
-            <w:proofErr w:type="spellStart"/>
-            <w:r>
-              <w:t>증명면</w:t>
-            </w:r>
-            <w:proofErr w:type="spellEnd"/>
-            <w:r>
-              <w:t xml:space="preserve"> 가동 110시간</w:t>
+            <w:r>
+              <w:t xml:space="preserve">증명면 가동 90시간 (달력 월 45시간 배분)</w:t>
             </w:r>
           </w:p>
         </w:tc>
@@ -25709,23 +23560,7 @@
         </w:pBdr>
       </w:pPr>
       <w:r>
-        <w:t xml:space="preserve">완료 여부는 작업을 </w:t>
-      </w:r>
-      <w:proofErr w:type="spellStart"/>
-      <w:r>
-        <w:t>했는가가</w:t>
-      </w:r>
-      <w:proofErr w:type="spellEnd"/>
-      <w:r>
-        <w:t xml:space="preserve"> 아니라, 사전에 정의한 Acceptance Criteria를 </w:t>
-      </w:r>
-      <w:proofErr w:type="spellStart"/>
-      <w:r>
-        <w:t>만족했는가로</w:t>
-      </w:r>
-      <w:proofErr w:type="spellEnd"/>
-      <w:r>
-        <w:t xml:space="preserve"> 판단합니다.</w:t>
+        <w:t xml:space="preserve">완료 여부는 작업을 했는가가 아니라, 사전에 정의한 Acceptance Criteria를 만족했는가로 판단합니다.</w:t>
       </w:r>
     </w:p>
     <w:p>
@@ -25733,15 +23568,7 @@
         <w:pStyle w:val="a0"/>
       </w:pPr>
       <w:r>
-        <w:t xml:space="preserve">현재 상태 열은 판정 상태가 아니라 역량의 성립 여부입니다. 완료 기준 열이 Acceptance Criteria이고, 증거 열이 그것을 무엇으로 </w:t>
-      </w:r>
-      <w:proofErr w:type="spellStart"/>
-      <w:r>
-        <w:t>확인하는지입니다</w:t>
-      </w:r>
-      <w:proofErr w:type="spellEnd"/>
-      <w:r>
-        <w:t>.</w:t>
+        <w:t xml:space="preserve">현재 상태 열은 판정 상태가 아니라 역량의 성립 여부입니다. 완료 기준 열이 Acceptance Criteria이고, 증거 열이 그것을 무엇으로 확인하는지입니다.</w:t>
       </w:r>
     </w:p>
     <w:p>
@@ -26006,14 +23833,12 @@
               <w:pStyle w:val="TableCell"/>
               <w:spacing w:line="250" w:lineRule="auto"/>
             </w:pPr>
-            <w:proofErr w:type="spellStart"/>
             <w:r>
               <w:rPr>
                 <w:szCs w:val="17"/>
               </w:rPr>
               <w:t>미성립</w:t>
             </w:r>
-            <w:proofErr w:type="spellEnd"/>
           </w:p>
         </w:tc>
         <w:tc>
@@ -26130,14 +23955,12 @@
               <w:pStyle w:val="TableCell"/>
               <w:spacing w:line="250" w:lineRule="auto"/>
             </w:pPr>
-            <w:proofErr w:type="spellStart"/>
             <w:r>
               <w:rPr>
                 <w:szCs w:val="17"/>
               </w:rPr>
               <w:t>미성립</w:t>
             </w:r>
-            <w:proofErr w:type="spellEnd"/>
           </w:p>
         </w:tc>
         <w:tc>
@@ -26154,21 +23977,7 @@
               <w:rPr>
                 <w:szCs w:val="17"/>
               </w:rPr>
-              <w:t xml:space="preserve">계층 </w:t>
-            </w:r>
-            <w:proofErr w:type="spellStart"/>
-            <w:r>
-              <w:rPr>
-                <w:szCs w:val="17"/>
-              </w:rPr>
-              <w:t>프로브</w:t>
-            </w:r>
-            <w:proofErr w:type="spellEnd"/>
-            <w:r>
-              <w:rPr>
-                <w:szCs w:val="17"/>
-              </w:rPr>
-              <w:t xml:space="preserve"> 0건</w:t>
+              <w:t xml:space="preserve">계층 프로브 0건</w:t>
             </w:r>
           </w:p>
         </w:tc>
@@ -26204,21 +24013,7 @@
               <w:rPr>
                 <w:szCs w:val="17"/>
               </w:rPr>
-              <w:t xml:space="preserve">주입 장애 1건에서 세 </w:t>
-            </w:r>
-            <w:proofErr w:type="spellStart"/>
-            <w:r>
-              <w:rPr>
-                <w:szCs w:val="17"/>
-              </w:rPr>
-              <w:t>프로브의</w:t>
-            </w:r>
-            <w:proofErr w:type="spellEnd"/>
-            <w:r>
-              <w:rPr>
-                <w:szCs w:val="17"/>
-              </w:rPr>
-              <w:t xml:space="preserve"> 전이 시점이 갈리고 계층이 지목됨</w:t>
+              <w:t xml:space="preserve">주입 장애 1건에서 세 프로브의 전이 시점이 갈리고 계층이 지목됨</w:t>
             </w:r>
           </w:p>
         </w:tc>
@@ -26232,19 +24027,11 @@
               <w:pStyle w:val="TableCell"/>
               <w:spacing w:line="250" w:lineRule="auto"/>
             </w:pPr>
-            <w:proofErr w:type="spellStart"/>
-            <w:r>
-              <w:rPr>
-                <w:szCs w:val="17"/>
-              </w:rPr>
-              <w:t>프로브</w:t>
-            </w:r>
-            <w:proofErr w:type="spellEnd"/>
-            <w:r>
-              <w:rPr>
-                <w:szCs w:val="17"/>
-              </w:rPr>
-              <w:t xml:space="preserve"> 시계열</w:t>
+            <w:r>
+              <w:rPr>
+                <w:szCs w:val="17"/>
+              </w:rPr>
+              <w:t xml:space="preserve">프로브 시계열</w:t>
             </w:r>
           </w:p>
         </w:tc>
@@ -26280,14 +24067,12 @@
               <w:pStyle w:val="TableCell"/>
               <w:spacing w:line="250" w:lineRule="auto"/>
             </w:pPr>
-            <w:proofErr w:type="spellStart"/>
             <w:r>
               <w:rPr>
                 <w:szCs w:val="17"/>
               </w:rPr>
               <w:t>미성립</w:t>
             </w:r>
-            <w:proofErr w:type="spellEnd"/>
           </w:p>
         </w:tc>
         <w:tc>
@@ -26378,7 +24163,7 @@
                 <w:bCs/>
                 <w:szCs w:val="17"/>
               </w:rPr>
-              <w:t>Cloud Chaos</w:t>
+              <w:t>카오스 최종 완주</w:t>
             </w:r>
           </w:p>
         </w:tc>
@@ -26392,14 +24177,12 @@
               <w:pStyle w:val="TableCell"/>
               <w:spacing w:line="250" w:lineRule="auto"/>
             </w:pPr>
-            <w:proofErr w:type="spellStart"/>
-            <w:r>
-              <w:rPr>
-                <w:szCs w:val="17"/>
-              </w:rPr>
-              <w:t>미성립</w:t>
-            </w:r>
-            <w:proofErr w:type="spellEnd"/>
+            <w:r>
+              <w:rPr>
+                <w:szCs w:val="17"/>
+              </w:rPr>
+              <w:t>부분 성립</w:t>
+            </w:r>
           </w:p>
         </w:tc>
         <w:tc>
@@ -26416,7 +24199,7 @@
               <w:rPr>
                 <w:szCs w:val="17"/>
               </w:rPr>
-              <w:t>클라우드 실측 0건</w:t>
+              <w:t>교정 술어 재주행 미완</w:t>
             </w:r>
           </w:p>
         </w:tc>
@@ -26434,7 +24217,7 @@
               <w:rPr>
                 <w:szCs w:val="17"/>
               </w:rPr>
-              <w:t>클라우드에서 E4 재현</w:t>
+              <w:t>카오스 스택 7실험 완주와 검증면 E10</w:t>
             </w:r>
           </w:p>
         </w:tc>
@@ -26452,21 +24235,7 @@
               <w:rPr>
                 <w:szCs w:val="17"/>
               </w:rPr>
-              <w:t xml:space="preserve">RTO 30초 이내, epoch 정확히 +1, </w:t>
-            </w:r>
-            <w:proofErr w:type="spellStart"/>
-            <w:r>
-              <w:rPr>
-                <w:szCs w:val="17"/>
-              </w:rPr>
-              <w:t>불변식</w:t>
-            </w:r>
-            <w:proofErr w:type="spellEnd"/>
-            <w:r>
-              <w:rPr>
-                <w:szCs w:val="17"/>
-              </w:rPr>
-              <w:t xml:space="preserve"> 0행</w:t>
+              <w:t xml:space="preserve">전건 verdict 파일 산출. E4 RTO 30초 이내, epoch 정확히 +1, 불변식 0행. 실행 평면을 결과에 기록</w:t>
             </w:r>
           </w:p>
         </w:tc>
@@ -26554,33 +24323,11 @@
               <w:pStyle w:val="TableCell"/>
               <w:spacing w:line="250" w:lineRule="auto"/>
             </w:pPr>
-            <w:proofErr w:type="spellStart"/>
-            <w:r>
-              <w:rPr>
-                <w:szCs w:val="17"/>
-              </w:rPr>
-              <w:t>tc</w:t>
-            </w:r>
-            <w:proofErr w:type="spellEnd"/>
-            <w:r>
-              <w:rPr>
-                <w:szCs w:val="17"/>
-              </w:rPr>
-              <w:t xml:space="preserve"> </w:t>
-            </w:r>
-            <w:proofErr w:type="spellStart"/>
-            <w:r>
-              <w:rPr>
-                <w:szCs w:val="17"/>
-              </w:rPr>
-              <w:t>netem</w:t>
-            </w:r>
-            <w:proofErr w:type="spellEnd"/>
-            <w:r>
-              <w:rPr>
-                <w:szCs w:val="17"/>
-              </w:rPr>
-              <w:t xml:space="preserve"> 실험 작성</w:t>
+            <w:r>
+              <w:rPr>
+                <w:szCs w:val="17"/>
+              </w:rPr>
+              <w:t xml:space="preserve">tc netem 실험 작성</w:t>
             </w:r>
           </w:p>
         </w:tc>
@@ -26652,14 +24399,12 @@
               <w:pStyle w:val="TableCell"/>
               <w:spacing w:line="250" w:lineRule="auto"/>
             </w:pPr>
-            <w:proofErr w:type="spellStart"/>
             <w:r>
               <w:rPr>
                 <w:szCs w:val="17"/>
               </w:rPr>
               <w:t>미성립</w:t>
             </w:r>
-            <w:proofErr w:type="spellEnd"/>
           </w:p>
         </w:tc>
         <w:tc>
@@ -26694,7 +24439,7 @@
               <w:rPr>
                 <w:szCs w:val="17"/>
               </w:rPr>
-              <w:t>증명 창에서 스트리밍 복제와 수동 승격</w:t>
+              <w:t>상시면 standby 복제와 승격 실측</w:t>
             </w:r>
           </w:p>
         </w:tc>
@@ -26712,21 +24457,7 @@
               <w:rPr>
                 <w:szCs w:val="17"/>
               </w:rPr>
-              <w:t xml:space="preserve">승격 후 데이터 손실 범위가 측정되고 </w:t>
-            </w:r>
-            <w:proofErr w:type="spellStart"/>
-            <w:r>
-              <w:rPr>
-                <w:szCs w:val="17"/>
-              </w:rPr>
-              <w:t>불변식</w:t>
-            </w:r>
-            <w:proofErr w:type="spellEnd"/>
-            <w:r>
-              <w:rPr>
-                <w:szCs w:val="17"/>
-              </w:rPr>
-              <w:t xml:space="preserve"> 0행</w:t>
+              <w:t xml:space="preserve">승격 후 데이터 손실 범위가 측정되고 불변식 0행</w:t>
             </w:r>
           </w:p>
         </w:tc>
@@ -26780,14 +24511,12 @@
               <w:pStyle w:val="TableCell"/>
               <w:spacing w:line="250" w:lineRule="auto"/>
             </w:pPr>
-            <w:proofErr w:type="spellStart"/>
             <w:r>
               <w:rPr>
                 <w:szCs w:val="17"/>
               </w:rPr>
               <w:t>미성립</w:t>
             </w:r>
-            <w:proofErr w:type="spellEnd"/>
           </w:p>
         </w:tc>
         <w:tc>
@@ -26928,19 +24657,11 @@
               <w:pStyle w:val="TableCell"/>
               <w:spacing w:line="250" w:lineRule="auto"/>
             </w:pPr>
-            <w:proofErr w:type="spellStart"/>
-            <w:r>
-              <w:rPr>
-                <w:szCs w:val="17"/>
-              </w:rPr>
-              <w:t>무중단</w:t>
-            </w:r>
-            <w:proofErr w:type="spellEnd"/>
-            <w:r>
-              <w:rPr>
-                <w:szCs w:val="17"/>
-              </w:rPr>
-              <w:t xml:space="preserve"> 롤링 배포</w:t>
+            <w:r>
+              <w:rPr>
+                <w:szCs w:val="17"/>
+              </w:rPr>
+              <w:t xml:space="preserve">무중단 롤링 배포</w:t>
             </w:r>
           </w:p>
         </w:tc>
@@ -26958,35 +24679,7 @@
               <w:rPr>
                 <w:szCs w:val="17"/>
               </w:rPr>
-              <w:t xml:space="preserve">롤링 중 공개 API </w:t>
-            </w:r>
-            <w:proofErr w:type="spellStart"/>
-            <w:r>
-              <w:rPr>
-                <w:szCs w:val="17"/>
-              </w:rPr>
-              <w:t>오류율</w:t>
-            </w:r>
-            <w:proofErr w:type="spellEnd"/>
-            <w:r>
-              <w:rPr>
-                <w:szCs w:val="17"/>
-              </w:rPr>
-              <w:t xml:space="preserve"> 0, 배포 후 </w:t>
-            </w:r>
-            <w:proofErr w:type="spellStart"/>
-            <w:r>
-              <w:rPr>
-                <w:szCs w:val="17"/>
-              </w:rPr>
-              <w:t>불변식</w:t>
-            </w:r>
-            <w:proofErr w:type="spellEnd"/>
-            <w:r>
-              <w:rPr>
-                <w:szCs w:val="17"/>
-              </w:rPr>
-              <w:t xml:space="preserve"> 0행</w:t>
+              <w:t xml:space="preserve">롤링 중 공개 API 오류율 0, 배포 후 불변식 0행</w:t>
             </w:r>
           </w:p>
         </w:tc>
@@ -27040,14 +24733,12 @@
               <w:pStyle w:val="TableCell"/>
               <w:spacing w:line="250" w:lineRule="auto"/>
             </w:pPr>
-            <w:proofErr w:type="spellStart"/>
             <w:r>
               <w:rPr>
                 <w:szCs w:val="17"/>
               </w:rPr>
               <w:t>미성립</w:t>
             </w:r>
-            <w:proofErr w:type="spellEnd"/>
           </w:p>
         </w:tc>
         <w:tc>
@@ -27097,21 +24788,7 @@
               <w:rPr>
                 <w:szCs w:val="17"/>
               </w:rPr>
-              <w:t xml:space="preserve">복원 후 서비스 기동, 주요 데이터 존재, </w:t>
-            </w:r>
-            <w:proofErr w:type="spellStart"/>
-            <w:r>
-              <w:rPr>
-                <w:szCs w:val="17"/>
-              </w:rPr>
-              <w:t>불변식</w:t>
-            </w:r>
-            <w:proofErr w:type="spellEnd"/>
-            <w:r>
-              <w:rPr>
-                <w:szCs w:val="17"/>
-              </w:rPr>
-              <w:t xml:space="preserve"> 0행</w:t>
+              <w:t xml:space="preserve">복원 후 서비스 기동, 주요 데이터 존재, 불변식 0행</w:t>
             </w:r>
           </w:p>
         </w:tc>
@@ -27152,17 +24829,8 @@
                 <w:bCs/>
                 <w:szCs w:val="17"/>
               </w:rPr>
-              <w:t xml:space="preserve">보안 </w:t>
-            </w:r>
-            <w:proofErr w:type="spellStart"/>
-            <w:r>
-              <w:rPr>
-                <w:bCs/>
-                <w:szCs w:val="17"/>
-              </w:rPr>
-              <w:t>하드닝</w:t>
-            </w:r>
-            <w:proofErr w:type="spellEnd"/>
+              <w:t xml:space="preserve">보안 하드닝</w:t>
+            </w:r>
           </w:p>
         </w:tc>
         <w:tc>
@@ -27175,14 +24843,12 @@
               <w:pStyle w:val="TableCell"/>
               <w:spacing w:line="250" w:lineRule="auto"/>
             </w:pPr>
-            <w:proofErr w:type="spellStart"/>
             <w:r>
               <w:rPr>
                 <w:szCs w:val="17"/>
               </w:rPr>
               <w:t>미성립</w:t>
             </w:r>
-            <w:proofErr w:type="spellEnd"/>
           </w:p>
         </w:tc>
         <w:tc>
@@ -27217,21 +24883,7 @@
               <w:rPr>
                 <w:szCs w:val="17"/>
               </w:rPr>
-              <w:t xml:space="preserve">DB 롤 분리, </w:t>
-            </w:r>
-            <w:proofErr w:type="spellStart"/>
-            <w:r>
-              <w:rPr>
-                <w:szCs w:val="17"/>
-              </w:rPr>
-              <w:t>노출면</w:t>
-            </w:r>
-            <w:proofErr w:type="spellEnd"/>
-            <w:r>
-              <w:rPr>
-                <w:szCs w:val="17"/>
-              </w:rPr>
-              <w:t xml:space="preserve"> 축소</w:t>
+              <w:t xml:space="preserve">DB 롤 분리, 노출면 축소</w:t>
             </w:r>
           </w:p>
         </w:tc>
@@ -27304,14 +24956,12 @@
               <w:pStyle w:val="TableCell"/>
               <w:spacing w:line="250" w:lineRule="auto"/>
             </w:pPr>
-            <w:proofErr w:type="spellStart"/>
             <w:r>
               <w:rPr>
                 <w:szCs w:val="17"/>
               </w:rPr>
               <w:t>미성립</w:t>
             </w:r>
-            <w:proofErr w:type="spellEnd"/>
           </w:p>
         </w:tc>
         <w:tc>
@@ -27416,14 +25066,12 @@
               <w:pStyle w:val="TableCell"/>
               <w:spacing w:line="250" w:lineRule="auto"/>
             </w:pPr>
-            <w:proofErr w:type="spellStart"/>
             <w:r>
               <w:rPr>
                 <w:szCs w:val="17"/>
               </w:rPr>
               <w:t>미성립</w:t>
             </w:r>
-            <w:proofErr w:type="spellEnd"/>
           </w:p>
         </w:tc>
         <w:tc>
@@ -27511,6 +25159,14 @@
       </w:pPr>
       <w:r>
         <w:t>MTTD와 MTTR이 하한 알람에 의존합니다. 알람이 없으면 탐지 시각이 없고, 탐지 시각이 없으면 두 지표를 잴 수 없습니다. 작업 순서가 알람, MTTD, MTTR입니다.</w:t>
+      </w:r>
+    </w:p>
+    <w:p>
+      <w:pPr>
+        <w:pStyle w:val="a0"/>
+      </w:pPr>
+      <w:r>
+        <w:t>클라우드 상시면에서는 카오스 실험을 돌리지 않습니다. 실험 스크립트의 주입 방식이 프록시 홉과 단일 도커 데몬을 전제해 상시면에는 이식되지 않기 때문입니다. 실험은 로컬 카오스 스택과 검증면에서 돌고 결과 파일에 실행 평면을 함께 기록하며, 상시면이 증명하는 것은 서비스가 24시간 서는 것입니다.</w:t>
       </w:r>
     </w:p>
     <w:p>
@@ -27906,15 +25562,7 @@
               <w:spacing w:line="270" w:lineRule="auto"/>
             </w:pPr>
             <w:r>
-              <w:t xml:space="preserve">계층 </w:t>
-            </w:r>
-            <w:proofErr w:type="spellStart"/>
-            <w:r>
-              <w:t>프로브</w:t>
-            </w:r>
-            <w:proofErr w:type="spellEnd"/>
-            <w:r>
-              <w:t xml:space="preserve"> 전이와 Runbook 기록</w:t>
+              <w:t xml:space="preserve">계층 프로브 전이와 Runbook 기록</w:t>
             </w:r>
           </w:p>
         </w:tc>
@@ -27961,15 +25609,7 @@
               <w:spacing w:line="270" w:lineRule="auto"/>
             </w:pPr>
             <w:r>
-              <w:t xml:space="preserve">명령 저널 결번, </w:t>
-            </w:r>
-            <w:proofErr w:type="spellStart"/>
-            <w:r>
-              <w:t>멱등키당</w:t>
-            </w:r>
-            <w:proofErr w:type="spellEnd"/>
-            <w:r>
-              <w:t xml:space="preserve"> 주문 수</w:t>
+              <w:t xml:space="preserve">명령 저널 결번, 멱등키당 주문 수</w:t>
             </w:r>
           </w:p>
         </w:tc>
@@ -28001,13 +25641,8 @@
               <w:pStyle w:val="TableCell"/>
               <w:spacing w:line="270" w:lineRule="auto"/>
             </w:pPr>
-            <w:proofErr w:type="spellStart"/>
-            <w:r>
-              <w:t>불변식</w:t>
-            </w:r>
-            <w:proofErr w:type="spellEnd"/>
-            <w:r>
-              <w:t xml:space="preserve"> 26종 위반 행 수</w:t>
+            <w:r>
+              <w:t xml:space="preserve">불변식 26종 위반 행 수</w:t>
             </w:r>
           </w:p>
         </w:tc>
@@ -28020,13 +25655,8 @@
               <w:pStyle w:val="TableCell"/>
               <w:spacing w:line="270" w:lineRule="auto"/>
             </w:pPr>
-            <w:proofErr w:type="spellStart"/>
-            <w:r>
-              <w:t>불변식</w:t>
-            </w:r>
-            <w:proofErr w:type="spellEnd"/>
-            <w:r>
-              <w:t xml:space="preserve"> SQL</w:t>
+            <w:r>
+              <w:t xml:space="preserve">불변식 SQL</w:t>
             </w:r>
           </w:p>
         </w:tc>
@@ -28094,7 +25724,7 @@
         <w:t>[표 39]</w:t>
       </w:r>
       <w:r>
-        <w:t xml:space="preserve"> 최종 Scorecard. 이 표는 클라우드 상시면에서 재는 값이며 현재 전 칸이 </w:t>
+        <w:t xml:space="preserve"> 최종 Scorecard. 이 표는 탐지 배선이 들어간 뒤의 검증 회차로 채우는 값이며 현재 전 칸이 </w:t>
       </w:r>
       <w:r>
         <w:rPr>
@@ -29304,7 +26934,7 @@
         <w:t>NOT RUN</w:t>
       </w:r>
       <w:r>
-        <w:t>인 이유는 이 표가 클라우드 상시면에서 재는 값이고 클라우드 배포가 0건이기 때문입니다. 로컬 실측은 별도로 존재하며 10장에 적었습니다. 측정 환경이 다르면 같은 지표가 아니므로 로컬 값을 이 표에 옮겨 적지 않습니다.</w:t>
+        <w:t>인 이유는 이 표를 채울 회차가 아직 돌지 않았기 때문입니다. 탐지와 원인 지목 열은 알람 통지 경로와 계층 프로브가 0건이라 지금은 잴 수 없습니다. 실험은 로컬 카오스 스택과 검증면에서 돌고 클라우드 상시면은 24시간 상시성을 증명하며, 기존 로컬 실측은 10장에 별도로 적었습니다. 측정 평면이 다르면 같은 지표가 아니므로 값을 이 표에 옮겨 적지 않습니다.</w:t>
       </w:r>
     </w:p>
     <w:p>
@@ -29351,7 +26981,7 @@
         <w:pStyle w:val="a0"/>
       </w:pPr>
       <w:r>
-        <w:t>발표일 2026-10-16 기준입니다. 전체 48일 중 순 가용 303시간이며 계획 180시간에 예비 66시간을 남깁니다.</w:t>
+        <w:t>발표일 2026-10-16 기준입니다. 전체 48일 중 순 가용 303시간이며 계획 186시간에 예비 60시간을 남깁니다.</w:t>
       </w:r>
     </w:p>
     <w:p>
@@ -29365,13 +26995,8 @@
         <w:t>[표 40]</w:t>
       </w:r>
       <w:r>
-        <w:t xml:space="preserve"> 일정과 </w:t>
-      </w:r>
-      <w:proofErr w:type="spellStart"/>
-      <w:r>
-        <w:t>고정점</w:t>
-      </w:r>
-      <w:proofErr w:type="spellEnd"/>
+        <w:t xml:space="preserve"> 일정과 고정점</w:t>
+      </w:r>
     </w:p>
     <w:tbl>
       <w:tblPr>
@@ -29477,7 +27102,6 @@
                 <w:color w:val="1F3864"/>
               </w:rPr>
             </w:pPr>
-            <w:proofErr w:type="spellStart"/>
             <w:r>
               <w:rPr>
                 <w:b/>
@@ -29486,7 +27110,6 @@
               </w:rPr>
               <w:t>고정점</w:t>
             </w:r>
-            <w:proofErr w:type="spellEnd"/>
           </w:p>
         </w:tc>
       </w:tr>
@@ -29613,13 +27236,8 @@
               <w:spacing w:line="270" w:lineRule="auto"/>
             </w:pPr>
             <w:r>
-              <w:t xml:space="preserve">9월 </w:t>
-            </w:r>
-            <w:proofErr w:type="spellStart"/>
-            <w:r>
-              <w:t>중후반</w:t>
-            </w:r>
-            <w:proofErr w:type="spellEnd"/>
+              <w:t xml:space="preserve">9월 중후반</w:t>
+            </w:r>
           </w:p>
         </w:tc>
         <w:tc>
@@ -29632,15 +27250,7 @@
               <w:spacing w:line="270" w:lineRule="auto"/>
             </w:pPr>
             <w:r>
-              <w:t xml:space="preserve">계층 </w:t>
-            </w:r>
-            <w:proofErr w:type="spellStart"/>
-            <w:r>
-              <w:t>프로브</w:t>
-            </w:r>
-            <w:proofErr w:type="spellEnd"/>
-            <w:r>
-              <w:t xml:space="preserve"> 배선, 하한 알람, Runbook 작성</w:t>
+              <w:t xml:space="preserve">계층 프로브 배선, 하한 알람, Runbook 작성</w:t>
             </w:r>
           </w:p>
         </w:tc>
@@ -29684,15 +27294,7 @@
               <w:spacing w:line="270" w:lineRule="auto"/>
             </w:pPr>
             <w:r>
-              <w:t xml:space="preserve">로그 중앙화, 보안 </w:t>
-            </w:r>
-            <w:proofErr w:type="spellStart"/>
-            <w:r>
-              <w:t>하드닝</w:t>
-            </w:r>
-            <w:proofErr w:type="spellEnd"/>
-            <w:r>
-              <w:t>, 배포 자동화</w:t>
+              <w:t xml:space="preserve">로그 중앙화, 보안 하드닝, 배포 자동화</w:t>
             </w:r>
           </w:p>
         </w:tc>
@@ -29736,15 +27338,7 @@
               <w:spacing w:line="270" w:lineRule="auto"/>
             </w:pPr>
             <w:r>
-              <w:t xml:space="preserve">클라우드 Chaos </w:t>
-            </w:r>
-            <w:proofErr w:type="spellStart"/>
-            <w:r>
-              <w:t>회차</w:t>
-            </w:r>
-            <w:proofErr w:type="spellEnd"/>
-            <w:r>
-              <w:t>, E10 추가, 백업 복원 시험</w:t>
+              <w:t xml:space="preserve">클라우드 Chaos 회차, E10 추가, 백업 복원 시험</w:t>
             </w:r>
           </w:p>
         </w:tc>
@@ -29871,15 +27465,7 @@
         <w:pStyle w:val="a0"/>
       </w:pPr>
       <w:r>
-        <w:t xml:space="preserve">밀렸을 때 잘라낼 순서를 미리 정합니다. 애플리케이션 계층 실험부터 뺍니다. 계층 </w:t>
-      </w:r>
-      <w:proofErr w:type="spellStart"/>
-      <w:r>
-        <w:t>프로브와</w:t>
-      </w:r>
-      <w:proofErr w:type="spellEnd"/>
-      <w:r>
-        <w:t xml:space="preserve"> 커널 계층 주입은 자르지 않습니다. Q1에 답하는 직접적인 수단이기 때문입니다.</w:t>
+        <w:t xml:space="preserve">밀렸을 때 잘라낼 순서를 미리 정합니다. 애플리케이션 계층 실험부터 뺍니다. 계층 프로브와 커널 계층 주입은 자르지 않습니다. Q1에 답하는 직접적인 수단이기 때문입니다.</w:t>
       </w:r>
     </w:p>
     <w:p>
@@ -29964,15 +27550,7 @@
         </w:numPr>
       </w:pPr>
       <w:r>
-        <w:t xml:space="preserve">원장 </w:t>
-      </w:r>
-      <w:proofErr w:type="spellStart"/>
-      <w:r>
-        <w:t>불변식</w:t>
-      </w:r>
-      <w:proofErr w:type="spellEnd"/>
-      <w:r>
-        <w:t xml:space="preserve"> 26종</w:t>
+        <w:t xml:space="preserve">원장 불변식 26종</w:t>
       </w:r>
     </w:p>
     <w:p>
@@ -30032,50 +27610,12 @@
       </w:pPr>
       <w:r>
         <w:t>정상 상태 확인 -&gt; 장애 주입 -&gt; Alert -&gt; 계층 판별</w:t>
-      </w:r>
-      <w:r>
         <w:br/>
         <w:t>-&gt; Runbook 실행 -&gt; 자동복구 또는 운영자 조치 -&gt; 서비스 복구 확인</w:t>
-      </w:r>
-      <w:r>
         <w:br/>
-        <w:t xml:space="preserve">-&gt; Transaction 정상 확인 -&gt; Ledger </w:t>
-      </w:r>
-      <w:proofErr w:type="spellStart"/>
-      <w:r>
-        <w:t>불변식</w:t>
-      </w:r>
-      <w:proofErr w:type="spellEnd"/>
-      <w:r>
-        <w:t xml:space="preserve"> 검사</w:t>
-      </w:r>
-      <w:r>
+        <w:t xml:space="preserve">-&gt; Transaction 정상 확인 -&gt; Ledger 불변식 검사</w:t>
         <w:br/>
-        <w:t xml:space="preserve">-&gt; </w:t>
-      </w:r>
-      <w:proofErr w:type="gramStart"/>
-      <w:r>
-        <w:t>MTTD /</w:t>
-      </w:r>
-      <w:proofErr w:type="gramEnd"/>
-      <w:r>
-        <w:t xml:space="preserve"> </w:t>
-      </w:r>
-      <w:proofErr w:type="gramStart"/>
-      <w:r>
-        <w:t>MTTR /</w:t>
-      </w:r>
-      <w:proofErr w:type="gramEnd"/>
-      <w:r>
-        <w:t xml:space="preserve"> </w:t>
-      </w:r>
-      <w:proofErr w:type="gramStart"/>
-      <w:r>
-        <w:t>RTO /</w:t>
-      </w:r>
-      <w:proofErr w:type="gramEnd"/>
-      <w:r>
-        <w:t xml:space="preserve"> RPO 확인 -&gt; </w:t>
+        <w:t xml:space="preserve">-&gt; MTTD / MTTR / RTO / RPO 확인 -&gt; </w:t>
       </w:r>
       <w:r>
         <w:rPr>
@@ -30478,15 +28018,7 @@
               <w:spacing w:line="270" w:lineRule="auto"/>
             </w:pPr>
             <w:r>
-              <w:t>PL/</w:t>
-            </w:r>
-            <w:proofErr w:type="spellStart"/>
-            <w:r>
-              <w:t>pgSQL</w:t>
-            </w:r>
-            <w:proofErr w:type="spellEnd"/>
-            <w:r>
-              <w:t xml:space="preserve"> 함수</w:t>
+              <w:t xml:space="preserve">PL/pgSQL 함수</w:t>
             </w:r>
           </w:p>
         </w:tc>
@@ -30519,13 +28051,8 @@
               <w:spacing w:line="270" w:lineRule="auto"/>
             </w:pPr>
             <w:r>
-              <w:t xml:space="preserve">REST </w:t>
-            </w:r>
-            <w:proofErr w:type="spellStart"/>
-            <w:r>
-              <w:t>엔드포인트</w:t>
-            </w:r>
-            <w:proofErr w:type="spellEnd"/>
+              <w:t xml:space="preserve">REST 엔드포인트</w:t>
+            </w:r>
           </w:p>
         </w:tc>
         <w:tc>
@@ -30557,13 +28084,8 @@
               <w:spacing w:line="270" w:lineRule="auto"/>
             </w:pPr>
             <w:r>
-              <w:t xml:space="preserve">웹 page </w:t>
-            </w:r>
-            <w:proofErr w:type="spellStart"/>
-            <w:r>
-              <w:t>라우트</w:t>
-            </w:r>
-            <w:proofErr w:type="spellEnd"/>
+              <w:t xml:space="preserve">웹 page 라우트</w:t>
+            </w:r>
           </w:p>
         </w:tc>
         <w:tc>
@@ -31088,15 +28610,7 @@
               <w:spacing w:line="270" w:lineRule="auto"/>
             </w:pPr>
             <w:r>
-              <w:t xml:space="preserve">크레딧 보유. </w:t>
-            </w:r>
-            <w:proofErr w:type="spellStart"/>
-            <w:r>
-              <w:t>요금표</w:t>
-            </w:r>
-            <w:proofErr w:type="spellEnd"/>
-            <w:r>
-              <w:t xml:space="preserve"> 판본으로 단가 근거 확보 가능</w:t>
+              <w:t xml:space="preserve">크레딧 보유. 요금표 판본으로 단가 근거 확보 가능</w:t>
             </w:r>
           </w:p>
         </w:tc>
@@ -31190,15 +28704,7 @@
               <w:spacing w:line="270" w:lineRule="auto"/>
             </w:pPr>
             <w:r>
-              <w:t xml:space="preserve">readiness </w:t>
-            </w:r>
-            <w:proofErr w:type="spellStart"/>
-            <w:r>
-              <w:t>프로브</w:t>
-            </w:r>
-            <w:proofErr w:type="spellEnd"/>
-            <w:r>
-              <w:t xml:space="preserve"> 기반 라우팅을 별도 구현 없이 사용</w:t>
+              <w:t xml:space="preserve">readiness 프로브 기반 라우팅을 별도 구현 없이 사용</w:t>
             </w:r>
           </w:p>
         </w:tc>
@@ -31292,15 +28798,7 @@
               <w:spacing w:line="270" w:lineRule="auto"/>
             </w:pPr>
             <w:r>
-              <w:t xml:space="preserve">판정 술어를 직접 소유해야 </w:t>
-            </w:r>
-            <w:proofErr w:type="spellStart"/>
-            <w:r>
-              <w:t>판정기</w:t>
-            </w:r>
-            <w:proofErr w:type="spellEnd"/>
-            <w:r>
-              <w:t xml:space="preserve"> 결함을 잡을 수 있음</w:t>
+              <w:t xml:space="preserve">판정 술어를 직접 소유해야 판정기 결함을 잡을 수 있음</w:t>
             </w:r>
           </w:p>
         </w:tc>
@@ -31333,15 +28831,7 @@
               <w:spacing w:line="270" w:lineRule="auto"/>
             </w:pPr>
             <w:r>
-              <w:t xml:space="preserve">SQL </w:t>
-            </w:r>
-            <w:proofErr w:type="spellStart"/>
-            <w:r>
-              <w:t>불변식</w:t>
-            </w:r>
-            <w:proofErr w:type="spellEnd"/>
-            <w:r>
-              <w:t xml:space="preserve"> 26종</w:t>
+              <w:t xml:space="preserve">SQL 불변식 26종</w:t>
             </w:r>
           </w:p>
         </w:tc>
@@ -31371,23 +28861,7 @@
         <w:pStyle w:val="a0"/>
       </w:pPr>
       <w:r>
-        <w:t xml:space="preserve">런타임 외부 API 의존이 0건입니다. 외부 데이터 수집은 </w:t>
-      </w:r>
-      <w:proofErr w:type="spellStart"/>
-      <w:r>
-        <w:t>시드</w:t>
-      </w:r>
-      <w:proofErr w:type="spellEnd"/>
-      <w:r>
-        <w:t xml:space="preserve"> 단계에서만 하고 결과를 저장소에 </w:t>
-      </w:r>
-      <w:proofErr w:type="spellStart"/>
-      <w:r>
-        <w:t>내재화했습니다</w:t>
-      </w:r>
-      <w:proofErr w:type="spellEnd"/>
-      <w:r>
-        <w:t>. 외부 서비스 장애가 거래소 런타임에 영향을 주지 않습니다.</w:t>
+        <w:t xml:space="preserve">런타임 외부 API 의존이 0건입니다. 외부 데이터 수집은 시드 단계에서만 하고 결과를 저장소에 내재화했습니다. 외부 서비스 장애가 거래소 런타임에 영향을 주지 않습니다.</w:t>
       </w:r>
     </w:p>
     <w:sectPr>

--- a/제출_20260901/MSP_가상화폐거래소_운영체계_프로젝트기획안_최종.docx
+++ b/제출_20260901/MSP_가상화폐거래소_운영체계_프로젝트기획안_최종.docx
@@ -5,6 +5,9 @@
     <w:p>
       <w:pPr>
         <w:spacing w:after="0" w:line="360" w:lineRule="auto"/>
+        <w:rPr>
+          <w:rFonts w:hint="eastAsia"/>
+        </w:rPr>
       </w:pPr>
     </w:p>
     <w:p>
@@ -448,678 +451,5174 @@
     <w:p>
       <w:pPr>
         <w:pStyle w:val="10"/>
+        <w:rPr>
+          <w:rFonts w:asciiTheme="minorHAnsi" w:eastAsiaTheme="minorEastAsia" w:hAnsiTheme="minorHAnsi" w:cstheme="minorBidi"/>
+          <w:noProof/>
+          <w:kern w:val="2"/>
+          <w:sz w:val="22"/>
+          <w:szCs w:val="24"/>
+          <w14:ligatures w14:val="standardContextual"/>
+        </w:rPr>
       </w:pPr>
       <w:r>
         <w:fldChar w:fldCharType="begin"/>
+      </w:r>
+      <w:r>
         <w:instrText>TOC \o "1-2" \h \z \u</w:instrText>
+      </w:r>
+      <w:r>
         <w:fldChar w:fldCharType="separate"/>
       </w:r>
+      <w:hyperlink w:anchor="_Toc239114318" w:history="1">
+        <w:r>
+          <w:rPr>
+            <w:rStyle w:val="a8"/>
+            <w:noProof/>
+          </w:rPr>
+          <w:t>Executive Summary</w:t>
+        </w:r>
+        <w:r>
+          <w:rPr>
+            <w:noProof/>
+            <w:webHidden/>
+          </w:rPr>
+          <w:tab/>
+        </w:r>
+        <w:r>
+          <w:rPr>
+            <w:noProof/>
+            <w:webHidden/>
+          </w:rPr>
+          <w:fldChar w:fldCharType="begin"/>
+        </w:r>
+        <w:r>
+          <w:rPr>
+            <w:noProof/>
+            <w:webHidden/>
+          </w:rPr>
+          <w:instrText xml:space="preserve"> PAGEREF _Toc239114318 \h </w:instrText>
+        </w:r>
+        <w:r>
+          <w:rPr>
+            <w:noProof/>
+            <w:webHidden/>
+          </w:rPr>
+        </w:r>
+        <w:r>
+          <w:rPr>
+            <w:noProof/>
+            <w:webHidden/>
+          </w:rPr>
+          <w:fldChar w:fldCharType="separate"/>
+        </w:r>
+        <w:r>
+          <w:rPr>
+            <w:noProof/>
+            <w:webHidden/>
+          </w:rPr>
+          <w:t>5</w:t>
+        </w:r>
+        <w:r>
+          <w:rPr>
+            <w:noProof/>
+            <w:webHidden/>
+          </w:rPr>
+          <w:fldChar w:fldCharType="end"/>
+        </w:r>
+      </w:hyperlink>
     </w:p>
     <w:p>
       <w:pPr>
         <w:pStyle w:val="10"/>
-      </w:pPr>
-      <w:r>
         <w:rPr>
-          <w:b/>
-          <w:bCs/>
+          <w:rFonts w:asciiTheme="minorHAnsi" w:eastAsiaTheme="minorEastAsia" w:hAnsiTheme="minorHAnsi" w:cstheme="minorBidi"/>
+          <w:noProof/>
+          <w:kern w:val="2"/>
+          <w:sz w:val="22"/>
+          <w:szCs w:val="24"/>
+          <w14:ligatures w14:val="standardContextual"/>
         </w:rPr>
-        <w:t>Executive Summary</w:t>
-      </w:r>
+      </w:pPr>
+      <w:hyperlink w:anchor="_Toc239114319" w:history="1">
+        <w:r>
+          <w:rPr>
+            <w:rStyle w:val="a8"/>
+            <w:noProof/>
+          </w:rPr>
+          <w:t>한눈에 보기</w:t>
+        </w:r>
+        <w:r>
+          <w:rPr>
+            <w:noProof/>
+            <w:webHidden/>
+          </w:rPr>
+          <w:tab/>
+        </w:r>
+        <w:r>
+          <w:rPr>
+            <w:noProof/>
+            <w:webHidden/>
+          </w:rPr>
+          <w:fldChar w:fldCharType="begin"/>
+        </w:r>
+        <w:r>
+          <w:rPr>
+            <w:noProof/>
+            <w:webHidden/>
+          </w:rPr>
+          <w:instrText xml:space="preserve"> PAGEREF _Toc239114319 \h </w:instrText>
+        </w:r>
+        <w:r>
+          <w:rPr>
+            <w:noProof/>
+            <w:webHidden/>
+          </w:rPr>
+        </w:r>
+        <w:r>
+          <w:rPr>
+            <w:noProof/>
+            <w:webHidden/>
+          </w:rPr>
+          <w:fldChar w:fldCharType="separate"/>
+        </w:r>
+        <w:r>
+          <w:rPr>
+            <w:noProof/>
+            <w:webHidden/>
+          </w:rPr>
+          <w:t>6</w:t>
+        </w:r>
+        <w:r>
+          <w:rPr>
+            <w:noProof/>
+            <w:webHidden/>
+          </w:rPr>
+          <w:fldChar w:fldCharType="end"/>
+        </w:r>
+      </w:hyperlink>
+    </w:p>
+    <w:p>
+      <w:pPr>
+        <w:pStyle w:val="20"/>
+        <w:rPr>
+          <w:rFonts w:asciiTheme="minorHAnsi" w:eastAsiaTheme="minorEastAsia" w:hAnsiTheme="minorHAnsi" w:cstheme="minorBidi"/>
+          <w:noProof/>
+          <w:color w:val="auto"/>
+          <w:kern w:val="2"/>
+          <w:sz w:val="22"/>
+          <w:szCs w:val="24"/>
+          <w14:ligatures w14:val="standardContextual"/>
+        </w:rPr>
+      </w:pPr>
+      <w:hyperlink w:anchor="_Toc239114320" w:history="1">
+        <w:r>
+          <w:rPr>
+            <w:rStyle w:val="a8"/>
+            <w:noProof/>
+          </w:rPr>
+          <w:t>현재 상태 요약</w:t>
+        </w:r>
+        <w:r>
+          <w:rPr>
+            <w:noProof/>
+            <w:webHidden/>
+          </w:rPr>
+          <w:tab/>
+        </w:r>
+        <w:r>
+          <w:rPr>
+            <w:noProof/>
+            <w:webHidden/>
+          </w:rPr>
+          <w:fldChar w:fldCharType="begin"/>
+        </w:r>
+        <w:r>
+          <w:rPr>
+            <w:noProof/>
+            <w:webHidden/>
+          </w:rPr>
+          <w:instrText xml:space="preserve"> PAGEREF _Toc239114320 \h </w:instrText>
+        </w:r>
+        <w:r>
+          <w:rPr>
+            <w:noProof/>
+            <w:webHidden/>
+          </w:rPr>
+        </w:r>
+        <w:r>
+          <w:rPr>
+            <w:noProof/>
+            <w:webHidden/>
+          </w:rPr>
+          <w:fldChar w:fldCharType="separate"/>
+        </w:r>
+        <w:r>
+          <w:rPr>
+            <w:noProof/>
+            <w:webHidden/>
+          </w:rPr>
+          <w:t>6</w:t>
+        </w:r>
+        <w:r>
+          <w:rPr>
+            <w:noProof/>
+            <w:webHidden/>
+          </w:rPr>
+          <w:fldChar w:fldCharType="end"/>
+        </w:r>
+      </w:hyperlink>
+    </w:p>
+    <w:p>
+      <w:pPr>
+        <w:pStyle w:val="20"/>
+        <w:rPr>
+          <w:rFonts w:asciiTheme="minorHAnsi" w:eastAsiaTheme="minorEastAsia" w:hAnsiTheme="minorHAnsi" w:cstheme="minorBidi"/>
+          <w:noProof/>
+          <w:color w:val="auto"/>
+          <w:kern w:val="2"/>
+          <w:sz w:val="22"/>
+          <w:szCs w:val="24"/>
+          <w14:ligatures w14:val="standardContextual"/>
+        </w:rPr>
+      </w:pPr>
+      <w:hyperlink w:anchor="_Toc239114321" w:history="1">
+        <w:r>
+          <w:rPr>
+            <w:rStyle w:val="a8"/>
+            <w:noProof/>
+          </w:rPr>
+          <w:t>이 문서의 용어</w:t>
+        </w:r>
+        <w:r>
+          <w:rPr>
+            <w:noProof/>
+            <w:webHidden/>
+          </w:rPr>
+          <w:tab/>
+        </w:r>
+        <w:r>
+          <w:rPr>
+            <w:noProof/>
+            <w:webHidden/>
+          </w:rPr>
+          <w:fldChar w:fldCharType="begin"/>
+        </w:r>
+        <w:r>
+          <w:rPr>
+            <w:noProof/>
+            <w:webHidden/>
+          </w:rPr>
+          <w:instrText xml:space="preserve"> PAGEREF _Toc239114321 \h </w:instrText>
+        </w:r>
+        <w:r>
+          <w:rPr>
+            <w:noProof/>
+            <w:webHidden/>
+          </w:rPr>
+        </w:r>
+        <w:r>
+          <w:rPr>
+            <w:noProof/>
+            <w:webHidden/>
+          </w:rPr>
+          <w:fldChar w:fldCharType="separate"/>
+        </w:r>
+        <w:r>
+          <w:rPr>
+            <w:noProof/>
+            <w:webHidden/>
+          </w:rPr>
+          <w:t>6</w:t>
+        </w:r>
+        <w:r>
+          <w:rPr>
+            <w:noProof/>
+            <w:webHidden/>
+          </w:rPr>
+          <w:fldChar w:fldCharType="end"/>
+        </w:r>
+      </w:hyperlink>
+    </w:p>
+    <w:p>
+      <w:pPr>
+        <w:pStyle w:val="20"/>
+        <w:rPr>
+          <w:rFonts w:asciiTheme="minorHAnsi" w:eastAsiaTheme="minorEastAsia" w:hAnsiTheme="minorHAnsi" w:cstheme="minorBidi"/>
+          <w:noProof/>
+          <w:color w:val="auto"/>
+          <w:kern w:val="2"/>
+          <w:sz w:val="22"/>
+          <w:szCs w:val="24"/>
+          <w14:ligatures w14:val="standardContextual"/>
+        </w:rPr>
+      </w:pPr>
+      <w:hyperlink w:anchor="_Toc239114322" w:history="1">
+        <w:r>
+          <w:rPr>
+            <w:rStyle w:val="a8"/>
+            <w:noProof/>
+          </w:rPr>
+          <w:t>질문별 위치</w:t>
+        </w:r>
+        <w:r>
+          <w:rPr>
+            <w:noProof/>
+            <w:webHidden/>
+          </w:rPr>
+          <w:tab/>
+        </w:r>
+        <w:r>
+          <w:rPr>
+            <w:noProof/>
+            <w:webHidden/>
+          </w:rPr>
+          <w:fldChar w:fldCharType="begin"/>
+        </w:r>
+        <w:r>
+          <w:rPr>
+            <w:noProof/>
+            <w:webHidden/>
+          </w:rPr>
+          <w:instrText xml:space="preserve"> PAGEREF _Toc239114322 \h </w:instrText>
+        </w:r>
+        <w:r>
+          <w:rPr>
+            <w:noProof/>
+            <w:webHidden/>
+          </w:rPr>
+        </w:r>
+        <w:r>
+          <w:rPr>
+            <w:noProof/>
+            <w:webHidden/>
+          </w:rPr>
+          <w:fldChar w:fldCharType="separate"/>
+        </w:r>
+        <w:r>
+          <w:rPr>
+            <w:noProof/>
+            <w:webHidden/>
+          </w:rPr>
+          <w:t>7</w:t>
+        </w:r>
+        <w:r>
+          <w:rPr>
+            <w:noProof/>
+            <w:webHidden/>
+          </w:rPr>
+          <w:fldChar w:fldCharType="end"/>
+        </w:r>
+      </w:hyperlink>
     </w:p>
     <w:p>
       <w:pPr>
         <w:pStyle w:val="10"/>
-      </w:pPr>
-      <w:r>
         <w:rPr>
-          <w:b/>
-          <w:bCs/>
+          <w:rFonts w:asciiTheme="minorHAnsi" w:eastAsiaTheme="minorEastAsia" w:hAnsiTheme="minorHAnsi" w:cstheme="minorBidi"/>
+          <w:noProof/>
+          <w:kern w:val="2"/>
+          <w:sz w:val="22"/>
+          <w:szCs w:val="24"/>
+          <w14:ligatures w14:val="standardContextual"/>
         </w:rPr>
-        <w:t>한눈에 보기</w:t>
-      </w:r>
+      </w:pPr>
+      <w:hyperlink w:anchor="_Toc239114323" w:history="1">
+        <w:r>
+          <w:rPr>
+            <w:rStyle w:val="a8"/>
+            <w:noProof/>
+          </w:rPr>
+          <w:t>1. 프로젝트 개요</w:t>
+        </w:r>
+        <w:r>
+          <w:rPr>
+            <w:noProof/>
+            <w:webHidden/>
+          </w:rPr>
+          <w:tab/>
+        </w:r>
+        <w:r>
+          <w:rPr>
+            <w:noProof/>
+            <w:webHidden/>
+          </w:rPr>
+          <w:fldChar w:fldCharType="begin"/>
+        </w:r>
+        <w:r>
+          <w:rPr>
+            <w:noProof/>
+            <w:webHidden/>
+          </w:rPr>
+          <w:instrText xml:space="preserve"> PAGEREF _Toc239114323 \h </w:instrText>
+        </w:r>
+        <w:r>
+          <w:rPr>
+            <w:noProof/>
+            <w:webHidden/>
+          </w:rPr>
+        </w:r>
+        <w:r>
+          <w:rPr>
+            <w:noProof/>
+            <w:webHidden/>
+          </w:rPr>
+          <w:fldChar w:fldCharType="separate"/>
+        </w:r>
+        <w:r>
+          <w:rPr>
+            <w:noProof/>
+            <w:webHidden/>
+          </w:rPr>
+          <w:t>8</w:t>
+        </w:r>
+        <w:r>
+          <w:rPr>
+            <w:noProof/>
+            <w:webHidden/>
+          </w:rPr>
+          <w:fldChar w:fldCharType="end"/>
+        </w:r>
+      </w:hyperlink>
     </w:p>
     <w:p>
       <w:pPr>
         <w:pStyle w:val="20"/>
-      </w:pPr>
-      <w:r>
-        <w:t>현재 상태 요약</w:t>
-      </w:r>
+        <w:rPr>
+          <w:rFonts w:asciiTheme="minorHAnsi" w:eastAsiaTheme="minorEastAsia" w:hAnsiTheme="minorHAnsi" w:cstheme="minorBidi"/>
+          <w:noProof/>
+          <w:color w:val="auto"/>
+          <w:kern w:val="2"/>
+          <w:sz w:val="22"/>
+          <w:szCs w:val="24"/>
+          <w14:ligatures w14:val="standardContextual"/>
+        </w:rPr>
+      </w:pPr>
+      <w:hyperlink w:anchor="_Toc239114324" w:history="1">
+        <w:r>
+          <w:rPr>
+            <w:rStyle w:val="a8"/>
+            <w:noProof/>
+          </w:rPr>
+          <w:t>1.1 한 줄 정의</w:t>
+        </w:r>
+        <w:r>
+          <w:rPr>
+            <w:noProof/>
+            <w:webHidden/>
+          </w:rPr>
+          <w:tab/>
+        </w:r>
+        <w:r>
+          <w:rPr>
+            <w:noProof/>
+            <w:webHidden/>
+          </w:rPr>
+          <w:fldChar w:fldCharType="begin"/>
+        </w:r>
+        <w:r>
+          <w:rPr>
+            <w:noProof/>
+            <w:webHidden/>
+          </w:rPr>
+          <w:instrText xml:space="preserve"> PAGEREF _Toc239114324 \h </w:instrText>
+        </w:r>
+        <w:r>
+          <w:rPr>
+            <w:noProof/>
+            <w:webHidden/>
+          </w:rPr>
+        </w:r>
+        <w:r>
+          <w:rPr>
+            <w:noProof/>
+            <w:webHidden/>
+          </w:rPr>
+          <w:fldChar w:fldCharType="separate"/>
+        </w:r>
+        <w:r>
+          <w:rPr>
+            <w:noProof/>
+            <w:webHidden/>
+          </w:rPr>
+          <w:t>8</w:t>
+        </w:r>
+        <w:r>
+          <w:rPr>
+            <w:noProof/>
+            <w:webHidden/>
+          </w:rPr>
+          <w:fldChar w:fldCharType="end"/>
+        </w:r>
+      </w:hyperlink>
     </w:p>
     <w:p>
       <w:pPr>
         <w:pStyle w:val="20"/>
-      </w:pPr>
-      <w:r>
-        <w:t>이 문서의 용어</w:t>
-      </w:r>
+        <w:rPr>
+          <w:rFonts w:asciiTheme="minorHAnsi" w:eastAsiaTheme="minorEastAsia" w:hAnsiTheme="minorHAnsi" w:cstheme="minorBidi"/>
+          <w:noProof/>
+          <w:color w:val="auto"/>
+          <w:kern w:val="2"/>
+          <w:sz w:val="22"/>
+          <w:szCs w:val="24"/>
+          <w14:ligatures w14:val="standardContextual"/>
+        </w:rPr>
+      </w:pPr>
+      <w:hyperlink w:anchor="_Toc239114325" w:history="1">
+        <w:r>
+          <w:rPr>
+            <w:rStyle w:val="a8"/>
+            <w:noProof/>
+          </w:rPr>
+          <w:t>1.2 핵심 질문 셋</w:t>
+        </w:r>
+        <w:r>
+          <w:rPr>
+            <w:noProof/>
+            <w:webHidden/>
+          </w:rPr>
+          <w:tab/>
+        </w:r>
+        <w:r>
+          <w:rPr>
+            <w:noProof/>
+            <w:webHidden/>
+          </w:rPr>
+          <w:fldChar w:fldCharType="begin"/>
+        </w:r>
+        <w:r>
+          <w:rPr>
+            <w:noProof/>
+            <w:webHidden/>
+          </w:rPr>
+          <w:instrText xml:space="preserve"> PAGEREF _Toc239114325 \h </w:instrText>
+        </w:r>
+        <w:r>
+          <w:rPr>
+            <w:noProof/>
+            <w:webHidden/>
+          </w:rPr>
+        </w:r>
+        <w:r>
+          <w:rPr>
+            <w:noProof/>
+            <w:webHidden/>
+          </w:rPr>
+          <w:fldChar w:fldCharType="separate"/>
+        </w:r>
+        <w:r>
+          <w:rPr>
+            <w:noProof/>
+            <w:webHidden/>
+          </w:rPr>
+          <w:t>8</w:t>
+        </w:r>
+        <w:r>
+          <w:rPr>
+            <w:noProof/>
+            <w:webHidden/>
+          </w:rPr>
+          <w:fldChar w:fldCharType="end"/>
+        </w:r>
+      </w:hyperlink>
     </w:p>
     <w:p>
       <w:pPr>
         <w:pStyle w:val="20"/>
-      </w:pPr>
-      <w:r>
-        <w:t>질문별 위치</w:t>
-      </w:r>
+        <w:rPr>
+          <w:rFonts w:asciiTheme="minorHAnsi" w:eastAsiaTheme="minorEastAsia" w:hAnsiTheme="minorHAnsi" w:cstheme="minorBidi"/>
+          <w:noProof/>
+          <w:color w:val="auto"/>
+          <w:kern w:val="2"/>
+          <w:sz w:val="22"/>
+          <w:szCs w:val="24"/>
+          <w14:ligatures w14:val="standardContextual"/>
+        </w:rPr>
+      </w:pPr>
+      <w:hyperlink w:anchor="_Toc239114326" w:history="1">
+        <w:r>
+          <w:rPr>
+            <w:rStyle w:val="a8"/>
+            <w:noProof/>
+          </w:rPr>
+          <w:t>1.3 운영 인수 설정과 그 경계</w:t>
+        </w:r>
+        <w:r>
+          <w:rPr>
+            <w:noProof/>
+            <w:webHidden/>
+          </w:rPr>
+          <w:tab/>
+        </w:r>
+        <w:r>
+          <w:rPr>
+            <w:noProof/>
+            <w:webHidden/>
+          </w:rPr>
+          <w:fldChar w:fldCharType="begin"/>
+        </w:r>
+        <w:r>
+          <w:rPr>
+            <w:noProof/>
+            <w:webHidden/>
+          </w:rPr>
+          <w:instrText xml:space="preserve"> PAGEREF _Toc239114326 \h </w:instrText>
+        </w:r>
+        <w:r>
+          <w:rPr>
+            <w:noProof/>
+            <w:webHidden/>
+          </w:rPr>
+        </w:r>
+        <w:r>
+          <w:rPr>
+            <w:noProof/>
+            <w:webHidden/>
+          </w:rPr>
+          <w:fldChar w:fldCharType="separate"/>
+        </w:r>
+        <w:r>
+          <w:rPr>
+            <w:noProof/>
+            <w:webHidden/>
+          </w:rPr>
+          <w:t>8</w:t>
+        </w:r>
+        <w:r>
+          <w:rPr>
+            <w:noProof/>
+            <w:webHidden/>
+          </w:rPr>
+          <w:fldChar w:fldCharType="end"/>
+        </w:r>
+      </w:hyperlink>
+    </w:p>
+    <w:p>
+      <w:pPr>
+        <w:pStyle w:val="20"/>
+        <w:rPr>
+          <w:rFonts w:asciiTheme="minorHAnsi" w:eastAsiaTheme="minorEastAsia" w:hAnsiTheme="minorHAnsi" w:cstheme="minorBidi"/>
+          <w:noProof/>
+          <w:color w:val="auto"/>
+          <w:kern w:val="2"/>
+          <w:sz w:val="22"/>
+          <w:szCs w:val="24"/>
+          <w14:ligatures w14:val="standardContextual"/>
+        </w:rPr>
+      </w:pPr>
+      <w:hyperlink w:anchor="_Toc239114327" w:history="1">
+        <w:r>
+          <w:rPr>
+            <w:rStyle w:val="a8"/>
+            <w:noProof/>
+          </w:rPr>
+          <w:t>1.4 이 문서가 지키는 규율</w:t>
+        </w:r>
+        <w:r>
+          <w:rPr>
+            <w:noProof/>
+            <w:webHidden/>
+          </w:rPr>
+          <w:tab/>
+        </w:r>
+        <w:r>
+          <w:rPr>
+            <w:noProof/>
+            <w:webHidden/>
+          </w:rPr>
+          <w:fldChar w:fldCharType="begin"/>
+        </w:r>
+        <w:r>
+          <w:rPr>
+            <w:noProof/>
+            <w:webHidden/>
+          </w:rPr>
+          <w:instrText xml:space="preserve"> PAGEREF _Toc239114327 \h </w:instrText>
+        </w:r>
+        <w:r>
+          <w:rPr>
+            <w:noProof/>
+            <w:webHidden/>
+          </w:rPr>
+        </w:r>
+        <w:r>
+          <w:rPr>
+            <w:noProof/>
+            <w:webHidden/>
+          </w:rPr>
+          <w:fldChar w:fldCharType="separate"/>
+        </w:r>
+        <w:r>
+          <w:rPr>
+            <w:noProof/>
+            <w:webHidden/>
+          </w:rPr>
+          <w:t>9</w:t>
+        </w:r>
+        <w:r>
+          <w:rPr>
+            <w:noProof/>
+            <w:webHidden/>
+          </w:rPr>
+          <w:fldChar w:fldCharType="end"/>
+        </w:r>
+      </w:hyperlink>
     </w:p>
     <w:p>
       <w:pPr>
         <w:pStyle w:val="10"/>
-      </w:pPr>
-      <w:r>
         <w:rPr>
-          <w:b/>
-          <w:bCs/>
+          <w:rFonts w:asciiTheme="minorHAnsi" w:eastAsiaTheme="minorEastAsia" w:hAnsiTheme="minorHAnsi" w:cstheme="minorBidi"/>
+          <w:noProof/>
+          <w:kern w:val="2"/>
+          <w:sz w:val="22"/>
+          <w:szCs w:val="24"/>
+          <w14:ligatures w14:val="standardContextual"/>
         </w:rPr>
-        <w:t>1. 프로젝트 개요</w:t>
-      </w:r>
+      </w:pPr>
+      <w:hyperlink w:anchor="_Toc239114328" w:history="1">
+        <w:r>
+          <w:rPr>
+            <w:rStyle w:val="a8"/>
+            <w:noProof/>
+          </w:rPr>
+          <w:t>2. 대상 서비스와 인수 실사</w:t>
+        </w:r>
+        <w:r>
+          <w:rPr>
+            <w:noProof/>
+            <w:webHidden/>
+          </w:rPr>
+          <w:tab/>
+        </w:r>
+        <w:r>
+          <w:rPr>
+            <w:noProof/>
+            <w:webHidden/>
+          </w:rPr>
+          <w:fldChar w:fldCharType="begin"/>
+        </w:r>
+        <w:r>
+          <w:rPr>
+            <w:noProof/>
+            <w:webHidden/>
+          </w:rPr>
+          <w:instrText xml:space="preserve"> PAGEREF _Toc239114328 \h </w:instrText>
+        </w:r>
+        <w:r>
+          <w:rPr>
+            <w:noProof/>
+            <w:webHidden/>
+          </w:rPr>
+        </w:r>
+        <w:r>
+          <w:rPr>
+            <w:noProof/>
+            <w:webHidden/>
+          </w:rPr>
+          <w:fldChar w:fldCharType="separate"/>
+        </w:r>
+        <w:r>
+          <w:rPr>
+            <w:noProof/>
+            <w:webHidden/>
+          </w:rPr>
+          <w:t>10</w:t>
+        </w:r>
+        <w:r>
+          <w:rPr>
+            <w:noProof/>
+            <w:webHidden/>
+          </w:rPr>
+          <w:fldChar w:fldCharType="end"/>
+        </w:r>
+      </w:hyperlink>
     </w:p>
     <w:p>
       <w:pPr>
         <w:pStyle w:val="20"/>
-      </w:pPr>
-      <w:r>
-        <w:t>1.1 한 줄 정의</w:t>
-      </w:r>
+        <w:rPr>
+          <w:rFonts w:asciiTheme="minorHAnsi" w:eastAsiaTheme="minorEastAsia" w:hAnsiTheme="minorHAnsi" w:cstheme="minorBidi"/>
+          <w:noProof/>
+          <w:color w:val="auto"/>
+          <w:kern w:val="2"/>
+          <w:sz w:val="22"/>
+          <w:szCs w:val="24"/>
+          <w14:ligatures w14:val="standardContextual"/>
+        </w:rPr>
+      </w:pPr>
+      <w:hyperlink w:anchor="_Toc239114329" w:history="1">
+        <w:r>
+          <w:rPr>
+            <w:rStyle w:val="a8"/>
+            <w:noProof/>
+          </w:rPr>
+          <w:t>2.1 서비스 구성</w:t>
+        </w:r>
+        <w:r>
+          <w:rPr>
+            <w:noProof/>
+            <w:webHidden/>
+          </w:rPr>
+          <w:tab/>
+        </w:r>
+        <w:r>
+          <w:rPr>
+            <w:noProof/>
+            <w:webHidden/>
+          </w:rPr>
+          <w:fldChar w:fldCharType="begin"/>
+        </w:r>
+        <w:r>
+          <w:rPr>
+            <w:noProof/>
+            <w:webHidden/>
+          </w:rPr>
+          <w:instrText xml:space="preserve"> PAGEREF _Toc239114329 \h </w:instrText>
+        </w:r>
+        <w:r>
+          <w:rPr>
+            <w:noProof/>
+            <w:webHidden/>
+          </w:rPr>
+        </w:r>
+        <w:r>
+          <w:rPr>
+            <w:noProof/>
+            <w:webHidden/>
+          </w:rPr>
+          <w:fldChar w:fldCharType="separate"/>
+        </w:r>
+        <w:r>
+          <w:rPr>
+            <w:noProof/>
+            <w:webHidden/>
+          </w:rPr>
+          <w:t>10</w:t>
+        </w:r>
+        <w:r>
+          <w:rPr>
+            <w:noProof/>
+            <w:webHidden/>
+          </w:rPr>
+          <w:fldChar w:fldCharType="end"/>
+        </w:r>
+      </w:hyperlink>
     </w:p>
     <w:p>
       <w:pPr>
         <w:pStyle w:val="20"/>
-      </w:pPr>
-      <w:r>
-        <w:t>1.2 핵심 질문 셋</w:t>
-      </w:r>
+        <w:rPr>
+          <w:rFonts w:asciiTheme="minorHAnsi" w:eastAsiaTheme="minorEastAsia" w:hAnsiTheme="minorHAnsi" w:cstheme="minorBidi"/>
+          <w:noProof/>
+          <w:color w:val="auto"/>
+          <w:kern w:val="2"/>
+          <w:sz w:val="22"/>
+          <w:szCs w:val="24"/>
+          <w14:ligatures w14:val="standardContextual"/>
+        </w:rPr>
+      </w:pPr>
+      <w:hyperlink w:anchor="_Toc239114330" w:history="1">
+        <w:r>
+          <w:rPr>
+            <w:rStyle w:val="a8"/>
+            <w:noProof/>
+          </w:rPr>
+          <w:t>2.2 운영상 중요한 계약 셋</w:t>
+        </w:r>
+        <w:r>
+          <w:rPr>
+            <w:noProof/>
+            <w:webHidden/>
+          </w:rPr>
+          <w:tab/>
+        </w:r>
+        <w:r>
+          <w:rPr>
+            <w:noProof/>
+            <w:webHidden/>
+          </w:rPr>
+          <w:fldChar w:fldCharType="begin"/>
+        </w:r>
+        <w:r>
+          <w:rPr>
+            <w:noProof/>
+            <w:webHidden/>
+          </w:rPr>
+          <w:instrText xml:space="preserve"> PAGEREF _Toc239114330 \h </w:instrText>
+        </w:r>
+        <w:r>
+          <w:rPr>
+            <w:noProof/>
+            <w:webHidden/>
+          </w:rPr>
+        </w:r>
+        <w:r>
+          <w:rPr>
+            <w:noProof/>
+            <w:webHidden/>
+          </w:rPr>
+          <w:fldChar w:fldCharType="separate"/>
+        </w:r>
+        <w:r>
+          <w:rPr>
+            <w:noProof/>
+            <w:webHidden/>
+          </w:rPr>
+          <w:t>10</w:t>
+        </w:r>
+        <w:r>
+          <w:rPr>
+            <w:noProof/>
+            <w:webHidden/>
+          </w:rPr>
+          <w:fldChar w:fldCharType="end"/>
+        </w:r>
+      </w:hyperlink>
     </w:p>
     <w:p>
       <w:pPr>
         <w:pStyle w:val="20"/>
-      </w:pPr>
-      <w:r>
-        <w:t>1.3 운영 인수 설정과 그 경계</w:t>
-      </w:r>
+        <w:rPr>
+          <w:rFonts w:asciiTheme="minorHAnsi" w:eastAsiaTheme="minorEastAsia" w:hAnsiTheme="minorHAnsi" w:cstheme="minorBidi"/>
+          <w:noProof/>
+          <w:color w:val="auto"/>
+          <w:kern w:val="2"/>
+          <w:sz w:val="22"/>
+          <w:szCs w:val="24"/>
+          <w14:ligatures w14:val="standardContextual"/>
+        </w:rPr>
+      </w:pPr>
+      <w:hyperlink w:anchor="_Toc239114331" w:history="1">
+        <w:r>
+          <w:rPr>
+            <w:rStyle w:val="a8"/>
+            <w:noProof/>
+          </w:rPr>
+          <w:t>2.3 인수 실사 결과</w:t>
+        </w:r>
+        <w:r>
+          <w:rPr>
+            <w:noProof/>
+            <w:webHidden/>
+          </w:rPr>
+          <w:tab/>
+        </w:r>
+        <w:r>
+          <w:rPr>
+            <w:noProof/>
+            <w:webHidden/>
+          </w:rPr>
+          <w:fldChar w:fldCharType="begin"/>
+        </w:r>
+        <w:r>
+          <w:rPr>
+            <w:noProof/>
+            <w:webHidden/>
+          </w:rPr>
+          <w:instrText xml:space="preserve"> PAGEREF _Toc239114331 \h </w:instrText>
+        </w:r>
+        <w:r>
+          <w:rPr>
+            <w:noProof/>
+            <w:webHidden/>
+          </w:rPr>
+        </w:r>
+        <w:r>
+          <w:rPr>
+            <w:noProof/>
+            <w:webHidden/>
+          </w:rPr>
+          <w:fldChar w:fldCharType="separate"/>
+        </w:r>
+        <w:r>
+          <w:rPr>
+            <w:noProof/>
+            <w:webHidden/>
+          </w:rPr>
+          <w:t>10</w:t>
+        </w:r>
+        <w:r>
+          <w:rPr>
+            <w:noProof/>
+            <w:webHidden/>
+          </w:rPr>
+          <w:fldChar w:fldCharType="end"/>
+        </w:r>
+      </w:hyperlink>
+    </w:p>
+    <w:p>
+      <w:pPr>
+        <w:pStyle w:val="10"/>
+        <w:rPr>
+          <w:rFonts w:asciiTheme="minorHAnsi" w:eastAsiaTheme="minorEastAsia" w:hAnsiTheme="minorHAnsi" w:cstheme="minorBidi"/>
+          <w:noProof/>
+          <w:kern w:val="2"/>
+          <w:sz w:val="22"/>
+          <w:szCs w:val="24"/>
+          <w14:ligatures w14:val="standardContextual"/>
+        </w:rPr>
+      </w:pPr>
+      <w:hyperlink w:anchor="_Toc239114332" w:history="1">
+        <w:r>
+          <w:rPr>
+            <w:rStyle w:val="a8"/>
+            <w:noProof/>
+          </w:rPr>
+          <w:t>3. 정상 상태와 운영 목표</w:t>
+        </w:r>
+        <w:r>
+          <w:rPr>
+            <w:noProof/>
+            <w:webHidden/>
+          </w:rPr>
+          <w:tab/>
+        </w:r>
+        <w:r>
+          <w:rPr>
+            <w:noProof/>
+            <w:webHidden/>
+          </w:rPr>
+          <w:fldChar w:fldCharType="begin"/>
+        </w:r>
+        <w:r>
+          <w:rPr>
+            <w:noProof/>
+            <w:webHidden/>
+          </w:rPr>
+          <w:instrText xml:space="preserve"> PAGEREF _Toc239114332 \h </w:instrText>
+        </w:r>
+        <w:r>
+          <w:rPr>
+            <w:noProof/>
+            <w:webHidden/>
+          </w:rPr>
+        </w:r>
+        <w:r>
+          <w:rPr>
+            <w:noProof/>
+            <w:webHidden/>
+          </w:rPr>
+          <w:fldChar w:fldCharType="separate"/>
+        </w:r>
+        <w:r>
+          <w:rPr>
+            <w:noProof/>
+            <w:webHidden/>
+          </w:rPr>
+          <w:t>11</w:t>
+        </w:r>
+        <w:r>
+          <w:rPr>
+            <w:noProof/>
+            <w:webHidden/>
+          </w:rPr>
+          <w:fldChar w:fldCharType="end"/>
+        </w:r>
+      </w:hyperlink>
     </w:p>
     <w:p>
       <w:pPr>
         <w:pStyle w:val="20"/>
-      </w:pPr>
-      <w:r>
-        <w:t>1.4 이 문서가 지키는 규율</w:t>
-      </w:r>
+        <w:rPr>
+          <w:rFonts w:asciiTheme="minorHAnsi" w:eastAsiaTheme="minorEastAsia" w:hAnsiTheme="minorHAnsi" w:cstheme="minorBidi"/>
+          <w:noProof/>
+          <w:color w:val="auto"/>
+          <w:kern w:val="2"/>
+          <w:sz w:val="22"/>
+          <w:szCs w:val="24"/>
+          <w14:ligatures w14:val="standardContextual"/>
+        </w:rPr>
+      </w:pPr>
+      <w:hyperlink w:anchor="_Toc239114333" w:history="1">
+        <w:r>
+          <w:rPr>
+            <w:rStyle w:val="a8"/>
+            <w:noProof/>
+          </w:rPr>
+          <w:t>3.1 운영 루프</w:t>
+        </w:r>
+        <w:r>
+          <w:rPr>
+            <w:noProof/>
+            <w:webHidden/>
+          </w:rPr>
+          <w:tab/>
+        </w:r>
+        <w:r>
+          <w:rPr>
+            <w:noProof/>
+            <w:webHidden/>
+          </w:rPr>
+          <w:fldChar w:fldCharType="begin"/>
+        </w:r>
+        <w:r>
+          <w:rPr>
+            <w:noProof/>
+            <w:webHidden/>
+          </w:rPr>
+          <w:instrText xml:space="preserve"> PAGEREF _Toc239114333 \h </w:instrText>
+        </w:r>
+        <w:r>
+          <w:rPr>
+            <w:noProof/>
+            <w:webHidden/>
+          </w:rPr>
+        </w:r>
+        <w:r>
+          <w:rPr>
+            <w:noProof/>
+            <w:webHidden/>
+          </w:rPr>
+          <w:fldChar w:fldCharType="separate"/>
+        </w:r>
+        <w:r>
+          <w:rPr>
+            <w:noProof/>
+            <w:webHidden/>
+          </w:rPr>
+          <w:t>11</w:t>
+        </w:r>
+        <w:r>
+          <w:rPr>
+            <w:noProof/>
+            <w:webHidden/>
+          </w:rPr>
+          <w:fldChar w:fldCharType="end"/>
+        </w:r>
+      </w:hyperlink>
+    </w:p>
+    <w:p>
+      <w:pPr>
+        <w:pStyle w:val="20"/>
+        <w:rPr>
+          <w:rFonts w:asciiTheme="minorHAnsi" w:eastAsiaTheme="minorEastAsia" w:hAnsiTheme="minorHAnsi" w:cstheme="minorBidi"/>
+          <w:noProof/>
+          <w:color w:val="auto"/>
+          <w:kern w:val="2"/>
+          <w:sz w:val="22"/>
+          <w:szCs w:val="24"/>
+          <w14:ligatures w14:val="standardContextual"/>
+        </w:rPr>
+      </w:pPr>
+      <w:hyperlink w:anchor="_Toc239114334" w:history="1">
+        <w:r>
+          <w:rPr>
+            <w:rStyle w:val="a8"/>
+            <w:noProof/>
+          </w:rPr>
+          <w:t>3.2 계층별 정상 상태</w:t>
+        </w:r>
+        <w:r>
+          <w:rPr>
+            <w:noProof/>
+            <w:webHidden/>
+          </w:rPr>
+          <w:tab/>
+        </w:r>
+        <w:r>
+          <w:rPr>
+            <w:noProof/>
+            <w:webHidden/>
+          </w:rPr>
+          <w:fldChar w:fldCharType="begin"/>
+        </w:r>
+        <w:r>
+          <w:rPr>
+            <w:noProof/>
+            <w:webHidden/>
+          </w:rPr>
+          <w:instrText xml:space="preserve"> PAGEREF _Toc239114334 \h </w:instrText>
+        </w:r>
+        <w:r>
+          <w:rPr>
+            <w:noProof/>
+            <w:webHidden/>
+          </w:rPr>
+        </w:r>
+        <w:r>
+          <w:rPr>
+            <w:noProof/>
+            <w:webHidden/>
+          </w:rPr>
+          <w:fldChar w:fldCharType="separate"/>
+        </w:r>
+        <w:r>
+          <w:rPr>
+            <w:noProof/>
+            <w:webHidden/>
+          </w:rPr>
+          <w:t>11</w:t>
+        </w:r>
+        <w:r>
+          <w:rPr>
+            <w:noProof/>
+            <w:webHidden/>
+          </w:rPr>
+          <w:fldChar w:fldCharType="end"/>
+        </w:r>
+      </w:hyperlink>
+    </w:p>
+    <w:p>
+      <w:pPr>
+        <w:pStyle w:val="20"/>
+        <w:rPr>
+          <w:rFonts w:asciiTheme="minorHAnsi" w:eastAsiaTheme="minorEastAsia" w:hAnsiTheme="minorHAnsi" w:cstheme="minorBidi"/>
+          <w:noProof/>
+          <w:color w:val="auto"/>
+          <w:kern w:val="2"/>
+          <w:sz w:val="22"/>
+          <w:szCs w:val="24"/>
+          <w14:ligatures w14:val="standardContextual"/>
+        </w:rPr>
+      </w:pPr>
+      <w:hyperlink w:anchor="_Toc239114335" w:history="1">
+        <w:r>
+          <w:rPr>
+            <w:rStyle w:val="a8"/>
+            <w:noProof/>
+          </w:rPr>
+          <w:t>3.3 기준선이 없는 항목</w:t>
+        </w:r>
+        <w:r>
+          <w:rPr>
+            <w:noProof/>
+            <w:webHidden/>
+          </w:rPr>
+          <w:tab/>
+        </w:r>
+        <w:r>
+          <w:rPr>
+            <w:noProof/>
+            <w:webHidden/>
+          </w:rPr>
+          <w:fldChar w:fldCharType="begin"/>
+        </w:r>
+        <w:r>
+          <w:rPr>
+            <w:noProof/>
+            <w:webHidden/>
+          </w:rPr>
+          <w:instrText xml:space="preserve"> PAGEREF _Toc239114335 \h </w:instrText>
+        </w:r>
+        <w:r>
+          <w:rPr>
+            <w:noProof/>
+            <w:webHidden/>
+          </w:rPr>
+        </w:r>
+        <w:r>
+          <w:rPr>
+            <w:noProof/>
+            <w:webHidden/>
+          </w:rPr>
+          <w:fldChar w:fldCharType="separate"/>
+        </w:r>
+        <w:r>
+          <w:rPr>
+            <w:noProof/>
+            <w:webHidden/>
+          </w:rPr>
+          <w:t>13</w:t>
+        </w:r>
+        <w:r>
+          <w:rPr>
+            <w:noProof/>
+            <w:webHidden/>
+          </w:rPr>
+          <w:fldChar w:fldCharType="end"/>
+        </w:r>
+      </w:hyperlink>
+    </w:p>
+    <w:p>
+      <w:pPr>
+        <w:pStyle w:val="20"/>
+        <w:rPr>
+          <w:rFonts w:asciiTheme="minorHAnsi" w:eastAsiaTheme="minorEastAsia" w:hAnsiTheme="minorHAnsi" w:cstheme="minorBidi"/>
+          <w:noProof/>
+          <w:color w:val="auto"/>
+          <w:kern w:val="2"/>
+          <w:sz w:val="22"/>
+          <w:szCs w:val="24"/>
+          <w14:ligatures w14:val="standardContextual"/>
+        </w:rPr>
+      </w:pPr>
+      <w:hyperlink w:anchor="_Toc239114336" w:history="1">
+        <w:r>
+          <w:rPr>
+            <w:rStyle w:val="a8"/>
+            <w:noProof/>
+          </w:rPr>
+          <w:t>3.4 미정 상태가 만드는 위험</w:t>
+        </w:r>
+        <w:r>
+          <w:rPr>
+            <w:noProof/>
+            <w:webHidden/>
+          </w:rPr>
+          <w:tab/>
+        </w:r>
+        <w:r>
+          <w:rPr>
+            <w:noProof/>
+            <w:webHidden/>
+          </w:rPr>
+          <w:fldChar w:fldCharType="begin"/>
+        </w:r>
+        <w:r>
+          <w:rPr>
+            <w:noProof/>
+            <w:webHidden/>
+          </w:rPr>
+          <w:instrText xml:space="preserve"> PAGEREF _Toc239114336 \h </w:instrText>
+        </w:r>
+        <w:r>
+          <w:rPr>
+            <w:noProof/>
+            <w:webHidden/>
+          </w:rPr>
+        </w:r>
+        <w:r>
+          <w:rPr>
+            <w:noProof/>
+            <w:webHidden/>
+          </w:rPr>
+          <w:fldChar w:fldCharType="separate"/>
+        </w:r>
+        <w:r>
+          <w:rPr>
+            <w:noProof/>
+            <w:webHidden/>
+          </w:rPr>
+          <w:t>13</w:t>
+        </w:r>
+        <w:r>
+          <w:rPr>
+            <w:noProof/>
+            <w:webHidden/>
+          </w:rPr>
+          <w:fldChar w:fldCharType="end"/>
+        </w:r>
+      </w:hyperlink>
+    </w:p>
+    <w:p>
+      <w:pPr>
+        <w:pStyle w:val="20"/>
+        <w:rPr>
+          <w:rFonts w:asciiTheme="minorHAnsi" w:eastAsiaTheme="minorEastAsia" w:hAnsiTheme="minorHAnsi" w:cstheme="minorBidi"/>
+          <w:noProof/>
+          <w:color w:val="auto"/>
+          <w:kern w:val="2"/>
+          <w:sz w:val="22"/>
+          <w:szCs w:val="24"/>
+          <w14:ligatures w14:val="standardContextual"/>
+        </w:rPr>
+      </w:pPr>
+      <w:hyperlink w:anchor="_Toc239114337" w:history="1">
+        <w:r>
+          <w:rPr>
+            <w:rStyle w:val="a8"/>
+            <w:noProof/>
+          </w:rPr>
+          <w:t>3.5 운영 목표</w:t>
+        </w:r>
+        <w:r>
+          <w:rPr>
+            <w:noProof/>
+            <w:webHidden/>
+          </w:rPr>
+          <w:tab/>
+        </w:r>
+        <w:r>
+          <w:rPr>
+            <w:noProof/>
+            <w:webHidden/>
+          </w:rPr>
+          <w:fldChar w:fldCharType="begin"/>
+        </w:r>
+        <w:r>
+          <w:rPr>
+            <w:noProof/>
+            <w:webHidden/>
+          </w:rPr>
+          <w:instrText xml:space="preserve"> PAGEREF _Toc239114337 \h </w:instrText>
+        </w:r>
+        <w:r>
+          <w:rPr>
+            <w:noProof/>
+            <w:webHidden/>
+          </w:rPr>
+        </w:r>
+        <w:r>
+          <w:rPr>
+            <w:noProof/>
+            <w:webHidden/>
+          </w:rPr>
+          <w:fldChar w:fldCharType="separate"/>
+        </w:r>
+        <w:r>
+          <w:rPr>
+            <w:noProof/>
+            <w:webHidden/>
+          </w:rPr>
+          <w:t>13</w:t>
+        </w:r>
+        <w:r>
+          <w:rPr>
+            <w:noProof/>
+            <w:webHidden/>
+          </w:rPr>
+          <w:fldChar w:fldCharType="end"/>
+        </w:r>
+      </w:hyperlink>
     </w:p>
     <w:p>
       <w:pPr>
         <w:pStyle w:val="10"/>
-      </w:pPr>
-      <w:r>
         <w:rPr>
-          <w:b/>
-          <w:bCs/>
+          <w:rFonts w:asciiTheme="minorHAnsi" w:eastAsiaTheme="minorEastAsia" w:hAnsiTheme="minorHAnsi" w:cstheme="minorBidi"/>
+          <w:noProof/>
+          <w:kern w:val="2"/>
+          <w:sz w:val="22"/>
+          <w:szCs w:val="24"/>
+          <w14:ligatures w14:val="standardContextual"/>
         </w:rPr>
-        <w:t>2. 대상 서비스와 인수 실사</w:t>
-      </w:r>
+      </w:pPr>
+      <w:hyperlink w:anchor="_Toc239114338" w:history="1">
+        <w:r>
+          <w:rPr>
+            <w:rStyle w:val="a8"/>
+            <w:noProof/>
+          </w:rPr>
+          <w:t>4. 시스템 아키텍처</w:t>
+        </w:r>
+        <w:r>
+          <w:rPr>
+            <w:noProof/>
+            <w:webHidden/>
+          </w:rPr>
+          <w:tab/>
+        </w:r>
+        <w:r>
+          <w:rPr>
+            <w:noProof/>
+            <w:webHidden/>
+          </w:rPr>
+          <w:fldChar w:fldCharType="begin"/>
+        </w:r>
+        <w:r>
+          <w:rPr>
+            <w:noProof/>
+            <w:webHidden/>
+          </w:rPr>
+          <w:instrText xml:space="preserve"> PAGEREF _Toc239114338 \h </w:instrText>
+        </w:r>
+        <w:r>
+          <w:rPr>
+            <w:noProof/>
+            <w:webHidden/>
+          </w:rPr>
+        </w:r>
+        <w:r>
+          <w:rPr>
+            <w:noProof/>
+            <w:webHidden/>
+          </w:rPr>
+          <w:fldChar w:fldCharType="separate"/>
+        </w:r>
+        <w:r>
+          <w:rPr>
+            <w:noProof/>
+            <w:webHidden/>
+          </w:rPr>
+          <w:t>15</w:t>
+        </w:r>
+        <w:r>
+          <w:rPr>
+            <w:noProof/>
+            <w:webHidden/>
+          </w:rPr>
+          <w:fldChar w:fldCharType="end"/>
+        </w:r>
+      </w:hyperlink>
     </w:p>
     <w:p>
       <w:pPr>
         <w:pStyle w:val="20"/>
-      </w:pPr>
-      <w:r>
-        <w:t>2.1 서비스 구성</w:t>
-      </w:r>
+        <w:rPr>
+          <w:rFonts w:asciiTheme="minorHAnsi" w:eastAsiaTheme="minorEastAsia" w:hAnsiTheme="minorHAnsi" w:cstheme="minorBidi"/>
+          <w:noProof/>
+          <w:color w:val="auto"/>
+          <w:kern w:val="2"/>
+          <w:sz w:val="22"/>
+          <w:szCs w:val="24"/>
+          <w14:ligatures w14:val="standardContextual"/>
+        </w:rPr>
+      </w:pPr>
+      <w:hyperlink w:anchor="_Toc239114339" w:history="1">
+        <w:r>
+          <w:rPr>
+            <w:rStyle w:val="a8"/>
+            <w:noProof/>
+          </w:rPr>
+          <w:t>4.1 평면 분리</w:t>
+        </w:r>
+        <w:r>
+          <w:rPr>
+            <w:noProof/>
+            <w:webHidden/>
+          </w:rPr>
+          <w:tab/>
+        </w:r>
+        <w:r>
+          <w:rPr>
+            <w:noProof/>
+            <w:webHidden/>
+          </w:rPr>
+          <w:fldChar w:fldCharType="begin"/>
+        </w:r>
+        <w:r>
+          <w:rPr>
+            <w:noProof/>
+            <w:webHidden/>
+          </w:rPr>
+          <w:instrText xml:space="preserve"> PAGEREF _Toc239114339 \h </w:instrText>
+        </w:r>
+        <w:r>
+          <w:rPr>
+            <w:noProof/>
+            <w:webHidden/>
+          </w:rPr>
+        </w:r>
+        <w:r>
+          <w:rPr>
+            <w:noProof/>
+            <w:webHidden/>
+          </w:rPr>
+          <w:fldChar w:fldCharType="separate"/>
+        </w:r>
+        <w:r>
+          <w:rPr>
+            <w:noProof/>
+            <w:webHidden/>
+          </w:rPr>
+          <w:t>15</w:t>
+        </w:r>
+        <w:r>
+          <w:rPr>
+            <w:noProof/>
+            <w:webHidden/>
+          </w:rPr>
+          <w:fldChar w:fldCharType="end"/>
+        </w:r>
+      </w:hyperlink>
     </w:p>
     <w:p>
       <w:pPr>
         <w:pStyle w:val="20"/>
-      </w:pPr>
-      <w:r>
-        <w:t>2.2 운영상 중요한 계약 셋</w:t>
-      </w:r>
+        <w:rPr>
+          <w:rFonts w:asciiTheme="minorHAnsi" w:eastAsiaTheme="minorEastAsia" w:hAnsiTheme="minorHAnsi" w:cstheme="minorBidi"/>
+          <w:noProof/>
+          <w:color w:val="auto"/>
+          <w:kern w:val="2"/>
+          <w:sz w:val="22"/>
+          <w:szCs w:val="24"/>
+          <w14:ligatures w14:val="standardContextual"/>
+        </w:rPr>
+      </w:pPr>
+      <w:hyperlink w:anchor="_Toc239114340" w:history="1">
+        <w:r>
+          <w:rPr>
+            <w:rStyle w:val="a8"/>
+            <w:noProof/>
+          </w:rPr>
+          <w:t>4.2 상시면 구성</w:t>
+        </w:r>
+        <w:r>
+          <w:rPr>
+            <w:noProof/>
+            <w:webHidden/>
+          </w:rPr>
+          <w:tab/>
+        </w:r>
+        <w:r>
+          <w:rPr>
+            <w:noProof/>
+            <w:webHidden/>
+          </w:rPr>
+          <w:fldChar w:fldCharType="begin"/>
+        </w:r>
+        <w:r>
+          <w:rPr>
+            <w:noProof/>
+            <w:webHidden/>
+          </w:rPr>
+          <w:instrText xml:space="preserve"> PAGEREF _Toc239114340 \h </w:instrText>
+        </w:r>
+        <w:r>
+          <w:rPr>
+            <w:noProof/>
+            <w:webHidden/>
+          </w:rPr>
+        </w:r>
+        <w:r>
+          <w:rPr>
+            <w:noProof/>
+            <w:webHidden/>
+          </w:rPr>
+          <w:fldChar w:fldCharType="separate"/>
+        </w:r>
+        <w:r>
+          <w:rPr>
+            <w:noProof/>
+            <w:webHidden/>
+          </w:rPr>
+          <w:t>15</w:t>
+        </w:r>
+        <w:r>
+          <w:rPr>
+            <w:noProof/>
+            <w:webHidden/>
+          </w:rPr>
+          <w:fldChar w:fldCharType="end"/>
+        </w:r>
+      </w:hyperlink>
     </w:p>
     <w:p>
       <w:pPr>
         <w:pStyle w:val="20"/>
-      </w:pPr>
-      <w:r>
-        <w:t>2.3 인수 실사 결과</w:t>
-      </w:r>
+        <w:rPr>
+          <w:rFonts w:asciiTheme="minorHAnsi" w:eastAsiaTheme="minorEastAsia" w:hAnsiTheme="minorHAnsi" w:cstheme="minorBidi"/>
+          <w:noProof/>
+          <w:color w:val="auto"/>
+          <w:kern w:val="2"/>
+          <w:sz w:val="22"/>
+          <w:szCs w:val="24"/>
+          <w14:ligatures w14:val="standardContextual"/>
+        </w:rPr>
+      </w:pPr>
+      <w:hyperlink w:anchor="_Toc239114341" w:history="1">
+        <w:r>
+          <w:rPr>
+            <w:rStyle w:val="a8"/>
+            <w:noProof/>
+          </w:rPr>
+          <w:t>4.3 이중화 범위의 정확한 서술</w:t>
+        </w:r>
+        <w:r>
+          <w:rPr>
+            <w:noProof/>
+            <w:webHidden/>
+          </w:rPr>
+          <w:tab/>
+        </w:r>
+        <w:r>
+          <w:rPr>
+            <w:noProof/>
+            <w:webHidden/>
+          </w:rPr>
+          <w:fldChar w:fldCharType="begin"/>
+        </w:r>
+        <w:r>
+          <w:rPr>
+            <w:noProof/>
+            <w:webHidden/>
+          </w:rPr>
+          <w:instrText xml:space="preserve"> PAGEREF _Toc239114341 \h </w:instrText>
+        </w:r>
+        <w:r>
+          <w:rPr>
+            <w:noProof/>
+            <w:webHidden/>
+          </w:rPr>
+        </w:r>
+        <w:r>
+          <w:rPr>
+            <w:noProof/>
+            <w:webHidden/>
+          </w:rPr>
+          <w:fldChar w:fldCharType="separate"/>
+        </w:r>
+        <w:r>
+          <w:rPr>
+            <w:noProof/>
+            <w:webHidden/>
+          </w:rPr>
+          <w:t>16</w:t>
+        </w:r>
+        <w:r>
+          <w:rPr>
+            <w:noProof/>
+            <w:webHidden/>
+          </w:rPr>
+          <w:fldChar w:fldCharType="end"/>
+        </w:r>
+      </w:hyperlink>
     </w:p>
     <w:p>
       <w:pPr>
         <w:pStyle w:val="10"/>
-      </w:pPr>
-      <w:r>
         <w:rPr>
-          <w:b/>
-          <w:bCs/>
+          <w:rFonts w:asciiTheme="minorHAnsi" w:eastAsiaTheme="minorEastAsia" w:hAnsiTheme="minorHAnsi" w:cstheme="minorBidi"/>
+          <w:noProof/>
+          <w:kern w:val="2"/>
+          <w:sz w:val="22"/>
+          <w:szCs w:val="24"/>
+          <w14:ligatures w14:val="standardContextual"/>
         </w:rPr>
-        <w:t>3. 정상 상태와 운영 목표</w:t>
-      </w:r>
+      </w:pPr>
+      <w:hyperlink w:anchor="_Toc239114342" w:history="1">
+        <w:r>
+          <w:rPr>
+            <w:rStyle w:val="a8"/>
+            <w:noProof/>
+          </w:rPr>
+          <w:t>5. 관측 설계</w:t>
+        </w:r>
+        <w:r>
+          <w:rPr>
+            <w:noProof/>
+            <w:webHidden/>
+          </w:rPr>
+          <w:tab/>
+        </w:r>
+        <w:r>
+          <w:rPr>
+            <w:noProof/>
+            <w:webHidden/>
+          </w:rPr>
+          <w:fldChar w:fldCharType="begin"/>
+        </w:r>
+        <w:r>
+          <w:rPr>
+            <w:noProof/>
+            <w:webHidden/>
+          </w:rPr>
+          <w:instrText xml:space="preserve"> PAGEREF _Toc239114342 \h </w:instrText>
+        </w:r>
+        <w:r>
+          <w:rPr>
+            <w:noProof/>
+            <w:webHidden/>
+          </w:rPr>
+        </w:r>
+        <w:r>
+          <w:rPr>
+            <w:noProof/>
+            <w:webHidden/>
+          </w:rPr>
+          <w:fldChar w:fldCharType="separate"/>
+        </w:r>
+        <w:r>
+          <w:rPr>
+            <w:noProof/>
+            <w:webHidden/>
+          </w:rPr>
+          <w:t>17</w:t>
+        </w:r>
+        <w:r>
+          <w:rPr>
+            <w:noProof/>
+            <w:webHidden/>
+          </w:rPr>
+          <w:fldChar w:fldCharType="end"/>
+        </w:r>
+      </w:hyperlink>
     </w:p>
     <w:p>
       <w:pPr>
         <w:pStyle w:val="20"/>
-      </w:pPr>
-      <w:r>
-        <w:t>3.1 운영 루프</w:t>
-      </w:r>
+        <w:rPr>
+          <w:rFonts w:asciiTheme="minorHAnsi" w:eastAsiaTheme="minorEastAsia" w:hAnsiTheme="minorHAnsi" w:cstheme="minorBidi"/>
+          <w:noProof/>
+          <w:color w:val="auto"/>
+          <w:kern w:val="2"/>
+          <w:sz w:val="22"/>
+          <w:szCs w:val="24"/>
+          <w14:ligatures w14:val="standardContextual"/>
+        </w:rPr>
+      </w:pPr>
+      <w:hyperlink w:anchor="_Toc239114343" w:history="1">
+        <w:r>
+          <w:rPr>
+            <w:rStyle w:val="a8"/>
+            <w:noProof/>
+          </w:rPr>
+          <w:t>5.1 무엇을 보고 어떤 장애를 판단하는가</w:t>
+        </w:r>
+        <w:r>
+          <w:rPr>
+            <w:noProof/>
+            <w:webHidden/>
+          </w:rPr>
+          <w:tab/>
+        </w:r>
+        <w:r>
+          <w:rPr>
+            <w:noProof/>
+            <w:webHidden/>
+          </w:rPr>
+          <w:fldChar w:fldCharType="begin"/>
+        </w:r>
+        <w:r>
+          <w:rPr>
+            <w:noProof/>
+            <w:webHidden/>
+          </w:rPr>
+          <w:instrText xml:space="preserve"> PAGEREF _Toc239114343 \h </w:instrText>
+        </w:r>
+        <w:r>
+          <w:rPr>
+            <w:noProof/>
+            <w:webHidden/>
+          </w:rPr>
+        </w:r>
+        <w:r>
+          <w:rPr>
+            <w:noProof/>
+            <w:webHidden/>
+          </w:rPr>
+          <w:fldChar w:fldCharType="separate"/>
+        </w:r>
+        <w:r>
+          <w:rPr>
+            <w:noProof/>
+            <w:webHidden/>
+          </w:rPr>
+          <w:t>17</w:t>
+        </w:r>
+        <w:r>
+          <w:rPr>
+            <w:noProof/>
+            <w:webHidden/>
+          </w:rPr>
+          <w:fldChar w:fldCharType="end"/>
+        </w:r>
+      </w:hyperlink>
     </w:p>
     <w:p>
       <w:pPr>
         <w:pStyle w:val="20"/>
-      </w:pPr>
-      <w:r>
-        <w:t>3.2 계층별 정상 상태</w:t>
-      </w:r>
+        <w:rPr>
+          <w:rFonts w:asciiTheme="minorHAnsi" w:eastAsiaTheme="minorEastAsia" w:hAnsiTheme="minorHAnsi" w:cstheme="minorBidi"/>
+          <w:noProof/>
+          <w:color w:val="auto"/>
+          <w:kern w:val="2"/>
+          <w:sz w:val="22"/>
+          <w:szCs w:val="24"/>
+          <w14:ligatures w14:val="standardContextual"/>
+        </w:rPr>
+      </w:pPr>
+      <w:hyperlink w:anchor="_Toc239114344" w:history="1">
+        <w:r>
+          <w:rPr>
+            <w:rStyle w:val="a8"/>
+            <w:noProof/>
+          </w:rPr>
+          <w:t>5.2 거래가 많을 때와 적을 때</w:t>
+        </w:r>
+        <w:r>
+          <w:rPr>
+            <w:noProof/>
+            <w:webHidden/>
+          </w:rPr>
+          <w:tab/>
+        </w:r>
+        <w:r>
+          <w:rPr>
+            <w:noProof/>
+            <w:webHidden/>
+          </w:rPr>
+          <w:fldChar w:fldCharType="begin"/>
+        </w:r>
+        <w:r>
+          <w:rPr>
+            <w:noProof/>
+            <w:webHidden/>
+          </w:rPr>
+          <w:instrText xml:space="preserve"> PAGEREF _Toc239114344 \h </w:instrText>
+        </w:r>
+        <w:r>
+          <w:rPr>
+            <w:noProof/>
+            <w:webHidden/>
+          </w:rPr>
+        </w:r>
+        <w:r>
+          <w:rPr>
+            <w:noProof/>
+            <w:webHidden/>
+          </w:rPr>
+          <w:fldChar w:fldCharType="separate"/>
+        </w:r>
+        <w:r>
+          <w:rPr>
+            <w:noProof/>
+            <w:webHidden/>
+          </w:rPr>
+          <w:t>18</w:t>
+        </w:r>
+        <w:r>
+          <w:rPr>
+            <w:noProof/>
+            <w:webHidden/>
+          </w:rPr>
+          <w:fldChar w:fldCharType="end"/>
+        </w:r>
+      </w:hyperlink>
     </w:p>
     <w:p>
       <w:pPr>
         <w:pStyle w:val="20"/>
-      </w:pPr>
-      <w:r>
-        <w:t>3.3 기준선이 없는 항목</w:t>
-      </w:r>
+        <w:rPr>
+          <w:rFonts w:asciiTheme="minorHAnsi" w:eastAsiaTheme="minorEastAsia" w:hAnsiTheme="minorHAnsi" w:cstheme="minorBidi"/>
+          <w:noProof/>
+          <w:color w:val="auto"/>
+          <w:kern w:val="2"/>
+          <w:sz w:val="22"/>
+          <w:szCs w:val="24"/>
+          <w14:ligatures w14:val="standardContextual"/>
+        </w:rPr>
+      </w:pPr>
+      <w:hyperlink w:anchor="_Toc239114345" w:history="1">
+        <w:r>
+          <w:rPr>
+            <w:rStyle w:val="a8"/>
+            <w:noProof/>
+          </w:rPr>
+          <w:t>5.3 계층 프로브</w:t>
+        </w:r>
+        <w:r>
+          <w:rPr>
+            <w:noProof/>
+            <w:webHidden/>
+          </w:rPr>
+          <w:tab/>
+        </w:r>
+        <w:r>
+          <w:rPr>
+            <w:noProof/>
+            <w:webHidden/>
+          </w:rPr>
+          <w:fldChar w:fldCharType="begin"/>
+        </w:r>
+        <w:r>
+          <w:rPr>
+            <w:noProof/>
+            <w:webHidden/>
+          </w:rPr>
+          <w:instrText xml:space="preserve"> PAGEREF _Toc239114345 \h </w:instrText>
+        </w:r>
+        <w:r>
+          <w:rPr>
+            <w:noProof/>
+            <w:webHidden/>
+          </w:rPr>
+        </w:r>
+        <w:r>
+          <w:rPr>
+            <w:noProof/>
+            <w:webHidden/>
+          </w:rPr>
+          <w:fldChar w:fldCharType="separate"/>
+        </w:r>
+        <w:r>
+          <w:rPr>
+            <w:noProof/>
+            <w:webHidden/>
+          </w:rPr>
+          <w:t>18</w:t>
+        </w:r>
+        <w:r>
+          <w:rPr>
+            <w:noProof/>
+            <w:webHidden/>
+          </w:rPr>
+          <w:fldChar w:fldCharType="end"/>
+        </w:r>
+      </w:hyperlink>
     </w:p>
     <w:p>
       <w:pPr>
         <w:pStyle w:val="20"/>
-      </w:pPr>
-      <w:r>
-        <w:t>3.4 미정 상태가 만드는 위험</w:t>
-      </w:r>
+        <w:rPr>
+          <w:rFonts w:asciiTheme="minorHAnsi" w:eastAsiaTheme="minorEastAsia" w:hAnsiTheme="minorHAnsi" w:cstheme="minorBidi"/>
+          <w:noProof/>
+          <w:color w:val="auto"/>
+          <w:kern w:val="2"/>
+          <w:sz w:val="22"/>
+          <w:szCs w:val="24"/>
+          <w14:ligatures w14:val="standardContextual"/>
+        </w:rPr>
+      </w:pPr>
+      <w:hyperlink w:anchor="_Toc239114346" w:history="1">
+        <w:r>
+          <w:rPr>
+            <w:rStyle w:val="a8"/>
+            <w:noProof/>
+          </w:rPr>
+          <w:t>5.4 판정기를 믿을 수 있는가</w:t>
+        </w:r>
+        <w:r>
+          <w:rPr>
+            <w:noProof/>
+            <w:webHidden/>
+          </w:rPr>
+          <w:tab/>
+        </w:r>
+        <w:r>
+          <w:rPr>
+            <w:noProof/>
+            <w:webHidden/>
+          </w:rPr>
+          <w:fldChar w:fldCharType="begin"/>
+        </w:r>
+        <w:r>
+          <w:rPr>
+            <w:noProof/>
+            <w:webHidden/>
+          </w:rPr>
+          <w:instrText xml:space="preserve"> PAGEREF _Toc239114346 \h </w:instrText>
+        </w:r>
+        <w:r>
+          <w:rPr>
+            <w:noProof/>
+            <w:webHidden/>
+          </w:rPr>
+        </w:r>
+        <w:r>
+          <w:rPr>
+            <w:noProof/>
+            <w:webHidden/>
+          </w:rPr>
+          <w:fldChar w:fldCharType="separate"/>
+        </w:r>
+        <w:r>
+          <w:rPr>
+            <w:noProof/>
+            <w:webHidden/>
+          </w:rPr>
+          <w:t>19</w:t>
+        </w:r>
+        <w:r>
+          <w:rPr>
+            <w:noProof/>
+            <w:webHidden/>
+          </w:rPr>
+          <w:fldChar w:fldCharType="end"/>
+        </w:r>
+      </w:hyperlink>
+    </w:p>
+    <w:p>
+      <w:pPr>
+        <w:pStyle w:val="10"/>
+        <w:rPr>
+          <w:rFonts w:asciiTheme="minorHAnsi" w:eastAsiaTheme="minorEastAsia" w:hAnsiTheme="minorHAnsi" w:cstheme="minorBidi"/>
+          <w:noProof/>
+          <w:kern w:val="2"/>
+          <w:sz w:val="22"/>
+          <w:szCs w:val="24"/>
+          <w14:ligatures w14:val="standardContextual"/>
+        </w:rPr>
+      </w:pPr>
+      <w:hyperlink w:anchor="_Toc239114347" w:history="1">
+        <w:r>
+          <w:rPr>
+            <w:rStyle w:val="a8"/>
+            <w:noProof/>
+          </w:rPr>
+          <w:t>6. 장애 판별과 의사결정 흐름</w:t>
+        </w:r>
+        <w:r>
+          <w:rPr>
+            <w:noProof/>
+            <w:webHidden/>
+          </w:rPr>
+          <w:tab/>
+        </w:r>
+        <w:r>
+          <w:rPr>
+            <w:noProof/>
+            <w:webHidden/>
+          </w:rPr>
+          <w:fldChar w:fldCharType="begin"/>
+        </w:r>
+        <w:r>
+          <w:rPr>
+            <w:noProof/>
+            <w:webHidden/>
+          </w:rPr>
+          <w:instrText xml:space="preserve"> PAGEREF _Toc239114347 \h </w:instrText>
+        </w:r>
+        <w:r>
+          <w:rPr>
+            <w:noProof/>
+            <w:webHidden/>
+          </w:rPr>
+        </w:r>
+        <w:r>
+          <w:rPr>
+            <w:noProof/>
+            <w:webHidden/>
+          </w:rPr>
+          <w:fldChar w:fldCharType="separate"/>
+        </w:r>
+        <w:r>
+          <w:rPr>
+            <w:noProof/>
+            <w:webHidden/>
+          </w:rPr>
+          <w:t>20</w:t>
+        </w:r>
+        <w:r>
+          <w:rPr>
+            <w:noProof/>
+            <w:webHidden/>
+          </w:rPr>
+          <w:fldChar w:fldCharType="end"/>
+        </w:r>
+      </w:hyperlink>
     </w:p>
     <w:p>
       <w:pPr>
         <w:pStyle w:val="20"/>
-      </w:pPr>
-      <w:r>
-        <w:t>3.5 운영 목표</w:t>
-      </w:r>
+        <w:rPr>
+          <w:rFonts w:asciiTheme="minorHAnsi" w:eastAsiaTheme="minorEastAsia" w:hAnsiTheme="minorHAnsi" w:cstheme="minorBidi"/>
+          <w:noProof/>
+          <w:color w:val="auto"/>
+          <w:kern w:val="2"/>
+          <w:sz w:val="22"/>
+          <w:szCs w:val="24"/>
+          <w14:ligatures w14:val="standardContextual"/>
+        </w:rPr>
+      </w:pPr>
+      <w:hyperlink w:anchor="_Toc239114348" w:history="1">
+        <w:r>
+          <w:rPr>
+            <w:rStyle w:val="a8"/>
+            <w:noProof/>
+          </w:rPr>
+          <w:t>6.1 공통 절차와 Severity</w:t>
+        </w:r>
+        <w:r>
+          <w:rPr>
+            <w:noProof/>
+            <w:webHidden/>
+          </w:rPr>
+          <w:tab/>
+        </w:r>
+        <w:r>
+          <w:rPr>
+            <w:noProof/>
+            <w:webHidden/>
+          </w:rPr>
+          <w:fldChar w:fldCharType="begin"/>
+        </w:r>
+        <w:r>
+          <w:rPr>
+            <w:noProof/>
+            <w:webHidden/>
+          </w:rPr>
+          <w:instrText xml:space="preserve"> PAGEREF _Toc239114348 \h </w:instrText>
+        </w:r>
+        <w:r>
+          <w:rPr>
+            <w:noProof/>
+            <w:webHidden/>
+          </w:rPr>
+        </w:r>
+        <w:r>
+          <w:rPr>
+            <w:noProof/>
+            <w:webHidden/>
+          </w:rPr>
+          <w:fldChar w:fldCharType="separate"/>
+        </w:r>
+        <w:r>
+          <w:rPr>
+            <w:noProof/>
+            <w:webHidden/>
+          </w:rPr>
+          <w:t>20</w:t>
+        </w:r>
+        <w:r>
+          <w:rPr>
+            <w:noProof/>
+            <w:webHidden/>
+          </w:rPr>
+          <w:fldChar w:fldCharType="end"/>
+        </w:r>
+      </w:hyperlink>
+    </w:p>
+    <w:p>
+      <w:pPr>
+        <w:pStyle w:val="20"/>
+        <w:rPr>
+          <w:rFonts w:asciiTheme="minorHAnsi" w:eastAsiaTheme="minorEastAsia" w:hAnsiTheme="minorHAnsi" w:cstheme="minorBidi"/>
+          <w:noProof/>
+          <w:color w:val="auto"/>
+          <w:kern w:val="2"/>
+          <w:sz w:val="22"/>
+          <w:szCs w:val="24"/>
+          <w14:ligatures w14:val="standardContextual"/>
+        </w:rPr>
+      </w:pPr>
+      <w:hyperlink w:anchor="_Toc239114349" w:history="1">
+        <w:r>
+          <w:rPr>
+            <w:rStyle w:val="a8"/>
+            <w:noProof/>
+          </w:rPr>
+          <w:t>6.2 거래가 급감하거나 멈췄을 때</w:t>
+        </w:r>
+        <w:r>
+          <w:rPr>
+            <w:noProof/>
+            <w:webHidden/>
+          </w:rPr>
+          <w:tab/>
+        </w:r>
+        <w:r>
+          <w:rPr>
+            <w:noProof/>
+            <w:webHidden/>
+          </w:rPr>
+          <w:fldChar w:fldCharType="begin"/>
+        </w:r>
+        <w:r>
+          <w:rPr>
+            <w:noProof/>
+            <w:webHidden/>
+          </w:rPr>
+          <w:instrText xml:space="preserve"> PAGEREF _Toc239114349 \h </w:instrText>
+        </w:r>
+        <w:r>
+          <w:rPr>
+            <w:noProof/>
+            <w:webHidden/>
+          </w:rPr>
+        </w:r>
+        <w:r>
+          <w:rPr>
+            <w:noProof/>
+            <w:webHidden/>
+          </w:rPr>
+          <w:fldChar w:fldCharType="separate"/>
+        </w:r>
+        <w:r>
+          <w:rPr>
+            <w:noProof/>
+            <w:webHidden/>
+          </w:rPr>
+          <w:t>20</w:t>
+        </w:r>
+        <w:r>
+          <w:rPr>
+            <w:noProof/>
+            <w:webHidden/>
+          </w:rPr>
+          <w:fldChar w:fldCharType="end"/>
+        </w:r>
+      </w:hyperlink>
+    </w:p>
+    <w:p>
+      <w:pPr>
+        <w:pStyle w:val="20"/>
+        <w:rPr>
+          <w:rFonts w:asciiTheme="minorHAnsi" w:eastAsiaTheme="minorEastAsia" w:hAnsiTheme="minorHAnsi" w:cstheme="minorBidi"/>
+          <w:noProof/>
+          <w:color w:val="auto"/>
+          <w:kern w:val="2"/>
+          <w:sz w:val="22"/>
+          <w:szCs w:val="24"/>
+          <w14:ligatures w14:val="standardContextual"/>
+        </w:rPr>
+      </w:pPr>
+      <w:hyperlink w:anchor="_Toc239114350" w:history="1">
+        <w:r>
+          <w:rPr>
+            <w:rStyle w:val="a8"/>
+            <w:noProof/>
+          </w:rPr>
+          <w:t>6.3 Network 장애</w:t>
+        </w:r>
+        <w:r>
+          <w:rPr>
+            <w:noProof/>
+            <w:webHidden/>
+          </w:rPr>
+          <w:tab/>
+        </w:r>
+        <w:r>
+          <w:rPr>
+            <w:noProof/>
+            <w:webHidden/>
+          </w:rPr>
+          <w:fldChar w:fldCharType="begin"/>
+        </w:r>
+        <w:r>
+          <w:rPr>
+            <w:noProof/>
+            <w:webHidden/>
+          </w:rPr>
+          <w:instrText xml:space="preserve"> PAGEREF _Toc239114350 \h </w:instrText>
+        </w:r>
+        <w:r>
+          <w:rPr>
+            <w:noProof/>
+            <w:webHidden/>
+          </w:rPr>
+        </w:r>
+        <w:r>
+          <w:rPr>
+            <w:noProof/>
+            <w:webHidden/>
+          </w:rPr>
+          <w:fldChar w:fldCharType="separate"/>
+        </w:r>
+        <w:r>
+          <w:rPr>
+            <w:noProof/>
+            <w:webHidden/>
+          </w:rPr>
+          <w:t>22</w:t>
+        </w:r>
+        <w:r>
+          <w:rPr>
+            <w:noProof/>
+            <w:webHidden/>
+          </w:rPr>
+          <w:fldChar w:fldCharType="end"/>
+        </w:r>
+      </w:hyperlink>
+    </w:p>
+    <w:p>
+      <w:pPr>
+        <w:pStyle w:val="20"/>
+        <w:rPr>
+          <w:rFonts w:asciiTheme="minorHAnsi" w:eastAsiaTheme="minorEastAsia" w:hAnsiTheme="minorHAnsi" w:cstheme="minorBidi"/>
+          <w:noProof/>
+          <w:color w:val="auto"/>
+          <w:kern w:val="2"/>
+          <w:sz w:val="22"/>
+          <w:szCs w:val="24"/>
+          <w14:ligatures w14:val="standardContextual"/>
+        </w:rPr>
+      </w:pPr>
+      <w:hyperlink w:anchor="_Toc239114351" w:history="1">
+        <w:r>
+          <w:rPr>
+            <w:rStyle w:val="a8"/>
+            <w:noProof/>
+          </w:rPr>
+          <w:t>6.4 나머지 시나리오</w:t>
+        </w:r>
+        <w:r>
+          <w:rPr>
+            <w:noProof/>
+            <w:webHidden/>
+          </w:rPr>
+          <w:tab/>
+        </w:r>
+        <w:r>
+          <w:rPr>
+            <w:noProof/>
+            <w:webHidden/>
+          </w:rPr>
+          <w:fldChar w:fldCharType="begin"/>
+        </w:r>
+        <w:r>
+          <w:rPr>
+            <w:noProof/>
+            <w:webHidden/>
+          </w:rPr>
+          <w:instrText xml:space="preserve"> PAGEREF _Toc239114351 \h </w:instrText>
+        </w:r>
+        <w:r>
+          <w:rPr>
+            <w:noProof/>
+            <w:webHidden/>
+          </w:rPr>
+        </w:r>
+        <w:r>
+          <w:rPr>
+            <w:noProof/>
+            <w:webHidden/>
+          </w:rPr>
+          <w:fldChar w:fldCharType="separate"/>
+        </w:r>
+        <w:r>
+          <w:rPr>
+            <w:noProof/>
+            <w:webHidden/>
+          </w:rPr>
+          <w:t>22</w:t>
+        </w:r>
+        <w:r>
+          <w:rPr>
+            <w:noProof/>
+            <w:webHidden/>
+          </w:rPr>
+          <w:fldChar w:fldCharType="end"/>
+        </w:r>
+      </w:hyperlink>
     </w:p>
     <w:p>
       <w:pPr>
         <w:pStyle w:val="10"/>
-      </w:pPr>
-      <w:r>
         <w:rPr>
-          <w:b/>
-          <w:bCs/>
+          <w:rFonts w:asciiTheme="minorHAnsi" w:eastAsiaTheme="minorEastAsia" w:hAnsiTheme="minorHAnsi" w:cstheme="minorBidi"/>
+          <w:noProof/>
+          <w:kern w:val="2"/>
+          <w:sz w:val="22"/>
+          <w:szCs w:val="24"/>
+          <w14:ligatures w14:val="standardContextual"/>
         </w:rPr>
-        <w:t>4. 시스템 아키텍처</w:t>
-      </w:r>
+      </w:pPr>
+      <w:hyperlink w:anchor="_Toc239114352" w:history="1">
+        <w:r>
+          <w:rPr>
+            <w:rStyle w:val="a8"/>
+            <w:noProof/>
+          </w:rPr>
+          <w:t>7. Runbook</w:t>
+        </w:r>
+        <w:r>
+          <w:rPr>
+            <w:noProof/>
+            <w:webHidden/>
+          </w:rPr>
+          <w:tab/>
+        </w:r>
+        <w:r>
+          <w:rPr>
+            <w:noProof/>
+            <w:webHidden/>
+          </w:rPr>
+          <w:fldChar w:fldCharType="begin"/>
+        </w:r>
+        <w:r>
+          <w:rPr>
+            <w:noProof/>
+            <w:webHidden/>
+          </w:rPr>
+          <w:instrText xml:space="preserve"> PAGEREF _Toc239114352 \h </w:instrText>
+        </w:r>
+        <w:r>
+          <w:rPr>
+            <w:noProof/>
+            <w:webHidden/>
+          </w:rPr>
+        </w:r>
+        <w:r>
+          <w:rPr>
+            <w:noProof/>
+            <w:webHidden/>
+          </w:rPr>
+          <w:fldChar w:fldCharType="separate"/>
+        </w:r>
+        <w:r>
+          <w:rPr>
+            <w:noProof/>
+            <w:webHidden/>
+          </w:rPr>
+          <w:t>24</w:t>
+        </w:r>
+        <w:r>
+          <w:rPr>
+            <w:noProof/>
+            <w:webHidden/>
+          </w:rPr>
+          <w:fldChar w:fldCharType="end"/>
+        </w:r>
+      </w:hyperlink>
     </w:p>
     <w:p>
       <w:pPr>
         <w:pStyle w:val="20"/>
-      </w:pPr>
-      <w:r>
-        <w:t>4.1 평면 분리</w:t>
-      </w:r>
+        <w:rPr>
+          <w:rFonts w:asciiTheme="minorHAnsi" w:eastAsiaTheme="minorEastAsia" w:hAnsiTheme="minorHAnsi" w:cstheme="minorBidi"/>
+          <w:noProof/>
+          <w:color w:val="auto"/>
+          <w:kern w:val="2"/>
+          <w:sz w:val="22"/>
+          <w:szCs w:val="24"/>
+          <w14:ligatures w14:val="standardContextual"/>
+        </w:rPr>
+      </w:pPr>
+      <w:hyperlink w:anchor="_Toc239114353" w:history="1">
+        <w:r>
+          <w:rPr>
+            <w:rStyle w:val="a8"/>
+            <w:noProof/>
+          </w:rPr>
+          <w:t>7.1 구조와 소유 분리</w:t>
+        </w:r>
+        <w:r>
+          <w:rPr>
+            <w:noProof/>
+            <w:webHidden/>
+          </w:rPr>
+          <w:tab/>
+        </w:r>
+        <w:r>
+          <w:rPr>
+            <w:noProof/>
+            <w:webHidden/>
+          </w:rPr>
+          <w:fldChar w:fldCharType="begin"/>
+        </w:r>
+        <w:r>
+          <w:rPr>
+            <w:noProof/>
+            <w:webHidden/>
+          </w:rPr>
+          <w:instrText xml:space="preserve"> PAGEREF _Toc239114353 \h </w:instrText>
+        </w:r>
+        <w:r>
+          <w:rPr>
+            <w:noProof/>
+            <w:webHidden/>
+          </w:rPr>
+        </w:r>
+        <w:r>
+          <w:rPr>
+            <w:noProof/>
+            <w:webHidden/>
+          </w:rPr>
+          <w:fldChar w:fldCharType="separate"/>
+        </w:r>
+        <w:r>
+          <w:rPr>
+            <w:noProof/>
+            <w:webHidden/>
+          </w:rPr>
+          <w:t>24</w:t>
+        </w:r>
+        <w:r>
+          <w:rPr>
+            <w:noProof/>
+            <w:webHidden/>
+          </w:rPr>
+          <w:fldChar w:fldCharType="end"/>
+        </w:r>
+      </w:hyperlink>
     </w:p>
     <w:p>
       <w:pPr>
         <w:pStyle w:val="20"/>
-      </w:pPr>
-      <w:r>
-        <w:t>4.2 상시면 구성</w:t>
-      </w:r>
+        <w:rPr>
+          <w:rFonts w:asciiTheme="minorHAnsi" w:eastAsiaTheme="minorEastAsia" w:hAnsiTheme="minorHAnsi" w:cstheme="minorBidi"/>
+          <w:noProof/>
+          <w:color w:val="auto"/>
+          <w:kern w:val="2"/>
+          <w:sz w:val="22"/>
+          <w:szCs w:val="24"/>
+          <w14:ligatures w14:val="standardContextual"/>
+        </w:rPr>
+      </w:pPr>
+      <w:hyperlink w:anchor="_Toc239114354" w:history="1">
+        <w:r>
+          <w:rPr>
+            <w:rStyle w:val="a8"/>
+            <w:noProof/>
+          </w:rPr>
+          <w:t>7.2 RUNBOOK-NET-01 네트워크 장애</w:t>
+        </w:r>
+        <w:r>
+          <w:rPr>
+            <w:noProof/>
+            <w:webHidden/>
+          </w:rPr>
+          <w:tab/>
+        </w:r>
+        <w:r>
+          <w:rPr>
+            <w:noProof/>
+            <w:webHidden/>
+          </w:rPr>
+          <w:fldChar w:fldCharType="begin"/>
+        </w:r>
+        <w:r>
+          <w:rPr>
+            <w:noProof/>
+            <w:webHidden/>
+          </w:rPr>
+          <w:instrText xml:space="preserve"> PAGEREF _Toc239114354 \h </w:instrText>
+        </w:r>
+        <w:r>
+          <w:rPr>
+            <w:noProof/>
+            <w:webHidden/>
+          </w:rPr>
+        </w:r>
+        <w:r>
+          <w:rPr>
+            <w:noProof/>
+            <w:webHidden/>
+          </w:rPr>
+          <w:fldChar w:fldCharType="separate"/>
+        </w:r>
+        <w:r>
+          <w:rPr>
+            <w:noProof/>
+            <w:webHidden/>
+          </w:rPr>
+          <w:t>25</w:t>
+        </w:r>
+        <w:r>
+          <w:rPr>
+            <w:noProof/>
+            <w:webHidden/>
+          </w:rPr>
+          <w:fldChar w:fldCharType="end"/>
+        </w:r>
+      </w:hyperlink>
     </w:p>
     <w:p>
       <w:pPr>
         <w:pStyle w:val="20"/>
-      </w:pPr>
-      <w:r>
-        <w:t>4.3 이중화 범위의 정확한 서술</w:t>
-      </w:r>
+        <w:rPr>
+          <w:rFonts w:asciiTheme="minorHAnsi" w:eastAsiaTheme="minorEastAsia" w:hAnsiTheme="minorHAnsi" w:cstheme="minorBidi"/>
+          <w:noProof/>
+          <w:color w:val="auto"/>
+          <w:kern w:val="2"/>
+          <w:sz w:val="22"/>
+          <w:szCs w:val="24"/>
+          <w14:ligatures w14:val="standardContextual"/>
+        </w:rPr>
+      </w:pPr>
+      <w:hyperlink w:anchor="_Toc239114355" w:history="1">
+        <w:r>
+          <w:rPr>
+            <w:rStyle w:val="a8"/>
+            <w:noProof/>
+          </w:rPr>
+          <w:t>7.3 카드 목록</w:t>
+        </w:r>
+        <w:r>
+          <w:rPr>
+            <w:noProof/>
+            <w:webHidden/>
+          </w:rPr>
+          <w:tab/>
+        </w:r>
+        <w:r>
+          <w:rPr>
+            <w:noProof/>
+            <w:webHidden/>
+          </w:rPr>
+          <w:fldChar w:fldCharType="begin"/>
+        </w:r>
+        <w:r>
+          <w:rPr>
+            <w:noProof/>
+            <w:webHidden/>
+          </w:rPr>
+          <w:instrText xml:space="preserve"> PAGEREF _Toc239114355 \h </w:instrText>
+        </w:r>
+        <w:r>
+          <w:rPr>
+            <w:noProof/>
+            <w:webHidden/>
+          </w:rPr>
+        </w:r>
+        <w:r>
+          <w:rPr>
+            <w:noProof/>
+            <w:webHidden/>
+          </w:rPr>
+          <w:fldChar w:fldCharType="separate"/>
+        </w:r>
+        <w:r>
+          <w:rPr>
+            <w:noProof/>
+            <w:webHidden/>
+          </w:rPr>
+          <w:t>27</w:t>
+        </w:r>
+        <w:r>
+          <w:rPr>
+            <w:noProof/>
+            <w:webHidden/>
+          </w:rPr>
+          <w:fldChar w:fldCharType="end"/>
+        </w:r>
+      </w:hyperlink>
     </w:p>
     <w:p>
       <w:pPr>
         <w:pStyle w:val="10"/>
-      </w:pPr>
-      <w:r>
         <w:rPr>
-          <w:b/>
-          <w:bCs/>
+          <w:rFonts w:asciiTheme="minorHAnsi" w:eastAsiaTheme="minorEastAsia" w:hAnsiTheme="minorHAnsi" w:cstheme="minorBidi"/>
+          <w:noProof/>
+          <w:kern w:val="2"/>
+          <w:sz w:val="22"/>
+          <w:szCs w:val="24"/>
+          <w14:ligatures w14:val="standardContextual"/>
         </w:rPr>
-        <w:t>5. 관측 설계</w:t>
-      </w:r>
+      </w:pPr>
+      <w:hyperlink w:anchor="_Toc239114356" w:history="1">
+        <w:r>
+          <w:rPr>
+            <w:rStyle w:val="a8"/>
+            <w:noProof/>
+          </w:rPr>
+          <w:t>8. 어떤 작업을 자동화할 것인가</w:t>
+        </w:r>
+        <w:r>
+          <w:rPr>
+            <w:noProof/>
+            <w:webHidden/>
+          </w:rPr>
+          <w:tab/>
+        </w:r>
+        <w:r>
+          <w:rPr>
+            <w:noProof/>
+            <w:webHidden/>
+          </w:rPr>
+          <w:fldChar w:fldCharType="begin"/>
+        </w:r>
+        <w:r>
+          <w:rPr>
+            <w:noProof/>
+            <w:webHidden/>
+          </w:rPr>
+          <w:instrText xml:space="preserve"> PAGEREF _Toc239114356 \h </w:instrText>
+        </w:r>
+        <w:r>
+          <w:rPr>
+            <w:noProof/>
+            <w:webHidden/>
+          </w:rPr>
+        </w:r>
+        <w:r>
+          <w:rPr>
+            <w:noProof/>
+            <w:webHidden/>
+          </w:rPr>
+          <w:fldChar w:fldCharType="separate"/>
+        </w:r>
+        <w:r>
+          <w:rPr>
+            <w:noProof/>
+            <w:webHidden/>
+          </w:rPr>
+          <w:t>27</w:t>
+        </w:r>
+        <w:r>
+          <w:rPr>
+            <w:noProof/>
+            <w:webHidden/>
+          </w:rPr>
+          <w:fldChar w:fldCharType="end"/>
+        </w:r>
+      </w:hyperlink>
     </w:p>
     <w:p>
       <w:pPr>
         <w:pStyle w:val="20"/>
-      </w:pPr>
-      <w:r>
-        <w:t>5.1 무엇을 보고 어떤 장애를 판단하는가</w:t>
-      </w:r>
+        <w:rPr>
+          <w:rFonts w:asciiTheme="minorHAnsi" w:eastAsiaTheme="minorEastAsia" w:hAnsiTheme="minorHAnsi" w:cstheme="minorBidi"/>
+          <w:noProof/>
+          <w:color w:val="auto"/>
+          <w:kern w:val="2"/>
+          <w:sz w:val="22"/>
+          <w:szCs w:val="24"/>
+          <w14:ligatures w14:val="standardContextual"/>
+        </w:rPr>
+      </w:pPr>
+      <w:hyperlink w:anchor="_Toc239114357" w:history="1">
+        <w:r>
+          <w:rPr>
+            <w:rStyle w:val="a8"/>
+            <w:noProof/>
+          </w:rPr>
+          <w:t>8.1 대응 등급</w:t>
+        </w:r>
+        <w:r>
+          <w:rPr>
+            <w:noProof/>
+            <w:webHidden/>
+          </w:rPr>
+          <w:tab/>
+        </w:r>
+        <w:r>
+          <w:rPr>
+            <w:noProof/>
+            <w:webHidden/>
+          </w:rPr>
+          <w:fldChar w:fldCharType="begin"/>
+        </w:r>
+        <w:r>
+          <w:rPr>
+            <w:noProof/>
+            <w:webHidden/>
+          </w:rPr>
+          <w:instrText xml:space="preserve"> PAGEREF _Toc239114357 \h </w:instrText>
+        </w:r>
+        <w:r>
+          <w:rPr>
+            <w:noProof/>
+            <w:webHidden/>
+          </w:rPr>
+        </w:r>
+        <w:r>
+          <w:rPr>
+            <w:noProof/>
+            <w:webHidden/>
+          </w:rPr>
+          <w:fldChar w:fldCharType="separate"/>
+        </w:r>
+        <w:r>
+          <w:rPr>
+            <w:noProof/>
+            <w:webHidden/>
+          </w:rPr>
+          <w:t>27</w:t>
+        </w:r>
+        <w:r>
+          <w:rPr>
+            <w:noProof/>
+            <w:webHidden/>
+          </w:rPr>
+          <w:fldChar w:fldCharType="end"/>
+        </w:r>
+      </w:hyperlink>
     </w:p>
     <w:p>
       <w:pPr>
         <w:pStyle w:val="20"/>
-      </w:pPr>
-      <w:r>
-        <w:t>5.2 거래가 많을 때와 적을 때</w:t>
-      </w:r>
+        <w:rPr>
+          <w:rFonts w:asciiTheme="minorHAnsi" w:eastAsiaTheme="minorEastAsia" w:hAnsiTheme="minorHAnsi" w:cstheme="minorBidi"/>
+          <w:noProof/>
+          <w:color w:val="auto"/>
+          <w:kern w:val="2"/>
+          <w:sz w:val="22"/>
+          <w:szCs w:val="24"/>
+          <w14:ligatures w14:val="standardContextual"/>
+        </w:rPr>
+      </w:pPr>
+      <w:hyperlink w:anchor="_Toc239114358" w:history="1">
+        <w:r>
+          <w:rPr>
+            <w:rStyle w:val="a8"/>
+            <w:noProof/>
+          </w:rPr>
+          <w:t>8.2 자동화 수준</w:t>
+        </w:r>
+        <w:r>
+          <w:rPr>
+            <w:noProof/>
+            <w:webHidden/>
+          </w:rPr>
+          <w:tab/>
+        </w:r>
+        <w:r>
+          <w:rPr>
+            <w:noProof/>
+            <w:webHidden/>
+          </w:rPr>
+          <w:fldChar w:fldCharType="begin"/>
+        </w:r>
+        <w:r>
+          <w:rPr>
+            <w:noProof/>
+            <w:webHidden/>
+          </w:rPr>
+          <w:instrText xml:space="preserve"> PAGEREF _Toc239114358 \h </w:instrText>
+        </w:r>
+        <w:r>
+          <w:rPr>
+            <w:noProof/>
+            <w:webHidden/>
+          </w:rPr>
+        </w:r>
+        <w:r>
+          <w:rPr>
+            <w:noProof/>
+            <w:webHidden/>
+          </w:rPr>
+          <w:fldChar w:fldCharType="separate"/>
+        </w:r>
+        <w:r>
+          <w:rPr>
+            <w:noProof/>
+            <w:webHidden/>
+          </w:rPr>
+          <w:t>28</w:t>
+        </w:r>
+        <w:r>
+          <w:rPr>
+            <w:noProof/>
+            <w:webHidden/>
+          </w:rPr>
+          <w:fldChar w:fldCharType="end"/>
+        </w:r>
+      </w:hyperlink>
     </w:p>
     <w:p>
       <w:pPr>
         <w:pStyle w:val="20"/>
-      </w:pPr>
-      <w:r>
-        <w:t>5.3 계층 프로브</w:t>
-      </w:r>
+        <w:rPr>
+          <w:rFonts w:asciiTheme="minorHAnsi" w:eastAsiaTheme="minorEastAsia" w:hAnsiTheme="minorHAnsi" w:cstheme="minorBidi"/>
+          <w:noProof/>
+          <w:color w:val="auto"/>
+          <w:kern w:val="2"/>
+          <w:sz w:val="22"/>
+          <w:szCs w:val="24"/>
+          <w14:ligatures w14:val="standardContextual"/>
+        </w:rPr>
+      </w:pPr>
+      <w:hyperlink w:anchor="_Toc239114359" w:history="1">
+        <w:r>
+          <w:rPr>
+            <w:rStyle w:val="a8"/>
+            <w:noProof/>
+          </w:rPr>
+          <w:t>8.3 데이터 정합성을 자동 복구하지 않는 이유</w:t>
+        </w:r>
+        <w:r>
+          <w:rPr>
+            <w:noProof/>
+            <w:webHidden/>
+          </w:rPr>
+          <w:tab/>
+        </w:r>
+        <w:r>
+          <w:rPr>
+            <w:noProof/>
+            <w:webHidden/>
+          </w:rPr>
+          <w:fldChar w:fldCharType="begin"/>
+        </w:r>
+        <w:r>
+          <w:rPr>
+            <w:noProof/>
+            <w:webHidden/>
+          </w:rPr>
+          <w:instrText xml:space="preserve"> PAGEREF _Toc239114359 \h </w:instrText>
+        </w:r>
+        <w:r>
+          <w:rPr>
+            <w:noProof/>
+            <w:webHidden/>
+          </w:rPr>
+        </w:r>
+        <w:r>
+          <w:rPr>
+            <w:noProof/>
+            <w:webHidden/>
+          </w:rPr>
+          <w:fldChar w:fldCharType="separate"/>
+        </w:r>
+        <w:r>
+          <w:rPr>
+            <w:noProof/>
+            <w:webHidden/>
+          </w:rPr>
+          <w:t>28</w:t>
+        </w:r>
+        <w:r>
+          <w:rPr>
+            <w:noProof/>
+            <w:webHidden/>
+          </w:rPr>
+          <w:fldChar w:fldCharType="end"/>
+        </w:r>
+      </w:hyperlink>
     </w:p>
     <w:p>
       <w:pPr>
         <w:pStyle w:val="20"/>
-      </w:pPr>
-      <w:r>
-        <w:t>5.4 판정기를 믿을 수 있는가</w:t>
-      </w:r>
+        <w:rPr>
+          <w:rFonts w:asciiTheme="minorHAnsi" w:eastAsiaTheme="minorEastAsia" w:hAnsiTheme="minorHAnsi" w:cstheme="minorBidi"/>
+          <w:noProof/>
+          <w:color w:val="auto"/>
+          <w:kern w:val="2"/>
+          <w:sz w:val="22"/>
+          <w:szCs w:val="24"/>
+          <w14:ligatures w14:val="standardContextual"/>
+        </w:rPr>
+      </w:pPr>
+      <w:hyperlink w:anchor="_Toc239114360" w:history="1">
+        <w:r>
+          <w:rPr>
+            <w:rStyle w:val="a8"/>
+            <w:noProof/>
+          </w:rPr>
+          <w:t>8.4 자동화의 안전 조건</w:t>
+        </w:r>
+        <w:r>
+          <w:rPr>
+            <w:noProof/>
+            <w:webHidden/>
+          </w:rPr>
+          <w:tab/>
+        </w:r>
+        <w:r>
+          <w:rPr>
+            <w:noProof/>
+            <w:webHidden/>
+          </w:rPr>
+          <w:fldChar w:fldCharType="begin"/>
+        </w:r>
+        <w:r>
+          <w:rPr>
+            <w:noProof/>
+            <w:webHidden/>
+          </w:rPr>
+          <w:instrText xml:space="preserve"> PAGEREF _Toc239114360 \h </w:instrText>
+        </w:r>
+        <w:r>
+          <w:rPr>
+            <w:noProof/>
+            <w:webHidden/>
+          </w:rPr>
+        </w:r>
+        <w:r>
+          <w:rPr>
+            <w:noProof/>
+            <w:webHidden/>
+          </w:rPr>
+          <w:fldChar w:fldCharType="separate"/>
+        </w:r>
+        <w:r>
+          <w:rPr>
+            <w:noProof/>
+            <w:webHidden/>
+          </w:rPr>
+          <w:t>28</w:t>
+        </w:r>
+        <w:r>
+          <w:rPr>
+            <w:noProof/>
+            <w:webHidden/>
+          </w:rPr>
+          <w:fldChar w:fldCharType="end"/>
+        </w:r>
+      </w:hyperlink>
     </w:p>
     <w:p>
       <w:pPr>
         <w:pStyle w:val="10"/>
-      </w:pPr>
-      <w:r>
         <w:rPr>
-          <w:b/>
-          <w:bCs/>
+          <w:rFonts w:asciiTheme="minorHAnsi" w:eastAsiaTheme="minorEastAsia" w:hAnsiTheme="minorHAnsi" w:cstheme="minorBidi"/>
+          <w:noProof/>
+          <w:kern w:val="2"/>
+          <w:sz w:val="22"/>
+          <w:szCs w:val="24"/>
+          <w14:ligatures w14:val="standardContextual"/>
         </w:rPr>
-        <w:t>6. 장애 판별과 의사결정 흐름</w:t>
-      </w:r>
+      </w:pPr>
+      <w:hyperlink w:anchor="_Toc239114361" w:history="1">
+        <w:r>
+          <w:rPr>
+            <w:rStyle w:val="a8"/>
+            <w:noProof/>
+          </w:rPr>
+          <w:t>9. Chaos Harness를 이용한 검증</w:t>
+        </w:r>
+        <w:r>
+          <w:rPr>
+            <w:noProof/>
+            <w:webHidden/>
+          </w:rPr>
+          <w:tab/>
+        </w:r>
+        <w:r>
+          <w:rPr>
+            <w:noProof/>
+            <w:webHidden/>
+          </w:rPr>
+          <w:fldChar w:fldCharType="begin"/>
+        </w:r>
+        <w:r>
+          <w:rPr>
+            <w:noProof/>
+            <w:webHidden/>
+          </w:rPr>
+          <w:instrText xml:space="preserve"> PAGEREF _Toc239114361 \h </w:instrText>
+        </w:r>
+        <w:r>
+          <w:rPr>
+            <w:noProof/>
+            <w:webHidden/>
+          </w:rPr>
+        </w:r>
+        <w:r>
+          <w:rPr>
+            <w:noProof/>
+            <w:webHidden/>
+          </w:rPr>
+          <w:fldChar w:fldCharType="separate"/>
+        </w:r>
+        <w:r>
+          <w:rPr>
+            <w:noProof/>
+            <w:webHidden/>
+          </w:rPr>
+          <w:t>29</w:t>
+        </w:r>
+        <w:r>
+          <w:rPr>
+            <w:noProof/>
+            <w:webHidden/>
+          </w:rPr>
+          <w:fldChar w:fldCharType="end"/>
+        </w:r>
+      </w:hyperlink>
     </w:p>
     <w:p>
       <w:pPr>
         <w:pStyle w:val="20"/>
-      </w:pPr>
-      <w:r>
-        <w:t>6.1 공통 절차와 Severity</w:t>
-      </w:r>
+        <w:rPr>
+          <w:rFonts w:asciiTheme="minorHAnsi" w:eastAsiaTheme="minorEastAsia" w:hAnsiTheme="minorHAnsi" w:cstheme="minorBidi"/>
+          <w:noProof/>
+          <w:color w:val="auto"/>
+          <w:kern w:val="2"/>
+          <w:sz w:val="22"/>
+          <w:szCs w:val="24"/>
+          <w14:ligatures w14:val="standardContextual"/>
+        </w:rPr>
+      </w:pPr>
+      <w:hyperlink w:anchor="_Toc239114362" w:history="1">
+        <w:r>
+          <w:rPr>
+            <w:rStyle w:val="a8"/>
+            <w:noProof/>
+          </w:rPr>
+          <w:t>9.1 이 장의 위치</w:t>
+        </w:r>
+        <w:r>
+          <w:rPr>
+            <w:noProof/>
+            <w:webHidden/>
+          </w:rPr>
+          <w:tab/>
+        </w:r>
+        <w:r>
+          <w:rPr>
+            <w:noProof/>
+            <w:webHidden/>
+          </w:rPr>
+          <w:fldChar w:fldCharType="begin"/>
+        </w:r>
+        <w:r>
+          <w:rPr>
+            <w:noProof/>
+            <w:webHidden/>
+          </w:rPr>
+          <w:instrText xml:space="preserve"> PAGEREF _Toc239114362 \h </w:instrText>
+        </w:r>
+        <w:r>
+          <w:rPr>
+            <w:noProof/>
+            <w:webHidden/>
+          </w:rPr>
+        </w:r>
+        <w:r>
+          <w:rPr>
+            <w:noProof/>
+            <w:webHidden/>
+          </w:rPr>
+          <w:fldChar w:fldCharType="separate"/>
+        </w:r>
+        <w:r>
+          <w:rPr>
+            <w:noProof/>
+            <w:webHidden/>
+          </w:rPr>
+          <w:t>29</w:t>
+        </w:r>
+        <w:r>
+          <w:rPr>
+            <w:noProof/>
+            <w:webHidden/>
+          </w:rPr>
+          <w:fldChar w:fldCharType="end"/>
+        </w:r>
+      </w:hyperlink>
     </w:p>
     <w:p>
       <w:pPr>
         <w:pStyle w:val="20"/>
-      </w:pPr>
-      <w:r>
-        <w:lastRenderedPageBreak/>
-        <w:t>6.2 거래가 급감하거나 멈췄을 때</w:t>
-      </w:r>
+        <w:rPr>
+          <w:rFonts w:asciiTheme="minorHAnsi" w:eastAsiaTheme="minorEastAsia" w:hAnsiTheme="minorHAnsi" w:cstheme="minorBidi"/>
+          <w:noProof/>
+          <w:color w:val="auto"/>
+          <w:kern w:val="2"/>
+          <w:sz w:val="22"/>
+          <w:szCs w:val="24"/>
+          <w14:ligatures w14:val="standardContextual"/>
+        </w:rPr>
+      </w:pPr>
+      <w:hyperlink w:anchor="_Toc239114363" w:history="1">
+        <w:r>
+          <w:rPr>
+            <w:rStyle w:val="a8"/>
+            <w:noProof/>
+          </w:rPr>
+          <w:t>9.2 실험과 운영 시나리오 매핑</w:t>
+        </w:r>
+        <w:r>
+          <w:rPr>
+            <w:noProof/>
+            <w:webHidden/>
+          </w:rPr>
+          <w:tab/>
+        </w:r>
+        <w:r>
+          <w:rPr>
+            <w:noProof/>
+            <w:webHidden/>
+          </w:rPr>
+          <w:fldChar w:fldCharType="begin"/>
+        </w:r>
+        <w:r>
+          <w:rPr>
+            <w:noProof/>
+            <w:webHidden/>
+          </w:rPr>
+          <w:instrText xml:space="preserve"> PAGEREF _Toc239114363 \h </w:instrText>
+        </w:r>
+        <w:r>
+          <w:rPr>
+            <w:noProof/>
+            <w:webHidden/>
+          </w:rPr>
+        </w:r>
+        <w:r>
+          <w:rPr>
+            <w:noProof/>
+            <w:webHidden/>
+          </w:rPr>
+          <w:fldChar w:fldCharType="separate"/>
+        </w:r>
+        <w:r>
+          <w:rPr>
+            <w:noProof/>
+            <w:webHidden/>
+          </w:rPr>
+          <w:t>29</w:t>
+        </w:r>
+        <w:r>
+          <w:rPr>
+            <w:noProof/>
+            <w:webHidden/>
+          </w:rPr>
+          <w:fldChar w:fldCharType="end"/>
+        </w:r>
+      </w:hyperlink>
     </w:p>
     <w:p>
       <w:pPr>
         <w:pStyle w:val="20"/>
-      </w:pPr>
-      <w:r>
-        <w:t>6.3 Network 장애</w:t>
-      </w:r>
+        <w:rPr>
+          <w:rFonts w:asciiTheme="minorHAnsi" w:eastAsiaTheme="minorEastAsia" w:hAnsiTheme="minorHAnsi" w:cstheme="minorBidi"/>
+          <w:noProof/>
+          <w:color w:val="auto"/>
+          <w:kern w:val="2"/>
+          <w:sz w:val="22"/>
+          <w:szCs w:val="24"/>
+          <w14:ligatures w14:val="standardContextual"/>
+        </w:rPr>
+      </w:pPr>
+      <w:hyperlink w:anchor="_Toc239114364" w:history="1">
+        <w:r>
+          <w:rPr>
+            <w:rStyle w:val="a8"/>
+            <w:noProof/>
+          </w:rPr>
+          <w:t>9.3 실험 성립 조건</w:t>
+        </w:r>
+        <w:r>
+          <w:rPr>
+            <w:noProof/>
+            <w:webHidden/>
+          </w:rPr>
+          <w:tab/>
+        </w:r>
+        <w:r>
+          <w:rPr>
+            <w:noProof/>
+            <w:webHidden/>
+          </w:rPr>
+          <w:fldChar w:fldCharType="begin"/>
+        </w:r>
+        <w:r>
+          <w:rPr>
+            <w:noProof/>
+            <w:webHidden/>
+          </w:rPr>
+          <w:instrText xml:space="preserve"> PAGEREF _Toc239114364 \h </w:instrText>
+        </w:r>
+        <w:r>
+          <w:rPr>
+            <w:noProof/>
+            <w:webHidden/>
+          </w:rPr>
+        </w:r>
+        <w:r>
+          <w:rPr>
+            <w:noProof/>
+            <w:webHidden/>
+          </w:rPr>
+          <w:fldChar w:fldCharType="separate"/>
+        </w:r>
+        <w:r>
+          <w:rPr>
+            <w:noProof/>
+            <w:webHidden/>
+          </w:rPr>
+          <w:t>30</w:t>
+        </w:r>
+        <w:r>
+          <w:rPr>
+            <w:noProof/>
+            <w:webHidden/>
+          </w:rPr>
+          <w:fldChar w:fldCharType="end"/>
+        </w:r>
+      </w:hyperlink>
     </w:p>
     <w:p>
       <w:pPr>
         <w:pStyle w:val="20"/>
-      </w:pPr>
-      <w:r>
-        <w:t>6.4 나머지 시나리오</w:t>
-      </w:r>
+        <w:rPr>
+          <w:rFonts w:asciiTheme="minorHAnsi" w:eastAsiaTheme="minorEastAsia" w:hAnsiTheme="minorHAnsi" w:cstheme="minorBidi"/>
+          <w:noProof/>
+          <w:color w:val="auto"/>
+          <w:kern w:val="2"/>
+          <w:sz w:val="22"/>
+          <w:szCs w:val="24"/>
+          <w14:ligatures w14:val="standardContextual"/>
+        </w:rPr>
+      </w:pPr>
+      <w:hyperlink w:anchor="_Toc239114365" w:history="1">
+        <w:r>
+          <w:rPr>
+            <w:rStyle w:val="a8"/>
+            <w:noProof/>
+          </w:rPr>
+          <w:t>9.4 현재 결과</w:t>
+        </w:r>
+        <w:r>
+          <w:rPr>
+            <w:noProof/>
+            <w:webHidden/>
+          </w:rPr>
+          <w:tab/>
+        </w:r>
+        <w:r>
+          <w:rPr>
+            <w:noProof/>
+            <w:webHidden/>
+          </w:rPr>
+          <w:fldChar w:fldCharType="begin"/>
+        </w:r>
+        <w:r>
+          <w:rPr>
+            <w:noProof/>
+            <w:webHidden/>
+          </w:rPr>
+          <w:instrText xml:space="preserve"> PAGEREF _Toc239114365 \h </w:instrText>
+        </w:r>
+        <w:r>
+          <w:rPr>
+            <w:noProof/>
+            <w:webHidden/>
+          </w:rPr>
+        </w:r>
+        <w:r>
+          <w:rPr>
+            <w:noProof/>
+            <w:webHidden/>
+          </w:rPr>
+          <w:fldChar w:fldCharType="separate"/>
+        </w:r>
+        <w:r>
+          <w:rPr>
+            <w:noProof/>
+            <w:webHidden/>
+          </w:rPr>
+          <w:t>30</w:t>
+        </w:r>
+        <w:r>
+          <w:rPr>
+            <w:noProof/>
+            <w:webHidden/>
+          </w:rPr>
+          <w:fldChar w:fldCharType="end"/>
+        </w:r>
+      </w:hyperlink>
     </w:p>
     <w:p>
       <w:pPr>
         <w:pStyle w:val="10"/>
-      </w:pPr>
-      <w:r>
         <w:rPr>
-          <w:b/>
-          <w:bCs/>
+          <w:rFonts w:asciiTheme="minorHAnsi" w:eastAsiaTheme="minorEastAsia" w:hAnsiTheme="minorHAnsi" w:cstheme="minorBidi"/>
+          <w:noProof/>
+          <w:kern w:val="2"/>
+          <w:sz w:val="22"/>
+          <w:szCs w:val="24"/>
+          <w14:ligatures w14:val="standardContextual"/>
         </w:rPr>
-        <w:t>7. Runbook</w:t>
-      </w:r>
+      </w:pPr>
+      <w:hyperlink w:anchor="_Toc239114366" w:history="1">
+        <w:r>
+          <w:rPr>
+            <w:rStyle w:val="a8"/>
+            <w:noProof/>
+          </w:rPr>
+          <w:t>10. 실제 장애와 개선 사례</w:t>
+        </w:r>
+        <w:r>
+          <w:rPr>
+            <w:noProof/>
+            <w:webHidden/>
+          </w:rPr>
+          <w:tab/>
+        </w:r>
+        <w:r>
+          <w:rPr>
+            <w:noProof/>
+            <w:webHidden/>
+          </w:rPr>
+          <w:fldChar w:fldCharType="begin"/>
+        </w:r>
+        <w:r>
+          <w:rPr>
+            <w:noProof/>
+            <w:webHidden/>
+          </w:rPr>
+          <w:instrText xml:space="preserve"> PAGEREF _Toc239114366 \h </w:instrText>
+        </w:r>
+        <w:r>
+          <w:rPr>
+            <w:noProof/>
+            <w:webHidden/>
+          </w:rPr>
+        </w:r>
+        <w:r>
+          <w:rPr>
+            <w:noProof/>
+            <w:webHidden/>
+          </w:rPr>
+          <w:fldChar w:fldCharType="separate"/>
+        </w:r>
+        <w:r>
+          <w:rPr>
+            <w:noProof/>
+            <w:webHidden/>
+          </w:rPr>
+          <w:t>31</w:t>
+        </w:r>
+        <w:r>
+          <w:rPr>
+            <w:noProof/>
+            <w:webHidden/>
+          </w:rPr>
+          <w:fldChar w:fldCharType="end"/>
+        </w:r>
+      </w:hyperlink>
     </w:p>
     <w:p>
       <w:pPr>
         <w:pStyle w:val="20"/>
-      </w:pPr>
-      <w:r>
-        <w:t>7.1 구조와 소유 분리</w:t>
-      </w:r>
+        <w:rPr>
+          <w:rFonts w:asciiTheme="minorHAnsi" w:eastAsiaTheme="minorEastAsia" w:hAnsiTheme="minorHAnsi" w:cstheme="minorBidi"/>
+          <w:noProof/>
+          <w:color w:val="auto"/>
+          <w:kern w:val="2"/>
+          <w:sz w:val="22"/>
+          <w:szCs w:val="24"/>
+          <w14:ligatures w14:val="standardContextual"/>
+        </w:rPr>
+      </w:pPr>
+      <w:hyperlink w:anchor="_Toc239114367" w:history="1">
+        <w:r>
+          <w:rPr>
+            <w:rStyle w:val="a8"/>
+            <w:noProof/>
+          </w:rPr>
+          <w:t>10.1 수용 제한 부재</w:t>
+        </w:r>
+        <w:r>
+          <w:rPr>
+            <w:noProof/>
+            <w:webHidden/>
+          </w:rPr>
+          <w:tab/>
+        </w:r>
+        <w:r>
+          <w:rPr>
+            <w:noProof/>
+            <w:webHidden/>
+          </w:rPr>
+          <w:fldChar w:fldCharType="begin"/>
+        </w:r>
+        <w:r>
+          <w:rPr>
+            <w:noProof/>
+            <w:webHidden/>
+          </w:rPr>
+          <w:instrText xml:space="preserve"> PAGEREF _Toc239114367 \h </w:instrText>
+        </w:r>
+        <w:r>
+          <w:rPr>
+            <w:noProof/>
+            <w:webHidden/>
+          </w:rPr>
+        </w:r>
+        <w:r>
+          <w:rPr>
+            <w:noProof/>
+            <w:webHidden/>
+          </w:rPr>
+          <w:fldChar w:fldCharType="separate"/>
+        </w:r>
+        <w:r>
+          <w:rPr>
+            <w:noProof/>
+            <w:webHidden/>
+          </w:rPr>
+          <w:t>31</w:t>
+        </w:r>
+        <w:r>
+          <w:rPr>
+            <w:noProof/>
+            <w:webHidden/>
+          </w:rPr>
+          <w:fldChar w:fldCharType="end"/>
+        </w:r>
+      </w:hyperlink>
     </w:p>
     <w:p>
       <w:pPr>
         <w:pStyle w:val="20"/>
-      </w:pPr>
-      <w:r>
-        <w:t>7.2 RUNBOOK-NET-01 네트워크 장애</w:t>
-      </w:r>
+        <w:rPr>
+          <w:rFonts w:asciiTheme="minorHAnsi" w:eastAsiaTheme="minorEastAsia" w:hAnsiTheme="minorHAnsi" w:cstheme="minorBidi"/>
+          <w:noProof/>
+          <w:color w:val="auto"/>
+          <w:kern w:val="2"/>
+          <w:sz w:val="22"/>
+          <w:szCs w:val="24"/>
+          <w14:ligatures w14:val="standardContextual"/>
+        </w:rPr>
+      </w:pPr>
+      <w:hyperlink w:anchor="_Toc239114368" w:history="1">
+        <w:r>
+          <w:rPr>
+            <w:rStyle w:val="a8"/>
+            <w:noProof/>
+          </w:rPr>
+          <w:t>10.2 좀비 리더</w:t>
+        </w:r>
+        <w:r>
+          <w:rPr>
+            <w:noProof/>
+            <w:webHidden/>
+          </w:rPr>
+          <w:tab/>
+        </w:r>
+        <w:r>
+          <w:rPr>
+            <w:noProof/>
+            <w:webHidden/>
+          </w:rPr>
+          <w:fldChar w:fldCharType="begin"/>
+        </w:r>
+        <w:r>
+          <w:rPr>
+            <w:noProof/>
+            <w:webHidden/>
+          </w:rPr>
+          <w:instrText xml:space="preserve"> PAGEREF _Toc239114368 \h </w:instrText>
+        </w:r>
+        <w:r>
+          <w:rPr>
+            <w:noProof/>
+            <w:webHidden/>
+          </w:rPr>
+        </w:r>
+        <w:r>
+          <w:rPr>
+            <w:noProof/>
+            <w:webHidden/>
+          </w:rPr>
+          <w:fldChar w:fldCharType="separate"/>
+        </w:r>
+        <w:r>
+          <w:rPr>
+            <w:noProof/>
+            <w:webHidden/>
+          </w:rPr>
+          <w:t>31</w:t>
+        </w:r>
+        <w:r>
+          <w:rPr>
+            <w:noProof/>
+            <w:webHidden/>
+          </w:rPr>
+          <w:fldChar w:fldCharType="end"/>
+        </w:r>
+      </w:hyperlink>
     </w:p>
     <w:p>
       <w:pPr>
         <w:pStyle w:val="20"/>
-      </w:pPr>
-      <w:r>
-        <w:t>7.3 카드 목록</w:t>
-      </w:r>
+        <w:rPr>
+          <w:rFonts w:asciiTheme="minorHAnsi" w:eastAsiaTheme="minorEastAsia" w:hAnsiTheme="minorHAnsi" w:cstheme="minorBidi"/>
+          <w:noProof/>
+          <w:color w:val="auto"/>
+          <w:kern w:val="2"/>
+          <w:sz w:val="22"/>
+          <w:szCs w:val="24"/>
+          <w14:ligatures w14:val="standardContextual"/>
+        </w:rPr>
+      </w:pPr>
+      <w:hyperlink w:anchor="_Toc239114369" w:history="1">
+        <w:r>
+          <w:rPr>
+            <w:rStyle w:val="a8"/>
+            <w:noProof/>
+          </w:rPr>
+          <w:t>10.3 nginx 업스트림 배선</w:t>
+        </w:r>
+        <w:r>
+          <w:rPr>
+            <w:noProof/>
+            <w:webHidden/>
+          </w:rPr>
+          <w:tab/>
+        </w:r>
+        <w:r>
+          <w:rPr>
+            <w:noProof/>
+            <w:webHidden/>
+          </w:rPr>
+          <w:fldChar w:fldCharType="begin"/>
+        </w:r>
+        <w:r>
+          <w:rPr>
+            <w:noProof/>
+            <w:webHidden/>
+          </w:rPr>
+          <w:instrText xml:space="preserve"> PAGEREF _Toc239114369 \h </w:instrText>
+        </w:r>
+        <w:r>
+          <w:rPr>
+            <w:noProof/>
+            <w:webHidden/>
+          </w:rPr>
+        </w:r>
+        <w:r>
+          <w:rPr>
+            <w:noProof/>
+            <w:webHidden/>
+          </w:rPr>
+          <w:fldChar w:fldCharType="separate"/>
+        </w:r>
+        <w:r>
+          <w:rPr>
+            <w:noProof/>
+            <w:webHidden/>
+          </w:rPr>
+          <w:t>31</w:t>
+        </w:r>
+        <w:r>
+          <w:rPr>
+            <w:noProof/>
+            <w:webHidden/>
+          </w:rPr>
+          <w:fldChar w:fldCharType="end"/>
+        </w:r>
+      </w:hyperlink>
+    </w:p>
+    <w:p>
+      <w:pPr>
+        <w:pStyle w:val="20"/>
+        <w:rPr>
+          <w:rFonts w:asciiTheme="minorHAnsi" w:eastAsiaTheme="minorEastAsia" w:hAnsiTheme="minorHAnsi" w:cstheme="minorBidi"/>
+          <w:noProof/>
+          <w:color w:val="auto"/>
+          <w:kern w:val="2"/>
+          <w:sz w:val="22"/>
+          <w:szCs w:val="24"/>
+          <w14:ligatures w14:val="standardContextual"/>
+        </w:rPr>
+      </w:pPr>
+      <w:hyperlink w:anchor="_Toc239114370" w:history="1">
+        <w:r>
+          <w:rPr>
+            <w:rStyle w:val="a8"/>
+            <w:noProof/>
+          </w:rPr>
+          <w:t>10.4 리더 페일오버 실측</w:t>
+        </w:r>
+        <w:r>
+          <w:rPr>
+            <w:noProof/>
+            <w:webHidden/>
+          </w:rPr>
+          <w:tab/>
+        </w:r>
+        <w:r>
+          <w:rPr>
+            <w:noProof/>
+            <w:webHidden/>
+          </w:rPr>
+          <w:fldChar w:fldCharType="begin"/>
+        </w:r>
+        <w:r>
+          <w:rPr>
+            <w:noProof/>
+            <w:webHidden/>
+          </w:rPr>
+          <w:instrText xml:space="preserve"> PAGEREF _Toc239114370 \h </w:instrText>
+        </w:r>
+        <w:r>
+          <w:rPr>
+            <w:noProof/>
+            <w:webHidden/>
+          </w:rPr>
+        </w:r>
+        <w:r>
+          <w:rPr>
+            <w:noProof/>
+            <w:webHidden/>
+          </w:rPr>
+          <w:fldChar w:fldCharType="separate"/>
+        </w:r>
+        <w:r>
+          <w:rPr>
+            <w:noProof/>
+            <w:webHidden/>
+          </w:rPr>
+          <w:t>32</w:t>
+        </w:r>
+        <w:r>
+          <w:rPr>
+            <w:noProof/>
+            <w:webHidden/>
+          </w:rPr>
+          <w:fldChar w:fldCharType="end"/>
+        </w:r>
+      </w:hyperlink>
     </w:p>
     <w:p>
       <w:pPr>
         <w:pStyle w:val="10"/>
-      </w:pPr>
-      <w:r>
         <w:rPr>
-          <w:b/>
-          <w:bCs/>
+          <w:rFonts w:asciiTheme="minorHAnsi" w:eastAsiaTheme="minorEastAsia" w:hAnsiTheme="minorHAnsi" w:cstheme="minorBidi"/>
+          <w:noProof/>
+          <w:kern w:val="2"/>
+          <w:sz w:val="22"/>
+          <w:szCs w:val="24"/>
+          <w14:ligatures w14:val="standardContextual"/>
         </w:rPr>
-        <w:t>8. 어떤 작업을 자동화할 것인가</w:t>
-      </w:r>
+      </w:pPr>
+      <w:hyperlink w:anchor="_Toc239114371" w:history="1">
+        <w:r>
+          <w:rPr>
+            <w:rStyle w:val="a8"/>
+            <w:noProof/>
+          </w:rPr>
+          <w:t>11. 보안 설계</w:t>
+        </w:r>
+        <w:r>
+          <w:rPr>
+            <w:noProof/>
+            <w:webHidden/>
+          </w:rPr>
+          <w:tab/>
+        </w:r>
+        <w:r>
+          <w:rPr>
+            <w:noProof/>
+            <w:webHidden/>
+          </w:rPr>
+          <w:fldChar w:fldCharType="begin"/>
+        </w:r>
+        <w:r>
+          <w:rPr>
+            <w:noProof/>
+            <w:webHidden/>
+          </w:rPr>
+          <w:instrText xml:space="preserve"> PAGEREF _Toc239114371 \h </w:instrText>
+        </w:r>
+        <w:r>
+          <w:rPr>
+            <w:noProof/>
+            <w:webHidden/>
+          </w:rPr>
+        </w:r>
+        <w:r>
+          <w:rPr>
+            <w:noProof/>
+            <w:webHidden/>
+          </w:rPr>
+          <w:fldChar w:fldCharType="separate"/>
+        </w:r>
+        <w:r>
+          <w:rPr>
+            <w:noProof/>
+            <w:webHidden/>
+          </w:rPr>
+          <w:t>32</w:t>
+        </w:r>
+        <w:r>
+          <w:rPr>
+            <w:noProof/>
+            <w:webHidden/>
+          </w:rPr>
+          <w:fldChar w:fldCharType="end"/>
+        </w:r>
+      </w:hyperlink>
     </w:p>
     <w:p>
       <w:pPr>
         <w:pStyle w:val="20"/>
-      </w:pPr>
-      <w:r>
-        <w:t>8.1 대응 등급</w:t>
-      </w:r>
+        <w:rPr>
+          <w:rFonts w:asciiTheme="minorHAnsi" w:eastAsiaTheme="minorEastAsia" w:hAnsiTheme="minorHAnsi" w:cstheme="minorBidi"/>
+          <w:noProof/>
+          <w:color w:val="auto"/>
+          <w:kern w:val="2"/>
+          <w:sz w:val="22"/>
+          <w:szCs w:val="24"/>
+          <w14:ligatures w14:val="standardContextual"/>
+        </w:rPr>
+      </w:pPr>
+      <w:hyperlink w:anchor="_Toc239114372" w:history="1">
+        <w:r>
+          <w:rPr>
+            <w:rStyle w:val="a8"/>
+            <w:noProof/>
+          </w:rPr>
+          <w:t>11.1 구현 및 검증 범위</w:t>
+        </w:r>
+        <w:r>
+          <w:rPr>
+            <w:noProof/>
+            <w:webHidden/>
+          </w:rPr>
+          <w:tab/>
+        </w:r>
+        <w:r>
+          <w:rPr>
+            <w:noProof/>
+            <w:webHidden/>
+          </w:rPr>
+          <w:fldChar w:fldCharType="begin"/>
+        </w:r>
+        <w:r>
+          <w:rPr>
+            <w:noProof/>
+            <w:webHidden/>
+          </w:rPr>
+          <w:instrText xml:space="preserve"> PAGEREF _Toc239114372 \h </w:instrText>
+        </w:r>
+        <w:r>
+          <w:rPr>
+            <w:noProof/>
+            <w:webHidden/>
+          </w:rPr>
+        </w:r>
+        <w:r>
+          <w:rPr>
+            <w:noProof/>
+            <w:webHidden/>
+          </w:rPr>
+          <w:fldChar w:fldCharType="separate"/>
+        </w:r>
+        <w:r>
+          <w:rPr>
+            <w:noProof/>
+            <w:webHidden/>
+          </w:rPr>
+          <w:t>32</w:t>
+        </w:r>
+        <w:r>
+          <w:rPr>
+            <w:noProof/>
+            <w:webHidden/>
+          </w:rPr>
+          <w:fldChar w:fldCharType="end"/>
+        </w:r>
+      </w:hyperlink>
     </w:p>
     <w:p>
       <w:pPr>
         <w:pStyle w:val="20"/>
-      </w:pPr>
-      <w:r>
-        <w:t>8.2 자동화 수준</w:t>
-      </w:r>
+        <w:rPr>
+          <w:rFonts w:asciiTheme="minorHAnsi" w:eastAsiaTheme="minorEastAsia" w:hAnsiTheme="minorHAnsi" w:cstheme="minorBidi"/>
+          <w:noProof/>
+          <w:color w:val="auto"/>
+          <w:kern w:val="2"/>
+          <w:sz w:val="22"/>
+          <w:szCs w:val="24"/>
+          <w14:ligatures w14:val="standardContextual"/>
+        </w:rPr>
+      </w:pPr>
+      <w:hyperlink w:anchor="_Toc239114373" w:history="1">
+        <w:r>
+          <w:rPr>
+            <w:rStyle w:val="a8"/>
+            <w:noProof/>
+          </w:rPr>
+          <w:t>11.2 증거의 기준</w:t>
+        </w:r>
+        <w:r>
+          <w:rPr>
+            <w:noProof/>
+            <w:webHidden/>
+          </w:rPr>
+          <w:tab/>
+        </w:r>
+        <w:r>
+          <w:rPr>
+            <w:noProof/>
+            <w:webHidden/>
+          </w:rPr>
+          <w:fldChar w:fldCharType="begin"/>
+        </w:r>
+        <w:r>
+          <w:rPr>
+            <w:noProof/>
+            <w:webHidden/>
+          </w:rPr>
+          <w:instrText xml:space="preserve"> PAGEREF _Toc239114373 \h </w:instrText>
+        </w:r>
+        <w:r>
+          <w:rPr>
+            <w:noProof/>
+            <w:webHidden/>
+          </w:rPr>
+        </w:r>
+        <w:r>
+          <w:rPr>
+            <w:noProof/>
+            <w:webHidden/>
+          </w:rPr>
+          <w:fldChar w:fldCharType="separate"/>
+        </w:r>
+        <w:r>
+          <w:rPr>
+            <w:noProof/>
+            <w:webHidden/>
+          </w:rPr>
+          <w:t>33</w:t>
+        </w:r>
+        <w:r>
+          <w:rPr>
+            <w:noProof/>
+            <w:webHidden/>
+          </w:rPr>
+          <w:fldChar w:fldCharType="end"/>
+        </w:r>
+      </w:hyperlink>
     </w:p>
     <w:p>
       <w:pPr>
         <w:pStyle w:val="20"/>
-      </w:pPr>
-      <w:r>
-        <w:t>8.3 데이터 정합성을 자동 복구하지 않는 이유</w:t>
-      </w:r>
+        <w:rPr>
+          <w:rFonts w:asciiTheme="minorHAnsi" w:eastAsiaTheme="minorEastAsia" w:hAnsiTheme="minorHAnsi" w:cstheme="minorBidi"/>
+          <w:noProof/>
+          <w:color w:val="auto"/>
+          <w:kern w:val="2"/>
+          <w:sz w:val="22"/>
+          <w:szCs w:val="24"/>
+          <w14:ligatures w14:val="standardContextual"/>
+        </w:rPr>
+      </w:pPr>
+      <w:hyperlink w:anchor="_Toc239114374" w:history="1">
+        <w:r>
+          <w:rPr>
+            <w:rStyle w:val="a8"/>
+            <w:noProof/>
+          </w:rPr>
+          <w:t>11.3 현재 미적용 항목과 알려진 결함</w:t>
+        </w:r>
+        <w:r>
+          <w:rPr>
+            <w:noProof/>
+            <w:webHidden/>
+          </w:rPr>
+          <w:tab/>
+        </w:r>
+        <w:r>
+          <w:rPr>
+            <w:noProof/>
+            <w:webHidden/>
+          </w:rPr>
+          <w:fldChar w:fldCharType="begin"/>
+        </w:r>
+        <w:r>
+          <w:rPr>
+            <w:noProof/>
+            <w:webHidden/>
+          </w:rPr>
+          <w:instrText xml:space="preserve"> PAGEREF _Toc239114374 \h </w:instrText>
+        </w:r>
+        <w:r>
+          <w:rPr>
+            <w:noProof/>
+            <w:webHidden/>
+          </w:rPr>
+        </w:r>
+        <w:r>
+          <w:rPr>
+            <w:noProof/>
+            <w:webHidden/>
+          </w:rPr>
+          <w:fldChar w:fldCharType="separate"/>
+        </w:r>
+        <w:r>
+          <w:rPr>
+            <w:noProof/>
+            <w:webHidden/>
+          </w:rPr>
+          <w:t>33</w:t>
+        </w:r>
+        <w:r>
+          <w:rPr>
+            <w:noProof/>
+            <w:webHidden/>
+          </w:rPr>
+          <w:fldChar w:fldCharType="end"/>
+        </w:r>
+      </w:hyperlink>
+    </w:p>
+    <w:p>
+      <w:pPr>
+        <w:pStyle w:val="10"/>
+        <w:rPr>
+          <w:rFonts w:asciiTheme="minorHAnsi" w:eastAsiaTheme="minorEastAsia" w:hAnsiTheme="minorHAnsi" w:cstheme="minorBidi"/>
+          <w:noProof/>
+          <w:kern w:val="2"/>
+          <w:sz w:val="22"/>
+          <w:szCs w:val="24"/>
+          <w14:ligatures w14:val="standardContextual"/>
+        </w:rPr>
+      </w:pPr>
+      <w:hyperlink w:anchor="_Toc239114375" w:history="1">
+        <w:r>
+          <w:rPr>
+            <w:rStyle w:val="a8"/>
+            <w:noProof/>
+          </w:rPr>
+          <w:t>12. 비용 설계</w:t>
+        </w:r>
+        <w:r>
+          <w:rPr>
+            <w:noProof/>
+            <w:webHidden/>
+          </w:rPr>
+          <w:tab/>
+        </w:r>
+        <w:r>
+          <w:rPr>
+            <w:noProof/>
+            <w:webHidden/>
+          </w:rPr>
+          <w:fldChar w:fldCharType="begin"/>
+        </w:r>
+        <w:r>
+          <w:rPr>
+            <w:noProof/>
+            <w:webHidden/>
+          </w:rPr>
+          <w:instrText xml:space="preserve"> PAGEREF _Toc239114375 \h </w:instrText>
+        </w:r>
+        <w:r>
+          <w:rPr>
+            <w:noProof/>
+            <w:webHidden/>
+          </w:rPr>
+        </w:r>
+        <w:r>
+          <w:rPr>
+            <w:noProof/>
+            <w:webHidden/>
+          </w:rPr>
+          <w:fldChar w:fldCharType="separate"/>
+        </w:r>
+        <w:r>
+          <w:rPr>
+            <w:noProof/>
+            <w:webHidden/>
+          </w:rPr>
+          <w:t>33</w:t>
+        </w:r>
+        <w:r>
+          <w:rPr>
+            <w:noProof/>
+            <w:webHidden/>
+          </w:rPr>
+          <w:fldChar w:fldCharType="end"/>
+        </w:r>
+      </w:hyperlink>
     </w:p>
     <w:p>
       <w:pPr>
         <w:pStyle w:val="20"/>
-      </w:pPr>
-      <w:r>
-        <w:t>8.4 자동화의 안전 조건</w:t>
-      </w:r>
+        <w:rPr>
+          <w:rFonts w:asciiTheme="minorHAnsi" w:eastAsiaTheme="minorEastAsia" w:hAnsiTheme="minorHAnsi" w:cstheme="minorBidi"/>
+          <w:noProof/>
+          <w:color w:val="auto"/>
+          <w:kern w:val="2"/>
+          <w:sz w:val="22"/>
+          <w:szCs w:val="24"/>
+          <w14:ligatures w14:val="standardContextual"/>
+        </w:rPr>
+      </w:pPr>
+      <w:hyperlink w:anchor="_Toc239114376" w:history="1">
+        <w:r>
+          <w:rPr>
+            <w:rStyle w:val="a8"/>
+            <w:noProof/>
+          </w:rPr>
+          <w:t>12.1 상한과 실적</w:t>
+        </w:r>
+        <w:r>
+          <w:rPr>
+            <w:noProof/>
+            <w:webHidden/>
+          </w:rPr>
+          <w:tab/>
+        </w:r>
+        <w:r>
+          <w:rPr>
+            <w:noProof/>
+            <w:webHidden/>
+          </w:rPr>
+          <w:fldChar w:fldCharType="begin"/>
+        </w:r>
+        <w:r>
+          <w:rPr>
+            <w:noProof/>
+            <w:webHidden/>
+          </w:rPr>
+          <w:instrText xml:space="preserve"> PAGEREF _Toc239114376 \h </w:instrText>
+        </w:r>
+        <w:r>
+          <w:rPr>
+            <w:noProof/>
+            <w:webHidden/>
+          </w:rPr>
+        </w:r>
+        <w:r>
+          <w:rPr>
+            <w:noProof/>
+            <w:webHidden/>
+          </w:rPr>
+          <w:fldChar w:fldCharType="separate"/>
+        </w:r>
+        <w:r>
+          <w:rPr>
+            <w:noProof/>
+            <w:webHidden/>
+          </w:rPr>
+          <w:t>34</w:t>
+        </w:r>
+        <w:r>
+          <w:rPr>
+            <w:noProof/>
+            <w:webHidden/>
+          </w:rPr>
+          <w:fldChar w:fldCharType="end"/>
+        </w:r>
+      </w:hyperlink>
+    </w:p>
+    <w:p>
+      <w:pPr>
+        <w:pStyle w:val="20"/>
+        <w:rPr>
+          <w:rFonts w:asciiTheme="minorHAnsi" w:eastAsiaTheme="minorEastAsia" w:hAnsiTheme="minorHAnsi" w:cstheme="minorBidi"/>
+          <w:noProof/>
+          <w:color w:val="auto"/>
+          <w:kern w:val="2"/>
+          <w:sz w:val="22"/>
+          <w:szCs w:val="24"/>
+          <w14:ligatures w14:val="standardContextual"/>
+        </w:rPr>
+      </w:pPr>
+      <w:hyperlink w:anchor="_Toc239114377" w:history="1">
+        <w:r>
+          <w:rPr>
+            <w:rStyle w:val="a8"/>
+            <w:noProof/>
+          </w:rPr>
+          <w:t>12.2 발표까지의 총계</w:t>
+        </w:r>
+        <w:r>
+          <w:rPr>
+            <w:noProof/>
+            <w:webHidden/>
+          </w:rPr>
+          <w:tab/>
+        </w:r>
+        <w:r>
+          <w:rPr>
+            <w:noProof/>
+            <w:webHidden/>
+          </w:rPr>
+          <w:fldChar w:fldCharType="begin"/>
+        </w:r>
+        <w:r>
+          <w:rPr>
+            <w:noProof/>
+            <w:webHidden/>
+          </w:rPr>
+          <w:instrText xml:space="preserve"> PAGEREF _Toc239114377 \h </w:instrText>
+        </w:r>
+        <w:r>
+          <w:rPr>
+            <w:noProof/>
+            <w:webHidden/>
+          </w:rPr>
+        </w:r>
+        <w:r>
+          <w:rPr>
+            <w:noProof/>
+            <w:webHidden/>
+          </w:rPr>
+          <w:fldChar w:fldCharType="separate"/>
+        </w:r>
+        <w:r>
+          <w:rPr>
+            <w:noProof/>
+            <w:webHidden/>
+          </w:rPr>
+          <w:t>34</w:t>
+        </w:r>
+        <w:r>
+          <w:rPr>
+            <w:noProof/>
+            <w:webHidden/>
+          </w:rPr>
+          <w:fldChar w:fldCharType="end"/>
+        </w:r>
+      </w:hyperlink>
+    </w:p>
+    <w:p>
+      <w:pPr>
+        <w:pStyle w:val="20"/>
+        <w:rPr>
+          <w:rFonts w:asciiTheme="minorHAnsi" w:eastAsiaTheme="minorEastAsia" w:hAnsiTheme="minorHAnsi" w:cstheme="minorBidi"/>
+          <w:noProof/>
+          <w:color w:val="auto"/>
+          <w:kern w:val="2"/>
+          <w:sz w:val="22"/>
+          <w:szCs w:val="24"/>
+          <w14:ligatures w14:val="standardContextual"/>
+        </w:rPr>
+      </w:pPr>
+      <w:hyperlink w:anchor="_Toc239114378" w:history="1">
+        <w:r>
+          <w:rPr>
+            <w:rStyle w:val="a8"/>
+            <w:noProof/>
+          </w:rPr>
+          <w:t>12.3 감축 순서와 잃는 증명 범위</w:t>
+        </w:r>
+        <w:r>
+          <w:rPr>
+            <w:noProof/>
+            <w:webHidden/>
+          </w:rPr>
+          <w:tab/>
+        </w:r>
+        <w:r>
+          <w:rPr>
+            <w:noProof/>
+            <w:webHidden/>
+          </w:rPr>
+          <w:fldChar w:fldCharType="begin"/>
+        </w:r>
+        <w:r>
+          <w:rPr>
+            <w:noProof/>
+            <w:webHidden/>
+          </w:rPr>
+          <w:instrText xml:space="preserve"> PAGEREF _Toc239114378 \h </w:instrText>
+        </w:r>
+        <w:r>
+          <w:rPr>
+            <w:noProof/>
+            <w:webHidden/>
+          </w:rPr>
+        </w:r>
+        <w:r>
+          <w:rPr>
+            <w:noProof/>
+            <w:webHidden/>
+          </w:rPr>
+          <w:fldChar w:fldCharType="separate"/>
+        </w:r>
+        <w:r>
+          <w:rPr>
+            <w:noProof/>
+            <w:webHidden/>
+          </w:rPr>
+          <w:t>34</w:t>
+        </w:r>
+        <w:r>
+          <w:rPr>
+            <w:noProof/>
+            <w:webHidden/>
+          </w:rPr>
+          <w:fldChar w:fldCharType="end"/>
+        </w:r>
+      </w:hyperlink>
+    </w:p>
+    <w:p>
+      <w:pPr>
+        <w:pStyle w:val="20"/>
+        <w:rPr>
+          <w:rFonts w:asciiTheme="minorHAnsi" w:eastAsiaTheme="minorEastAsia" w:hAnsiTheme="minorHAnsi" w:cstheme="minorBidi"/>
+          <w:noProof/>
+          <w:color w:val="auto"/>
+          <w:kern w:val="2"/>
+          <w:sz w:val="22"/>
+          <w:szCs w:val="24"/>
+          <w14:ligatures w14:val="standardContextual"/>
+        </w:rPr>
+      </w:pPr>
+      <w:hyperlink w:anchor="_Toc239114379" w:history="1">
+        <w:r>
+          <w:rPr>
+            <w:rStyle w:val="a8"/>
+            <w:noProof/>
+          </w:rPr>
+          <w:t>12.4 관리형 서비스를 쓰지 않는 이유</w:t>
+        </w:r>
+        <w:r>
+          <w:rPr>
+            <w:noProof/>
+            <w:webHidden/>
+          </w:rPr>
+          <w:tab/>
+        </w:r>
+        <w:r>
+          <w:rPr>
+            <w:noProof/>
+            <w:webHidden/>
+          </w:rPr>
+          <w:fldChar w:fldCharType="begin"/>
+        </w:r>
+        <w:r>
+          <w:rPr>
+            <w:noProof/>
+            <w:webHidden/>
+          </w:rPr>
+          <w:instrText xml:space="preserve"> PAGEREF _Toc239114379 \h </w:instrText>
+        </w:r>
+        <w:r>
+          <w:rPr>
+            <w:noProof/>
+            <w:webHidden/>
+          </w:rPr>
+        </w:r>
+        <w:r>
+          <w:rPr>
+            <w:noProof/>
+            <w:webHidden/>
+          </w:rPr>
+          <w:fldChar w:fldCharType="separate"/>
+        </w:r>
+        <w:r>
+          <w:rPr>
+            <w:noProof/>
+            <w:webHidden/>
+          </w:rPr>
+          <w:t>35</w:t>
+        </w:r>
+        <w:r>
+          <w:rPr>
+            <w:noProof/>
+            <w:webHidden/>
+          </w:rPr>
+          <w:fldChar w:fldCharType="end"/>
+        </w:r>
+      </w:hyperlink>
+    </w:p>
+    <w:p>
+      <w:pPr>
+        <w:pStyle w:val="20"/>
+        <w:rPr>
+          <w:rFonts w:asciiTheme="minorHAnsi" w:eastAsiaTheme="minorEastAsia" w:hAnsiTheme="minorHAnsi" w:cstheme="minorBidi"/>
+          <w:noProof/>
+          <w:color w:val="auto"/>
+          <w:kern w:val="2"/>
+          <w:sz w:val="22"/>
+          <w:szCs w:val="24"/>
+          <w14:ligatures w14:val="standardContextual"/>
+        </w:rPr>
+      </w:pPr>
+      <w:hyperlink w:anchor="_Toc239114380" w:history="1">
+        <w:r>
+          <w:rPr>
+            <w:rStyle w:val="a8"/>
+            <w:noProof/>
+          </w:rPr>
+          <w:t>12.5 미확정 항목</w:t>
+        </w:r>
+        <w:r>
+          <w:rPr>
+            <w:noProof/>
+            <w:webHidden/>
+          </w:rPr>
+          <w:tab/>
+        </w:r>
+        <w:r>
+          <w:rPr>
+            <w:noProof/>
+            <w:webHidden/>
+          </w:rPr>
+          <w:fldChar w:fldCharType="begin"/>
+        </w:r>
+        <w:r>
+          <w:rPr>
+            <w:noProof/>
+            <w:webHidden/>
+          </w:rPr>
+          <w:instrText xml:space="preserve"> PAGEREF _Toc239114380 \h </w:instrText>
+        </w:r>
+        <w:r>
+          <w:rPr>
+            <w:noProof/>
+            <w:webHidden/>
+          </w:rPr>
+        </w:r>
+        <w:r>
+          <w:rPr>
+            <w:noProof/>
+            <w:webHidden/>
+          </w:rPr>
+          <w:fldChar w:fldCharType="separate"/>
+        </w:r>
+        <w:r>
+          <w:rPr>
+            <w:noProof/>
+            <w:webHidden/>
+          </w:rPr>
+          <w:t>35</w:t>
+        </w:r>
+        <w:r>
+          <w:rPr>
+            <w:noProof/>
+            <w:webHidden/>
+          </w:rPr>
+          <w:fldChar w:fldCharType="end"/>
+        </w:r>
+      </w:hyperlink>
     </w:p>
     <w:p>
       <w:pPr>
         <w:pStyle w:val="10"/>
-      </w:pPr>
-      <w:r>
         <w:rPr>
-          <w:b/>
-          <w:bCs/>
+          <w:rFonts w:asciiTheme="minorHAnsi" w:eastAsiaTheme="minorEastAsia" w:hAnsiTheme="minorHAnsi" w:cstheme="minorBidi"/>
+          <w:noProof/>
+          <w:kern w:val="2"/>
+          <w:sz w:val="22"/>
+          <w:szCs w:val="24"/>
+          <w14:ligatures w14:val="standardContextual"/>
         </w:rPr>
-        <w:t>9. Chaos Harness를 이용한 검증</w:t>
-      </w:r>
+      </w:pPr>
+      <w:hyperlink w:anchor="_Toc239114381" w:history="1">
+        <w:r>
+          <w:rPr>
+            <w:rStyle w:val="a8"/>
+            <w:noProof/>
+          </w:rPr>
+          <w:t>13. 현재 Gap과 완료 기준</w:t>
+        </w:r>
+        <w:r>
+          <w:rPr>
+            <w:noProof/>
+            <w:webHidden/>
+          </w:rPr>
+          <w:tab/>
+        </w:r>
+        <w:r>
+          <w:rPr>
+            <w:noProof/>
+            <w:webHidden/>
+          </w:rPr>
+          <w:fldChar w:fldCharType="begin"/>
+        </w:r>
+        <w:r>
+          <w:rPr>
+            <w:noProof/>
+            <w:webHidden/>
+          </w:rPr>
+          <w:instrText xml:space="preserve"> PAGEREF _Toc239114381 \h </w:instrText>
+        </w:r>
+        <w:r>
+          <w:rPr>
+            <w:noProof/>
+            <w:webHidden/>
+          </w:rPr>
+        </w:r>
+        <w:r>
+          <w:rPr>
+            <w:noProof/>
+            <w:webHidden/>
+          </w:rPr>
+          <w:fldChar w:fldCharType="separate"/>
+        </w:r>
+        <w:r>
+          <w:rPr>
+            <w:noProof/>
+            <w:webHidden/>
+          </w:rPr>
+          <w:t>36</w:t>
+        </w:r>
+        <w:r>
+          <w:rPr>
+            <w:noProof/>
+            <w:webHidden/>
+          </w:rPr>
+          <w:fldChar w:fldCharType="end"/>
+        </w:r>
+      </w:hyperlink>
+    </w:p>
+    <w:p>
+      <w:pPr>
+        <w:pStyle w:val="10"/>
+        <w:rPr>
+          <w:rFonts w:asciiTheme="minorHAnsi" w:eastAsiaTheme="minorEastAsia" w:hAnsiTheme="minorHAnsi" w:cstheme="minorBidi"/>
+          <w:noProof/>
+          <w:kern w:val="2"/>
+          <w:sz w:val="22"/>
+          <w:szCs w:val="24"/>
+          <w14:ligatures w14:val="standardContextual"/>
+        </w:rPr>
+      </w:pPr>
+      <w:hyperlink w:anchor="_Toc239114382" w:history="1">
+        <w:r>
+          <w:rPr>
+            <w:rStyle w:val="a8"/>
+            <w:noProof/>
+          </w:rPr>
+          <w:t>14. 평가 지표와 최종 Scorecard</w:t>
+        </w:r>
+        <w:r>
+          <w:rPr>
+            <w:noProof/>
+            <w:webHidden/>
+          </w:rPr>
+          <w:tab/>
+        </w:r>
+        <w:r>
+          <w:rPr>
+            <w:noProof/>
+            <w:webHidden/>
+          </w:rPr>
+          <w:fldChar w:fldCharType="begin"/>
+        </w:r>
+        <w:r>
+          <w:rPr>
+            <w:noProof/>
+            <w:webHidden/>
+          </w:rPr>
+          <w:instrText xml:space="preserve"> PAGEREF _Toc239114382 \h </w:instrText>
+        </w:r>
+        <w:r>
+          <w:rPr>
+            <w:noProof/>
+            <w:webHidden/>
+          </w:rPr>
+        </w:r>
+        <w:r>
+          <w:rPr>
+            <w:noProof/>
+            <w:webHidden/>
+          </w:rPr>
+          <w:fldChar w:fldCharType="separate"/>
+        </w:r>
+        <w:r>
+          <w:rPr>
+            <w:noProof/>
+            <w:webHidden/>
+          </w:rPr>
+          <w:t>37</w:t>
+        </w:r>
+        <w:r>
+          <w:rPr>
+            <w:noProof/>
+            <w:webHidden/>
+          </w:rPr>
+          <w:fldChar w:fldCharType="end"/>
+        </w:r>
+      </w:hyperlink>
     </w:p>
     <w:p>
       <w:pPr>
         <w:pStyle w:val="20"/>
-      </w:pPr>
-      <w:r>
-        <w:t>9.1 이 장의 위치</w:t>
-      </w:r>
+        <w:rPr>
+          <w:rFonts w:asciiTheme="minorHAnsi" w:eastAsiaTheme="minorEastAsia" w:hAnsiTheme="minorHAnsi" w:cstheme="minorBidi"/>
+          <w:noProof/>
+          <w:color w:val="auto"/>
+          <w:kern w:val="2"/>
+          <w:sz w:val="22"/>
+          <w:szCs w:val="24"/>
+          <w14:ligatures w14:val="standardContextual"/>
+        </w:rPr>
+      </w:pPr>
+      <w:hyperlink w:anchor="_Toc239114383" w:history="1">
+        <w:r>
+          <w:rPr>
+            <w:rStyle w:val="a8"/>
+            <w:noProof/>
+          </w:rPr>
+          <w:t>14.1 지표 정의</w:t>
+        </w:r>
+        <w:r>
+          <w:rPr>
+            <w:noProof/>
+            <w:webHidden/>
+          </w:rPr>
+          <w:tab/>
+        </w:r>
+        <w:r>
+          <w:rPr>
+            <w:noProof/>
+            <w:webHidden/>
+          </w:rPr>
+          <w:fldChar w:fldCharType="begin"/>
+        </w:r>
+        <w:r>
+          <w:rPr>
+            <w:noProof/>
+            <w:webHidden/>
+          </w:rPr>
+          <w:instrText xml:space="preserve"> PAGEREF _Toc239114383 \h </w:instrText>
+        </w:r>
+        <w:r>
+          <w:rPr>
+            <w:noProof/>
+            <w:webHidden/>
+          </w:rPr>
+        </w:r>
+        <w:r>
+          <w:rPr>
+            <w:noProof/>
+            <w:webHidden/>
+          </w:rPr>
+          <w:fldChar w:fldCharType="separate"/>
+        </w:r>
+        <w:r>
+          <w:rPr>
+            <w:noProof/>
+            <w:webHidden/>
+          </w:rPr>
+          <w:t>37</w:t>
+        </w:r>
+        <w:r>
+          <w:rPr>
+            <w:noProof/>
+            <w:webHidden/>
+          </w:rPr>
+          <w:fldChar w:fldCharType="end"/>
+        </w:r>
+      </w:hyperlink>
     </w:p>
     <w:p>
       <w:pPr>
         <w:pStyle w:val="20"/>
-      </w:pPr>
-      <w:r>
-        <w:t>9.2 실험과 운영 시나리오 매핑</w:t>
-      </w:r>
+        <w:rPr>
+          <w:rFonts w:asciiTheme="minorHAnsi" w:eastAsiaTheme="minorEastAsia" w:hAnsiTheme="minorHAnsi" w:cstheme="minorBidi"/>
+          <w:noProof/>
+          <w:color w:val="auto"/>
+          <w:kern w:val="2"/>
+          <w:sz w:val="22"/>
+          <w:szCs w:val="24"/>
+          <w14:ligatures w14:val="standardContextual"/>
+        </w:rPr>
+      </w:pPr>
+      <w:hyperlink w:anchor="_Toc239114384" w:history="1">
+        <w:r>
+          <w:rPr>
+            <w:rStyle w:val="a8"/>
+            <w:noProof/>
+          </w:rPr>
+          <w:t>14.2 최종 Scorecard</w:t>
+        </w:r>
+        <w:r>
+          <w:rPr>
+            <w:noProof/>
+            <w:webHidden/>
+          </w:rPr>
+          <w:tab/>
+        </w:r>
+        <w:r>
+          <w:rPr>
+            <w:noProof/>
+            <w:webHidden/>
+          </w:rPr>
+          <w:fldChar w:fldCharType="begin"/>
+        </w:r>
+        <w:r>
+          <w:rPr>
+            <w:noProof/>
+            <w:webHidden/>
+          </w:rPr>
+          <w:instrText xml:space="preserve"> PAGEREF _Toc239114384 \h </w:instrText>
+        </w:r>
+        <w:r>
+          <w:rPr>
+            <w:noProof/>
+            <w:webHidden/>
+          </w:rPr>
+        </w:r>
+        <w:r>
+          <w:rPr>
+            <w:noProof/>
+            <w:webHidden/>
+          </w:rPr>
+          <w:fldChar w:fldCharType="separate"/>
+        </w:r>
+        <w:r>
+          <w:rPr>
+            <w:noProof/>
+            <w:webHidden/>
+          </w:rPr>
+          <w:t>38</w:t>
+        </w:r>
+        <w:r>
+          <w:rPr>
+            <w:noProof/>
+            <w:webHidden/>
+          </w:rPr>
+          <w:fldChar w:fldCharType="end"/>
+        </w:r>
+      </w:hyperlink>
+    </w:p>
+    <w:p>
+      <w:pPr>
+        <w:pStyle w:val="10"/>
+        <w:rPr>
+          <w:rFonts w:asciiTheme="minorHAnsi" w:eastAsiaTheme="minorEastAsia" w:hAnsiTheme="minorHAnsi" w:cstheme="minorBidi"/>
+          <w:noProof/>
+          <w:kern w:val="2"/>
+          <w:sz w:val="22"/>
+          <w:szCs w:val="24"/>
+          <w14:ligatures w14:val="standardContextual"/>
+        </w:rPr>
+      </w:pPr>
+      <w:hyperlink w:anchor="_Toc239114385" w:history="1">
+        <w:r>
+          <w:rPr>
+            <w:rStyle w:val="a8"/>
+            <w:noProof/>
+          </w:rPr>
+          <w:t>15. 일정</w:t>
+        </w:r>
+        <w:r>
+          <w:rPr>
+            <w:noProof/>
+            <w:webHidden/>
+          </w:rPr>
+          <w:tab/>
+        </w:r>
+        <w:r>
+          <w:rPr>
+            <w:noProof/>
+            <w:webHidden/>
+          </w:rPr>
+          <w:fldChar w:fldCharType="begin"/>
+        </w:r>
+        <w:r>
+          <w:rPr>
+            <w:noProof/>
+            <w:webHidden/>
+          </w:rPr>
+          <w:instrText xml:space="preserve"> PAGEREF _Toc239114385 \h </w:instrText>
+        </w:r>
+        <w:r>
+          <w:rPr>
+            <w:noProof/>
+            <w:webHidden/>
+          </w:rPr>
+        </w:r>
+        <w:r>
+          <w:rPr>
+            <w:noProof/>
+            <w:webHidden/>
+          </w:rPr>
+          <w:fldChar w:fldCharType="separate"/>
+        </w:r>
+        <w:r>
+          <w:rPr>
+            <w:noProof/>
+            <w:webHidden/>
+          </w:rPr>
+          <w:t>39</w:t>
+        </w:r>
+        <w:r>
+          <w:rPr>
+            <w:noProof/>
+            <w:webHidden/>
+          </w:rPr>
+          <w:fldChar w:fldCharType="end"/>
+        </w:r>
+      </w:hyperlink>
+    </w:p>
+    <w:p>
+      <w:pPr>
+        <w:pStyle w:val="10"/>
+        <w:rPr>
+          <w:rFonts w:asciiTheme="minorHAnsi" w:eastAsiaTheme="minorEastAsia" w:hAnsiTheme="minorHAnsi" w:cstheme="minorBidi"/>
+          <w:noProof/>
+          <w:kern w:val="2"/>
+          <w:sz w:val="22"/>
+          <w:szCs w:val="24"/>
+          <w14:ligatures w14:val="standardContextual"/>
+        </w:rPr>
+      </w:pPr>
+      <w:hyperlink w:anchor="_Toc239114386" w:history="1">
+        <w:r>
+          <w:rPr>
+            <w:rStyle w:val="a8"/>
+            <w:noProof/>
+          </w:rPr>
+          <w:t>16. 산출물과 시연</w:t>
+        </w:r>
+        <w:r>
+          <w:rPr>
+            <w:noProof/>
+            <w:webHidden/>
+          </w:rPr>
+          <w:tab/>
+        </w:r>
+        <w:r>
+          <w:rPr>
+            <w:noProof/>
+            <w:webHidden/>
+          </w:rPr>
+          <w:fldChar w:fldCharType="begin"/>
+        </w:r>
+        <w:r>
+          <w:rPr>
+            <w:noProof/>
+            <w:webHidden/>
+          </w:rPr>
+          <w:instrText xml:space="preserve"> PAGEREF _Toc239114386 \h </w:instrText>
+        </w:r>
+        <w:r>
+          <w:rPr>
+            <w:noProof/>
+            <w:webHidden/>
+          </w:rPr>
+        </w:r>
+        <w:r>
+          <w:rPr>
+            <w:noProof/>
+            <w:webHidden/>
+          </w:rPr>
+          <w:fldChar w:fldCharType="separate"/>
+        </w:r>
+        <w:r>
+          <w:rPr>
+            <w:noProof/>
+            <w:webHidden/>
+          </w:rPr>
+          <w:t>39</w:t>
+        </w:r>
+        <w:r>
+          <w:rPr>
+            <w:noProof/>
+            <w:webHidden/>
+          </w:rPr>
+          <w:fldChar w:fldCharType="end"/>
+        </w:r>
+      </w:hyperlink>
     </w:p>
     <w:p>
       <w:pPr>
         <w:pStyle w:val="20"/>
-      </w:pPr>
-      <w:r>
-        <w:t>9.3 실험 성립 조건</w:t>
-      </w:r>
+        <w:rPr>
+          <w:rFonts w:asciiTheme="minorHAnsi" w:eastAsiaTheme="minorEastAsia" w:hAnsiTheme="minorHAnsi" w:cstheme="minorBidi"/>
+          <w:noProof/>
+          <w:color w:val="auto"/>
+          <w:kern w:val="2"/>
+          <w:sz w:val="22"/>
+          <w:szCs w:val="24"/>
+          <w14:ligatures w14:val="standardContextual"/>
+        </w:rPr>
+      </w:pPr>
+      <w:hyperlink w:anchor="_Toc239114387" w:history="1">
+        <w:r>
+          <w:rPr>
+            <w:rStyle w:val="a8"/>
+            <w:noProof/>
+          </w:rPr>
+          <w:t>16.1 산출물</w:t>
+        </w:r>
+        <w:r>
+          <w:rPr>
+            <w:noProof/>
+            <w:webHidden/>
+          </w:rPr>
+          <w:tab/>
+        </w:r>
+        <w:r>
+          <w:rPr>
+            <w:noProof/>
+            <w:webHidden/>
+          </w:rPr>
+          <w:fldChar w:fldCharType="begin"/>
+        </w:r>
+        <w:r>
+          <w:rPr>
+            <w:noProof/>
+            <w:webHidden/>
+          </w:rPr>
+          <w:instrText xml:space="preserve"> PAGEREF _Toc239114387 \h </w:instrText>
+        </w:r>
+        <w:r>
+          <w:rPr>
+            <w:noProof/>
+            <w:webHidden/>
+          </w:rPr>
+        </w:r>
+        <w:r>
+          <w:rPr>
+            <w:noProof/>
+            <w:webHidden/>
+          </w:rPr>
+          <w:fldChar w:fldCharType="separate"/>
+        </w:r>
+        <w:r>
+          <w:rPr>
+            <w:noProof/>
+            <w:webHidden/>
+          </w:rPr>
+          <w:t>39</w:t>
+        </w:r>
+        <w:r>
+          <w:rPr>
+            <w:noProof/>
+            <w:webHidden/>
+          </w:rPr>
+          <w:fldChar w:fldCharType="end"/>
+        </w:r>
+      </w:hyperlink>
     </w:p>
     <w:p>
       <w:pPr>
         <w:pStyle w:val="20"/>
-      </w:pPr>
-      <w:r>
-        <w:t>9.4 현재 결과</w:t>
-      </w:r>
+        <w:rPr>
+          <w:rFonts w:asciiTheme="minorHAnsi" w:eastAsiaTheme="minorEastAsia" w:hAnsiTheme="minorHAnsi" w:cstheme="minorBidi"/>
+          <w:noProof/>
+          <w:color w:val="auto"/>
+          <w:kern w:val="2"/>
+          <w:sz w:val="22"/>
+          <w:szCs w:val="24"/>
+          <w14:ligatures w14:val="standardContextual"/>
+        </w:rPr>
+      </w:pPr>
+      <w:hyperlink w:anchor="_Toc239114388" w:history="1">
+        <w:r>
+          <w:rPr>
+            <w:rStyle w:val="a8"/>
+            <w:noProof/>
+          </w:rPr>
+          <w:t>16.2 시연 시나리오</w:t>
+        </w:r>
+        <w:r>
+          <w:rPr>
+            <w:noProof/>
+            <w:webHidden/>
+          </w:rPr>
+          <w:tab/>
+        </w:r>
+        <w:r>
+          <w:rPr>
+            <w:noProof/>
+            <w:webHidden/>
+          </w:rPr>
+          <w:fldChar w:fldCharType="begin"/>
+        </w:r>
+        <w:r>
+          <w:rPr>
+            <w:noProof/>
+            <w:webHidden/>
+          </w:rPr>
+          <w:instrText xml:space="preserve"> PAGEREF _Toc239114388 \h </w:instrText>
+        </w:r>
+        <w:r>
+          <w:rPr>
+            <w:noProof/>
+            <w:webHidden/>
+          </w:rPr>
+        </w:r>
+        <w:r>
+          <w:rPr>
+            <w:noProof/>
+            <w:webHidden/>
+          </w:rPr>
+          <w:fldChar w:fldCharType="separate"/>
+        </w:r>
+        <w:r>
+          <w:rPr>
+            <w:noProof/>
+            <w:webHidden/>
+          </w:rPr>
+          <w:t>40</w:t>
+        </w:r>
+        <w:r>
+          <w:rPr>
+            <w:noProof/>
+            <w:webHidden/>
+          </w:rPr>
+          <w:fldChar w:fldCharType="end"/>
+        </w:r>
+      </w:hyperlink>
     </w:p>
     <w:p>
       <w:pPr>
         <w:pStyle w:val="10"/>
-      </w:pPr>
-      <w:r>
         <w:rPr>
-          <w:b/>
-          <w:bCs/>
+          <w:rFonts w:asciiTheme="minorHAnsi" w:eastAsiaTheme="minorEastAsia" w:hAnsiTheme="minorHAnsi" w:cstheme="minorBidi"/>
+          <w:noProof/>
+          <w:kern w:val="2"/>
+          <w:sz w:val="22"/>
+          <w:szCs w:val="24"/>
+          <w14:ligatures w14:val="standardContextual"/>
         </w:rPr>
-        <w:t>10. 실제 장애와 개선 사례</w:t>
-      </w:r>
-    </w:p>
-    <w:p>
-      <w:pPr>
-        <w:pStyle w:val="20"/>
-      </w:pPr>
-      <w:r>
-        <w:t>10.1 수용 제한 부재</w:t>
-      </w:r>
-    </w:p>
-    <w:p>
-      <w:pPr>
-        <w:pStyle w:val="20"/>
-      </w:pPr>
-      <w:r>
-        <w:t>10.2 좀비 리더</w:t>
-      </w:r>
-    </w:p>
-    <w:p>
-      <w:pPr>
-        <w:pStyle w:val="20"/>
-      </w:pPr>
-      <w:r>
-        <w:t>10.3 nginx 업스트림 배선</w:t>
-      </w:r>
-    </w:p>
-    <w:p>
-      <w:pPr>
-        <w:pStyle w:val="20"/>
-      </w:pPr>
-      <w:r>
-        <w:t>10.4 리더 페일오버 실측</w:t>
-      </w:r>
+      </w:pPr>
+      <w:hyperlink w:anchor="_Toc239114389" w:history="1">
+        <w:r>
+          <w:rPr>
+            <w:rStyle w:val="a8"/>
+            <w:noProof/>
+          </w:rPr>
+          <w:t>부록 A. 규모 실측</w:t>
+        </w:r>
+        <w:r>
+          <w:rPr>
+            <w:noProof/>
+            <w:webHidden/>
+          </w:rPr>
+          <w:tab/>
+        </w:r>
+        <w:r>
+          <w:rPr>
+            <w:noProof/>
+            <w:webHidden/>
+          </w:rPr>
+          <w:fldChar w:fldCharType="begin"/>
+        </w:r>
+        <w:r>
+          <w:rPr>
+            <w:noProof/>
+            <w:webHidden/>
+          </w:rPr>
+          <w:instrText xml:space="preserve"> PAGEREF _Toc239114389 \h </w:instrText>
+        </w:r>
+        <w:r>
+          <w:rPr>
+            <w:noProof/>
+            <w:webHidden/>
+          </w:rPr>
+        </w:r>
+        <w:r>
+          <w:rPr>
+            <w:noProof/>
+            <w:webHidden/>
+          </w:rPr>
+          <w:fldChar w:fldCharType="separate"/>
+        </w:r>
+        <w:r>
+          <w:rPr>
+            <w:noProof/>
+            <w:webHidden/>
+          </w:rPr>
+          <w:t>40</w:t>
+        </w:r>
+        <w:r>
+          <w:rPr>
+            <w:noProof/>
+            <w:webHidden/>
+          </w:rPr>
+          <w:fldChar w:fldCharType="end"/>
+        </w:r>
+      </w:hyperlink>
     </w:p>
     <w:p>
       <w:pPr>
         <w:pStyle w:val="10"/>
-      </w:pPr>
-      <w:r>
         <w:rPr>
-          <w:b/>
-          <w:bCs/>
+          <w:rFonts w:asciiTheme="minorHAnsi" w:eastAsiaTheme="minorEastAsia" w:hAnsiTheme="minorHAnsi" w:cstheme="minorBidi"/>
+          <w:noProof/>
+          <w:kern w:val="2"/>
+          <w:sz w:val="22"/>
+          <w:szCs w:val="24"/>
+          <w14:ligatures w14:val="standardContextual"/>
         </w:rPr>
-        <w:t>11. 보안 설계</w:t>
-      </w:r>
-    </w:p>
-    <w:p>
-      <w:pPr>
-        <w:pStyle w:val="20"/>
-      </w:pPr>
-      <w:r>
-        <w:t>11.1 구현 및 검증 범위</w:t>
-      </w:r>
-    </w:p>
-    <w:p>
-      <w:pPr>
-        <w:pStyle w:val="20"/>
-      </w:pPr>
-      <w:r>
-        <w:t>11.2 증거의 기준</w:t>
-      </w:r>
-    </w:p>
-    <w:p>
-      <w:pPr>
-        <w:pStyle w:val="20"/>
-      </w:pPr>
-      <w:r>
-        <w:t>11.3 현재 미적용 항목과 알려진 결함</w:t>
-      </w:r>
-    </w:p>
-    <w:p>
-      <w:pPr>
-        <w:pStyle w:val="10"/>
-      </w:pPr>
-      <w:r>
-        <w:rPr>
-          <w:b/>
-          <w:bCs/>
-        </w:rPr>
-        <w:t>12. 비용 설계</w:t>
-      </w:r>
-    </w:p>
-    <w:p>
-      <w:pPr>
-        <w:pStyle w:val="20"/>
-      </w:pPr>
-      <w:r>
-        <w:t>12.1 상한과 실적</w:t>
-      </w:r>
-    </w:p>
-    <w:p>
-      <w:pPr>
-        <w:pStyle w:val="20"/>
-      </w:pPr>
-      <w:r>
-        <w:t>12.2 발표까지의 총계</w:t>
-      </w:r>
-    </w:p>
-    <w:p>
-      <w:pPr>
-        <w:pStyle w:val="20"/>
-      </w:pPr>
-      <w:r>
-        <w:t>12.3 감축 순서와 잃는 증명 범위</w:t>
-      </w:r>
-    </w:p>
-    <w:p>
-      <w:pPr>
-        <w:pStyle w:val="20"/>
-      </w:pPr>
-      <w:r>
-        <w:t>12.4 관리형 서비스를 쓰지 않는 이유</w:t>
-      </w:r>
-    </w:p>
-    <w:p>
-      <w:pPr>
-        <w:pStyle w:val="20"/>
-      </w:pPr>
-      <w:r>
-        <w:t>12.5 미확정 항목</w:t>
-      </w:r>
-    </w:p>
-    <w:p>
-      <w:pPr>
-        <w:pStyle w:val="10"/>
-      </w:pPr>
-      <w:r>
-        <w:rPr>
-          <w:b/>
-          <w:bCs/>
-        </w:rPr>
-        <w:t>13. 현재 Gap과 완료 기준</w:t>
-      </w:r>
-    </w:p>
-    <w:p>
-      <w:pPr>
-        <w:pStyle w:val="10"/>
-      </w:pPr>
-      <w:r>
-        <w:rPr>
-          <w:b/>
-          <w:bCs/>
-        </w:rPr>
-        <w:t>14. 평가 지표와 최종 Scorecard</w:t>
-      </w:r>
-    </w:p>
-    <w:p>
-      <w:pPr>
-        <w:pStyle w:val="20"/>
-      </w:pPr>
-      <w:r>
-        <w:lastRenderedPageBreak/>
-        <w:t>14.1 지표 정의</w:t>
-      </w:r>
-    </w:p>
-    <w:p>
-      <w:pPr>
-        <w:pStyle w:val="20"/>
-      </w:pPr>
-      <w:r>
-        <w:t>14.2 최종 Scorecard</w:t>
-      </w:r>
-    </w:p>
-    <w:p>
-      <w:pPr>
-        <w:pStyle w:val="10"/>
-      </w:pPr>
-      <w:r>
-        <w:rPr>
-          <w:b/>
-          <w:bCs/>
-        </w:rPr>
-        <w:t>15. 일정</w:t>
-      </w:r>
-    </w:p>
-    <w:p>
-      <w:pPr>
-        <w:pStyle w:val="10"/>
-      </w:pPr>
-      <w:r>
-        <w:rPr>
-          <w:b/>
-          <w:bCs/>
-        </w:rPr>
-        <w:t>16. 산출물과 시연</w:t>
-      </w:r>
-    </w:p>
-    <w:p>
-      <w:pPr>
-        <w:pStyle w:val="20"/>
-      </w:pPr>
-      <w:r>
-        <w:t>16.1 산출물</w:t>
-      </w:r>
-    </w:p>
-    <w:p>
-      <w:pPr>
-        <w:pStyle w:val="20"/>
-      </w:pPr>
-      <w:r>
-        <w:t>16.2 시연 시나리오</w:t>
-      </w:r>
-    </w:p>
-    <w:p>
-      <w:pPr>
-        <w:pStyle w:val="10"/>
-      </w:pPr>
-      <w:r>
-        <w:rPr>
-          <w:b/>
-          <w:bCs/>
-        </w:rPr>
-        <w:t>부록 A. 규모 실측</w:t>
-      </w:r>
-    </w:p>
-    <w:p>
-      <w:pPr>
-        <w:pStyle w:val="10"/>
-      </w:pPr>
-      <w:r>
-        <w:rPr>
-          <w:b/>
-          <w:bCs/>
-        </w:rPr>
-        <w:t>부록 B. 기술 스택과 선정 이유</w:t>
-      </w:r>
+      </w:pPr>
+      <w:hyperlink w:anchor="_Toc239114390" w:history="1">
+        <w:r>
+          <w:rPr>
+            <w:rStyle w:val="a8"/>
+            <w:noProof/>
+          </w:rPr>
+          <w:t>부록 B. 기술 스택과 선정 이유</w:t>
+        </w:r>
+        <w:r>
+          <w:rPr>
+            <w:noProof/>
+            <w:webHidden/>
+          </w:rPr>
+          <w:tab/>
+        </w:r>
+        <w:r>
+          <w:rPr>
+            <w:noProof/>
+            <w:webHidden/>
+          </w:rPr>
+          <w:fldChar w:fldCharType="begin"/>
+        </w:r>
+        <w:r>
+          <w:rPr>
+            <w:noProof/>
+            <w:webHidden/>
+          </w:rPr>
+          <w:instrText xml:space="preserve"> PAGEREF _Toc239114390 \h </w:instrText>
+        </w:r>
+        <w:r>
+          <w:rPr>
+            <w:noProof/>
+            <w:webHidden/>
+          </w:rPr>
+        </w:r>
+        <w:r>
+          <w:rPr>
+            <w:noProof/>
+            <w:webHidden/>
+          </w:rPr>
+          <w:fldChar w:fldCharType="separate"/>
+        </w:r>
+        <w:r>
+          <w:rPr>
+            <w:noProof/>
+            <w:webHidden/>
+          </w:rPr>
+          <w:t>41</w:t>
+        </w:r>
+        <w:r>
+          <w:rPr>
+            <w:noProof/>
+            <w:webHidden/>
+          </w:rPr>
+          <w:fldChar w:fldCharType="end"/>
+        </w:r>
+      </w:hyperlink>
     </w:p>
     <w:p>
       <w:pPr>
@@ -1140,6 +5639,7 @@
           <w:szCs w:val="21"/>
         </w:rPr>
       </w:pPr>
+      <w:bookmarkStart w:id="0" w:name="_Toc239114318"/>
       <w:r>
         <w:rPr>
           <w:szCs w:val="21"/>
@@ -1147,6 +5647,7 @@
         <w:lastRenderedPageBreak/>
         <w:t>Executive Summary</w:t>
       </w:r>
+      <w:bookmarkEnd w:id="0"/>
     </w:p>
     <w:p>
       <w:pPr>
@@ -1433,6 +5934,8 @@
       </w:pPr>
       <w:r>
         <w:t>서비스 운영 -&gt; 관측 -&gt; 계층 판별 -&gt; Runbook -&gt; 복구</w:t>
+      </w:r>
+      <w:r>
         <w:br/>
         <w:t xml:space="preserve">            -&gt; Transaction 검증 -&gt; Ledger 정합성 검증 -&gt; Incident 종료</w:t>
       </w:r>
@@ -1481,6 +5984,7 @@
           <w:bottom w:val="single" w:sz="8" w:space="4" w:color="1F3864"/>
         </w:pBdr>
       </w:pPr>
+      <w:bookmarkStart w:id="1" w:name="_Toc239114319"/>
       <w:r>
         <w:rPr>
           <w:szCs w:val="21"/>
@@ -1488,17 +5992,20 @@
         <w:lastRenderedPageBreak/>
         <w:t>한눈에 보기</w:t>
       </w:r>
+      <w:bookmarkEnd w:id="1"/>
     </w:p>
     <w:p>
       <w:pPr>
         <w:pStyle w:val="2"/>
       </w:pPr>
+      <w:bookmarkStart w:id="2" w:name="_Toc239114320"/>
       <w:r>
         <w:rPr>
           <w:szCs w:val="21"/>
         </w:rPr>
         <w:t>현재 상태 요약</w:t>
       </w:r>
+      <w:bookmarkEnd w:id="2"/>
     </w:p>
     <w:p>
       <w:pPr>
@@ -1713,7 +6220,7 @@
               <w:spacing w:line="270" w:lineRule="auto"/>
             </w:pPr>
             <w:r>
-              <w:t xml:space="preserve">설계 완료. 클라우드 미실측</w:t>
+              <w:t>설계 완료. 클라우드 미실측</w:t>
             </w:r>
           </w:p>
         </w:tc>
@@ -1760,7 +6267,7 @@
               <w:spacing w:line="270" w:lineRule="auto"/>
             </w:pPr>
             <w:r>
-              <w:t xml:space="preserve">미성립. 계층 프로브 0건</w:t>
+              <w:t>미성립. 계층 프로브 0건</w:t>
             </w:r>
           </w:p>
         </w:tc>
@@ -1774,7 +6281,7 @@
               <w:spacing w:line="270" w:lineRule="auto"/>
             </w:pPr>
             <w:r>
-              <w:t xml:space="preserve">L3 / L4 / L7 구분</w:t>
+              <w:t>L3 / L4 / L7 구분</w:t>
             </w:r>
           </w:p>
         </w:tc>
@@ -1821,7 +6328,16 @@
               <w:spacing w:line="270" w:lineRule="auto"/>
             </w:pPr>
             <w:r>
-              <w:t>하한 Alert 발화</w:t>
+              <w:t xml:space="preserve">하한 </w:t>
+            </w:r>
+            <w:r>
+              <w:rPr>
+                <w:rFonts w:hint="eastAsia"/>
+              </w:rPr>
+              <w:t>알람</w:t>
+            </w:r>
+            <w:r>
+              <w:t xml:space="preserve"> 발화</w:t>
             </w:r>
           </w:p>
         </w:tc>
@@ -1901,7 +6417,7 @@
               <w:spacing w:line="270" w:lineRule="auto"/>
             </w:pPr>
             <w:r>
-              <w:t xml:space="preserve">불변식 26종, 위반 0행</w:t>
+              <w:t>불변식 26종, 위반 0행</w:t>
             </w:r>
           </w:p>
         </w:tc>
@@ -2077,12 +6593,14 @@
       <w:pPr>
         <w:pStyle w:val="2"/>
       </w:pPr>
+      <w:bookmarkStart w:id="3" w:name="_Toc239114321"/>
       <w:r>
         <w:rPr>
           <w:szCs w:val="21"/>
         </w:rPr>
         <w:t>이 문서의 용어</w:t>
       </w:r>
+      <w:bookmarkEnd w:id="3"/>
     </w:p>
     <w:p>
       <w:pPr>
@@ -2250,7 +6768,7 @@
               <w:spacing w:line="270" w:lineRule="auto"/>
             </w:pPr>
             <w:r>
-              <w:t xml:space="preserve">호스트 도달 / 포트 연결 / HTTP 응답을 각각 확인하는 관측 지점</w:t>
+              <w:t>호스트 도달 / 포트 연결 / HTTP 응답을 각각 확인하는 관측 지점</w:t>
             </w:r>
           </w:p>
         </w:tc>
@@ -2415,7 +6933,7 @@
               <w:spacing w:line="270" w:lineRule="auto"/>
             </w:pPr>
             <w:r>
-              <w:t xml:space="preserve">장애 발생부터 탐지까지의 시간 / 탐지 후 복구 완료까지의 시간</w:t>
+              <w:t>장애 발생부터 탐지까지의 시간 / 탐지 후 복구 완료까지의 시간</w:t>
             </w:r>
           </w:p>
         </w:tc>
@@ -2448,7 +6966,7 @@
               <w:spacing w:line="270" w:lineRule="auto"/>
             </w:pPr>
             <w:r>
-              <w:t xml:space="preserve">장애 발생 후 서비스 복구까지 걸린 시간 / 장애 상황에서 손실 가능한 데이터 범위</w:t>
+              <w:t>장애 발생 후 서비스 복구까지 걸린 시간 / 장애 상황에서 손실 가능한 데이터 범위</w:t>
             </w:r>
           </w:p>
         </w:tc>
@@ -2468,7 +6986,7 @@
             </w:pPr>
             <w:r>
               <w:lastRenderedPageBreak/>
-              <w:t xml:space="preserve">Ledger 불변식</w:t>
+              <w:t>Ledger 불변식</w:t>
             </w:r>
           </w:p>
         </w:tc>
@@ -2515,7 +7033,7 @@
               <w:spacing w:line="270" w:lineRule="auto"/>
             </w:pPr>
             <w:r>
-              <w:t xml:space="preserve">정상 구간을 관측해 확정한 기준값</w:t>
+              <w:t>정상 구간을 관측해 확정한 기준값</w:t>
             </w:r>
           </w:p>
         </w:tc>
@@ -2533,12 +7051,14 @@
           <w:szCs w:val="21"/>
         </w:rPr>
       </w:pPr>
+      <w:bookmarkStart w:id="4" w:name="_Toc239114322"/>
       <w:r>
         <w:rPr>
           <w:szCs w:val="21"/>
         </w:rPr>
         <w:t>질문별 위치</w:t>
       </w:r>
+      <w:bookmarkEnd w:id="4"/>
     </w:p>
     <w:p>
       <w:pPr>
@@ -2791,7 +7311,7 @@
               <w:spacing w:line="270" w:lineRule="auto"/>
             </w:pPr>
             <w:r>
-              <w:t xml:space="preserve">Network / Application / Database를 어떻게 구분하는가</w:t>
+              <w:t>Network / Application / Database를 어떻게 구분하는가</w:t>
             </w:r>
           </w:p>
         </w:tc>
@@ -2989,6 +7509,7 @@
           <w:bottom w:val="single" w:sz="8" w:space="4" w:color="1F3864"/>
         </w:pBdr>
       </w:pPr>
+      <w:bookmarkStart w:id="5" w:name="_Toc239114323"/>
       <w:r>
         <w:rPr>
           <w:szCs w:val="21"/>
@@ -2996,17 +7517,20 @@
         <w:lastRenderedPageBreak/>
         <w:t>1. 프로젝트 개요</w:t>
       </w:r>
+      <w:bookmarkEnd w:id="5"/>
     </w:p>
     <w:p>
       <w:pPr>
         <w:pStyle w:val="2"/>
       </w:pPr>
+      <w:bookmarkStart w:id="6" w:name="_Toc239114324"/>
       <w:r>
         <w:rPr>
           <w:szCs w:val="21"/>
         </w:rPr>
         <w:t>1.1 한 줄 정의</w:t>
       </w:r>
+      <w:bookmarkEnd w:id="6"/>
     </w:p>
     <w:p>
       <w:pPr>
@@ -3036,12 +7560,14 @@
       <w:pPr>
         <w:pStyle w:val="2"/>
       </w:pPr>
+      <w:bookmarkStart w:id="7" w:name="_Toc239114325"/>
       <w:r>
         <w:rPr>
           <w:szCs w:val="21"/>
         </w:rPr>
         <w:t>1.2 핵심 질문 셋</w:t>
       </w:r>
+      <w:bookmarkEnd w:id="7"/>
     </w:p>
     <w:p>
       <w:pPr>
@@ -3070,7 +7596,7 @@
         <w:pStyle w:val="a0"/>
       </w:pPr>
       <w:r>
-        <w:t xml:space="preserve">응답이 느려졌다는 현상 하나로는 네트워크인지, 애플리케이션인지, 데이터베이스인지 갈리지 않습니다. 계층별 관측 지점을 두고 그 조합으로 원인을 좁히는 것이 이 질문의 답입니다. 5.3의 계층 프로브, 6.2와 6.3의 판단 흐름, 7.2의 Runbook이 여기에 대응합니다.</w:t>
+        <w:t>응답이 느려졌다는 현상 하나로는 네트워크인지, 애플리케이션인지, 데이터베이스인지 갈리지 않습니다. 계층별 관측 지점을 두고 그 조합으로 원인을 좁히는 것이 이 질문의 답입니다. 5.3의 계층 프로브, 6.2와 6.3의 판단 흐름, 7.2의 Runbook이 여기에 대응합니다.</w:t>
       </w:r>
     </w:p>
     <w:p>
@@ -3138,12 +7664,14 @@
       <w:pPr>
         <w:pStyle w:val="2"/>
       </w:pPr>
+      <w:bookmarkStart w:id="8" w:name="_Toc239114326"/>
       <w:r>
         <w:rPr>
           <w:szCs w:val="21"/>
         </w:rPr>
         <w:t>1.3 운영 인수 설정과 그 경계</w:t>
       </w:r>
+      <w:bookmarkEnd w:id="8"/>
     </w:p>
     <w:p>
       <w:pPr>
@@ -3422,19 +7950,21 @@
         <w:pStyle w:val="a0"/>
       </w:pPr>
       <w:r>
-        <w:t xml:space="preserve">설정이 아닌 것을 적습니다. 수치, 로그, 실험 결과, 커밋 이력, 비용 산정은 전부 실측이며 이 문서의 어느 주장도 설정 때문에 바뀌지 않습니다.</w:t>
+        <w:t>설정이 아닌 것을 적습니다. 수치, 로그, 실험 결과, 커밋 이력, 비용 산정은 전부 실측이며 이 문서의 어느 주장도 설정 때문에 바뀌지 않습니다.</w:t>
       </w:r>
     </w:p>
     <w:p>
       <w:pPr>
         <w:pStyle w:val="2"/>
       </w:pPr>
+      <w:bookmarkStart w:id="9" w:name="_Toc239114327"/>
       <w:r>
         <w:rPr>
           <w:szCs w:val="21"/>
         </w:rPr>
         <w:t>1.4 이 문서가 지키는 규율</w:t>
       </w:r>
+      <w:bookmarkEnd w:id="9"/>
     </w:p>
     <w:p>
       <w:pPr>
@@ -3457,7 +7987,7 @@
         <w:t>PASS</w:t>
       </w:r>
       <w:r>
-        <w:t xml:space="preserve">로 기록하지 않습니다. 판정 상태로는 아래 다섯 토큰만 씁니다.</w:t>
+        <w:t>로 기록하지 않습니다. 판정 상태로는 아래 다섯 토큰만 씁니다.</w:t>
       </w:r>
     </w:p>
     <w:p>
@@ -3788,7 +8318,7 @@
         <w:t>PASS</w:t>
       </w:r>
       <w:r>
-        <w:t xml:space="preserve">의 의미로 쓰지 않습니다. 13장의 현재 상태 열은 판정 상태와 별개로 역량의 성립 여부를 적으며 미성립, 부분 성립, 미착수를 씁니다. 흑백으로 출력해도 상태값이 그대로 읽히도록 이 다섯 토큰은 문서 전체에서 고정폭 글꼴로 표기합니다.</w:t>
+        <w:t>의 의미로 쓰지 않습니다. 13장의 현재 상태 열은 판정 상태와 별개로 역량의 성립 여부를 적으며 미성립, 부분 성립, 미착수를 씁니다. 흑백으로 출력해도 상태값이 그대로 읽히도록 이 다섯 토큰은 문서 전체에서 고정폭 글꼴로 표기합니다.</w:t>
       </w:r>
     </w:p>
     <w:p>
@@ -3798,6 +8328,7 @@
           <w:bottom w:val="single" w:sz="8" w:space="4" w:color="1F3864"/>
         </w:pBdr>
       </w:pPr>
+      <w:bookmarkStart w:id="10" w:name="_Toc239114328"/>
       <w:r>
         <w:rPr>
           <w:szCs w:val="21"/>
@@ -3805,17 +8336,20 @@
         <w:lastRenderedPageBreak/>
         <w:t>2. 대상 서비스와 인수 실사</w:t>
       </w:r>
+      <w:bookmarkEnd w:id="10"/>
     </w:p>
     <w:p>
       <w:pPr>
         <w:pStyle w:val="2"/>
       </w:pPr>
+      <w:bookmarkStart w:id="11" w:name="_Toc239114329"/>
       <w:r>
         <w:rPr>
           <w:szCs w:val="21"/>
         </w:rPr>
         <w:t>2.1 서비스 구성</w:t>
       </w:r>
+      <w:bookmarkEnd w:id="11"/>
     </w:p>
     <w:p>
       <w:pPr>
@@ -3952,7 +8486,7 @@
               <w:spacing w:line="270" w:lineRule="auto"/>
             </w:pPr>
             <w:r>
-              <w:t xml:space="preserve">REST 엔드포인트</w:t>
+              <w:t>REST 엔드포인트</w:t>
             </w:r>
           </w:p>
         </w:tc>
@@ -3969,7 +8503,7 @@
               <w:spacing w:line="270" w:lineRule="auto"/>
             </w:pPr>
             <w:r>
-              <w:t xml:space="preserve">99 (공개 44, 관리 49, 하네스 5, 내부 1)</w:t>
+              <w:t>99 (공개 44, 관리 49, 하네스 5, 내부 1)</w:t>
             </w:r>
           </w:p>
         </w:tc>
@@ -4002,7 +8536,7 @@
               <w:spacing w:line="270" w:lineRule="auto"/>
             </w:pPr>
             <w:r>
-              <w:t xml:space="preserve">엔드포인트 1, 채널 6종</w:t>
+              <w:t>엔드포인트 1, 채널 6종</w:t>
             </w:r>
           </w:p>
         </w:tc>
@@ -4054,7 +8588,7 @@
               <w:spacing w:line="270" w:lineRule="auto"/>
             </w:pPr>
             <w:r>
-              <w:t xml:space="preserve">웹 page 라우트</w:t>
+              <w:t>웹 page 라우트</w:t>
             </w:r>
           </w:p>
         </w:tc>
@@ -4087,7 +8621,7 @@
               <w:spacing w:line="270" w:lineRule="auto"/>
             </w:pPr>
             <w:r>
-              <w:t xml:space="preserve">백엔드 테스트</w:t>
+              <w:t>백엔드 테스트</w:t>
             </w:r>
           </w:p>
         </w:tc>
@@ -4157,12 +8691,14 @@
       <w:pPr>
         <w:pStyle w:val="2"/>
       </w:pPr>
+      <w:bookmarkStart w:id="12" w:name="_Toc239114330"/>
       <w:r>
         <w:rPr>
           <w:szCs w:val="21"/>
         </w:rPr>
         <w:t>2.2 운영상 중요한 계약 셋</w:t>
       </w:r>
+      <w:bookmarkEnd w:id="12"/>
     </w:p>
     <w:p>
       <w:pPr>
@@ -4231,19 +8767,21 @@
         <w:t>NUMERIC(40,18)</w:t>
       </w:r>
       <w:r>
-        <w:t xml:space="preserve">이며 백엔드 계산에 부동소수점을 쓰지 않습니다.</w:t>
+        <w:t>이며 백엔드 계산에 부동소수점을 쓰지 않습니다.</w:t>
       </w:r>
     </w:p>
     <w:p>
       <w:pPr>
         <w:pStyle w:val="2"/>
       </w:pPr>
+      <w:bookmarkStart w:id="13" w:name="_Toc239114331"/>
       <w:r>
         <w:rPr>
           <w:szCs w:val="21"/>
         </w:rPr>
         <w:t>2.3 인수 실사 결과</w:t>
       </w:r>
+      <w:bookmarkEnd w:id="13"/>
     </w:p>
     <w:p>
       <w:pPr>
@@ -4406,7 +8944,7 @@
               <w:spacing w:line="270" w:lineRule="auto"/>
             </w:pPr>
             <w:r>
-              <w:t xml:space="preserve">계층 프로브</w:t>
+              <w:t>계층 프로브</w:t>
             </w:r>
           </w:p>
         </w:tc>
@@ -4585,7 +9123,7 @@
               <w:spacing w:line="270" w:lineRule="auto"/>
             </w:pPr>
             <w:r>
-              <w:t xml:space="preserve">이미지 빌드와 푸시까지. 배포 미착수</w:t>
+              <w:t>이미지 빌드와 푸시까지. 배포 미착수</w:t>
             </w:r>
           </w:p>
         </w:tc>
@@ -4650,12 +9188,14 @@
           <w:bottom w:val="single" w:sz="8" w:space="4" w:color="1F3864"/>
         </w:pBdr>
       </w:pPr>
+      <w:bookmarkStart w:id="14" w:name="_Toc239114332"/>
       <w:r>
         <w:rPr>
           <w:szCs w:val="21"/>
         </w:rPr>
         <w:t>3. 정상 상태와 운영 목표</w:t>
       </w:r>
+      <w:bookmarkEnd w:id="14"/>
     </w:p>
     <w:p>
       <w:pPr>
@@ -4680,12 +9220,14 @@
       <w:pPr>
         <w:pStyle w:val="2"/>
       </w:pPr>
+      <w:bookmarkStart w:id="15" w:name="_Toc239114333"/>
       <w:r>
         <w:rPr>
           <w:szCs w:val="21"/>
         </w:rPr>
         <w:t>3.1 운영 루프</w:t>
       </w:r>
+      <w:bookmarkEnd w:id="15"/>
     </w:p>
     <w:p>
       <w:pPr>
@@ -4696,8 +9238,12 @@
       </w:pPr>
       <w:r>
         <w:t>정상 상태 정의 -&gt; 기준 이탈 감지 -&gt; Alert -&gt; 계층 판별</w:t>
+      </w:r>
+      <w:r>
         <w:br/>
         <w:t>-&gt; Runbook 실행 -&gt; 서비스 복구 -&gt; Transaction 정상 확인</w:t>
+      </w:r>
+      <w:r>
         <w:br/>
         <w:t>-&gt; Ledger 정합성 확인 -&gt; 정상 상태 재확인 -&gt; Incident 종료</w:t>
       </w:r>
@@ -4714,19 +9260,21 @@
       <w:pPr>
         <w:pStyle w:val="2"/>
       </w:pPr>
+      <w:bookmarkStart w:id="16" w:name="_Toc239114334"/>
       <w:r>
         <w:rPr>
           <w:szCs w:val="21"/>
         </w:rPr>
         <w:t>3.2 계층별 정상 상태</w:t>
       </w:r>
+      <w:bookmarkEnd w:id="16"/>
     </w:p>
     <w:p>
       <w:pPr>
         <w:pStyle w:val="a0"/>
       </w:pPr>
       <w:r>
-        <w:t xml:space="preserve">임계값이 실측으로 확정된 것과 아직 정하지 못한 것을 구분해 적습니다. 클라우드 반복 측정 전에는 임계값을 확정하지 않고, 실측 Baseline을 기준으로 설정합니다.</w:t>
+        <w:t>임계값이 실측으로 확정된 것과 아직 정하지 못한 것을 구분해 적습니다. 클라우드 반복 측정 전에는 임계값을 확정하지 않고, 실측 Baseline을 기준으로 설정합니다.</w:t>
       </w:r>
     </w:p>
     <w:p>
@@ -5024,7 +9572,7 @@
               <w:rPr>
                 <w:szCs w:val="17"/>
               </w:rPr>
-              <w:t xml:space="preserve">node_exporter. 미배선</w:t>
+              <w:t>node_exporter. 미배선</w:t>
             </w:r>
           </w:p>
         </w:tc>
@@ -5119,7 +9667,7 @@
               <w:rPr>
                 <w:szCs w:val="17"/>
               </w:rPr>
-              <w:t xml:space="preserve">node_exporter. 미배선</w:t>
+              <w:t>node_exporter. 미배선</w:t>
             </w:r>
           </w:p>
         </w:tc>
@@ -5209,7 +9757,7 @@
               <w:rPr>
                 <w:szCs w:val="17"/>
               </w:rPr>
-              <w:t xml:space="preserve">node_exporter. 미배선</w:t>
+              <w:t>node_exporter. 미배선</w:t>
             </w:r>
           </w:p>
         </w:tc>
@@ -5304,7 +9852,7 @@
               <w:rPr>
                 <w:szCs w:val="17"/>
               </w:rPr>
-              <w:t xml:space="preserve">blackbox probe. 미배선</w:t>
+              <w:t>blackbox probe. 미배선</w:t>
             </w:r>
           </w:p>
         </w:tc>
@@ -5394,7 +9942,7 @@
               <w:rPr>
                 <w:szCs w:val="17"/>
               </w:rPr>
-              <w:t xml:space="preserve">blackbox probe. 미배선</w:t>
+              <w:t>blackbox probe. 미배선</w:t>
             </w:r>
           </w:p>
         </w:tc>
@@ -5489,7 +10037,7 @@
               <w:rPr>
                 <w:szCs w:val="17"/>
               </w:rPr>
-              <w:t xml:space="preserve">blackbox probe. 미배선</w:t>
+              <w:t>blackbox probe. 미배선</w:t>
             </w:r>
           </w:p>
         </w:tc>
@@ -5638,7 +10186,7 @@
               <w:rPr>
                 <w:szCs w:val="17"/>
               </w:rPr>
-              <w:t xml:space="preserve">부하 회차 임계 안</w:t>
+              <w:t>부하 회차 임계 안</w:t>
             </w:r>
           </w:p>
         </w:tc>
@@ -5730,7 +10278,7 @@
               <w:rPr>
                 <w:szCs w:val="17"/>
               </w:rPr>
-              <w:t xml:space="preserve">부하 회차 임계 안</w:t>
+              <w:t>부하 회차 임계 안</w:t>
             </w:r>
           </w:p>
         </w:tc>
@@ -6805,7 +11353,7 @@
               <w:rPr>
                 <w:szCs w:val="17"/>
               </w:rPr>
-              <w:t xml:space="preserve">불변식 SQL</w:t>
+              <w:t>불변식 SQL</w:t>
             </w:r>
           </w:p>
         </w:tc>
@@ -6895,7 +11443,7 @@
               <w:rPr>
                 <w:szCs w:val="17"/>
               </w:rPr>
-              <w:t xml:space="preserve">불변식 SQL</w:t>
+              <w:t>불변식 SQL</w:t>
             </w:r>
           </w:p>
         </w:tc>
@@ -6990,7 +11538,7 @@
               <w:rPr>
                 <w:szCs w:val="17"/>
               </w:rPr>
-              <w:t xml:space="preserve">불변식 SQL</w:t>
+              <w:t>불변식 SQL</w:t>
             </w:r>
           </w:p>
         </w:tc>
@@ -7081,7 +11629,7 @@
               <w:rPr>
                 <w:szCs w:val="17"/>
               </w:rPr>
-              <w:t xml:space="preserve">불변식 SQL</w:t>
+              <w:t>불변식 SQL</w:t>
             </w:r>
           </w:p>
         </w:tc>
@@ -7104,12 +11652,14 @@
       <w:pPr>
         <w:pStyle w:val="2"/>
       </w:pPr>
+      <w:bookmarkStart w:id="17" w:name="_Toc239114335"/>
       <w:r>
         <w:rPr>
           <w:szCs w:val="21"/>
         </w:rPr>
         <w:t>3.3 기준선이 없는 항목</w:t>
       </w:r>
+      <w:bookmarkEnd w:id="17"/>
     </w:p>
     <w:p>
       <w:pPr>
@@ -7128,7 +11678,7 @@
         </w:numPr>
       </w:pPr>
       <w:r>
-        <w:t xml:space="preserve">Infrastructure 4종. node_exporter와 cAdvisor가 미배선이라 CPU, Memory, Disk, Network의 정상 범위를 정하지 못했습니다.</w:t>
+        <w:t>Infrastructure 4종. node_exporter와 cAdvisor가 미배선이라 CPU, Memory, Disk, Network의 정상 범위를 정하지 못했습니다.</w:t>
       </w:r>
     </w:p>
     <w:p>
@@ -7140,7 +11690,7 @@
         </w:numPr>
       </w:pPr>
       <w:r>
-        <w:t xml:space="preserve">Network 3종. 계층 프로브가 0건입니다.</w:t>
+        <w:t>Network 3종. 계층 프로브가 0건입니다.</w:t>
       </w:r>
     </w:p>
     <w:p>
@@ -7167,31 +11717,35 @@
       <w:pPr>
         <w:pStyle w:val="2"/>
       </w:pPr>
+      <w:bookmarkStart w:id="18" w:name="_Toc239114336"/>
       <w:r>
         <w:rPr>
           <w:szCs w:val="21"/>
         </w:rPr>
         <w:t>3.4 미정 상태가 만드는 위험</w:t>
       </w:r>
+      <w:bookmarkEnd w:id="18"/>
     </w:p>
     <w:p>
       <w:pPr>
         <w:pStyle w:val="a0"/>
       </w:pPr>
       <w:r>
-        <w:t xml:space="preserve">정상 상태가 정의되지 않은 계층은 이상 탐지도 되지 않습니다. 현재 Network 계층이 그렇습니다. 네트워크 장애가 나면 API Latency와 Error Rate가 오르는데, 그것만으로는 애플리케이션 장애와 구분되지 않습니다. 계층 프로브 0건이 Q1에 답하지 못하는 직접적인 이유입니다.</w:t>
+        <w:t>정상 상태가 정의되지 않은 계층은 이상 탐지도 되지 않습니다. 현재 Network 계층이 그렇습니다. 네트워크 장애가 나면 API Latency와 Error Rate가 오르는데, 그것만으로는 애플리케이션 장애와 구분되지 않습니다. 계층 프로브 0건이 Q1에 답하지 못하는 직접적인 이유입니다.</w:t>
       </w:r>
     </w:p>
     <w:p>
       <w:pPr>
         <w:pStyle w:val="2"/>
       </w:pPr>
+      <w:bookmarkStart w:id="19" w:name="_Toc239114337"/>
       <w:r>
         <w:rPr>
           <w:szCs w:val="21"/>
         </w:rPr>
         <w:t>3.5 운영 목표</w:t>
       </w:r>
+      <w:bookmarkEnd w:id="19"/>
     </w:p>
     <w:p>
       <w:pPr>
@@ -7409,7 +11963,7 @@
               <w:spacing w:line="270" w:lineRule="auto"/>
             </w:pPr>
             <w:r>
-              <w:t xml:space="preserve">원장 불변식 위반</w:t>
+              <w:t>원장 불변식 위반</w:t>
             </w:r>
           </w:p>
         </w:tc>
@@ -7720,7 +12274,7 @@
               <w:spacing w:line="270" w:lineRule="auto"/>
             </w:pPr>
             <w:r>
-              <w:t xml:space="preserve">복원 후 불변식 0행</w:t>
+              <w:t>복원 후 불변식 0행</w:t>
             </w:r>
           </w:p>
         </w:tc>
@@ -7753,6 +12307,7 @@
           <w:bottom w:val="single" w:sz="8" w:space="4" w:color="1F3864"/>
         </w:pBdr>
       </w:pPr>
+      <w:bookmarkStart w:id="20" w:name="_Toc239114338"/>
       <w:r>
         <w:rPr>
           <w:szCs w:val="21"/>
@@ -7760,17 +12315,20 @@
         <w:lastRenderedPageBreak/>
         <w:t>4. 시스템 아키텍처</w:t>
       </w:r>
+      <w:bookmarkEnd w:id="20"/>
     </w:p>
     <w:p>
       <w:pPr>
         <w:pStyle w:val="2"/>
       </w:pPr>
+      <w:bookmarkStart w:id="21" w:name="_Toc239114339"/>
       <w:r>
         <w:rPr>
           <w:szCs w:val="21"/>
         </w:rPr>
         <w:t>4.1 평면 분리</w:t>
       </w:r>
+      <w:bookmarkEnd w:id="21"/>
     </w:p>
     <w:p>
       <w:pPr>
@@ -8007,7 +12565,7 @@
               <w:spacing w:line="270" w:lineRule="auto"/>
             </w:pPr>
             <w:r>
-              <w:t xml:space="preserve">비파괴 실험. 리더 kill은 자동 복구가 30초 이내이므로 허용</w:t>
+              <w:t>비파괴 실험. 리더 kill은 자동 복구가 30초 이내이므로 허용</w:t>
             </w:r>
           </w:p>
         </w:tc>
@@ -8144,12 +12702,14 @@
       <w:pPr>
         <w:pStyle w:val="2"/>
       </w:pPr>
+      <w:bookmarkStart w:id="22" w:name="_Toc239114340"/>
       <w:r>
         <w:rPr>
           <w:szCs w:val="21"/>
         </w:rPr>
         <w:t>4.2 상시면 구성</w:t>
       </w:r>
+      <w:bookmarkEnd w:id="22"/>
     </w:p>
     <w:p>
       <w:pPr>
@@ -8163,115 +12723,460 @@
         <w:rPr>
           <w:rFonts w:ascii="Cambria Math" w:hAnsi="Cambria Math" w:cs="Cambria Math"/>
         </w:rPr>
-        <w:t xml:space="preserve">[경계]    Internet -&gt; ALB  (TLS 종단 · 퍼블릭 서브넷 2 AZ)</w:t>
+        <w:t>[</w:t>
+      </w:r>
+      <w:r>
+        <w:rPr>
+          <w:rFonts w:ascii="Cambria Math" w:hAnsi="Cambria Math" w:cs="Cambria Math"/>
+        </w:rPr>
+        <w:t>경계</w:t>
+      </w:r>
+      <w:r>
+        <w:rPr>
+          <w:rFonts w:ascii="Cambria Math" w:hAnsi="Cambria Math" w:cs="Cambria Math"/>
+        </w:rPr>
+        <w:t xml:space="preserve">]    Internet -&gt; ALB  (TLS </w:t>
+      </w:r>
+      <w:r>
+        <w:rPr>
+          <w:rFonts w:ascii="Cambria Math" w:hAnsi="Cambria Math" w:cs="Cambria Math"/>
+        </w:rPr>
+        <w:t>종단</w:t>
+      </w:r>
+      <w:r>
+        <w:rPr>
+          <w:rFonts w:ascii="Cambria Math" w:hAnsi="Cambria Math" w:cs="Cambria Math"/>
+        </w:rPr>
+        <w:t xml:space="preserve"> · </w:t>
+      </w:r>
+      <w:r>
+        <w:rPr>
+          <w:rFonts w:ascii="Cambria Math" w:hAnsi="Cambria Math" w:cs="Cambria Math"/>
+        </w:rPr>
+        <w:t>퍼블릭</w:t>
+      </w:r>
+      <w:r>
+        <w:rPr>
+          <w:rFonts w:ascii="Cambria Math" w:hAnsi="Cambria Math" w:cs="Cambria Math"/>
+        </w:rPr>
+        <w:t xml:space="preserve"> </w:t>
+      </w:r>
+      <w:r>
+        <w:rPr>
+          <w:rFonts w:ascii="Cambria Math" w:hAnsi="Cambria Math" w:cs="Cambria Math"/>
+        </w:rPr>
+        <w:t>서브넷</w:t>
+      </w:r>
+      <w:r>
+        <w:rPr>
+          <w:rFonts w:ascii="Cambria Math" w:hAnsi="Cambria Math" w:cs="Cambria Math"/>
+        </w:rPr>
+        <w:t xml:space="preserve"> 2 AZ)</w:t>
       </w:r>
       <w:r>
         <w:rPr>
           <w:rFonts w:ascii="Cambria Math" w:hAnsi="Cambria Math" w:cs="Cambria Math"/>
         </w:rPr>
         <w:br/>
+        <w:t xml:space="preserve">          </w:t>
       </w:r>
       <w:r>
         <w:rPr>
           <w:rFonts w:ascii="Cambria Math" w:hAnsi="Cambria Math" w:cs="Cambria Math"/>
         </w:rPr>
-        <w:t xml:space="preserve">          타겟그룹 헬스체크 /actuator/health/readiness :8081</w:t>
+        <w:t>타겟그룹</w:t>
+      </w:r>
+      <w:r>
+        <w:rPr>
+          <w:rFonts w:ascii="Cambria Math" w:hAnsi="Cambria Math" w:cs="Cambria Math"/>
+        </w:rPr>
+        <w:t xml:space="preserve"> </w:t>
+      </w:r>
+      <w:r>
+        <w:rPr>
+          <w:rFonts w:ascii="Cambria Math" w:hAnsi="Cambria Math" w:cs="Cambria Math"/>
+        </w:rPr>
+        <w:t>헬스체크</w:t>
+      </w:r>
+      <w:r>
+        <w:rPr>
+          <w:rFonts w:ascii="Cambria Math" w:hAnsi="Cambria Math" w:cs="Cambria Math"/>
+        </w:rPr>
+        <w:t xml:space="preserve"> /actuator/health/readiness :8081</w:t>
       </w:r>
       <w:r>
         <w:rPr>
           <w:rFonts w:ascii="Cambria Math" w:hAnsi="Cambria Math" w:cs="Cambria Math"/>
         </w:rPr>
         <w:br/>
+        <w:t xml:space="preserve">          </w:t>
       </w:r>
       <w:r>
         <w:rPr>
           <w:rFonts w:ascii="Cambria Math" w:hAnsi="Cambria Math" w:cs="Cambria Math"/>
         </w:rPr>
-        <w:t xml:space="preserve">          리더만 200. 팔로워는 503이라 자동으로 빠짐</w:t>
+        <w:t>리더만</w:t>
+      </w:r>
+      <w:r>
+        <w:rPr>
+          <w:rFonts w:ascii="Cambria Math" w:hAnsi="Cambria Math" w:cs="Cambria Math"/>
+        </w:rPr>
+        <w:t xml:space="preserve"> 200. </w:t>
+      </w:r>
+      <w:r>
+        <w:rPr>
+          <w:rFonts w:ascii="Cambria Math" w:hAnsi="Cambria Math" w:cs="Cambria Math"/>
+        </w:rPr>
+        <w:t>팔로워는</w:t>
+      </w:r>
+      <w:r>
+        <w:rPr>
+          <w:rFonts w:ascii="Cambria Math" w:hAnsi="Cambria Math" w:cs="Cambria Math"/>
+        </w:rPr>
+        <w:t xml:space="preserve"> 503</w:t>
+      </w:r>
+      <w:r>
+        <w:rPr>
+          <w:rFonts w:ascii="Cambria Math" w:hAnsi="Cambria Math" w:cs="Cambria Math"/>
+        </w:rPr>
+        <w:t>이라</w:t>
+      </w:r>
+      <w:r>
+        <w:rPr>
+          <w:rFonts w:ascii="Cambria Math" w:hAnsi="Cambria Math" w:cs="Cambria Math"/>
+        </w:rPr>
+        <w:t xml:space="preserve"> </w:t>
+      </w:r>
+      <w:r>
+        <w:rPr>
+          <w:rFonts w:ascii="Cambria Math" w:hAnsi="Cambria Math" w:cs="Cambria Math"/>
+        </w:rPr>
+        <w:t>자동으로</w:t>
+      </w:r>
+      <w:r>
+        <w:rPr>
+          <w:rFonts w:ascii="Cambria Math" w:hAnsi="Cambria Math" w:cs="Cambria Math"/>
+        </w:rPr>
+        <w:t xml:space="preserve"> </w:t>
+      </w:r>
+      <w:r>
+        <w:rPr>
+          <w:rFonts w:ascii="Cambria Math" w:hAnsi="Cambria Math" w:cs="Cambria Math"/>
+        </w:rPr>
+        <w:t>빠짐</w:t>
       </w:r>
       <w:r>
         <w:rPr>
           <w:rFonts w:ascii="Cambria Math" w:hAnsi="Cambria Math" w:cs="Cambria Math"/>
         </w:rPr>
         <w:br/>
+        <w:t xml:space="preserve">[NAT]     NAT-a (AZ-a </w:t>
       </w:r>
       <w:r>
         <w:rPr>
           <w:rFonts w:ascii="Cambria Math" w:hAnsi="Cambria Math" w:cs="Cambria Math"/>
         </w:rPr>
-        <w:t xml:space="preserve">[NAT]     NAT-a (AZ-a 퍼블릭) · NAT-c (AZ-c 퍼블릭)   t4g.nano · AZ 로컬</w:t>
+        <w:t>퍼블릭</w:t>
+      </w:r>
+      <w:r>
+        <w:rPr>
+          <w:rFonts w:ascii="Cambria Math" w:hAnsi="Cambria Math" w:cs="Cambria Math"/>
+        </w:rPr>
+        <w:t xml:space="preserve">) · NAT-c (AZ-c </w:t>
+      </w:r>
+      <w:r>
+        <w:rPr>
+          <w:rFonts w:ascii="Cambria Math" w:hAnsi="Cambria Math" w:cs="Cambria Math"/>
+        </w:rPr>
+        <w:t>퍼블릭</w:t>
+      </w:r>
+      <w:r>
+        <w:rPr>
+          <w:rFonts w:ascii="Cambria Math" w:hAnsi="Cambria Math" w:cs="Cambria Math"/>
+        </w:rPr>
+        <w:t xml:space="preserve">)   t4g.nano · AZ </w:t>
+      </w:r>
+      <w:r>
+        <w:rPr>
+          <w:rFonts w:ascii="Cambria Math" w:hAnsi="Cambria Math" w:cs="Cambria Math"/>
+        </w:rPr>
+        <w:t>로컬</w:t>
       </w:r>
       <w:r>
         <w:rPr>
           <w:rFonts w:ascii="Cambria Math" w:hAnsi="Cambria Math" w:cs="Cambria Math"/>
         </w:rPr>
         <w:br/>
+        <w:t>[</w:t>
       </w:r>
       <w:r>
         <w:rPr>
           <w:rFonts w:ascii="Cambria Math" w:hAnsi="Cambria Math" w:cs="Cambria Math"/>
         </w:rPr>
-        <w:t xml:space="preserve">[앱]      app-1 (AZ-a 프라이빗)        app-2 (AZ-c 프라이빗)</w:t>
+        <w:t>앱</w:t>
+      </w:r>
+      <w:r>
+        <w:rPr>
+          <w:rFonts w:ascii="Cambria Math" w:hAnsi="Cambria Math" w:cs="Cambria Math"/>
+        </w:rPr>
+        <w:t xml:space="preserve">]      app-1 (AZ-a </w:t>
+      </w:r>
+      <w:r>
+        <w:rPr>
+          <w:rFonts w:ascii="Cambria Math" w:hAnsi="Cambria Math" w:cs="Cambria Math"/>
+        </w:rPr>
+        <w:t>프라이빗</w:t>
+      </w:r>
+      <w:r>
+        <w:rPr>
+          <w:rFonts w:ascii="Cambria Math" w:hAnsi="Cambria Math" w:cs="Cambria Math"/>
+        </w:rPr>
+        <w:t xml:space="preserve">)        app-2 (AZ-c </w:t>
+      </w:r>
+      <w:r>
+        <w:rPr>
+          <w:rFonts w:ascii="Cambria Math" w:hAnsi="Cambria Math" w:cs="Cambria Math"/>
+        </w:rPr>
+        <w:t>프라이빗</w:t>
+      </w:r>
+      <w:r>
+        <w:rPr>
+          <w:rFonts w:ascii="Cambria Math" w:hAnsi="Cambria Math" w:cs="Cambria Math"/>
+        </w:rPr>
+        <w:t>)</w:t>
       </w:r>
       <w:r>
         <w:rPr>
           <w:rFonts w:ascii="Cambria Math" w:hAnsi="Cambria Math" w:cs="Cambria Math"/>
         </w:rPr>
         <w:br/>
+        <w:t xml:space="preserve">          readiness 200 = </w:t>
       </w:r>
       <w:r>
         <w:rPr>
           <w:rFonts w:ascii="Cambria Math" w:hAnsi="Cambria Math" w:cs="Cambria Math"/>
         </w:rPr>
-        <w:t xml:space="preserve">          readiness 200 = 리더         readiness 503 = 팔로워</w:t>
+        <w:t>리더</w:t>
+      </w:r>
+      <w:r>
+        <w:rPr>
+          <w:rFonts w:ascii="Cambria Math" w:hAnsi="Cambria Math" w:cs="Cambria Math"/>
+        </w:rPr>
+        <w:t xml:space="preserve">         readiness 503 = </w:t>
+      </w:r>
+      <w:r>
+        <w:rPr>
+          <w:rFonts w:ascii="Cambria Math" w:hAnsi="Cambria Math" w:cs="Cambria Math"/>
+        </w:rPr>
+        <w:t>팔로워</w:t>
       </w:r>
       <w:r>
         <w:rPr>
           <w:rFonts w:ascii="Cambria Math" w:hAnsi="Cambria Math" w:cs="Cambria Math"/>
         </w:rPr>
         <w:br/>
+        <w:t xml:space="preserve">                                       </w:t>
       </w:r>
       <w:r>
         <w:rPr>
           <w:rFonts w:ascii="Cambria Math" w:hAnsi="Cambria Math" w:cs="Cambria Math"/>
         </w:rPr>
-        <w:t xml:space="preserve">                                       관측 Prometheus · Grafana 동거</w:t>
+        <w:t>관측</w:t>
+      </w:r>
+      <w:r>
+        <w:rPr>
+          <w:rFonts w:ascii="Cambria Math" w:hAnsi="Cambria Math" w:cs="Cambria Math"/>
+        </w:rPr>
+        <w:t xml:space="preserve"> Prometheus · Grafana </w:t>
+      </w:r>
+      <w:r>
+        <w:rPr>
+          <w:rFonts w:ascii="Cambria Math" w:hAnsi="Cambria Math" w:cs="Cambria Math"/>
+        </w:rPr>
+        <w:t>동거</w:t>
       </w:r>
       <w:r>
         <w:rPr>
           <w:rFonts w:ascii="Cambria Math" w:hAnsi="Cambria Math" w:cs="Cambria Math"/>
         </w:rPr>
         <w:br/>
+        <w:t>[</w:t>
       </w:r>
       <w:r>
         <w:rPr>
           <w:rFonts w:ascii="Cambria Math" w:hAnsi="Cambria Math" w:cs="Cambria Math"/>
         </w:rPr>
-        <w:t xml:space="preserve">[데이터]  PostgreSQL primary (AZ-a)    PostgreSQL standby (AZ-c)</w:t>
+        <w:t>데이터</w:t>
+      </w:r>
+      <w:r>
+        <w:rPr>
+          <w:rFonts w:ascii="Cambria Math" w:hAnsi="Cambria Math" w:cs="Cambria Math"/>
+        </w:rPr>
+        <w:t>]  PostgreSQL primary (AZ-a)    PostgreSQL standby (AZ-c)</w:t>
       </w:r>
       <w:r>
         <w:rPr>
           <w:rFonts w:ascii="Cambria Math" w:hAnsi="Cambria Math" w:cs="Cambria Math"/>
         </w:rPr>
         <w:br/>
+        <w:t xml:space="preserve">          leader_lease · WAL </w:t>
       </w:r>
       <w:r>
         <w:rPr>
           <w:rFonts w:ascii="Cambria Math" w:hAnsi="Cambria Math" w:cs="Cambria Math"/>
         </w:rPr>
-        <w:t xml:space="preserve">          leader_lease · WAL 아카이빙   스트리밍 복제 · 봇 플릿 동거</w:t>
+        <w:t>아카이빙</w:t>
+      </w:r>
+      <w:r>
+        <w:rPr>
+          <w:rFonts w:ascii="Cambria Math" w:hAnsi="Cambria Math" w:cs="Cambria Math"/>
+        </w:rPr>
+        <w:t xml:space="preserve">   </w:t>
+      </w:r>
+      <w:r>
+        <w:rPr>
+          <w:rFonts w:ascii="Cambria Math" w:hAnsi="Cambria Math" w:cs="Cambria Math"/>
+        </w:rPr>
+        <w:t>스트리밍</w:t>
+      </w:r>
+      <w:r>
+        <w:rPr>
+          <w:rFonts w:ascii="Cambria Math" w:hAnsi="Cambria Math" w:cs="Cambria Math"/>
+        </w:rPr>
+        <w:t xml:space="preserve"> </w:t>
+      </w:r>
+      <w:r>
+        <w:rPr>
+          <w:rFonts w:ascii="Cambria Math" w:hAnsi="Cambria Math" w:cs="Cambria Math"/>
+        </w:rPr>
+        <w:t>복제</w:t>
+      </w:r>
+      <w:r>
+        <w:rPr>
+          <w:rFonts w:ascii="Cambria Math" w:hAnsi="Cambria Math" w:cs="Cambria Math"/>
+        </w:rPr>
+        <w:t xml:space="preserve"> · </w:t>
+      </w:r>
+      <w:r>
+        <w:rPr>
+          <w:rFonts w:ascii="Cambria Math" w:hAnsi="Cambria Math" w:cs="Cambria Math"/>
+        </w:rPr>
+        <w:t>봇</w:t>
+      </w:r>
+      <w:r>
+        <w:rPr>
+          <w:rFonts w:ascii="Cambria Math" w:hAnsi="Cambria Math" w:cs="Cambria Math"/>
+        </w:rPr>
+        <w:t xml:space="preserve"> </w:t>
+      </w:r>
+      <w:r>
+        <w:rPr>
+          <w:rFonts w:ascii="Cambria Math" w:hAnsi="Cambria Math" w:cs="Cambria Math"/>
+        </w:rPr>
+        <w:t>플릿</w:t>
+      </w:r>
+      <w:r>
+        <w:rPr>
+          <w:rFonts w:ascii="Cambria Math" w:hAnsi="Cambria Math" w:cs="Cambria Math"/>
+        </w:rPr>
+        <w:t xml:space="preserve"> </w:t>
+      </w:r>
+      <w:r>
+        <w:rPr>
+          <w:rFonts w:ascii="Cambria Math" w:hAnsi="Cambria Math" w:cs="Cambria Math"/>
+        </w:rPr>
+        <w:t>동거</w:t>
       </w:r>
       <w:r>
         <w:rPr>
           <w:rFonts w:ascii="Cambria Math" w:hAnsi="Cambria Math" w:cs="Cambria Math"/>
         </w:rPr>
         <w:br/>
+        <w:t>[</w:t>
       </w:r>
       <w:r>
         <w:rPr>
           <w:rFonts w:ascii="Cambria Math" w:hAnsi="Cambria Math" w:cs="Cambria Math"/>
         </w:rPr>
-        <w:t xml:space="preserve">[부하]    Bot Fleet -&gt; 공개 API. 24시간 기저 주문 (standby 노드 동거)</w:t>
+        <w:t>부하</w:t>
+      </w:r>
+      <w:r>
+        <w:rPr>
+          <w:rFonts w:ascii="Cambria Math" w:hAnsi="Cambria Math" w:cs="Cambria Math"/>
+        </w:rPr>
+        <w:t xml:space="preserve">]    Bot Fleet -&gt; </w:t>
+      </w:r>
+      <w:r>
+        <w:rPr>
+          <w:rFonts w:ascii="Cambria Math" w:hAnsi="Cambria Math" w:cs="Cambria Math"/>
+        </w:rPr>
+        <w:t>공개</w:t>
+      </w:r>
+      <w:r>
+        <w:rPr>
+          <w:rFonts w:ascii="Cambria Math" w:hAnsi="Cambria Math" w:cs="Cambria Math"/>
+        </w:rPr>
+        <w:t xml:space="preserve"> API. 24</w:t>
+      </w:r>
+      <w:r>
+        <w:rPr>
+          <w:rFonts w:ascii="Cambria Math" w:hAnsi="Cambria Math" w:cs="Cambria Math"/>
+        </w:rPr>
+        <w:t>시간</w:t>
+      </w:r>
+      <w:r>
+        <w:rPr>
+          <w:rFonts w:ascii="Cambria Math" w:hAnsi="Cambria Math" w:cs="Cambria Math"/>
+        </w:rPr>
+        <w:t xml:space="preserve"> </w:t>
+      </w:r>
+      <w:r>
+        <w:rPr>
+          <w:rFonts w:ascii="Cambria Math" w:hAnsi="Cambria Math" w:cs="Cambria Math"/>
+        </w:rPr>
+        <w:t>기저</w:t>
+      </w:r>
+      <w:r>
+        <w:rPr>
+          <w:rFonts w:ascii="Cambria Math" w:hAnsi="Cambria Math" w:cs="Cambria Math"/>
+        </w:rPr>
+        <w:t xml:space="preserve"> </w:t>
+      </w:r>
+      <w:r>
+        <w:rPr>
+          <w:rFonts w:ascii="Cambria Math" w:hAnsi="Cambria Math" w:cs="Cambria Math"/>
+        </w:rPr>
+        <w:t>주문</w:t>
+      </w:r>
+      <w:r>
+        <w:rPr>
+          <w:rFonts w:ascii="Cambria Math" w:hAnsi="Cambria Math" w:cs="Cambria Math"/>
+        </w:rPr>
+        <w:t xml:space="preserve"> (standby </w:t>
+      </w:r>
+      <w:r>
+        <w:rPr>
+          <w:rFonts w:ascii="Cambria Math" w:hAnsi="Cambria Math" w:cs="Cambria Math"/>
+        </w:rPr>
+        <w:t>노드</w:t>
+      </w:r>
+      <w:r>
+        <w:rPr>
+          <w:rFonts w:ascii="Cambria Math" w:hAnsi="Cambria Math" w:cs="Cambria Math"/>
+        </w:rPr>
+        <w:t xml:space="preserve"> </w:t>
+      </w:r>
+      <w:r>
+        <w:rPr>
+          <w:rFonts w:ascii="Cambria Math" w:hAnsi="Cambria Math" w:cs="Cambria Math"/>
+        </w:rPr>
+        <w:t>동거</w:t>
+      </w:r>
+      <w:r>
+        <w:rPr>
+          <w:rFonts w:ascii="Cambria Math" w:hAnsi="Cambria Math" w:cs="Cambria Math"/>
+        </w:rPr>
+        <w:t>)</w:t>
       </w:r>
     </w:p>
     <w:p>
@@ -8293,7 +13198,7 @@
         <w:pStyle w:val="a0"/>
       </w:pPr>
       <w:r>
-        <w:t xml:space="preserve">Application과 데이터 계층을 모두 2 AZ에 배치합니다. 다만 DB 자동 승격이 미완이라 전체 AZ 장애 내성은 아직 주장하지 않습니다.</w:t>
+        <w:t>Application과 데이터 계층을 모두 2 AZ에 배치합니다. 다만 DB 자동 승격이 미완이라 전체 AZ 장애 내성은 아직 주장하지 않습니다.</w:t>
       </w:r>
     </w:p>
     <w:p>
@@ -8328,9 +13233,9 @@
         <w:tblLook w:val="0620" w:firstRow="1" w:lastRow="0" w:firstColumn="0" w:lastColumn="0" w:noHBand="1" w:noVBand="1"/>
       </w:tblPr>
       <w:tblGrid>
-        <w:gridCol w:w="1129"/>
-        <w:gridCol w:w="4518"/>
-        <w:gridCol w:w="3765"/>
+        <w:gridCol w:w="2103"/>
+        <w:gridCol w:w="5006"/>
+        <w:gridCol w:w="2303"/>
       </w:tblGrid>
       <w:tr>
         <w:trPr>
@@ -8339,7 +13244,7 @@
         </w:trPr>
         <w:tc>
           <w:tcPr>
-            <w:tcW w:w="600" w:type="pct"/>
+            <w:tcW w:w="2100" w:type="dxa"/>
             <w:tcBorders>
               <w:top w:val="single" w:sz="12" w:space="0" w:color="1F3864"/>
               <w:bottom w:val="single" w:sz="8" w:space="0" w:color="1F3864"/>
@@ -8368,7 +13273,7 @@
         </w:tc>
         <w:tc>
           <w:tcPr>
-            <w:tcW w:w="2400" w:type="pct"/>
+            <w:tcW w:w="5000" w:type="dxa"/>
             <w:tcBorders>
               <w:top w:val="single" w:sz="12" w:space="0" w:color="1F3864"/>
               <w:bottom w:val="single" w:sz="8" w:space="0" w:color="1F3864"/>
@@ -8397,7 +13302,7 @@
         </w:tc>
         <w:tc>
           <w:tcPr>
-            <w:tcW w:w="2000" w:type="pct"/>
+            <w:tcW w:w="2300" w:type="dxa"/>
             <w:tcBorders>
               <w:top w:val="single" w:sz="12" w:space="0" w:color="1F3864"/>
               <w:bottom w:val="single" w:sz="8" w:space="0" w:color="1F3864"/>
@@ -8431,7 +13336,7 @@
         </w:trPr>
         <w:tc>
           <w:tcPr>
-            <w:tcW w:w="600" w:type="pct"/>
+            <w:tcW w:w="2100" w:type="dxa"/>
             <w:tcBorders>
               <w:top w:val="single" w:sz="8" w:space="0" w:color="1F3864"/>
             </w:tcBorders>
@@ -8448,7 +13353,7 @@
         </w:tc>
         <w:tc>
           <w:tcPr>
-            <w:tcW w:w="2400" w:type="pct"/>
+            <w:tcW w:w="5000" w:type="dxa"/>
             <w:tcBorders>
               <w:top w:val="single" w:sz="8" w:space="0" w:color="1F3864"/>
             </w:tcBorders>
@@ -8459,13 +13364,13 @@
               <w:spacing w:line="270" w:lineRule="auto"/>
             </w:pPr>
             <w:r>
-              <w:t xml:space="preserve">TLS 종단. readiness 기반 타겟그룹 라우팅</w:t>
-            </w:r>
-          </w:p>
-        </w:tc>
-        <w:tc>
-          <w:tcPr>
-            <w:tcW w:w="2000" w:type="pct"/>
+              <w:t>TLS 종단. readiness 기반 타겟그룹 라우팅</w:t>
+            </w:r>
+          </w:p>
+        </w:tc>
+        <w:tc>
+          <w:tcPr>
+            <w:tcW w:w="2300" w:type="dxa"/>
             <w:tcBorders>
               <w:top w:val="single" w:sz="8" w:space="0" w:color="1F3864"/>
             </w:tcBorders>
@@ -8487,36 +13392,35 @@
         </w:trPr>
         <w:tc>
           <w:tcPr>
-            <w:tcW w:w="600" w:type="pct"/>
-          </w:tcPr>
-          <w:p>
-            <w:pPr>
-              <w:pStyle w:val="TableCell"/>
-              <w:spacing w:line="270" w:lineRule="auto"/>
-            </w:pPr>
-            <w:r>
-              <w:lastRenderedPageBreak/>
+            <w:tcW w:w="2100" w:type="dxa"/>
+          </w:tcPr>
+          <w:p>
+            <w:pPr>
+              <w:pStyle w:val="TableCell"/>
+              <w:spacing w:line="270" w:lineRule="auto"/>
+            </w:pPr>
+            <w:r>
               <w:t>NAT-a · NAT-c</w:t>
             </w:r>
           </w:p>
         </w:tc>
         <w:tc>
           <w:tcPr>
-            <w:tcW w:w="2400" w:type="pct"/>
-          </w:tcPr>
-          <w:p>
-            <w:pPr>
-              <w:pStyle w:val="TableCell"/>
-              <w:spacing w:line="270" w:lineRule="auto"/>
-            </w:pPr>
-            <w:r>
-              <w:t xml:space="preserve">NAT 인스턴스. nftables masquerade</w:t>
-            </w:r>
-          </w:p>
-        </w:tc>
-        <w:tc>
-          <w:tcPr>
-            <w:tcW w:w="2000" w:type="pct"/>
+            <w:tcW w:w="5000" w:type="dxa"/>
+          </w:tcPr>
+          <w:p>
+            <w:pPr>
+              <w:pStyle w:val="TableCell"/>
+              <w:spacing w:line="270" w:lineRule="auto"/>
+            </w:pPr>
+            <w:r>
+              <w:t>NAT 인스턴스. nftables masquerade</w:t>
+            </w:r>
+          </w:p>
+        </w:tc>
+        <w:tc>
+          <w:tcPr>
+            <w:tcW w:w="2300" w:type="dxa"/>
           </w:tcPr>
           <w:p>
             <w:pPr>
@@ -8535,7 +13439,7 @@
         </w:trPr>
         <w:tc>
           <w:tcPr>
-            <w:tcW w:w="600" w:type="pct"/>
+            <w:tcW w:w="2100" w:type="dxa"/>
           </w:tcPr>
           <w:p>
             <w:pPr>
@@ -8549,7 +13453,7 @@
         </w:tc>
         <w:tc>
           <w:tcPr>
-            <w:tcW w:w="2400" w:type="pct"/>
+            <w:tcW w:w="5000" w:type="dxa"/>
           </w:tcPr>
           <w:p>
             <w:pPr>
@@ -8563,15 +13467,15 @@
         </w:tc>
         <w:tc>
           <w:tcPr>
-            <w:tcW w:w="2000" w:type="pct"/>
-          </w:tcPr>
-          <w:p>
-            <w:pPr>
-              <w:pStyle w:val="TableCell"/>
-              <w:spacing w:line="270" w:lineRule="auto"/>
-            </w:pPr>
-            <w:r>
-              <w:t xml:space="preserve">AZ-a 프라이빗</w:t>
+            <w:tcW w:w="2300" w:type="dxa"/>
+          </w:tcPr>
+          <w:p>
+            <w:pPr>
+              <w:pStyle w:val="TableCell"/>
+              <w:spacing w:line="270" w:lineRule="auto"/>
+            </w:pPr>
+            <w:r>
+              <w:t>AZ-a 프라이빗</w:t>
             </w:r>
           </w:p>
         </w:tc>
@@ -8582,7 +13486,7 @@
         </w:trPr>
         <w:tc>
           <w:tcPr>
-            <w:tcW w:w="600" w:type="pct"/>
+            <w:tcW w:w="2100" w:type="dxa"/>
           </w:tcPr>
           <w:p>
             <w:pPr>
@@ -8596,7 +13500,7 @@
         </w:tc>
         <w:tc>
           <w:tcPr>
-            <w:tcW w:w="2400" w:type="pct"/>
+            <w:tcW w:w="5000" w:type="dxa"/>
           </w:tcPr>
           <w:p>
             <w:pPr>
@@ -8610,15 +13514,15 @@
         </w:tc>
         <w:tc>
           <w:tcPr>
-            <w:tcW w:w="2000" w:type="pct"/>
-          </w:tcPr>
-          <w:p>
-            <w:pPr>
-              <w:pStyle w:val="TableCell"/>
-              <w:spacing w:line="270" w:lineRule="auto"/>
-            </w:pPr>
-            <w:r>
-              <w:t xml:space="preserve">AZ-c 프라이빗</w:t>
+            <w:tcW w:w="2300" w:type="dxa"/>
+          </w:tcPr>
+          <w:p>
+            <w:pPr>
+              <w:pStyle w:val="TableCell"/>
+              <w:spacing w:line="270" w:lineRule="auto"/>
+            </w:pPr>
+            <w:r>
+              <w:t>AZ-c 프라이빗</w:t>
             </w:r>
           </w:p>
         </w:tc>
@@ -8629,21 +13533,38 @@
         </w:trPr>
         <w:tc>
           <w:tcPr>
-            <w:tcW w:w="600" w:type="pct"/>
-          </w:tcPr>
-          <w:p>
-            <w:pPr>
-              <w:pStyle w:val="TableCell"/>
-              <w:spacing w:line="270" w:lineRule="auto"/>
-            </w:pPr>
-            <w:r>
-              <w:t>pg-primary · pg-standby</w:t>
-            </w:r>
-          </w:p>
-        </w:tc>
-        <w:tc>
-          <w:tcPr>
-            <w:tcW w:w="2400" w:type="pct"/>
+            <w:tcW w:w="2100" w:type="dxa"/>
+          </w:tcPr>
+          <w:p>
+            <w:pPr>
+              <w:pStyle w:val="TableCell"/>
+              <w:spacing w:line="270" w:lineRule="auto"/>
+            </w:pPr>
+            <w:proofErr w:type="spellStart"/>
+            <w:r>
+              <w:lastRenderedPageBreak/>
+              <w:t>pg</w:t>
+            </w:r>
+            <w:proofErr w:type="spellEnd"/>
+            <w:r>
+              <w:t>-primary</w:t>
+            </w:r>
+            <w:r>
+              <w:br/>
+            </w:r>
+            <w:proofErr w:type="spellStart"/>
+            <w:r>
+              <w:t>pg</w:t>
+            </w:r>
+            <w:proofErr w:type="spellEnd"/>
+            <w:r>
+              <w:t>-standby</w:t>
+            </w:r>
+          </w:p>
+        </w:tc>
+        <w:tc>
+          <w:tcPr>
+            <w:tcW w:w="5000" w:type="dxa"/>
           </w:tcPr>
           <w:p>
             <w:pPr>
@@ -8657,15 +13578,15 @@
         </w:tc>
         <w:tc>
           <w:tcPr>
-            <w:tcW w:w="2000" w:type="pct"/>
-          </w:tcPr>
-          <w:p>
-            <w:pPr>
-              <w:pStyle w:val="TableCell"/>
-              <w:spacing w:line="270" w:lineRule="auto"/>
-            </w:pPr>
-            <w:r>
-              <w:t xml:space="preserve">AZ-a · AZ-c 프라이빗</w:t>
+            <w:tcW w:w="2300" w:type="dxa"/>
+          </w:tcPr>
+          <w:p>
+            <w:pPr>
+              <w:pStyle w:val="TableCell"/>
+              <w:spacing w:line="270" w:lineRule="auto"/>
+            </w:pPr>
+            <w:r>
+              <w:t>AZ-a · AZ-c 프라이빗</w:t>
             </w:r>
           </w:p>
         </w:tc>
@@ -8681,7 +13602,7 @@
         <w:pStyle w:val="a0"/>
       </w:pPr>
       <w:r>
-        <w:t xml:space="preserve">타겟그룹은 하나이고 판정 주체는 앱입니다. 헬스체크가 8081의 readiness를 읽고, 팔로워와 승격 대기 노드는 503이라 자동으로 빠집니다. 정확한 서술은 리더에게만 보낸다가 아니라 리더가 아닌 노드를 뺀다입니다. 승격 재생 구간에는 두 노드가 모두 503이라 healthy 타겟이 0인 창이 실재하며, 그 구간의 접수는 앱이 503과 Retry-After로 흡수합니다.</w:t>
+        <w:t>타겟그룹은 하나이고 판정 주체는 앱입니다. 헬스체크가 8081의 readiness를 읽고, 팔로워와 승격 대기 노드는 503이라 자동으로 빠집니다. 정확한 서술은 리더에게만 보낸다가 아니라 리더가 아닌 노드를 뺀다입니다. 승격 재생 구간에는 두 노드가 모두 503이라 healthy 타겟이 0인 창이 실재하며, 그 구간의 접수는 앱이 503과 Retry-After로 흡수합니다.</w:t>
       </w:r>
     </w:p>
     <w:p>
@@ -8689,19 +13610,21 @@
         <w:pStyle w:val="a0"/>
       </w:pPr>
       <w:r>
-        <w:t xml:space="preserve">리더 라우팅을 따로 구현하지 않습니다. 자작 헬스체크 코드가 사라지는 대신 판정 주체는 여전히 앱입니다.</w:t>
+        <w:t>리더 라우팅을 따로 구현하지 않습니다. 자작 헬스체크 코드가 사라지는 대신 판정 주체는 여전히 앱입니다.</w:t>
       </w:r>
     </w:p>
     <w:p>
       <w:pPr>
         <w:pStyle w:val="2"/>
       </w:pPr>
+      <w:bookmarkStart w:id="23" w:name="_Toc239114341"/>
       <w:r>
         <w:rPr>
           <w:szCs w:val="21"/>
         </w:rPr>
         <w:t>4.3 이중화 범위의 정확한 서술</w:t>
       </w:r>
+      <w:bookmarkEnd w:id="23"/>
     </w:p>
     <w:p>
       <w:pPr>
@@ -8793,7 +13716,7 @@
                 <w:bCs/>
                 <w:color w:val="1F3864"/>
               </w:rPr>
-              <w:t xml:space="preserve">단일 장애점</w:t>
+              <w:t>단일 장애점</w:t>
             </w:r>
           </w:p>
         </w:tc>
@@ -8894,7 +13817,7 @@
               <w:spacing w:line="270" w:lineRule="auto"/>
             </w:pPr>
             <w:r>
-              <w:t xml:space="preserve">AWS 가용영역을 실제로 정지시킬 권한이 없어, AZ-a 상실은 그 AZ의 두 노드를 동시에 정지시키는 모사입니다</w:t>
+              <w:t>AWS 가용영역을 실제로 정지시킬 권한이 없어, AZ-a 상실은 그 AZ의 두 노드를 동시에 정지시키는 모사입니다</w:t>
             </w:r>
           </w:p>
         </w:tc>
@@ -8943,7 +13866,7 @@
         <w:pStyle w:val="a0"/>
       </w:pPr>
       <w:r>
-        <w:t xml:space="preserve">2 AZ 배치는 결심만으로 얻은 것이 아니라 구성 요건으로도 따라옵니다. ALB가 서로 다른 두 가용영역의 서브넷을 요구하기 때문입니다.</w:t>
+        <w:t>2 AZ 배치는 결심만으로 얻은 것이 아니라 구성 요건으로도 따라옵니다. ALB가 서로 다른 두 가용영역의 서브넷을 요구하기 때문입니다.</w:t>
       </w:r>
     </w:p>
     <w:p>
@@ -8961,6 +13884,7 @@
           <w:bottom w:val="single" w:sz="8" w:space="4" w:color="1F3864"/>
         </w:pBdr>
       </w:pPr>
+      <w:bookmarkStart w:id="24" w:name="_Toc239114342"/>
       <w:r>
         <w:rPr>
           <w:szCs w:val="21"/>
@@ -8968,17 +13892,20 @@
         <w:lastRenderedPageBreak/>
         <w:t>5. 관측 설계</w:t>
       </w:r>
+      <w:bookmarkEnd w:id="24"/>
     </w:p>
     <w:p>
       <w:pPr>
         <w:pStyle w:val="2"/>
       </w:pPr>
+      <w:bookmarkStart w:id="25" w:name="_Toc239114343"/>
       <w:r>
         <w:rPr>
           <w:szCs w:val="21"/>
         </w:rPr>
-        <w:t xml:space="preserve">5.1 무엇을 보고 어떤 장애를 판단하는가</w:t>
-      </w:r>
+        <w:t>5.1 무엇을 보고 어떤 장애를 판단하는가</w:t>
+      </w:r>
+      <w:bookmarkEnd w:id="25"/>
     </w:p>
     <w:p>
       <w:pPr>
@@ -9020,11 +13947,11 @@
         <w:tblLook w:val="0620" w:firstRow="1" w:lastRow="0" w:firstColumn="0" w:lastColumn="0" w:noHBand="1" w:noVBand="1"/>
       </w:tblPr>
       <w:tblGrid>
-        <w:gridCol w:w="1693"/>
-        <w:gridCol w:w="1318"/>
-        <w:gridCol w:w="2071"/>
-        <w:gridCol w:w="2824"/>
-        <w:gridCol w:w="1506"/>
+        <w:gridCol w:w="2162"/>
+        <w:gridCol w:w="1152"/>
+        <w:gridCol w:w="2069"/>
+        <w:gridCol w:w="2453"/>
+        <w:gridCol w:w="1576"/>
       </w:tblGrid>
       <w:tr>
         <w:trPr>
@@ -9033,7 +13960,7 @@
         </w:trPr>
         <w:tc>
           <w:tcPr>
-            <w:tcW w:w="900" w:type="pct"/>
+            <w:tcW w:w="2200" w:type="dxa"/>
             <w:tcBorders>
               <w:top w:val="single" w:sz="12" w:space="0" w:color="1F3864"/>
               <w:bottom w:val="single" w:sz="8" w:space="0" w:color="1F3864"/>
@@ -9063,7 +13990,7 @@
         </w:tc>
         <w:tc>
           <w:tcPr>
-            <w:tcW w:w="700" w:type="pct"/>
+            <w:tcW w:w="1000" w:type="dxa"/>
             <w:tcBorders>
               <w:top w:val="single" w:sz="12" w:space="0" w:color="1F3864"/>
               <w:bottom w:val="single" w:sz="8" w:space="0" w:color="1F3864"/>
@@ -9093,7 +14020,7 @@
         </w:tc>
         <w:tc>
           <w:tcPr>
-            <w:tcW w:w="1100" w:type="pct"/>
+            <w:tcW w:w="2100" w:type="dxa"/>
             <w:tcBorders>
               <w:top w:val="single" w:sz="12" w:space="0" w:color="1F3864"/>
               <w:bottom w:val="single" w:sz="8" w:space="0" w:color="1F3864"/>
@@ -9123,7 +14050,7 @@
         </w:tc>
         <w:tc>
           <w:tcPr>
-            <w:tcW w:w="1500" w:type="pct"/>
+            <w:tcW w:w="2500" w:type="dxa"/>
             <w:tcBorders>
               <w:top w:val="single" w:sz="12" w:space="0" w:color="1F3864"/>
               <w:bottom w:val="single" w:sz="8" w:space="0" w:color="1F3864"/>
@@ -9153,7 +14080,7 @@
         </w:tc>
         <w:tc>
           <w:tcPr>
-            <w:tcW w:w="800" w:type="pct"/>
+            <w:tcW w:w="1600" w:type="dxa"/>
             <w:tcBorders>
               <w:top w:val="single" w:sz="12" w:space="0" w:color="1F3864"/>
               <w:bottom w:val="single" w:sz="8" w:space="0" w:color="1F3864"/>
@@ -9188,7 +14115,7 @@
         </w:trPr>
         <w:tc>
           <w:tcPr>
-            <w:tcW w:w="900" w:type="pct"/>
+            <w:tcW w:w="2200" w:type="dxa"/>
             <w:tcBorders>
               <w:top w:val="single" w:sz="8" w:space="0" w:color="1F3864"/>
             </w:tcBorders>
@@ -9208,7 +14135,7 @@
         </w:tc>
         <w:tc>
           <w:tcPr>
-            <w:tcW w:w="700" w:type="pct"/>
+            <w:tcW w:w="1000" w:type="dxa"/>
             <w:tcBorders>
               <w:top w:val="single" w:sz="8" w:space="0" w:color="1F3864"/>
             </w:tcBorders>
@@ -9228,7 +14155,7 @@
         </w:tc>
         <w:tc>
           <w:tcPr>
-            <w:tcW w:w="1100" w:type="pct"/>
+            <w:tcW w:w="2100" w:type="dxa"/>
             <w:tcBorders>
               <w:top w:val="single" w:sz="8" w:space="0" w:color="1F3864"/>
             </w:tcBorders>
@@ -9248,7 +14175,7 @@
         </w:tc>
         <w:tc>
           <w:tcPr>
-            <w:tcW w:w="1500" w:type="pct"/>
+            <w:tcW w:w="2500" w:type="dxa"/>
             <w:tcBorders>
               <w:top w:val="single" w:sz="8" w:space="0" w:color="1F3864"/>
             </w:tcBorders>
@@ -9268,7 +14195,7 @@
         </w:tc>
         <w:tc>
           <w:tcPr>
-            <w:tcW w:w="800" w:type="pct"/>
+            <w:tcW w:w="1600" w:type="dxa"/>
             <w:tcBorders>
               <w:top w:val="single" w:sz="8" w:space="0" w:color="1F3864"/>
             </w:tcBorders>
@@ -9293,7 +14220,7 @@
         </w:trPr>
         <w:tc>
           <w:tcPr>
-            <w:tcW w:w="900" w:type="pct"/>
+            <w:tcW w:w="2200" w:type="dxa"/>
             <w:shd w:val="clear" w:color="auto" w:fill="FAFAFA"/>
           </w:tcPr>
           <w:p>
@@ -9311,7 +14238,7 @@
         </w:tc>
         <w:tc>
           <w:tcPr>
-            <w:tcW w:w="700" w:type="pct"/>
+            <w:tcW w:w="1000" w:type="dxa"/>
             <w:shd w:val="clear" w:color="auto" w:fill="FAFAFA"/>
           </w:tcPr>
           <w:p>
@@ -9329,7 +14256,7 @@
         </w:tc>
         <w:tc>
           <w:tcPr>
-            <w:tcW w:w="1100" w:type="pct"/>
+            <w:tcW w:w="2100" w:type="dxa"/>
             <w:shd w:val="clear" w:color="auto" w:fill="FAFAFA"/>
           </w:tcPr>
           <w:p>
@@ -9347,7 +14274,7 @@
         </w:tc>
         <w:tc>
           <w:tcPr>
-            <w:tcW w:w="1500" w:type="pct"/>
+            <w:tcW w:w="2500" w:type="dxa"/>
             <w:shd w:val="clear" w:color="auto" w:fill="FAFAFA"/>
           </w:tcPr>
           <w:p>
@@ -9359,13 +14286,13 @@
               <w:rPr>
                 <w:szCs w:val="17"/>
               </w:rPr>
-              <w:t xml:space="preserve">프로세스 정지, 방화벽, 백로그 포화</w:t>
-            </w:r>
-          </w:p>
-        </w:tc>
-        <w:tc>
-          <w:tcPr>
-            <w:tcW w:w="800" w:type="pct"/>
+              <w:t>프로세스 정지, 방화벽, 백로그 포화</w:t>
+            </w:r>
+          </w:p>
+        </w:tc>
+        <w:tc>
+          <w:tcPr>
+            <w:tcW w:w="1600" w:type="dxa"/>
             <w:shd w:val="clear" w:color="auto" w:fill="FAFAFA"/>
           </w:tcPr>
           <w:p>
@@ -9388,7 +14315,7 @@
         </w:trPr>
         <w:tc>
           <w:tcPr>
-            <w:tcW w:w="900" w:type="pct"/>
+            <w:tcW w:w="2200" w:type="dxa"/>
           </w:tcPr>
           <w:p>
             <w:pPr>
@@ -9405,7 +14332,7 @@
         </w:tc>
         <w:tc>
           <w:tcPr>
-            <w:tcW w:w="700" w:type="pct"/>
+            <w:tcW w:w="1000" w:type="dxa"/>
           </w:tcPr>
           <w:p>
             <w:pPr>
@@ -9422,7 +14349,7 @@
         </w:tc>
         <w:tc>
           <w:tcPr>
-            <w:tcW w:w="1100" w:type="pct"/>
+            <w:tcW w:w="2100" w:type="dxa"/>
           </w:tcPr>
           <w:p>
             <w:pPr>
@@ -9439,7 +14366,7 @@
         </w:tc>
         <w:tc>
           <w:tcPr>
-            <w:tcW w:w="1500" w:type="pct"/>
+            <w:tcW w:w="2500" w:type="dxa"/>
           </w:tcPr>
           <w:p>
             <w:pPr>
@@ -9456,7 +14383,7 @@
         </w:tc>
         <w:tc>
           <w:tcPr>
-            <w:tcW w:w="800" w:type="pct"/>
+            <w:tcW w:w="1600" w:type="dxa"/>
           </w:tcPr>
           <w:p>
             <w:pPr>
@@ -9478,7 +14405,7 @@
         </w:trPr>
         <w:tc>
           <w:tcPr>
-            <w:tcW w:w="900" w:type="pct"/>
+            <w:tcW w:w="2200" w:type="dxa"/>
             <w:shd w:val="clear" w:color="auto" w:fill="FAFAFA"/>
           </w:tcPr>
           <w:p>
@@ -9496,7 +14423,7 @@
         </w:tc>
         <w:tc>
           <w:tcPr>
-            <w:tcW w:w="700" w:type="pct"/>
+            <w:tcW w:w="1000" w:type="dxa"/>
             <w:shd w:val="clear" w:color="auto" w:fill="FAFAFA"/>
           </w:tcPr>
           <w:p>
@@ -9514,7 +14441,7 @@
         </w:tc>
         <w:tc>
           <w:tcPr>
-            <w:tcW w:w="1100" w:type="pct"/>
+            <w:tcW w:w="2100" w:type="dxa"/>
             <w:shd w:val="clear" w:color="auto" w:fill="FAFAFA"/>
           </w:tcPr>
           <w:p>
@@ -9532,7 +14459,7 @@
         </w:tc>
         <w:tc>
           <w:tcPr>
-            <w:tcW w:w="1500" w:type="pct"/>
+            <w:tcW w:w="2500" w:type="dxa"/>
             <w:shd w:val="clear" w:color="auto" w:fill="FAFAFA"/>
           </w:tcPr>
           <w:p>
@@ -9550,7 +14477,7 @@
         </w:tc>
         <w:tc>
           <w:tcPr>
-            <w:tcW w:w="800" w:type="pct"/>
+            <w:tcW w:w="1600" w:type="dxa"/>
             <w:shd w:val="clear" w:color="auto" w:fill="FAFAFA"/>
           </w:tcPr>
           <w:p>
@@ -9573,7 +14500,7 @@
         </w:trPr>
         <w:tc>
           <w:tcPr>
-            <w:tcW w:w="900" w:type="pct"/>
+            <w:tcW w:w="2200" w:type="dxa"/>
           </w:tcPr>
           <w:p>
             <w:pPr>
@@ -9590,7 +14517,7 @@
         </w:tc>
         <w:tc>
           <w:tcPr>
-            <w:tcW w:w="700" w:type="pct"/>
+            <w:tcW w:w="1000" w:type="dxa"/>
           </w:tcPr>
           <w:p>
             <w:pPr>
@@ -9607,7 +14534,7 @@
         </w:tc>
         <w:tc>
           <w:tcPr>
-            <w:tcW w:w="1100" w:type="pct"/>
+            <w:tcW w:w="2100" w:type="dxa"/>
           </w:tcPr>
           <w:p>
             <w:pPr>
@@ -9624,7 +14551,7 @@
         </w:tc>
         <w:tc>
           <w:tcPr>
-            <w:tcW w:w="1500" w:type="pct"/>
+            <w:tcW w:w="2500" w:type="dxa"/>
           </w:tcPr>
           <w:p>
             <w:pPr>
@@ -9641,7 +14568,7 @@
         </w:tc>
         <w:tc>
           <w:tcPr>
-            <w:tcW w:w="800" w:type="pct"/>
+            <w:tcW w:w="1600" w:type="dxa"/>
           </w:tcPr>
           <w:p>
             <w:pPr>
@@ -9663,7 +14590,7 @@
         </w:trPr>
         <w:tc>
           <w:tcPr>
-            <w:tcW w:w="900" w:type="pct"/>
+            <w:tcW w:w="2200" w:type="dxa"/>
             <w:shd w:val="clear" w:color="auto" w:fill="FAFAFA"/>
           </w:tcPr>
           <w:p>
@@ -9681,7 +14608,7 @@
         </w:tc>
         <w:tc>
           <w:tcPr>
-            <w:tcW w:w="700" w:type="pct"/>
+            <w:tcW w:w="1000" w:type="dxa"/>
             <w:shd w:val="clear" w:color="auto" w:fill="FAFAFA"/>
           </w:tcPr>
           <w:p>
@@ -9699,7 +14626,7 @@
         </w:tc>
         <w:tc>
           <w:tcPr>
-            <w:tcW w:w="1100" w:type="pct"/>
+            <w:tcW w:w="2100" w:type="dxa"/>
             <w:shd w:val="clear" w:color="auto" w:fill="FAFAFA"/>
           </w:tcPr>
           <w:p>
@@ -9717,7 +14644,7 @@
         </w:tc>
         <w:tc>
           <w:tcPr>
-            <w:tcW w:w="1500" w:type="pct"/>
+            <w:tcW w:w="2500" w:type="dxa"/>
             <w:shd w:val="clear" w:color="auto" w:fill="FAFAFA"/>
           </w:tcPr>
           <w:p>
@@ -9735,7 +14662,7 @@
         </w:tc>
         <w:tc>
           <w:tcPr>
-            <w:tcW w:w="800" w:type="pct"/>
+            <w:tcW w:w="1600" w:type="dxa"/>
             <w:shd w:val="clear" w:color="auto" w:fill="FAFAFA"/>
           </w:tcPr>
           <w:p>
@@ -9758,7 +14685,7 @@
         </w:trPr>
         <w:tc>
           <w:tcPr>
-            <w:tcW w:w="900" w:type="pct"/>
+            <w:tcW w:w="2200" w:type="dxa"/>
           </w:tcPr>
           <w:p>
             <w:pPr>
@@ -9775,7 +14702,7 @@
         </w:tc>
         <w:tc>
           <w:tcPr>
-            <w:tcW w:w="700" w:type="pct"/>
+            <w:tcW w:w="1000" w:type="dxa"/>
           </w:tcPr>
           <w:p>
             <w:pPr>
@@ -9792,7 +14719,7 @@
         </w:tc>
         <w:tc>
           <w:tcPr>
-            <w:tcW w:w="1100" w:type="pct"/>
+            <w:tcW w:w="2100" w:type="dxa"/>
           </w:tcPr>
           <w:p>
             <w:pPr>
@@ -9809,24 +14736,24 @@
         </w:tc>
         <w:tc>
           <w:tcPr>
-            <w:tcW w:w="1500" w:type="pct"/>
-          </w:tcPr>
-          <w:p>
-            <w:pPr>
-              <w:pStyle w:val="TableCell"/>
-              <w:spacing w:line="250" w:lineRule="auto"/>
-            </w:pPr>
-            <w:r>
-              <w:rPr>
-                <w:szCs w:val="17"/>
-              </w:rPr>
-              <w:t xml:space="preserve">팔로워이거나 기동 중</w:t>
-            </w:r>
-          </w:p>
-        </w:tc>
-        <w:tc>
-          <w:tcPr>
-            <w:tcW w:w="800" w:type="pct"/>
+            <w:tcW w:w="2500" w:type="dxa"/>
+          </w:tcPr>
+          <w:p>
+            <w:pPr>
+              <w:pStyle w:val="TableCell"/>
+              <w:spacing w:line="250" w:lineRule="auto"/>
+            </w:pPr>
+            <w:r>
+              <w:rPr>
+                <w:szCs w:val="17"/>
+              </w:rPr>
+              <w:t>팔로워이거나 기동 중</w:t>
+            </w:r>
+          </w:p>
+        </w:tc>
+        <w:tc>
+          <w:tcPr>
+            <w:tcW w:w="1600" w:type="dxa"/>
           </w:tcPr>
           <w:p>
             <w:pPr>
@@ -9848,7 +14775,7 @@
         </w:trPr>
         <w:tc>
           <w:tcPr>
-            <w:tcW w:w="900" w:type="pct"/>
+            <w:tcW w:w="2200" w:type="dxa"/>
             <w:shd w:val="clear" w:color="auto" w:fill="FAFAFA"/>
           </w:tcPr>
           <w:p>
@@ -9866,7 +14793,7 @@
         </w:tc>
         <w:tc>
           <w:tcPr>
-            <w:tcW w:w="700" w:type="pct"/>
+            <w:tcW w:w="1000" w:type="dxa"/>
             <w:shd w:val="clear" w:color="auto" w:fill="FAFAFA"/>
           </w:tcPr>
           <w:p>
@@ -9884,7 +14811,7 @@
         </w:tc>
         <w:tc>
           <w:tcPr>
-            <w:tcW w:w="1100" w:type="pct"/>
+            <w:tcW w:w="2100" w:type="dxa"/>
             <w:shd w:val="clear" w:color="auto" w:fill="FAFAFA"/>
           </w:tcPr>
           <w:p>
@@ -9902,7 +14829,7 @@
         </w:tc>
         <w:tc>
           <w:tcPr>
-            <w:tcW w:w="1500" w:type="pct"/>
+            <w:tcW w:w="2500" w:type="dxa"/>
             <w:shd w:val="clear" w:color="auto" w:fill="FAFAFA"/>
           </w:tcPr>
           <w:p>
@@ -9920,7 +14847,7 @@
         </w:tc>
         <w:tc>
           <w:tcPr>
-            <w:tcW w:w="800" w:type="pct"/>
+            <w:tcW w:w="1600" w:type="dxa"/>
             <w:shd w:val="clear" w:color="auto" w:fill="FAFAFA"/>
           </w:tcPr>
           <w:p>
@@ -9943,7 +14870,7 @@
         </w:trPr>
         <w:tc>
           <w:tcPr>
-            <w:tcW w:w="900" w:type="pct"/>
+            <w:tcW w:w="2200" w:type="dxa"/>
           </w:tcPr>
           <w:p>
             <w:pPr>
@@ -9960,7 +14887,7 @@
         </w:tc>
         <w:tc>
           <w:tcPr>
-            <w:tcW w:w="700" w:type="pct"/>
+            <w:tcW w:w="1000" w:type="dxa"/>
           </w:tcPr>
           <w:p>
             <w:pPr>
@@ -9977,7 +14904,7 @@
         </w:tc>
         <w:tc>
           <w:tcPr>
-            <w:tcW w:w="1100" w:type="pct"/>
+            <w:tcW w:w="2100" w:type="dxa"/>
           </w:tcPr>
           <w:p>
             <w:pPr>
@@ -9994,7 +14921,7 @@
         </w:tc>
         <w:tc>
           <w:tcPr>
-            <w:tcW w:w="1500" w:type="pct"/>
+            <w:tcW w:w="2500" w:type="dxa"/>
           </w:tcPr>
           <w:p>
             <w:pPr>
@@ -10011,7 +14938,7 @@
         </w:tc>
         <w:tc>
           <w:tcPr>
-            <w:tcW w:w="800" w:type="pct"/>
+            <w:tcW w:w="1600" w:type="dxa"/>
           </w:tcPr>
           <w:p>
             <w:pPr>
@@ -10033,7 +14960,7 @@
         </w:trPr>
         <w:tc>
           <w:tcPr>
-            <w:tcW w:w="900" w:type="pct"/>
+            <w:tcW w:w="2200" w:type="dxa"/>
             <w:shd w:val="clear" w:color="auto" w:fill="FAFAFA"/>
           </w:tcPr>
           <w:p>
@@ -10051,7 +14978,7 @@
         </w:tc>
         <w:tc>
           <w:tcPr>
-            <w:tcW w:w="700" w:type="pct"/>
+            <w:tcW w:w="1000" w:type="dxa"/>
             <w:shd w:val="clear" w:color="auto" w:fill="FAFAFA"/>
           </w:tcPr>
           <w:p>
@@ -10069,7 +14996,7 @@
         </w:tc>
         <w:tc>
           <w:tcPr>
-            <w:tcW w:w="1100" w:type="pct"/>
+            <w:tcW w:w="2100" w:type="dxa"/>
             <w:shd w:val="clear" w:color="auto" w:fill="FAFAFA"/>
           </w:tcPr>
           <w:p>
@@ -10087,7 +15014,7 @@
         </w:tc>
         <w:tc>
           <w:tcPr>
-            <w:tcW w:w="1500" w:type="pct"/>
+            <w:tcW w:w="2500" w:type="dxa"/>
             <w:shd w:val="clear" w:color="auto" w:fill="FAFAFA"/>
           </w:tcPr>
           <w:p>
@@ -10105,7 +15032,7 @@
         </w:tc>
         <w:tc>
           <w:tcPr>
-            <w:tcW w:w="800" w:type="pct"/>
+            <w:tcW w:w="1600" w:type="dxa"/>
             <w:shd w:val="clear" w:color="auto" w:fill="FAFAFA"/>
           </w:tcPr>
           <w:p>
@@ -10128,7 +15055,7 @@
         </w:trPr>
         <w:tc>
           <w:tcPr>
-            <w:tcW w:w="900" w:type="pct"/>
+            <w:tcW w:w="2200" w:type="dxa"/>
           </w:tcPr>
           <w:p>
             <w:pPr>
@@ -10145,7 +15072,7 @@
         </w:tc>
         <w:tc>
           <w:tcPr>
-            <w:tcW w:w="700" w:type="pct"/>
+            <w:tcW w:w="1000" w:type="dxa"/>
           </w:tcPr>
           <w:p>
             <w:pPr>
@@ -10162,7 +15089,7 @@
         </w:tc>
         <w:tc>
           <w:tcPr>
-            <w:tcW w:w="1100" w:type="pct"/>
+            <w:tcW w:w="2100" w:type="dxa"/>
           </w:tcPr>
           <w:p>
             <w:pPr>
@@ -10179,7 +15106,7 @@
         </w:tc>
         <w:tc>
           <w:tcPr>
-            <w:tcW w:w="1500" w:type="pct"/>
+            <w:tcW w:w="2500" w:type="dxa"/>
           </w:tcPr>
           <w:p>
             <w:pPr>
@@ -10196,7 +15123,7 @@
         </w:tc>
         <w:tc>
           <w:tcPr>
-            <w:tcW w:w="800" w:type="pct"/>
+            <w:tcW w:w="1600" w:type="dxa"/>
           </w:tcPr>
           <w:p>
             <w:pPr>
@@ -10218,7 +15145,7 @@
         </w:trPr>
         <w:tc>
           <w:tcPr>
-            <w:tcW w:w="900" w:type="pct"/>
+            <w:tcW w:w="2200" w:type="dxa"/>
             <w:shd w:val="clear" w:color="auto" w:fill="FAFAFA"/>
           </w:tcPr>
           <w:p>
@@ -10243,7 +15170,7 @@
         </w:tc>
         <w:tc>
           <w:tcPr>
-            <w:tcW w:w="700" w:type="pct"/>
+            <w:tcW w:w="1000" w:type="dxa"/>
             <w:shd w:val="clear" w:color="auto" w:fill="FAFAFA"/>
           </w:tcPr>
           <w:p>
@@ -10261,7 +15188,7 @@
         </w:tc>
         <w:tc>
           <w:tcPr>
-            <w:tcW w:w="1100" w:type="pct"/>
+            <w:tcW w:w="2100" w:type="dxa"/>
             <w:shd w:val="clear" w:color="auto" w:fill="FAFAFA"/>
           </w:tcPr>
           <w:p>
@@ -10279,7 +15206,7 @@
         </w:tc>
         <w:tc>
           <w:tcPr>
-            <w:tcW w:w="1500" w:type="pct"/>
+            <w:tcW w:w="2500" w:type="dxa"/>
             <w:shd w:val="clear" w:color="auto" w:fill="FAFAFA"/>
           </w:tcPr>
           <w:p>
@@ -10297,7 +15224,7 @@
         </w:tc>
         <w:tc>
           <w:tcPr>
-            <w:tcW w:w="800" w:type="pct"/>
+            <w:tcW w:w="1600" w:type="dxa"/>
             <w:shd w:val="clear" w:color="auto" w:fill="FAFAFA"/>
           </w:tcPr>
           <w:p>
@@ -10320,24 +15247,24 @@
         </w:trPr>
         <w:tc>
           <w:tcPr>
-            <w:tcW w:w="900" w:type="pct"/>
-          </w:tcPr>
-          <w:p>
-            <w:pPr>
-              <w:pStyle w:val="TableCell"/>
-              <w:spacing w:line="250" w:lineRule="auto"/>
-            </w:pPr>
-            <w:r>
-              <w:rPr>
-                <w:szCs w:val="17"/>
-              </w:rPr>
-              <w:t xml:space="preserve">불변식 위반 행 수</w:t>
-            </w:r>
-          </w:p>
-        </w:tc>
-        <w:tc>
-          <w:tcPr>
-            <w:tcW w:w="700" w:type="pct"/>
+            <w:tcW w:w="2200" w:type="dxa"/>
+          </w:tcPr>
+          <w:p>
+            <w:pPr>
+              <w:pStyle w:val="TableCell"/>
+              <w:spacing w:line="250" w:lineRule="auto"/>
+            </w:pPr>
+            <w:r>
+              <w:rPr>
+                <w:szCs w:val="17"/>
+              </w:rPr>
+              <w:t>불변식 위반 행 수</w:t>
+            </w:r>
+          </w:p>
+        </w:tc>
+        <w:tc>
+          <w:tcPr>
+            <w:tcW w:w="1000" w:type="dxa"/>
           </w:tcPr>
           <w:p>
             <w:pPr>
@@ -10354,7 +15281,7 @@
         </w:tc>
         <w:tc>
           <w:tcPr>
-            <w:tcW w:w="1100" w:type="pct"/>
+            <w:tcW w:w="2100" w:type="dxa"/>
           </w:tcPr>
           <w:p>
             <w:pPr>
@@ -10371,7 +15298,7 @@
         </w:tc>
         <w:tc>
           <w:tcPr>
-            <w:tcW w:w="1500" w:type="pct"/>
+            <w:tcW w:w="2500" w:type="dxa"/>
           </w:tcPr>
           <w:p>
             <w:pPr>
@@ -10388,7 +15315,7 @@
         </w:tc>
         <w:tc>
           <w:tcPr>
-            <w:tcW w:w="800" w:type="pct"/>
+            <w:tcW w:w="1600" w:type="dxa"/>
           </w:tcPr>
           <w:p>
             <w:pPr>
@@ -10422,13 +15349,14 @@
       <w:pPr>
         <w:pStyle w:val="2"/>
       </w:pPr>
+      <w:bookmarkStart w:id="26" w:name="_Toc239114344"/>
       <w:r>
         <w:rPr>
           <w:szCs w:val="21"/>
         </w:rPr>
-        <w:lastRenderedPageBreak/>
         <w:t>5.2 거래가 많을 때와 적을 때</w:t>
       </w:r>
+      <w:bookmarkEnd w:id="26"/>
     </w:p>
     <w:p>
       <w:pPr>
@@ -10453,6 +15381,7 @@
         <w:rPr>
           <w:color w:val="1F3864"/>
         </w:rPr>
+        <w:lastRenderedPageBreak/>
         <w:t>[표 15]</w:t>
       </w:r>
       <w:r>
@@ -10708,7 +15637,7 @@
         <w:pStyle w:val="a0"/>
       </w:pPr>
       <w:r>
-        <w:t xml:space="preserve">무주문 유휴 구간에서는 수요 축이 누적을 시작하지 않으므로 유휴와 정지가 관측상 구분되지 않습니다. 실제로 요청 풀이 고갈된 리더가 30분 넘게 체결 0인 채로 리스만 갱신한 사고가 있었습니다. 프로세스는 살아 있고 epoch도 변하지 않아 어느 알람도 울리지 않았습니다.</w:t>
+        <w:t>무주문 유휴 구간에서는 수요 축이 누적을 시작하지 않으므로 유휴와 정지가 관측상 구분되지 않습니다. 실제로 요청 풀이 고갈된 리더가 30분 넘게 체결 0인 채로 리스만 갱신한 사고가 있었습니다. 프로세스는 살아 있고 epoch도 변하지 않아 어느 알람도 울리지 않았습니다.</w:t>
       </w:r>
     </w:p>
     <w:p>
@@ -10716,7 +15645,7 @@
         <w:pStyle w:val="a0"/>
       </w:pPr>
       <w:r>
-        <w:t xml:space="preserve">하한 알람을 추가하되 단순히 TPS가 낮다고 울리면 새벽이나 봇 정지 구간에서 오탐이 발생합니다. 판정 대상이 없는데 발화가 나오는 구조를 만들지 않기 위해 양성 증거 조건을 함께 겁니다.</w:t>
+        <w:t>하한 알람을 추가하되 단순히 TPS가 낮다고 울리면 새벽이나 봇 정지 구간에서 오탐이 발생합니다. 판정 대상이 없는데 발화가 나오는 구조를 만들지 않기 위해 양성 증거 조건을 함께 겁니다.</w:t>
       </w:r>
     </w:p>
     <w:p>
@@ -10728,10 +15657,16 @@
       </w:pPr>
       <w:r>
         <w:t>Bot Fleet Active</w:t>
+      </w:r>
+      <w:r>
         <w:br/>
         <w:t>AND Request Arrival &gt; 0</w:t>
+      </w:r>
+      <w:r>
         <w:br/>
         <w:t>AND Transaction TPS &lt; baseline</w:t>
+      </w:r>
+      <w:r>
         <w:br/>
         <w:t>FOR N</w:t>
       </w:r>
@@ -10767,12 +15702,14 @@
       <w:pPr>
         <w:pStyle w:val="2"/>
       </w:pPr>
+      <w:bookmarkStart w:id="27" w:name="_Toc239114345"/>
       <w:r>
         <w:rPr>
           <w:szCs w:val="21"/>
         </w:rPr>
-        <w:t xml:space="preserve">5.3 계층 프로브</w:t>
-      </w:r>
+        <w:t>5.3 계층 프로브</w:t>
+      </w:r>
+      <w:bookmarkEnd w:id="27"/>
     </w:p>
     <w:p>
       <w:pPr>
@@ -10790,7 +15727,7 @@
         <w:pStyle w:val="a0"/>
       </w:pPr>
       <w:r>
-        <w:t xml:space="preserve">그래서 L3 도달, L4 연결, L7 응답을 각각 재는 프로브를 둡니다. 세 프로브의 전이 시점이 갈리는 지점에서 장애 계층이 결정됩니다. 운영 목표로 말하면, “서비스가 안 된다”는 현상을 Network, Application, Database 중 실제 장애 계층으로 구체화하는 것입니다. 현재 0건이며 남은 기간의 최우선 항목입니다.</w:t>
+        <w:t>그래서 L3 도달, L4 연결, L7 응답을 각각 재는 프로브를 둡니다. 세 프로브의 전이 시점이 갈리는 지점에서 장애 계층이 결정됩니다. 운영 목표로 말하면, “서비스가 안 된다”는 현상을 Network, Application, Database 중 실제 장애 계층으로 구체화하는 것입니다. 현재 0건이며 남은 기간의 최우선 항목입니다.</w:t>
       </w:r>
     </w:p>
     <w:p>
@@ -10801,7 +15738,6 @@
         <w:rPr>
           <w:color w:val="1F3864"/>
         </w:rPr>
-        <w:lastRenderedPageBreak/>
         <w:t>[표 16]</w:t>
       </w:r>
       <w:r>
@@ -11162,6 +16098,7 @@
               <w:spacing w:line="270" w:lineRule="auto"/>
             </w:pPr>
             <w:r>
+              <w:lastRenderedPageBreak/>
               <w:t>성공</w:t>
             </w:r>
           </w:p>
@@ -11219,12 +16156,14 @@
       <w:pPr>
         <w:pStyle w:val="2"/>
       </w:pPr>
+      <w:bookmarkStart w:id="28" w:name="_Toc239114346"/>
       <w:r>
         <w:rPr>
           <w:szCs w:val="21"/>
         </w:rPr>
-        <w:t xml:space="preserve">5.4 판정기를 믿을 수 있는가</w:t>
-      </w:r>
+        <w:t>5.4 판정기를 믿을 수 있는가</w:t>
+      </w:r>
+      <w:bookmarkEnd w:id="28"/>
     </w:p>
     <w:p>
       <w:pPr>
@@ -11364,7 +16303,7 @@
               <w:spacing w:line="270" w:lineRule="auto"/>
             </w:pPr>
             <w:r>
-              <w:t xml:space="preserve">반환값이 파이프라인에 섞임</w:t>
+              <w:t>반환값이 파이프라인에 섞임</w:t>
             </w:r>
           </w:p>
         </w:tc>
@@ -11561,7 +16500,7 @@
           <w:sz w:val="20"/>
           <w:szCs w:val="20"/>
         </w:rPr>
-        <w:t xml:space="preserve">count &gt; 0</w:t>
+        <w:t>count &gt; 0</w:t>
       </w:r>
       <w:r>
         <w:t xml:space="preserve"> 형태의 하한을 함께 두어 그 주행이 실제로 돌았고 판정 대상이 존재했다는 것을 먼저 증명합니다.</w:t>
@@ -11608,6 +16547,7 @@
           <w:bottom w:val="single" w:sz="8" w:space="4" w:color="1F3864"/>
         </w:pBdr>
       </w:pPr>
+      <w:bookmarkStart w:id="29" w:name="_Toc239114347"/>
       <w:r>
         <w:rPr>
           <w:szCs w:val="21"/>
@@ -11615,17 +16555,20 @@
         <w:lastRenderedPageBreak/>
         <w:t>6. 장애 판별과 의사결정 흐름</w:t>
       </w:r>
+      <w:bookmarkEnd w:id="29"/>
     </w:p>
     <w:p>
       <w:pPr>
         <w:pStyle w:val="2"/>
       </w:pPr>
+      <w:bookmarkStart w:id="30" w:name="_Toc239114348"/>
       <w:r>
         <w:rPr>
           <w:szCs w:val="21"/>
         </w:rPr>
         <w:t>6.1 공통 절차와 Severity</w:t>
       </w:r>
+      <w:bookmarkEnd w:id="30"/>
     </w:p>
     <w:p>
       <w:pPr>
@@ -11636,8 +16579,12 @@
       </w:pPr>
       <w:r>
         <w:t>현상 감지 -&gt; Alert -&gt; Severity 결정 -&gt; 계층 판별 -&gt; Runbook 실행</w:t>
+      </w:r>
+      <w:r>
         <w:br/>
         <w:t>-&gt; 필요 시 Escalation -&gt; 서비스 복구 확인 -&gt; Transaction 정상 확인</w:t>
+      </w:r>
+      <w:r>
         <w:br/>
         <w:t>-&gt; Ledger 정합성 확인 -&gt; 정상 상태 재확인 -&gt; Incident 종료</w:t>
       </w:r>
@@ -11860,7 +16807,7 @@
               <w:spacing w:line="270" w:lineRule="auto"/>
             </w:pPr>
             <w:r>
-              <w:t xml:space="preserve">전 주문 불가, split-brain 의심, 원장 불변식 위반</w:t>
+              <w:t>전 주문 불가, split-brain 의심, 원장 불변식 위반</w:t>
             </w:r>
           </w:p>
         </w:tc>
@@ -12046,7 +16993,7 @@
               <w:spacing w:line="270" w:lineRule="auto"/>
             </w:pPr>
             <w:r>
-              <w:t xml:space="preserve">단일 프로브 간헐 실패, 임계 근접</w:t>
+              <w:t>단일 프로브 간헐 실패, 임계 근접</w:t>
             </w:r>
           </w:p>
         </w:tc>
@@ -12105,19 +17052,21 @@
       <w:pPr>
         <w:pStyle w:val="2"/>
       </w:pPr>
+      <w:bookmarkStart w:id="31" w:name="_Toc239114349"/>
       <w:r>
         <w:rPr>
           <w:szCs w:val="21"/>
         </w:rPr>
         <w:t>6.2 거래가 급감하거나 멈췄을 때</w:t>
       </w:r>
+      <w:bookmarkEnd w:id="31"/>
     </w:p>
     <w:p>
       <w:pPr>
         <w:pStyle w:val="a0"/>
       </w:pPr>
       <w:r>
-        <w:t xml:space="preserve">판단 순서는 다음과 같습니다. 요청 자체가 줄었는가, 아니면 요청은 들어오는데 처리가 안 되는가. 처리가 안 된다면 Network 연결은 정상인가, DB는 정상인가, Leader가 실제로 처리하고 있는가.</w:t>
+        <w:t>판단 순서는 다음과 같습니다. 요청 자체가 줄었는가, 아니면 요청은 들어오는데 처리가 안 되는가. 처리가 안 된다면 Network 연결은 정상인가, DB는 정상인가, Leader가 실제로 처리하고 있는가.</w:t>
       </w:r>
     </w:p>
     <w:p>
@@ -12416,37 +17365,69 @@
         </w:pBdr>
       </w:pPr>
       <w:r>
-        <w:t xml:space="preserve">체결 처리량이 baseline 아래로 내려감</w:t>
+        <w:t>체결 처리량이 baseline 아래로 내려감</w:t>
+      </w:r>
+      <w:r>
         <w:br/>
         <w:t>├─ Request Arrival 도 함께 감소했는가</w:t>
+      </w:r>
+      <w:r>
         <w:br/>
         <w:t>│  ├─ YES -&gt; 수요 축. Bot Fleet 상태 확인</w:t>
+      </w:r>
+      <w:r>
         <w:br/>
-        <w:t xml:space="preserve">│  │        ├─ 봇 정지 -&gt; 봇 재기동. 자동</w:t>
+        <w:t>│  │        ├─ 봇 정지 -&gt; 봇 재기동. 자동</w:t>
+      </w:r>
+      <w:r>
         <w:br/>
-        <w:t xml:space="preserve">│  │        └─ 봇 정상 -&gt; 실제 수요 감소. 조치 없음. Incident 종료</w:t>
+        <w:t>│  │        └─ 봇 정상 -&gt; 실제 수요 감소. 조치 없음. Incident 종료</w:t>
+      </w:r>
+      <w:r>
         <w:br/>
-        <w:t xml:space="preserve">│  └─ NO  -&gt; 요청은 들어오는데 체결이 안 됨. 다음 단계</w:t>
+        <w:t>│  └─ NO  -&gt; 요청은 들어오는데 체결이 안 됨. 다음 단계</w:t>
+      </w:r>
+      <w:r>
         <w:br/>
         <w:t>├─ API Error Rate 가 증가했는가</w:t>
+      </w:r>
+      <w:r>
         <w:br/>
         <w:t>│  ├─ YES -&gt; L4 연결이 실패하는가</w:t>
+      </w:r>
+      <w:r>
         <w:br/>
-        <w:t xml:space="preserve">│  │        ├─ YES -&gt; Network 계층. NET-01</w:t>
+        <w:t>│  │        ├─ YES -&gt; Network 계층. NET-01</w:t>
+      </w:r>
+      <w:r>
         <w:br/>
-        <w:t xml:space="preserve">│  │        └─ NO  -&gt; DB Connection 이 이상한가</w:t>
+        <w:t>│  │        └─ NO  -&gt; DB Connection 이 이상한가</w:t>
+      </w:r>
+      <w:r>
         <w:br/>
-        <w:t xml:space="preserve">│  │                 ├─ YES -&gt; Database 계층. DB-01</w:t>
+        <w:t>│  │                 ├─ YES -&gt; Database 계층. DB-01</w:t>
+      </w:r>
+      <w:r>
         <w:br/>
-        <w:t xml:space="preserve">│  │                 └─ NO  -&gt; Application 계층. APP-01</w:t>
+        <w:t>│  │                 └─ NO  -&gt; Application 계층. APP-01</w:t>
+      </w:r>
+      <w:r>
         <w:br/>
-        <w:t xml:space="preserve">│  └─ NO  -&gt; 오류 없이 체결만 멈춤. 다음 단계</w:t>
+        <w:t>│  └─ NO  -&gt; 오류 없이 체결만 멈춤. 다음 단계</w:t>
+      </w:r>
+      <w:r>
         <w:br/>
-        <w:t xml:space="preserve">└─ leader_lease 는 갱신되는가</w:t>
+        <w:t>└─ leader_lease 는 갱신되는가</w:t>
+      </w:r>
+      <w:r>
         <w:br/>
         <w:t xml:space="preserve">   ├─ 갱신 정지 -&gt; 리더 소실. 승격 대기. LDR-01</w:t>
+      </w:r>
+      <w:r>
         <w:br/>
         <w:t xml:space="preserve">   └─ 갱신 중   -&gt; 좀비 리더 의심. 리스는 살아 있고 처리만 정지</w:t>
+      </w:r>
+      <w:r>
         <w:br/>
         <w:t xml:space="preserve">                  요청 풀 사용량 확인 -&gt; 고갈이면 수용 제한 확인. APP-01</w:t>
       </w:r>
@@ -12672,7 +17653,7 @@
               <w:spacing w:line="270" w:lineRule="auto"/>
             </w:pPr>
             <w:r>
-              <w:t xml:space="preserve">불변식 26종 위반 0행</w:t>
+              <w:t>불변식 26종 위반 0행</w:t>
             </w:r>
           </w:p>
         </w:tc>
@@ -12720,6 +17701,7 @@
       <w:pPr>
         <w:pStyle w:val="2"/>
       </w:pPr>
+      <w:bookmarkStart w:id="32" w:name="_Toc239114350"/>
       <w:r>
         <w:rPr>
           <w:szCs w:val="21"/>
@@ -12727,6 +17709,7 @@
         <w:lastRenderedPageBreak/>
         <w:t>6.3 Network 장애</w:t>
       </w:r>
+      <w:bookmarkEnd w:id="32"/>
     </w:p>
     <w:p>
       <w:pPr>
@@ -12861,7 +17844,7 @@
               <w:spacing w:line="270" w:lineRule="auto"/>
             </w:pPr>
             <w:r>
-              <w:t xml:space="preserve">L3, L4, L7 프로브 중 하나 이상 실패. 또는 API Latency 급등</w:t>
+              <w:t>L3, L4, L7 프로브 중 하나 이상 실패. 또는 API Latency 급등</w:t>
             </w:r>
           </w:p>
         </w:tc>
@@ -13014,26 +17997,48 @@
       </w:pPr>
       <w:r>
         <w:t>API Latency 급등 또는 Error 증가</w:t>
+      </w:r>
+      <w:r>
         <w:br/>
-        <w:t xml:space="preserve">├─ ICMP 프로브 응답하는가</w:t>
+        <w:t>├─ ICMP 프로브 응답하는가</w:t>
+      </w:r>
+      <w:r>
         <w:br/>
         <w:t>│  └─ NO -&gt; L3. 라우팅, 보안그룹, 인스턴스 상태 확인</w:t>
+      </w:r>
+      <w:r>
         <w:br/>
         <w:t>├─ TCP 연결 성립하는가</w:t>
+      </w:r>
+      <w:r>
         <w:br/>
-        <w:t xml:space="preserve">│  └─ NO -&gt; L4. 프로세스 생존, 리스닝 포트, 백로그 확인</w:t>
+        <w:t>│  └─ NO -&gt; L4. 프로세스 생존, 리스닝 포트, 백로그 확인</w:t>
+      </w:r>
+      <w:r>
         <w:br/>
         <w:t>├─ HTTP 응답하는가</w:t>
+      </w:r>
+      <w:r>
         <w:br/>
-        <w:t xml:space="preserve">│  ├─ 5xx -&gt; L7. ALB 타겟그룹 상태 확인</w:t>
+        <w:t>│  ├─ 5xx -&gt; L7. ALB 타겟그룹 상태 확인</w:t>
+      </w:r>
+      <w:r>
         <w:br/>
-        <w:t xml:space="preserve">│  │        ├─ unhealthy -&gt; 대상 노드 readiness 확인. 팔로워면 정상 동작</w:t>
+        <w:t>│  │        ├─ unhealthy -&gt; 대상 노드 readiness 확인. 팔로워면 정상 동작</w:t>
+      </w:r>
+      <w:r>
         <w:br/>
-        <w:t xml:space="preserve">│  │        └─ healthy   -&gt; 애플리케이션 내부. APP-01</w:t>
+        <w:t>│  │        └─ healthy   -&gt; 애플리케이션 내부. APP-01</w:t>
+      </w:r>
+      <w:r>
         <w:br/>
         <w:t>│  └─ timeout -&gt; L7 행. 스레드 덤프와 요청 풀 확인</w:t>
+      </w:r>
+      <w:r>
         <w:br/>
-        <w:t xml:space="preserve">└─ 전 프로브 정상인데 Latency 만 높은가</w:t>
+        <w:t>└─ 전 프로브 정상인데 Latency 만 높은가</w:t>
+      </w:r>
+      <w:r>
         <w:br/>
         <w:t xml:space="preserve">   └─ YES -&gt; RTT 와 재전송 확인. 정상이면 DB 지연 의심. DB-01</w:t>
       </w:r>
@@ -13185,7 +18190,7 @@
               <w:spacing w:line="270" w:lineRule="auto"/>
             </w:pPr>
             <w:r>
-              <w:t xml:space="preserve">세 프로브 전부 정상</w:t>
+              <w:t>세 프로브 전부 정상</w:t>
             </w:r>
           </w:p>
         </w:tc>
@@ -13284,7 +18289,7 @@
               <w:spacing w:line="270" w:lineRule="auto"/>
             </w:pPr>
             <w:r>
-              <w:t xml:space="preserve">불변식 26종 위반 0행</w:t>
+              <w:t>불변식 26종 위반 0행</w:t>
             </w:r>
           </w:p>
         </w:tc>
@@ -13299,12 +18304,14 @@
       <w:pPr>
         <w:pStyle w:val="2"/>
       </w:pPr>
+      <w:bookmarkStart w:id="33" w:name="_Toc239114351"/>
       <w:r>
         <w:rPr>
           <w:szCs w:val="21"/>
         </w:rPr>
         <w:t>6.4 나머지 시나리오</w:t>
       </w:r>
+      <w:bookmarkEnd w:id="33"/>
     </w:p>
     <w:p>
       <w:pPr>
@@ -13683,6 +18690,7 @@
           <w:bottom w:val="single" w:sz="8" w:space="4" w:color="1F3864"/>
         </w:pBdr>
       </w:pPr>
+      <w:bookmarkStart w:id="34" w:name="_Toc239114352"/>
       <w:r>
         <w:rPr>
           <w:szCs w:val="21"/>
@@ -13690,6 +18698,7 @@
         <w:lastRenderedPageBreak/>
         <w:t>7. Runbook</w:t>
       </w:r>
+      <w:bookmarkEnd w:id="34"/>
     </w:p>
     <w:p>
       <w:pPr>
@@ -13703,12 +18712,14 @@
       <w:pPr>
         <w:pStyle w:val="2"/>
       </w:pPr>
+      <w:bookmarkStart w:id="35" w:name="_Toc239114353"/>
       <w:r>
         <w:rPr>
           <w:szCs w:val="21"/>
         </w:rPr>
         <w:t>7.1 구조와 소유 분리</w:t>
       </w:r>
+      <w:bookmarkEnd w:id="35"/>
     </w:p>
     <w:p>
       <w:pPr>
@@ -13727,8 +18738,12 @@
       </w:pPr>
       <w:r>
         <w:t>현상 -&gt; 확인 Dashboard -&gt; 확인 Metric -&gt; 1차 판단 -&gt; 추가 확인</w:t>
+      </w:r>
+      <w:r>
         <w:br/>
         <w:t>-&gt; 원인 후보 -&gt; 조치 -&gt; 복구 확인 -&gt; Transaction 검증</w:t>
+      </w:r>
+      <w:r>
         <w:br/>
         <w:t>-&gt; Ledger 검증 -&gt; Incident 종료</w:t>
       </w:r>
@@ -13769,6 +18784,7 @@
       <w:pPr>
         <w:pStyle w:val="2"/>
       </w:pPr>
+      <w:bookmarkStart w:id="36" w:name="_Toc239114354"/>
       <w:r>
         <w:rPr>
           <w:szCs w:val="21"/>
@@ -13776,6 +18792,7 @@
         <w:lastRenderedPageBreak/>
         <w:t>7.2 RUNBOOK-NET-01 네트워크 장애</w:t>
       </w:r>
+      <w:bookmarkEnd w:id="36"/>
     </w:p>
     <w:p>
       <w:pPr>
@@ -13805,7 +18822,7 @@
         <w:t>BLOCKED</w:t>
       </w:r>
       <w:r>
-        <w:t xml:space="preserve">는 계층 프로브 배선과 클라우드 배포에 막혀 있음을 뜻합니다.</w:t>
+        <w:t>는 계층 프로브 배선과 클라우드 배포에 막혀 있음을 뜻합니다.</w:t>
       </w:r>
     </w:p>
     <w:tbl>
@@ -14141,7 +19158,7 @@
               <w:rPr>
                 <w:szCs w:val="18"/>
               </w:rPr>
-              <w:t xml:space="preserve">어느 프로브가 실패했는가</w:t>
+              <w:t>어느 프로브가 실패했는가</w:t>
             </w:r>
           </w:p>
         </w:tc>
@@ -14719,7 +19736,7 @@
               <w:rPr>
                 <w:szCs w:val="18"/>
               </w:rPr>
-              <w:t xml:space="preserve">L3 프로브</w:t>
+              <w:t>L3 프로브</w:t>
             </w:r>
           </w:p>
         </w:tc>
@@ -14830,7 +19847,7 @@
               <w:rPr>
                 <w:szCs w:val="18"/>
               </w:rPr>
-              <w:t xml:space="preserve">. 프로브 미배선</w:t>
+              <w:t>. 프로브 미배선</w:t>
             </w:r>
           </w:p>
         </w:tc>
@@ -14871,7 +19888,7 @@
               <w:rPr>
                 <w:szCs w:val="18"/>
               </w:rPr>
-              <w:t xml:space="preserve">L4 프로브</w:t>
+              <w:t>L4 프로브</w:t>
             </w:r>
           </w:p>
         </w:tc>
@@ -14988,7 +20005,7 @@
               <w:rPr>
                 <w:szCs w:val="18"/>
               </w:rPr>
-              <w:t xml:space="preserve">. 프로브 미배선</w:t>
+              <w:t>. 프로브 미배선</w:t>
             </w:r>
           </w:p>
         </w:tc>
@@ -15027,7 +20044,7 @@
               <w:rPr>
                 <w:szCs w:val="18"/>
               </w:rPr>
-              <w:t xml:space="preserve">L7 프로브</w:t>
+              <w:t>L7 프로브</w:t>
             </w:r>
           </w:p>
         </w:tc>
@@ -15138,7 +20155,7 @@
               <w:rPr>
                 <w:szCs w:val="18"/>
               </w:rPr>
-              <w:t xml:space="preserve">. 프로브 미배선</w:t>
+              <w:t>. 프로브 미배선</w:t>
             </w:r>
           </w:p>
         </w:tc>
@@ -15179,7 +20196,7 @@
               <w:rPr>
                 <w:szCs w:val="18"/>
               </w:rPr>
-              <w:t xml:space="preserve">ALB 타겟그룹</w:t>
+              <w:t>ALB 타겟그룹</w:t>
             </w:r>
           </w:p>
         </w:tc>
@@ -15233,7 +20250,7 @@
               <w:rPr>
                 <w:szCs w:val="18"/>
               </w:rPr>
-              <w:t xml:space="preserve">healthy 1</w:t>
+              <w:t>healthy 1</w:t>
             </w:r>
           </w:p>
         </w:tc>
@@ -15296,7 +20313,7 @@
               <w:rPr>
                 <w:szCs w:val="18"/>
               </w:rPr>
-              <w:t xml:space="preserve">. 클라우드 미배포</w:t>
+              <w:t>. 클라우드 미배포</w:t>
             </w:r>
           </w:p>
         </w:tc>
@@ -15370,7 +20387,7 @@
               <w:rPr>
                 <w:szCs w:val="18"/>
               </w:rPr>
-              <w:t xml:space="preserve">팔로워의 503은 정상 동작</w:t>
+              <w:t>팔로워의 503은 정상 동작</w:t>
             </w:r>
           </w:p>
         </w:tc>
@@ -15387,7 +20404,7 @@
               <w:rPr>
                 <w:szCs w:val="18"/>
               </w:rPr>
-              <w:t xml:space="preserve">리더 200, 팔로워 503</w:t>
+              <w:t>리더 200, 팔로워 503</w:t>
             </w:r>
           </w:p>
         </w:tc>
@@ -15942,7 +20959,7 @@
               <w:rPr>
                 <w:szCs w:val="18"/>
               </w:rPr>
-              <w:t xml:space="preserve">세 프로브와 API 2xx</w:t>
+              <w:t>세 프로브와 API 2xx</w:t>
             </w:r>
           </w:p>
         </w:tc>
@@ -16113,7 +21130,7 @@
               <w:rPr>
                 <w:szCs w:val="18"/>
               </w:rPr>
-              <w:t xml:space="preserve">요청은 되는데 처리가 안 되는 상태 배제</w:t>
+              <w:t>요청은 되는데 처리가 안 되는 상태 배제</w:t>
             </w:r>
           </w:p>
         </w:tc>
@@ -16241,7 +21258,7 @@
               <w:rPr>
                 <w:szCs w:val="18"/>
               </w:rPr>
-              <w:t xml:space="preserve">불변식 26종</w:t>
+              <w:t>불변식 26종</w:t>
             </w:r>
           </w:p>
         </w:tc>
@@ -16560,6 +21577,7 @@
       <w:pPr>
         <w:pStyle w:val="2"/>
       </w:pPr>
+      <w:bookmarkStart w:id="37" w:name="_Toc239114355"/>
       <w:r>
         <w:rPr>
           <w:szCs w:val="21"/>
@@ -16567,6 +21585,7 @@
         <w:lastRenderedPageBreak/>
         <w:t>7.3 카드 목록</w:t>
       </w:r>
+      <w:bookmarkEnd w:id="37"/>
     </w:p>
     <w:p>
       <w:pPr>
@@ -16748,7 +21767,7 @@
               <w:spacing w:line="270" w:lineRule="auto"/>
             </w:pPr>
             <w:r>
-              <w:t xml:space="preserve">본문 완성형. 프로브 배선 후 실행 가능</w:t>
+              <w:t>본문 완성형. 프로브 배선 후 실행 가능</w:t>
             </w:r>
           </w:p>
         </w:tc>
@@ -17066,12 +22085,14 @@
           <w:bottom w:val="single" w:sz="8" w:space="4" w:color="1F3864"/>
         </w:pBdr>
       </w:pPr>
+      <w:bookmarkStart w:id="38" w:name="_Toc239114356"/>
       <w:r>
         <w:rPr>
           <w:szCs w:val="21"/>
         </w:rPr>
-        <w:t xml:space="preserve">8. 어떤 작업을 자동화할 것인가</w:t>
-      </w:r>
+        <w:t>8. 어떤 작업을 자동화할 것인가</w:t>
+      </w:r>
+      <w:bookmarkEnd w:id="38"/>
     </w:p>
     <w:p>
       <w:pPr>
@@ -17091,12 +22112,14 @@
       <w:pPr>
         <w:pStyle w:val="2"/>
       </w:pPr>
+      <w:bookmarkStart w:id="39" w:name="_Toc239114357"/>
       <w:r>
         <w:rPr>
           <w:szCs w:val="21"/>
         </w:rPr>
         <w:t>8.1 대응 등급</w:t>
       </w:r>
+      <w:bookmarkEnd w:id="39"/>
     </w:p>
     <w:p>
       <w:pPr>
@@ -17447,7 +22470,7 @@
               <w:spacing w:line="270" w:lineRule="auto"/>
             </w:pPr>
             <w:r>
-              <w:t xml:space="preserve">계층 프로브 미배선</w:t>
+              <w:t>계층 프로브 미배선</w:t>
             </w:r>
           </w:p>
         </w:tc>
@@ -17463,13 +22486,14 @@
         <w:pStyle w:val="a0"/>
       </w:pPr>
       <w:r>
-        <w:t xml:space="preserve">등급 A의 근거는 로컬 카오스 스택 1회차입니다. 클라우드 실측은 0건이고 회차가 1건이라 분산을 말할 수 없습니다.</w:t>
+        <w:t>등급 A의 근거는 로컬 카오스 스택 1회차입니다. 클라우드 실측은 0건이고 회차가 1건이라 분산을 말할 수 없습니다.</w:t>
       </w:r>
     </w:p>
     <w:p>
       <w:pPr>
         <w:pStyle w:val="2"/>
       </w:pPr>
+      <w:bookmarkStart w:id="40" w:name="_Toc239114358"/>
       <w:r>
         <w:rPr>
           <w:szCs w:val="21"/>
@@ -17477,6 +22501,7 @@
         <w:lastRenderedPageBreak/>
         <w:t>8.2 자동화 수준</w:t>
       </w:r>
+      <w:bookmarkEnd w:id="40"/>
     </w:p>
     <w:p>
       <w:pPr>
@@ -18392,7 +23417,7 @@
               <w:rPr>
                 <w:szCs w:val="17"/>
               </w:rPr>
-              <w:t xml:space="preserve">원장 불변식 위반</w:t>
+              <w:t>원장 불변식 위반</w:t>
             </w:r>
           </w:p>
         </w:tc>
@@ -18517,12 +23542,14 @@
       <w:pPr>
         <w:pStyle w:val="2"/>
       </w:pPr>
+      <w:bookmarkStart w:id="41" w:name="_Toc239114359"/>
       <w:r>
         <w:rPr>
           <w:szCs w:val="21"/>
         </w:rPr>
         <w:t>8.3 데이터 정합성을 자동 복구하지 않는 이유</w:t>
       </w:r>
+      <w:bookmarkEnd w:id="41"/>
     </w:p>
     <w:p>
       <w:pPr>
@@ -18560,19 +23587,21 @@
         <w:pStyle w:val="a0"/>
       </w:pPr>
       <w:r>
-        <w:t xml:space="preserve">계약 위반은 조용히 보정하기보다 명확하게 실패시키는 것을 우선합니다. 이 원칙이 코드에도 같은 형태로 적용되어 있습니다.</w:t>
+        <w:t>계약 위반은 조용히 보정하기보다 명확하게 실패시키는 것을 우선합니다. 이 원칙이 코드에도 같은 형태로 적용되어 있습니다.</w:t>
       </w:r>
     </w:p>
     <w:p>
       <w:pPr>
         <w:pStyle w:val="2"/>
       </w:pPr>
+      <w:bookmarkStart w:id="42" w:name="_Toc239114360"/>
       <w:r>
         <w:rPr>
           <w:szCs w:val="21"/>
         </w:rPr>
         <w:t>8.4 자동화의 안전 조건</w:t>
       </w:r>
+      <w:bookmarkEnd w:id="42"/>
     </w:p>
     <w:p>
       <w:pPr>
@@ -18600,7 +23629,7 @@
         </w:numPr>
       </w:pPr>
       <w:r>
-        <w:t xml:space="preserve">조치 대상이 상태를 갖지 않거나, 상태를 갖더라도 되돌릴 수 있는가</w:t>
+        <w:t>조치 대상이 상태를 갖지 않거나, 상태를 갖더라도 되돌릴 수 있는가</w:t>
       </w:r>
     </w:p>
     <w:p>
@@ -18612,7 +23641,7 @@
         </w:numPr>
       </w:pPr>
       <w:r>
-        <w:t xml:space="preserve">오작동했을 때 영향 범위가 조치 전보다 넓어지지 않는가</w:t>
+        <w:t>오작동했을 때 영향 범위가 조치 전보다 넓어지지 않는가</w:t>
       </w:r>
     </w:p>
     <w:p>
@@ -18624,7 +23653,7 @@
         </w:numPr>
       </w:pPr>
       <w:r>
-        <w:t xml:space="preserve">조치가 들었는지를 기계가 판정할 수 있는가</w:t>
+        <w:t>조치가 들었는지를 기계가 판정할 수 있는가</w:t>
       </w:r>
     </w:p>
     <w:p>
@@ -18634,6 +23663,7 @@
           <w:bottom w:val="single" w:sz="8" w:space="4" w:color="1F3864"/>
         </w:pBdr>
       </w:pPr>
+      <w:bookmarkStart w:id="43" w:name="_Toc239114361"/>
       <w:r>
         <w:rPr>
           <w:szCs w:val="21"/>
@@ -18641,6 +23671,7 @@
         <w:lastRenderedPageBreak/>
         <w:t>9. Chaos Harness를 이용한 검증</w:t>
       </w:r>
+      <w:bookmarkEnd w:id="43"/>
     </w:p>
     <w:p>
       <w:pPr>
@@ -18657,12 +23688,14 @@
       <w:pPr>
         <w:pStyle w:val="2"/>
       </w:pPr>
+      <w:bookmarkStart w:id="44" w:name="_Toc239114362"/>
       <w:r>
         <w:rPr>
           <w:szCs w:val="21"/>
         </w:rPr>
         <w:t>9.1 이 장의 위치</w:t>
       </w:r>
+      <w:bookmarkEnd w:id="44"/>
     </w:p>
     <w:p>
       <w:pPr>
@@ -18676,12 +23709,14 @@
       <w:pPr>
         <w:pStyle w:val="2"/>
       </w:pPr>
+      <w:bookmarkStart w:id="45" w:name="_Toc239114363"/>
       <w:r>
         <w:rPr>
           <w:szCs w:val="21"/>
         </w:rPr>
         <w:t>9.2 실험과 운영 시나리오 매핑</w:t>
       </w:r>
+      <w:bookmarkEnd w:id="45"/>
     </w:p>
     <w:p>
       <w:pPr>
@@ -18987,7 +24022,7 @@
               <w:rPr>
                 <w:szCs w:val="17"/>
               </w:rPr>
-              <w:t xml:space="preserve">프록시 지연과 지터</w:t>
+              <w:t>프록시 지연과 지터</w:t>
             </w:r>
           </w:p>
         </w:tc>
@@ -19067,7 +24102,7 @@
               <w:rPr>
                 <w:szCs w:val="17"/>
               </w:rPr>
-              <w:t xml:space="preserve">수용 제한 동작, 불변식</w:t>
+              <w:t>수용 제한 동작, 불변식</w:t>
             </w:r>
           </w:p>
         </w:tc>
@@ -19209,7 +24244,7 @@
               <w:rPr>
                 <w:szCs w:val="17"/>
               </w:rPr>
-              <w:t xml:space="preserve">epoch, RTO, 불변식</w:t>
+              <w:t>epoch, RTO, 불변식</w:t>
             </w:r>
           </w:p>
         </w:tc>
@@ -19619,7 +24654,7 @@
               <w:rPr>
                 <w:szCs w:val="17"/>
               </w:rPr>
-              <w:t xml:space="preserve">동시 리더 0, 불변식</w:t>
+              <w:t>동시 리더 0, 불변식</w:t>
             </w:r>
           </w:p>
         </w:tc>
@@ -19722,7 +24757,7 @@
               <w:rPr>
                 <w:szCs w:val="17"/>
               </w:rPr>
-              <w:t xml:space="preserve">포화 중 페일오버</w:t>
+              <w:t>포화 중 페일오버</w:t>
             </w:r>
           </w:p>
         </w:tc>
@@ -19758,7 +24793,7 @@
               <w:rPr>
                 <w:szCs w:val="17"/>
               </w:rPr>
-              <w:t xml:space="preserve">RTO, 오류율, 불변식</w:t>
+              <w:t>RTO, 오류율, 불변식</w:t>
             </w:r>
           </w:p>
         </w:tc>
@@ -19995,7 +25030,7 @@
               <w:rPr>
                 <w:szCs w:val="17"/>
               </w:rPr>
-              <w:t xml:space="preserve">오류율 급등</w:t>
+              <w:t>오류율 급등</w:t>
             </w:r>
           </w:p>
         </w:tc>
@@ -20031,7 +25066,7 @@
               <w:rPr>
                 <w:szCs w:val="17"/>
               </w:rPr>
-              <w:t xml:space="preserve">오류율, 불변식</w:t>
+              <w:t>오류율, 불변식</w:t>
             </w:r>
           </w:p>
         </w:tc>
@@ -20091,7 +25126,7 @@
               <w:rPr>
                 <w:szCs w:val="17"/>
               </w:rPr>
-              <w:t xml:space="preserve">커밋 응답 절단</w:t>
+              <w:t>커밋 응답 절단</w:t>
             </w:r>
           </w:p>
         </w:tc>
@@ -20176,7 +25211,7 @@
               <w:rPr>
                 <w:szCs w:val="17"/>
               </w:rPr>
-              <w:t xml:space="preserve">판정기 교정 이전</w:t>
+              <w:t>판정기 교정 이전</w:t>
             </w:r>
           </w:p>
         </w:tc>
@@ -20218,7 +25253,7 @@
               <w:rPr>
                 <w:szCs w:val="17"/>
               </w:rPr>
-              <w:t xml:space="preserve">tc netem 커널 지연과 손실</w:t>
+              <w:t>tc netem 커널 지연과 손실</w:t>
             </w:r>
           </w:p>
         </w:tc>
@@ -20290,7 +25325,7 @@
               <w:rPr>
                 <w:szCs w:val="17"/>
               </w:rPr>
-              <w:t xml:space="preserve">MTTD, 계층 프로브 전이</w:t>
+              <w:t>MTTD, 계층 프로브 전이</w:t>
             </w:r>
           </w:p>
         </w:tc>
@@ -20378,12 +25413,14 @@
       <w:pPr>
         <w:pStyle w:val="2"/>
       </w:pPr>
+      <w:bookmarkStart w:id="46" w:name="_Toc239114364"/>
       <w:r>
         <w:rPr>
           <w:szCs w:val="21"/>
         </w:rPr>
         <w:t>9.3 실험 성립 조건</w:t>
       </w:r>
+      <w:bookmarkEnd w:id="46"/>
     </w:p>
     <w:p>
       <w:pPr>
@@ -20411,7 +25448,7 @@
         </w:numPr>
       </w:pPr>
       <w:r>
-        <w:t xml:space="preserve">장애가 목표 계층에 실제 도달했는가</w:t>
+        <w:t>장애가 목표 계층에 실제 도달했는가</w:t>
       </w:r>
     </w:p>
     <w:p>
@@ -20423,7 +25460,7 @@
         </w:numPr>
       </w:pPr>
       <w:r>
-        <w:t xml:space="preserve">시스템이 계약된 방식으로 반응했는가</w:t>
+        <w:t>시스템이 계약된 방식으로 반응했는가</w:t>
       </w:r>
     </w:p>
     <w:p>
@@ -20435,7 +25472,7 @@
         </w:numPr>
       </w:pPr>
       <w:r>
-        <w:t xml:space="preserve">복구 시간이 기준을 만족했는가</w:t>
+        <w:t>복구 시간이 기준을 만족했는가</w:t>
       </w:r>
     </w:p>
     <w:p>
@@ -20447,7 +25484,7 @@
         </w:numPr>
       </w:pPr>
       <w:r>
-        <w:t xml:space="preserve">데이터 무결성이 유지됐는가</w:t>
+        <w:t>데이터 무결성이 유지됐는가</w:t>
       </w:r>
     </w:p>
     <w:p>
@@ -20459,7 +25496,7 @@
         </w:numPr>
       </w:pPr>
       <w:r>
-        <w:t xml:space="preserve">장애 제거 후 자력 복구했는가</w:t>
+        <w:t>장애 제거 후 자력 복구했는가</w:t>
       </w:r>
     </w:p>
     <w:p>
@@ -20484,12 +25521,14 @@
       <w:pPr>
         <w:pStyle w:val="2"/>
       </w:pPr>
+      <w:bookmarkStart w:id="47" w:name="_Toc239114365"/>
       <w:r>
         <w:rPr>
           <w:szCs w:val="21"/>
         </w:rPr>
         <w:t>9.4 현재 결과</w:t>
       </w:r>
+      <w:bookmarkEnd w:id="47"/>
     </w:p>
     <w:p>
       <w:pPr>
@@ -20517,6 +25556,7 @@
           <w:bottom w:val="single" w:sz="8" w:space="4" w:color="1F3864"/>
         </w:pBdr>
       </w:pPr>
+      <w:bookmarkStart w:id="48" w:name="_Toc239114366"/>
       <w:r>
         <w:rPr>
           <w:szCs w:val="21"/>
@@ -20524,6 +25564,7 @@
         <w:lastRenderedPageBreak/>
         <w:t>10. 실제 장애와 개선 사례</w:t>
       </w:r>
+      <w:bookmarkEnd w:id="48"/>
     </w:p>
     <w:p>
       <w:pPr>
@@ -20537,12 +25578,14 @@
       <w:pPr>
         <w:pStyle w:val="2"/>
       </w:pPr>
+      <w:bookmarkStart w:id="49" w:name="_Toc239114367"/>
       <w:r>
         <w:rPr>
           <w:szCs w:val="21"/>
         </w:rPr>
         <w:t>10.1 수용 제한 부재</w:t>
       </w:r>
+      <w:bookmarkEnd w:id="49"/>
     </w:p>
     <w:p>
       <w:pPr>
@@ -20861,12 +25904,14 @@
       <w:pPr>
         <w:pStyle w:val="2"/>
       </w:pPr>
+      <w:bookmarkStart w:id="50" w:name="_Toc239114368"/>
       <w:r>
         <w:rPr>
           <w:szCs w:val="21"/>
         </w:rPr>
         <w:t>10.2 좀비 리더</w:t>
       </w:r>
+      <w:bookmarkEnd w:id="50"/>
     </w:p>
     <w:p>
       <w:pPr>
@@ -21116,7 +26161,7 @@
               <w:spacing w:line="270" w:lineRule="auto"/>
             </w:pPr>
             <w:r>
-              <w:t xml:space="preserve">리스 전용 커넥션 풀 분리. 다만 강등 신호는 라이브에서 미발동</w:t>
+              <w:t>리스 전용 커넥션 풀 분리. 다만 강등 신호는 라이브에서 미발동</w:t>
             </w:r>
           </w:p>
         </w:tc>
@@ -21176,12 +26221,14 @@
       <w:pPr>
         <w:pStyle w:val="2"/>
       </w:pPr>
+      <w:bookmarkStart w:id="51" w:name="_Toc239114369"/>
       <w:r>
         <w:rPr>
           <w:szCs w:val="21"/>
         </w:rPr>
-        <w:t xml:space="preserve">10.3 nginx 업스트림 배선</w:t>
-      </w:r>
+        <w:t>10.3 nginx 업스트림 배선</w:t>
+      </w:r>
+      <w:bookmarkEnd w:id="51"/>
     </w:p>
     <w:p>
       <w:pPr>
@@ -21365,7 +26412,7 @@
               <w:spacing w:line="270" w:lineRule="auto"/>
             </w:pPr>
             <w:r>
-              <w:t xml:space="preserve">“no live upstreams” 44,050건, 실패율 9.61%</w:t>
+              <w:t>“no live upstreams” 44,050건, 실패율 9.61%</w:t>
             </w:r>
           </w:p>
         </w:tc>
@@ -21476,12 +26523,14 @@
       <w:pPr>
         <w:pStyle w:val="2"/>
       </w:pPr>
+      <w:bookmarkStart w:id="52" w:name="_Toc239114370"/>
       <w:r>
         <w:rPr>
           <w:szCs w:val="21"/>
         </w:rPr>
-        <w:t xml:space="preserve">10.4 리더 페일오버 실측</w:t>
-      </w:r>
+        <w:t>10.4 리더 페일오버 실측</w:t>
+      </w:r>
+      <w:bookmarkEnd w:id="52"/>
     </w:p>
     <w:p>
       <w:pPr>
@@ -21668,7 +26717,7 @@
               <w:spacing w:line="270" w:lineRule="auto"/>
             </w:pPr>
             <w:r>
-              <w:t xml:space="preserve">자산합 위반</w:t>
+              <w:t>자산합 위반</w:t>
             </w:r>
           </w:p>
         </w:tc>
@@ -21813,30 +26862,34 @@
           <w:bottom w:val="single" w:sz="8" w:space="4" w:color="1F3864"/>
         </w:pBdr>
       </w:pPr>
+      <w:bookmarkStart w:id="53" w:name="_Toc239114371"/>
       <w:r>
         <w:rPr>
           <w:szCs w:val="21"/>
         </w:rPr>
         <w:t>11. 보안 설계</w:t>
       </w:r>
+      <w:bookmarkEnd w:id="53"/>
     </w:p>
     <w:p>
       <w:pPr>
         <w:pStyle w:val="2"/>
       </w:pPr>
+      <w:bookmarkStart w:id="54" w:name="_Toc239114372"/>
       <w:r>
         <w:rPr>
           <w:szCs w:val="21"/>
         </w:rPr>
         <w:t>11.1 구현 및 검증 범위</w:t>
       </w:r>
+      <w:bookmarkEnd w:id="54"/>
     </w:p>
     <w:p>
       <w:pPr>
         <w:pStyle w:val="a0"/>
       </w:pPr>
       <w:r>
-        <w:t xml:space="preserve">외부에서 접속 가능한 서비스이므로 다음을 구현하고 검증합니다. TLS, 인증, 권한, 관리자 접근 제어, 데이터베이스 외부 접근 차단, 방화벽과 보안 그룹, 비밀 관리, 최소 권한, 감사 로그, Rate Limiting, 입력값 검증.</w:t>
+        <w:t>외부에서 접속 가능한 서비스이므로 다음을 구현하고 검증합니다. TLS, 인증, 권한, 관리자 접근 제어, 데이터베이스 외부 접근 차단, 방화벽과 보안 그룹, 비밀 관리, 최소 권한, 감사 로그, Rate Limiting, 입력값 검증.</w:t>
       </w:r>
     </w:p>
     <w:p>
@@ -21844,13 +26897,14 @@
         <w:pStyle w:val="a0"/>
       </w:pPr>
       <w:r>
-        <w:t xml:space="preserve">관리 평면과 하네스 API는 외부에 노출하지 않고 포트 포워딩으로 접근합니다.</w:t>
+        <w:t>관리 평면과 하네스 API는 외부에 노출하지 않고 포트 포워딩으로 접근합니다.</w:t>
       </w:r>
     </w:p>
     <w:p>
       <w:pPr>
         <w:pStyle w:val="2"/>
       </w:pPr>
+      <w:bookmarkStart w:id="55" w:name="_Toc239114373"/>
       <w:r>
         <w:rPr>
           <w:szCs w:val="21"/>
@@ -21858,6 +26912,7 @@
         <w:lastRenderedPageBreak/>
         <w:t>11.2 증거의 기준</w:t>
       </w:r>
+      <w:bookmarkEnd w:id="55"/>
     </w:p>
     <w:p>
       <w:pPr>
@@ -21882,12 +26937,14 @@
       <w:pPr>
         <w:pStyle w:val="2"/>
       </w:pPr>
+      <w:bookmarkStart w:id="56" w:name="_Toc239114374"/>
       <w:r>
         <w:rPr>
           <w:szCs w:val="21"/>
         </w:rPr>
         <w:t>11.3 현재 미적용 항목과 알려진 결함</w:t>
       </w:r>
+      <w:bookmarkEnd w:id="56"/>
     </w:p>
     <w:p>
       <w:pPr>
@@ -21902,7 +26959,7 @@
         <w:pStyle w:val="a0"/>
       </w:pPr>
       <w:r>
-        <w:t xml:space="preserve">알려진 결함 하나를 적습니다. nonce 저장소가 노드별 인메모리라 다중 노드에서는 교차 노드 재전송이 이론상 가능합니다. 현재 라우팅이 리더 단독이라 이 창이 실제로 열리지는 않으며, 이번 기간에 닫지 않고 한계로 남깁니다.</w:t>
+        <w:t>알려진 결함 하나를 적습니다. nonce 저장소가 노드별 인메모리라 다중 노드에서는 교차 노드 재전송이 이론상 가능합니다. 현재 라우팅이 리더 단독이라 이 창이 실제로 열리지는 않으며, 이번 기간에 닫지 않고 한계로 남깁니다.</w:t>
       </w:r>
     </w:p>
     <w:p>
@@ -21912,12 +26969,14 @@
           <w:bottom w:val="single" w:sz="8" w:space="4" w:color="1F3864"/>
         </w:pBdr>
       </w:pPr>
+      <w:bookmarkStart w:id="57" w:name="_Toc239114375"/>
       <w:r>
         <w:rPr>
           <w:szCs w:val="21"/>
         </w:rPr>
         <w:t>12. 비용 설계</w:t>
       </w:r>
+      <w:bookmarkEnd w:id="57"/>
     </w:p>
     <w:p>
       <w:pPr>
@@ -21994,19 +27053,22 @@
         <w:pStyle w:val="a0"/>
       </w:pPr>
       <w:r>
-        <w:t xml:space="preserve">단가는 AWS 공식 요금표 판본(2026-08-24)을 근거로 하며 3자 요약 사이트 수치를 쓰지 않습니다. 환율 1 USD 1,400원 기준에 민감도를 병기하고, 부가세 10%를 총계에 가산합니다.</w:t>
+        <w:t>단가는 AWS 공식 요금표 판본(2026-08-24)을 근거로 하며 3자 요약 사이트 수치를 쓰지 않습니다. 환율 1 USD 1,400원 기준에 민감도를 병기하고, 부가세 10%를 총계에 가산합니다.</w:t>
       </w:r>
     </w:p>
     <w:p>
       <w:pPr>
         <w:pStyle w:val="2"/>
       </w:pPr>
+      <w:bookmarkStart w:id="58" w:name="_Toc239114376"/>
       <w:r>
         <w:rPr>
           <w:szCs w:val="21"/>
         </w:rPr>
+        <w:lastRenderedPageBreak/>
         <w:t>12.1 상한과 실적</w:t>
       </w:r>
+      <w:bookmarkEnd w:id="58"/>
     </w:p>
     <w:p>
       <w:pPr>
@@ -22210,7 +27272,7 @@
               <w:spacing w:line="270" w:lineRule="auto"/>
             </w:pPr>
             <w:r>
-              <w:t xml:space="preserve">2026년 9월 계획</w:t>
+              <w:t>2026년 9월 계획</w:t>
             </w:r>
           </w:p>
         </w:tc>
@@ -22310,7 +27372,6 @@
               <w:spacing w:line="270" w:lineRule="auto"/>
             </w:pPr>
             <w:r>
-              <w:lastRenderedPageBreak/>
               <w:t>손익분기 환율</w:t>
             </w:r>
           </w:p>
@@ -22358,7 +27419,7 @@
         <w:pStyle w:val="a0"/>
       </w:pPr>
       <w:r>
-        <w:t xml:space="preserve">판정 기준을 바꾼 이유는 사실성입니다. 확정 구조는 어느 달력 월에도 730시간을 돌지 않으므로, 실현되지 않는 런레이트로 판정하면 판정이 사실을 말하지 못합니다.</w:t>
+        <w:t>판정 기준을 바꾼 이유는 사실성입니다. 확정 구조는 어느 달력 월에도 730시간을 돌지 않으므로, 실현되지 않는 런레이트로 판정하면 판정이 사실을 말하지 못합니다.</w:t>
       </w:r>
     </w:p>
     <w:p>
@@ -22366,19 +27427,21 @@
         <w:pStyle w:val="a0"/>
       </w:pPr>
       <w:r>
-        <w:t xml:space="preserve">상한의 정의는 그대로 둡니다. 크레딧 차감 전 총액 기준입니다. 크레딧 차감 후 실지출 기준으로 바꾸면 크레딧이 남는 동안 실지출이 0이라 상한이 아무것도 제약하지 않게 됩니다.</w:t>
+        <w:t>상한의 정의는 그대로 둡니다. 크레딧 차감 전 총액 기준입니다. 크레딧 차감 후 실지출 기준으로 바꾸면 크레딧이 남는 동안 실지출이 0이라 상한이 아무것도 제약하지 않게 됩니다.</w:t>
       </w:r>
     </w:p>
     <w:p>
       <w:pPr>
         <w:pStyle w:val="2"/>
       </w:pPr>
+      <w:bookmarkStart w:id="59" w:name="_Toc239114377"/>
       <w:r>
         <w:rPr>
           <w:szCs w:val="21"/>
         </w:rPr>
         <w:t>12.2 발표까지의 총계</w:t>
       </w:r>
+      <w:bookmarkEnd w:id="59"/>
     </w:p>
     <w:p>
       <w:pPr>
@@ -22595,19 +27658,21 @@
         <w:pStyle w:val="a0"/>
       </w:pPr>
       <w:r>
-        <w:t xml:space="preserve">크레딧 안에서 소진하고 발표 후 USD 24.68이 남습니다. 이 잔여는 미확인 항목(AZ 간 전송, SSM, ACM)을 0으로 둔 하한이라 실제 잔여는 이보다 적습니다. 발표 후 상시면을 계속 켜면 약 7일 만에 크레딧이 마르므로, 발표가 끝나면 증명면을 파기하고 상시면 유지 여부를 바로 결정합니다.</w:t>
+        <w:t>크레딧 안에서 소진하고 발표 후 USD 24.68이 남습니다. 이 잔여는 미확인 항목(AZ 간 전송, SSM, ACM)을 0으로 둔 하한이라 실제 잔여는 이보다 적습니다. 발표 후 상시면을 계속 켜면 약 7일 만에 크레딧이 마르므로, 발표가 끝나면 증명면을 파기하고 상시면 유지 여부를 바로 결정합니다.</w:t>
       </w:r>
     </w:p>
     <w:p>
       <w:pPr>
         <w:pStyle w:val="2"/>
       </w:pPr>
+      <w:bookmarkStart w:id="60" w:name="_Toc239114378"/>
       <w:r>
         <w:rPr>
           <w:szCs w:val="21"/>
         </w:rPr>
         <w:t>12.3 감축 순서와 잃는 증명 범위</w:t>
       </w:r>
+      <w:bookmarkEnd w:id="60"/>
     </w:p>
     <w:p>
       <w:pPr>
@@ -22634,6 +27699,7 @@
         <w:rPr>
           <w:color w:val="1F3864"/>
         </w:rPr>
+        <w:lastRenderedPageBreak/>
         <w:t>[표 35]</w:t>
       </w:r>
       <w:r>
@@ -22819,7 +27885,7 @@
               <w:spacing w:line="270" w:lineRule="auto"/>
             </w:pPr>
             <w:r>
-              <w:t xml:space="preserve">증명면 부하 창을 달력 월 45시간에서 환율표 가용치로</w:t>
+              <w:t>증명면 부하 창을 달력 월 45시간에서 환율표 가용치로</w:t>
             </w:r>
           </w:p>
         </w:tc>
@@ -22853,7 +27919,7 @@
               <w:spacing w:line="270" w:lineRule="auto"/>
             </w:pPr>
             <w:r>
-              <w:t xml:space="preserve">부하 회차 수. 상한 초과 시 자동 발동</w:t>
+              <w:t>부하 회차 수. 상한 초과 시 자동 발동</w:t>
             </w:r>
           </w:p>
         </w:tc>
@@ -23036,7 +28102,7 @@
               <w:spacing w:line="270" w:lineRule="auto"/>
             </w:pPr>
             <w:r>
-              <w:t xml:space="preserve">AZ 상실 내성. 증명 2의 핵심이라 최후 수단</w:t>
+              <w:t>AZ 상실 내성. 증명 2의 핵심이라 최후 수단</w:t>
             </w:r>
           </w:p>
         </w:tc>
@@ -23097,7 +28163,7 @@
               <w:spacing w:line="270" w:lineRule="auto"/>
             </w:pPr>
             <w:r>
-              <w:t xml:space="preserve">앱 이중화. 실질적으로 계획 포기</w:t>
+              <w:t>앱 이중화. 실질적으로 계획 포기</w:t>
             </w:r>
           </w:p>
         </w:tc>
@@ -23116,26 +28182,28 @@
         <w:rPr>
           <w:rFonts w:hint="eastAsia"/>
         </w:rPr>
-        <w:t xml:space="preserve">순위 1부터 3까지 전부 발동해도 회수액이 USD 8.55라, 미확인 항목이 월 USD 4를 넘게 붙으면 순위 3까지로는 막지 못합니다. 순위 4와 5는 이중화를 되돌리는 조치이고, 여기까지 가면 계획의 전제가 깨집니다. 그 전에 부하 창을 0으로 만들고 발표를 상시면 시연만으로 구성하는 편이 나으며, 그 경우 달력 월이 91,317원이 되어 1,450원 환율에서도 상한 안입니다.</w:t>
+        <w:t>순위 1부터 3까지 전부 발동해도 회수액이 USD 8.55라, 미확인 항목이 월 USD 4를 넘게 붙으면 순위 3까지로는 막지 못합니다. 순위 4와 5는 이중화를 되돌리는 조치이고, 여기까지 가면 계획의 전제가 깨집니다. 그 전에 부하 창을 0으로 만들고 발표를 상시면 시연만으로 구성하는 편이 나으며, 그 경우 달력 월이 91,317원이 되어 1,450원 환율에서도 상한 안입니다.</w:t>
       </w:r>
     </w:p>
     <w:p>
       <w:pPr>
         <w:pStyle w:val="2"/>
       </w:pPr>
+      <w:bookmarkStart w:id="61" w:name="_Toc239114379"/>
       <w:r>
         <w:rPr>
           <w:szCs w:val="21"/>
         </w:rPr>
         <w:t>12.4 관리형 서비스를 쓰지 않는 이유</w:t>
       </w:r>
+      <w:bookmarkEnd w:id="61"/>
     </w:p>
     <w:p>
       <w:pPr>
         <w:pStyle w:val="a0"/>
       </w:pPr>
       <w:r>
-        <w:t xml:space="preserve">관리형 DB를 쓰지 않는 이유는 비용 절감이 아니라 과제 자체입니다. 관리형은 페일오버 내부가 닫혀 있어 복제 링크에 커널 지연을 걸 수 없고 승격 로그도 볼 수 없습니다. 사람 개입 없는 승격을 판정하려면 승격 주체가 손 안에 있어야 합니다.</w:t>
+        <w:t>관리형 DB를 쓰지 않는 이유는 비용 절감이 아니라 과제 자체입니다. 관리형은 페일오버 내부가 닫혀 있어 복제 링크에 커널 지연을 걸 수 없고 승격 로그도 볼 수 없습니다. 사람 개입 없는 승격을 판정하려면 승격 주체가 손 안에 있어야 합니다.</w:t>
       </w:r>
     </w:p>
     <w:p>
@@ -23150,12 +28218,14 @@
       <w:pPr>
         <w:pStyle w:val="2"/>
       </w:pPr>
+      <w:bookmarkStart w:id="62" w:name="_Toc239114380"/>
       <w:r>
         <w:rPr>
           <w:szCs w:val="21"/>
         </w:rPr>
-        <w:t xml:space="preserve">12.5 미확정 항목</w:t>
-      </w:r>
+        <w:t>12.5 미확정 항목</w:t>
+      </w:r>
+      <w:bookmarkEnd w:id="62"/>
     </w:p>
     <w:p>
       <w:pPr>
@@ -23384,7 +28454,7 @@
               <w:spacing w:line="270" w:lineRule="auto"/>
             </w:pPr>
             <w:r>
-              <w:t xml:space="preserve">부하 첫 회차</w:t>
+              <w:t>부하 첫 회차</w:t>
             </w:r>
           </w:p>
         </w:tc>
@@ -23450,7 +28520,7 @@
               <w:spacing w:line="270" w:lineRule="auto"/>
             </w:pPr>
             <w:r>
-              <w:t xml:space="preserve">인터넷 아웃바운드 20GB/월</w:t>
+              <w:t>인터넷 아웃바운드 20GB/월</w:t>
             </w:r>
           </w:p>
         </w:tc>
@@ -23497,7 +28567,7 @@
               <w:spacing w:line="270" w:lineRule="auto"/>
             </w:pPr>
             <w:r>
-              <w:t xml:space="preserve">증명면 가동 90시간 (달력 월 45시간 배분)</w:t>
+              <w:t>증명면 가동 90시간 (달력 월 45시간 배분)</w:t>
             </w:r>
           </w:p>
         </w:tc>
@@ -23531,11 +28601,6 @@
         </w:tc>
       </w:tr>
     </w:tbl>
-    <w:p>
-      <w:pPr>
-        <w:pStyle w:val="AfterTable"/>
-      </w:pPr>
-    </w:p>
     <w:p>
       <w:pPr>
         <w:pStyle w:val="1"/>
@@ -23544,6 +28609,7 @@
           <w:bottom w:val="single" w:sz="8" w:space="4" w:color="1F3864"/>
         </w:pBdr>
       </w:pPr>
+      <w:bookmarkStart w:id="63" w:name="_Toc239114381"/>
       <w:r>
         <w:rPr>
           <w:szCs w:val="21"/>
@@ -23551,6 +28617,7 @@
         <w:lastRenderedPageBreak/>
         <w:t>13. 현재 Gap과 완료 기준</w:t>
       </w:r>
+      <w:bookmarkEnd w:id="63"/>
     </w:p>
     <w:p>
       <w:pPr>
@@ -23560,7 +28627,7 @@
         </w:pBdr>
       </w:pPr>
       <w:r>
-        <w:t xml:space="preserve">완료 여부는 작업을 했는가가 아니라, 사전에 정의한 Acceptance Criteria를 만족했는가로 판단합니다.</w:t>
+        <w:t>완료 여부는 작업을 했는가가 아니라, 사전에 정의한 Acceptance Criteria를 만족했는가로 판단합니다.</w:t>
       </w:r>
     </w:p>
     <w:p>
@@ -23568,7 +28635,7 @@
         <w:pStyle w:val="a0"/>
       </w:pPr>
       <w:r>
-        <w:t xml:space="preserve">현재 상태 열은 판정 상태가 아니라 역량의 성립 여부입니다. 완료 기준 열이 Acceptance Criteria이고, 증거 열이 그것을 무엇으로 확인하는지입니다.</w:t>
+        <w:t>현재 상태 열은 판정 상태가 아니라 역량의 성립 여부입니다. 완료 기준 열이 Acceptance Criteria이고, 증거 열이 그것을 무엇으로 확인하는지입니다.</w:t>
       </w:r>
     </w:p>
     <w:p>
@@ -23977,7 +29044,7 @@
               <w:rPr>
                 <w:szCs w:val="17"/>
               </w:rPr>
-              <w:t xml:space="preserve">계층 프로브 0건</w:t>
+              <w:t>계층 프로브 0건</w:t>
             </w:r>
           </w:p>
         </w:tc>
@@ -24013,7 +29080,7 @@
               <w:rPr>
                 <w:szCs w:val="17"/>
               </w:rPr>
-              <w:t xml:space="preserve">주입 장애 1건에서 세 프로브의 전이 시점이 갈리고 계층이 지목됨</w:t>
+              <w:t>주입 장애 1건에서 세 프로브의 전이 시점이 갈리고 계층이 지목됨</w:t>
             </w:r>
           </w:p>
         </w:tc>
@@ -24031,7 +29098,7 @@
               <w:rPr>
                 <w:szCs w:val="17"/>
               </w:rPr>
-              <w:t xml:space="preserve">프로브 시계열</w:t>
+              <w:t>프로브 시계열</w:t>
             </w:r>
           </w:p>
         </w:tc>
@@ -24235,7 +29302,7 @@
               <w:rPr>
                 <w:szCs w:val="17"/>
               </w:rPr>
-              <w:t xml:space="preserve">전건 verdict 파일 산출. E4 RTO 30초 이내, epoch 정확히 +1, 불변식 0행. 실행 평면을 결과에 기록</w:t>
+              <w:t>전건 verdict 파일 산출. E4 RTO 30초 이내, epoch 정확히 +1, 불변식 0행. 실행 평면을 결과에 기록</w:t>
             </w:r>
           </w:p>
         </w:tc>
@@ -24327,7 +29394,7 @@
               <w:rPr>
                 <w:szCs w:val="17"/>
               </w:rPr>
-              <w:t xml:space="preserve">tc netem 실험 작성</w:t>
+              <w:t>tc netem 실험 작성</w:t>
             </w:r>
           </w:p>
         </w:tc>
@@ -24457,7 +29524,7 @@
               <w:rPr>
                 <w:szCs w:val="17"/>
               </w:rPr>
-              <w:t xml:space="preserve">승격 후 데이터 손실 범위가 측정되고 불변식 0행</w:t>
+              <w:t>승격 후 데이터 손실 범위가 측정되고 불변식 0행</w:t>
             </w:r>
           </w:p>
         </w:tc>
@@ -24661,7 +29728,7 @@
               <w:rPr>
                 <w:szCs w:val="17"/>
               </w:rPr>
-              <w:t xml:space="preserve">무중단 롤링 배포</w:t>
+              <w:t>무중단 롤링 배포</w:t>
             </w:r>
           </w:p>
         </w:tc>
@@ -24679,7 +29746,7 @@
               <w:rPr>
                 <w:szCs w:val="17"/>
               </w:rPr>
-              <w:t xml:space="preserve">롤링 중 공개 API 오류율 0, 배포 후 불변식 0행</w:t>
+              <w:t>롤링 중 공개 API 오류율 0, 배포 후 불변식 0행</w:t>
             </w:r>
           </w:p>
         </w:tc>
@@ -24788,7 +29855,7 @@
               <w:rPr>
                 <w:szCs w:val="17"/>
               </w:rPr>
-              <w:t xml:space="preserve">복원 후 서비스 기동, 주요 데이터 존재, 불변식 0행</w:t>
+              <w:t>복원 후 서비스 기동, 주요 데이터 존재, 불변식 0행</w:t>
             </w:r>
           </w:p>
         </w:tc>
@@ -24829,7 +29896,8 @@
                 <w:bCs/>
                 <w:szCs w:val="17"/>
               </w:rPr>
-              <w:t xml:space="preserve">보안 하드닝</w:t>
+              <w:lastRenderedPageBreak/>
+              <w:t>보안 하드닝</w:t>
             </w:r>
           </w:p>
         </w:tc>
@@ -24883,7 +29951,7 @@
               <w:rPr>
                 <w:szCs w:val="17"/>
               </w:rPr>
-              <w:t xml:space="preserve">DB 롤 분리, 노출면 축소</w:t>
+              <w:t>DB 롤 분리, 노출면 축소</w:t>
             </w:r>
           </w:p>
         </w:tc>
@@ -24942,7 +30010,6 @@
                 <w:bCs/>
                 <w:szCs w:val="17"/>
               </w:rPr>
-              <w:lastRenderedPageBreak/>
               <w:t>MTTD 측정</w:t>
             </w:r>
           </w:p>
@@ -25176,23 +30243,27 @@
           <w:bottom w:val="single" w:sz="8" w:space="4" w:color="1F3864"/>
         </w:pBdr>
       </w:pPr>
+      <w:bookmarkStart w:id="64" w:name="_Toc239114382"/>
       <w:r>
         <w:rPr>
           <w:szCs w:val="21"/>
         </w:rPr>
         <w:t>14. 평가 지표와 최종 Scorecard</w:t>
       </w:r>
+      <w:bookmarkEnd w:id="64"/>
     </w:p>
     <w:p>
       <w:pPr>
         <w:pStyle w:val="2"/>
       </w:pPr>
+      <w:bookmarkStart w:id="65" w:name="_Toc239114383"/>
       <w:r>
         <w:rPr>
           <w:szCs w:val="21"/>
         </w:rPr>
         <w:t>14.1 지표 정의</w:t>
       </w:r>
+      <w:bookmarkEnd w:id="65"/>
     </w:p>
     <w:p>
       <w:pPr>
@@ -25562,7 +30633,7 @@
               <w:spacing w:line="270" w:lineRule="auto"/>
             </w:pPr>
             <w:r>
-              <w:t xml:space="preserve">계층 프로브 전이와 Runbook 기록</w:t>
+              <w:t>계층 프로브 전이와 Runbook 기록</w:t>
             </w:r>
           </w:p>
         </w:tc>
@@ -25609,7 +30680,7 @@
               <w:spacing w:line="270" w:lineRule="auto"/>
             </w:pPr>
             <w:r>
-              <w:t xml:space="preserve">명령 저널 결번, 멱등키당 주문 수</w:t>
+              <w:t>명령 저널 결번, 멱등키당 주문 수</w:t>
             </w:r>
           </w:p>
         </w:tc>
@@ -25642,7 +30713,7 @@
               <w:spacing w:line="270" w:lineRule="auto"/>
             </w:pPr>
             <w:r>
-              <w:t xml:space="preserve">불변식 26종 위반 행 수</w:t>
+              <w:t>불변식 26종 위반 행 수</w:t>
             </w:r>
           </w:p>
         </w:tc>
@@ -25656,7 +30727,7 @@
               <w:spacing w:line="270" w:lineRule="auto"/>
             </w:pPr>
             <w:r>
-              <w:t xml:space="preserve">불변식 SQL</w:t>
+              <w:t>불변식 SQL</w:t>
             </w:r>
           </w:p>
         </w:tc>
@@ -25687,6 +30758,7 @@
       <w:pPr>
         <w:pStyle w:val="2"/>
       </w:pPr>
+      <w:bookmarkStart w:id="66" w:name="_Toc239114384"/>
       <w:r>
         <w:rPr>
           <w:szCs w:val="21"/>
@@ -25694,6 +30766,7 @@
         <w:lastRenderedPageBreak/>
         <w:t>14.2 최종 Scorecard</w:t>
       </w:r>
+      <w:bookmarkEnd w:id="66"/>
     </w:p>
     <w:p>
       <w:pPr>
@@ -26968,6 +32041,7 @@
           <w:bottom w:val="single" w:sz="8" w:space="4" w:color="1F3864"/>
         </w:pBdr>
       </w:pPr>
+      <w:bookmarkStart w:id="67" w:name="_Toc239114385"/>
       <w:r>
         <w:rPr>
           <w:szCs w:val="21"/>
@@ -26975,6 +32049,7 @@
         <w:lastRenderedPageBreak/>
         <w:t>15. 일정</w:t>
       </w:r>
+      <w:bookmarkEnd w:id="67"/>
     </w:p>
     <w:p>
       <w:pPr>
@@ -27236,7 +32311,7 @@
               <w:spacing w:line="270" w:lineRule="auto"/>
             </w:pPr>
             <w:r>
-              <w:t xml:space="preserve">9월 중후반</w:t>
+              <w:t>9월 중후반</w:t>
             </w:r>
           </w:p>
         </w:tc>
@@ -27250,7 +32325,7 @@
               <w:spacing w:line="270" w:lineRule="auto"/>
             </w:pPr>
             <w:r>
-              <w:t xml:space="preserve">계층 프로브 배선, 하한 알람, Runbook 작성</w:t>
+              <w:t>계층 프로브 배선, 하한 알람, Runbook 작성</w:t>
             </w:r>
           </w:p>
         </w:tc>
@@ -27294,7 +32369,7 @@
               <w:spacing w:line="270" w:lineRule="auto"/>
             </w:pPr>
             <w:r>
-              <w:t xml:space="preserve">로그 중앙화, 보안 하드닝, 배포 자동화</w:t>
+              <w:t>로그 중앙화, 보안 하드닝, 배포 자동화</w:t>
             </w:r>
           </w:p>
         </w:tc>
@@ -27338,7 +32413,7 @@
               <w:spacing w:line="270" w:lineRule="auto"/>
             </w:pPr>
             <w:r>
-              <w:t xml:space="preserve">클라우드 Chaos 회차, E10 추가, 백업 복원 시험</w:t>
+              <w:t>클라우드 Chaos 회차, E10 추가, 백업 복원 시험</w:t>
             </w:r>
           </w:p>
         </w:tc>
@@ -27465,7 +32540,7 @@
         <w:pStyle w:val="a0"/>
       </w:pPr>
       <w:r>
-        <w:t xml:space="preserve">밀렸을 때 잘라낼 순서를 미리 정합니다. 애플리케이션 계층 실험부터 뺍니다. 계층 프로브와 커널 계층 주입은 자르지 않습니다. Q1에 답하는 직접적인 수단이기 때문입니다.</w:t>
+        <w:t>밀렸을 때 잘라낼 순서를 미리 정합니다. 애플리케이션 계층 실험부터 뺍니다. 계층 프로브와 커널 계층 주입은 자르지 않습니다. Q1에 답하는 직접적인 수단이기 때문입니다.</w:t>
       </w:r>
     </w:p>
     <w:p>
@@ -27475,23 +32550,27 @@
           <w:bottom w:val="single" w:sz="8" w:space="4" w:color="1F3864"/>
         </w:pBdr>
       </w:pPr>
+      <w:bookmarkStart w:id="68" w:name="_Toc239114386"/>
       <w:r>
         <w:rPr>
           <w:szCs w:val="21"/>
         </w:rPr>
         <w:t>16. 산출물과 시연</w:t>
       </w:r>
+      <w:bookmarkEnd w:id="68"/>
     </w:p>
     <w:p>
       <w:pPr>
         <w:pStyle w:val="2"/>
       </w:pPr>
+      <w:bookmarkStart w:id="69" w:name="_Toc239114387"/>
       <w:r>
         <w:rPr>
           <w:szCs w:val="21"/>
         </w:rPr>
         <w:t>16.1 산출물</w:t>
       </w:r>
+      <w:bookmarkEnd w:id="69"/>
     </w:p>
     <w:p>
       <w:pPr>
@@ -27550,7 +32629,7 @@
         </w:numPr>
       </w:pPr>
       <w:r>
-        <w:t xml:space="preserve">원장 불변식 26종</w:t>
+        <w:t>원장 불변식 26종</w:t>
       </w:r>
     </w:p>
     <w:p>
@@ -27593,6 +32672,7 @@
       <w:pPr>
         <w:pStyle w:val="2"/>
       </w:pPr>
+      <w:bookmarkStart w:id="70" w:name="_Toc239114388"/>
       <w:r>
         <w:rPr>
           <w:szCs w:val="21"/>
@@ -27600,6 +32680,7 @@
         <w:lastRenderedPageBreak/>
         <w:t>16.2 시연 시나리오</w:t>
       </w:r>
+      <w:bookmarkEnd w:id="70"/>
     </w:p>
     <w:p>
       <w:pPr>
@@ -27610,10 +32691,16 @@
       </w:pPr>
       <w:r>
         <w:t>정상 상태 확인 -&gt; 장애 주입 -&gt; Alert -&gt; 계층 판별</w:t>
+      </w:r>
+      <w:r>
         <w:br/>
         <w:t>-&gt; Runbook 실행 -&gt; 자동복구 또는 운영자 조치 -&gt; 서비스 복구 확인</w:t>
+      </w:r>
+      <w:r>
         <w:br/>
-        <w:t xml:space="preserve">-&gt; Transaction 정상 확인 -&gt; Ledger 불변식 검사</w:t>
+        <w:t>-&gt; Transaction 정상 확인 -&gt; Ledger 불변식 검사</w:t>
+      </w:r>
+      <w:r>
         <w:br/>
         <w:t xml:space="preserve">-&gt; MTTD / MTTR / RTO / RPO 확인 -&gt; </w:t>
       </w:r>
@@ -27675,12 +32762,14 @@
           <w:bottom w:val="single" w:sz="8" w:space="4" w:color="1F3864"/>
         </w:pBdr>
       </w:pPr>
+      <w:bookmarkStart w:id="71" w:name="_Toc239114389"/>
       <w:r>
         <w:rPr>
           <w:szCs w:val="21"/>
         </w:rPr>
         <w:t>부록 A. 규모 실측</w:t>
       </w:r>
+      <w:bookmarkEnd w:id="71"/>
     </w:p>
     <w:p>
       <w:pPr>
@@ -28018,7 +33107,7 @@
               <w:spacing w:line="270" w:lineRule="auto"/>
             </w:pPr>
             <w:r>
-              <w:t xml:space="preserve">PL/pgSQL 함수</w:t>
+              <w:t>PL/pgSQL 함수</w:t>
             </w:r>
           </w:p>
         </w:tc>
@@ -28051,7 +33140,7 @@
               <w:spacing w:line="270" w:lineRule="auto"/>
             </w:pPr>
             <w:r>
-              <w:t xml:space="preserve">REST 엔드포인트</w:t>
+              <w:t>REST 엔드포인트</w:t>
             </w:r>
           </w:p>
         </w:tc>
@@ -28084,7 +33173,7 @@
               <w:spacing w:line="270" w:lineRule="auto"/>
             </w:pPr>
             <w:r>
-              <w:t xml:space="preserve">웹 page 라우트</w:t>
+              <w:t>웹 page 라우트</w:t>
             </w:r>
           </w:p>
         </w:tc>
@@ -28281,6 +33370,7 @@
           <w:bottom w:val="single" w:sz="8" w:space="4" w:color="1F3864"/>
         </w:pBdr>
       </w:pPr>
+      <w:bookmarkStart w:id="72" w:name="_Toc239114390"/>
       <w:r>
         <w:rPr>
           <w:szCs w:val="21"/>
@@ -28288,6 +33378,7 @@
         <w:lastRenderedPageBreak/>
         <w:t>부록 B. 기술 스택과 선정 이유</w:t>
       </w:r>
+      <w:bookmarkEnd w:id="72"/>
     </w:p>
     <w:p>
       <w:pPr>
@@ -28610,7 +33701,7 @@
               <w:spacing w:line="270" w:lineRule="auto"/>
             </w:pPr>
             <w:r>
-              <w:t xml:space="preserve">크레딧 보유. 요금표 판본으로 단가 근거 확보 가능</w:t>
+              <w:t>크레딧 보유. 요금표 판본으로 단가 근거 확보 가능</w:t>
             </w:r>
           </w:p>
         </w:tc>
@@ -28704,7 +33795,7 @@
               <w:spacing w:line="270" w:lineRule="auto"/>
             </w:pPr>
             <w:r>
-              <w:t xml:space="preserve">readiness 프로브 기반 라우팅을 별도 구현 없이 사용</w:t>
+              <w:t>readiness 프로브 기반 라우팅을 별도 구현 없이 사용</w:t>
             </w:r>
           </w:p>
         </w:tc>
@@ -28798,7 +33889,7 @@
               <w:spacing w:line="270" w:lineRule="auto"/>
             </w:pPr>
             <w:r>
-              <w:t xml:space="preserve">판정 술어를 직접 소유해야 판정기 결함을 잡을 수 있음</w:t>
+              <w:t>판정 술어를 직접 소유해야 판정기 결함을 잡을 수 있음</w:t>
             </w:r>
           </w:p>
         </w:tc>
@@ -28831,7 +33922,7 @@
               <w:spacing w:line="270" w:lineRule="auto"/>
             </w:pPr>
             <w:r>
-              <w:t xml:space="preserve">SQL 불변식 26종</w:t>
+              <w:t>SQL 불변식 26종</w:t>
             </w:r>
           </w:p>
         </w:tc>
@@ -28861,8 +33952,15 @@
         <w:pStyle w:val="a0"/>
       </w:pPr>
       <w:r>
-        <w:t xml:space="preserve">런타임 외부 API 의존이 0건입니다. 외부 데이터 수집은 시드 단계에서만 하고 결과를 저장소에 내재화했습니다. 외부 서비스 장애가 거래소 런타임에 영향을 주지 않습니다.</w:t>
-      </w:r>
+        <w:t>런타임 외부 API 의존이 0건입니다. 외부 데이터 수집은 시드 단계에서만 하고 결과를 저장소에 내재화했습니다. 외부 서비스 장애가 거래소 런타임에 영향을 주지 않습니다.</w:t>
+      </w:r>
+    </w:p>
+    <w:p>
+      <w:pPr>
+        <w:rPr>
+          <w:color w:val="1A1A1A"/>
+        </w:rPr>
+      </w:pPr>
     </w:p>
     <w:sectPr>
       <w:headerReference w:type="default" r:id="rId21"/>
@@ -29829,6 +34927,7 @@
   <w:style w:type="paragraph" w:styleId="10">
     <w:name w:val="toc 1"/>
     <w:basedOn w:val="a"/>
+    <w:uiPriority w:val="39"/>
     <w:qFormat/>
     <w:pPr>
       <w:tabs>
@@ -29844,6 +34943,7 @@
   <w:style w:type="paragraph" w:styleId="20">
     <w:name w:val="toc 2"/>
     <w:basedOn w:val="a"/>
+    <w:uiPriority w:val="39"/>
     <w:qFormat/>
     <w:pPr>
       <w:tabs>
@@ -30079,6 +35179,17 @@
       <w:color w:val="666666"/>
       <w:sz w:val="17"/>
       <w:szCs w:val="17"/>
+    </w:rPr>
+  </w:style>
+  <w:style w:type="character" w:styleId="a8">
+    <w:name w:val="Hyperlink"/>
+    <w:basedOn w:val="a1"/>
+    <w:uiPriority w:val="99"/>
+    <w:unhideWhenUsed/>
+    <w:rsid w:val="000A4701"/>
+    <w:rPr>
+      <w:color w:val="467886" w:themeColor="hyperlink"/>
+      <w:u w:val="single"/>
     </w:rPr>
   </w:style>
 </w:styles>
